--- a/spring/Spring notes.docx
+++ b/spring/Spring notes.docx
@@ -21,187 +21,69 @@
           <w:b/>
           <w:bCs/>
         </w:rPr>
-        <w:t xml:space="preserve">,Spring </w:t>
-      </w:r>
-      <w:proofErr w:type="spellStart"/>
+        <w:t>,Spring Framework,Spring core features,spring jdbc over jdbc</w:t>
+      </w:r>
       <w:r>
         <w:rPr>
           <w:b/>
           <w:bCs/>
         </w:rPr>
-        <w:t>Framework,Spring</w:t>
-      </w:r>
-      <w:proofErr w:type="spellEnd"/>
+        <w:t>, Spring Container and configuration, beans</w:t>
+      </w:r>
       <w:r>
         <w:rPr>
           <w:b/>
           <w:bCs/>
         </w:rPr>
-        <w:t xml:space="preserve"> core </w:t>
-      </w:r>
-      <w:proofErr w:type="spellStart"/>
-      <w:r>
+        <w:t xml:space="preserve">, Spring context </w:t>
+      </w:r>
+    </w:p>
+    <w:p>
+      <w:pPr>
         <w:rPr>
           <w:b/>
           <w:bCs/>
         </w:rPr>
-        <w:t>features,spring</w:t>
-      </w:r>
-      <w:proofErr w:type="spellEnd"/>
-      <w:r>
+      </w:pPr>
+    </w:p>
+    <w:p>
+      <w:pPr>
         <w:rPr>
           <w:b/>
           <w:bCs/>
         </w:rPr>
-        <w:t xml:space="preserve"> </w:t>
-      </w:r>
-      <w:proofErr w:type="spellStart"/>
+      </w:pPr>
       <w:r>
         <w:rPr>
           <w:b/>
           <w:bCs/>
         </w:rPr>
-        <w:t>jdbc</w:t>
-      </w:r>
-      <w:proofErr w:type="spellEnd"/>
-      <w:r>
+        <w:t>Q. Important Anotation of Springboot?</w:t>
+      </w:r>
+    </w:p>
+    <w:p>
+      <w:r>
+        <w:t>-&gt; combo of three-&gt; configuration, componentScan, EnableAutoConfiguration</w:t>
+      </w:r>
+    </w:p>
+    <w:p/>
+    <w:p/>
+    <w:p>
+      <w:pPr>
         <w:rPr>
           <w:b/>
           <w:bCs/>
         </w:rPr>
-        <w:t xml:space="preserve"> over </w:t>
-      </w:r>
-      <w:proofErr w:type="spellStart"/>
+      </w:pPr>
+      <w:r>
+        <w:t xml:space="preserve">Q </w:t>
+      </w:r>
       <w:r>
         <w:rPr>
           <w:b/>
           <w:bCs/>
         </w:rPr>
-        <w:t>jdbc</w:t>
-      </w:r>
-      <w:proofErr w:type="spellEnd"/>
-      <w:r>
-        <w:rPr>
-          <w:b/>
-          <w:bCs/>
-        </w:rPr>
-        <w:t>, Spring Container and configuration, beans</w:t>
-      </w:r>
-      <w:r>
-        <w:rPr>
-          <w:b/>
-          <w:bCs/>
-        </w:rPr>
-        <w:t xml:space="preserve">, Spring context </w:t>
-      </w:r>
-    </w:p>
-    <w:p>
-      <w:pPr>
-        <w:rPr>
-          <w:b/>
-          <w:bCs/>
-        </w:rPr>
-      </w:pPr>
-    </w:p>
-    <w:p>
-      <w:pPr>
-        <w:rPr>
-          <w:b/>
-          <w:bCs/>
-        </w:rPr>
-      </w:pPr>
-      <w:r>
-        <w:rPr>
-          <w:b/>
-          <w:bCs/>
-        </w:rPr>
-        <w:t xml:space="preserve">Q. Important </w:t>
-      </w:r>
-      <w:proofErr w:type="spellStart"/>
-      <w:r>
-        <w:rPr>
-          <w:b/>
-          <w:bCs/>
-        </w:rPr>
-        <w:t>Anotation</w:t>
-      </w:r>
-      <w:proofErr w:type="spellEnd"/>
-      <w:r>
-        <w:rPr>
-          <w:b/>
-          <w:bCs/>
-        </w:rPr>
-        <w:t xml:space="preserve"> of </w:t>
-      </w:r>
-      <w:proofErr w:type="spellStart"/>
-      <w:r>
-        <w:rPr>
-          <w:b/>
-          <w:bCs/>
-        </w:rPr>
-        <w:t>Springboot</w:t>
-      </w:r>
-      <w:proofErr w:type="spellEnd"/>
-      <w:r>
-        <w:rPr>
-          <w:b/>
-          <w:bCs/>
-        </w:rPr>
-        <w:t>?</w:t>
-      </w:r>
-    </w:p>
-    <w:p>
-      <w:r>
-        <w:t xml:space="preserve">-&gt; combo of three-&gt; configuration, </w:t>
-      </w:r>
-      <w:proofErr w:type="spellStart"/>
-      <w:r>
-        <w:t>componentScan</w:t>
-      </w:r>
-      <w:proofErr w:type="spellEnd"/>
-      <w:r>
-        <w:t xml:space="preserve">, </w:t>
-      </w:r>
-      <w:proofErr w:type="spellStart"/>
-      <w:r>
-        <w:t>EnableAutoConfiguration</w:t>
-      </w:r>
-      <w:proofErr w:type="spellEnd"/>
-    </w:p>
-    <w:p/>
-    <w:p/>
-    <w:p>
-      <w:pPr>
-        <w:rPr>
-          <w:b/>
-          <w:bCs/>
-        </w:rPr>
-      </w:pPr>
-      <w:r>
-        <w:t xml:space="preserve">Q </w:t>
-      </w:r>
-      <w:r>
-        <w:rPr>
-          <w:b/>
-          <w:bCs/>
-        </w:rPr>
-        <w:t xml:space="preserve">What is </w:t>
-      </w:r>
-      <w:proofErr w:type="spellStart"/>
-      <w:r>
-        <w:rPr>
-          <w:b/>
-          <w:bCs/>
-        </w:rPr>
-        <w:t>EnableAutoConfiguration</w:t>
-      </w:r>
-      <w:proofErr w:type="spellEnd"/>
-      <w:r>
-        <w:rPr>
-          <w:b/>
-          <w:bCs/>
-        </w:rPr>
-        <w:t>?</w:t>
+        <w:t>What is EnableAutoConfiguration?</w:t>
       </w:r>
     </w:p>
     <w:p>
@@ -223,65 +105,8 @@
           <w:sz w:val="24"/>
           <w:szCs w:val="24"/>
         </w:rPr>
-        <w:t xml:space="preserve">On Which basis </w:t>
-      </w:r>
-      <w:proofErr w:type="spellStart"/>
-      <w:r>
-        <w:rPr>
-          <w:sz w:val="24"/>
-          <w:szCs w:val="24"/>
-        </w:rPr>
-        <w:t>AutoConfiguration</w:t>
-      </w:r>
-      <w:proofErr w:type="spellEnd"/>
-      <w:r>
-        <w:rPr>
-          <w:sz w:val="24"/>
-          <w:szCs w:val="24"/>
-        </w:rPr>
-        <w:t xml:space="preserve"> will be done -&gt; based on class path-&gt; Dependencies inside Class Paths will be </w:t>
-      </w:r>
-      <w:proofErr w:type="spellStart"/>
-      <w:r>
-        <w:rPr>
-          <w:sz w:val="24"/>
-          <w:szCs w:val="24"/>
-        </w:rPr>
-        <w:t>Sccaned</w:t>
-      </w:r>
-      <w:proofErr w:type="spellEnd"/>
-      <w:r>
-        <w:rPr>
-          <w:sz w:val="24"/>
-          <w:szCs w:val="24"/>
-        </w:rPr>
-        <w:t xml:space="preserve"> -&gt; based on that condition </w:t>
-      </w:r>
-      <w:proofErr w:type="spellStart"/>
-      <w:r>
-        <w:rPr>
-          <w:sz w:val="24"/>
-          <w:szCs w:val="24"/>
-        </w:rPr>
-        <w:t>AutoConfiguration</w:t>
-      </w:r>
-      <w:proofErr w:type="spellEnd"/>
-      <w:r>
-        <w:rPr>
-          <w:sz w:val="24"/>
-          <w:szCs w:val="24"/>
-        </w:rPr>
-        <w:t xml:space="preserve"> will </w:t>
-      </w:r>
-      <w:proofErr w:type="spellStart"/>
-      <w:r>
-        <w:rPr>
-          <w:sz w:val="24"/>
-          <w:szCs w:val="24"/>
-        </w:rPr>
-        <w:t>triger</w:t>
-      </w:r>
-      <w:proofErr w:type="spellEnd"/>
+        <w:t>On Which basis AutoConfiguration will be done -&gt; based on class path-&gt; Dependencies inside Class Paths will be Sccaned -&gt; based on that condition AutoConfiguration will triger</w:t>
+      </w:r>
     </w:p>
     <w:p>
       <w:pPr>
@@ -328,21 +153,12 @@
         </w:rPr>
         <w:t xml:space="preserve">-&gt; </w:t>
       </w:r>
-      <w:proofErr w:type="spellStart"/>
-      <w:r>
-        <w:rPr>
-          <w:sz w:val="24"/>
-          <w:szCs w:val="24"/>
-        </w:rPr>
-        <w:t>ProjectNameApplication</w:t>
-      </w:r>
-      <w:proofErr w:type="spellEnd"/>
-      <w:r>
-        <w:rPr>
-          <w:sz w:val="24"/>
-          <w:szCs w:val="24"/>
-        </w:rPr>
-        <w:t xml:space="preserve"> -&gt; project name + add Application in last</w:t>
+      <w:r>
+        <w:rPr>
+          <w:sz w:val="24"/>
+          <w:szCs w:val="24"/>
+        </w:rPr>
+        <w:t>ProjectNameApplication -&gt; project name + add Application in last</w:t>
       </w:r>
     </w:p>
     <w:p>
@@ -367,6 +183,428 @@
         </w:rPr>
         <w:t>Component Scan -&gt; By Default Scan the Root Package</w:t>
       </w:r>
+    </w:p>
+    <w:p>
+      <w:pPr>
+        <w:rPr>
+          <w:sz w:val="24"/>
+          <w:szCs w:val="24"/>
+        </w:rPr>
+      </w:pPr>
+    </w:p>
+    <w:p>
+      <w:pPr>
+        <w:rPr>
+          <w:sz w:val="24"/>
+          <w:szCs w:val="24"/>
+        </w:rPr>
+      </w:pPr>
+      <w:r>
+        <w:rPr>
+          <w:sz w:val="24"/>
+          <w:szCs w:val="24"/>
+        </w:rPr>
+        <w:t xml:space="preserve">Types of Injection </w:t>
+      </w:r>
+    </w:p>
+    <w:p>
+      <w:pPr>
+        <w:rPr>
+          <w:sz w:val="24"/>
+          <w:szCs w:val="24"/>
+        </w:rPr>
+      </w:pPr>
+      <w:r>
+        <w:rPr>
+          <w:sz w:val="24"/>
+          <w:szCs w:val="24"/>
+        </w:rPr>
+        <w:t xml:space="preserve">Constructor Injection -&gt; </w:t>
+      </w:r>
+    </w:p>
+    <w:p>
+      <w:pPr>
+        <w:rPr>
+          <w:sz w:val="24"/>
+          <w:szCs w:val="24"/>
+        </w:rPr>
+      </w:pPr>
+      <w:r>
+        <w:rPr>
+          <w:sz w:val="24"/>
+          <w:szCs w:val="24"/>
+        </w:rPr>
+        <w:t>Setter injection -&gt;</w:t>
+      </w:r>
+    </w:p>
+    <w:p>
+      <w:pPr>
+        <w:rPr>
+          <w:sz w:val="24"/>
+          <w:szCs w:val="24"/>
+        </w:rPr>
+      </w:pPr>
+      <w:r>
+        <w:rPr>
+          <w:sz w:val="24"/>
+          <w:szCs w:val="24"/>
+        </w:rPr>
+        <w:t xml:space="preserve">Field injection -&gt; </w:t>
+      </w:r>
+    </w:p>
+    <w:p>
+      <w:pPr>
+        <w:rPr>
+          <w:sz w:val="24"/>
+          <w:szCs w:val="24"/>
+        </w:rPr>
+      </w:pPr>
+    </w:p>
+    <w:p>
+      <w:pPr>
+        <w:rPr>
+          <w:sz w:val="24"/>
+          <w:szCs w:val="24"/>
+        </w:rPr>
+      </w:pPr>
+    </w:p>
+    <w:p>
+      <w:pPr>
+        <w:rPr>
+          <w:sz w:val="24"/>
+          <w:szCs w:val="24"/>
+        </w:rPr>
+      </w:pPr>
+    </w:p>
+    <w:p>
+      <w:pPr>
+        <w:rPr>
+          <w:sz w:val="24"/>
+          <w:szCs w:val="24"/>
+        </w:rPr>
+      </w:pPr>
+    </w:p>
+    <w:p>
+      <w:pPr>
+        <w:rPr>
+          <w:sz w:val="24"/>
+          <w:szCs w:val="24"/>
+        </w:rPr>
+      </w:pPr>
+    </w:p>
+    <w:p>
+      <w:pPr>
+        <w:rPr>
+          <w:sz w:val="24"/>
+          <w:szCs w:val="24"/>
+        </w:rPr>
+      </w:pPr>
+    </w:p>
+    <w:p>
+      <w:pPr>
+        <w:rPr>
+          <w:sz w:val="24"/>
+          <w:szCs w:val="24"/>
+        </w:rPr>
+      </w:pPr>
+    </w:p>
+    <w:p>
+      <w:pPr>
+        <w:rPr>
+          <w:sz w:val="24"/>
+          <w:szCs w:val="24"/>
+        </w:rPr>
+      </w:pPr>
+    </w:p>
+    <w:p>
+      <w:pPr>
+        <w:rPr>
+          <w:sz w:val="24"/>
+          <w:szCs w:val="24"/>
+        </w:rPr>
+      </w:pPr>
+      <w:r>
+        <w:rPr>
+          <w:sz w:val="24"/>
+          <w:szCs w:val="24"/>
+        </w:rPr>
+        <w:t>&lt;?xml version="1.0" encoding="UTF-8"?&gt;</w:t>
+      </w:r>
+      <w:r>
+        <w:rPr>
+          <w:sz w:val="24"/>
+          <w:szCs w:val="24"/>
+        </w:rPr>
+        <w:br/>
+        <w:t>&lt;beans xmlns="http://www.springframework.org/schema/beans"</w:t>
+      </w:r>
+      <w:r>
+        <w:rPr>
+          <w:sz w:val="24"/>
+          <w:szCs w:val="24"/>
+        </w:rPr>
+        <w:br/>
+      </w:r>
+      <w:r>
+        <w:rPr>
+          <w:sz w:val="24"/>
+          <w:szCs w:val="24"/>
+        </w:rPr>
+        <w:lastRenderedPageBreak/>
+        <w:t xml:space="preserve">       xmlns:xsi="http://www.w3.org/2001/XMLSchema-instance"</w:t>
+      </w:r>
+      <w:r>
+        <w:rPr>
+          <w:sz w:val="24"/>
+          <w:szCs w:val="24"/>
+        </w:rPr>
+        <w:br/>
+        <w:t xml:space="preserve">       xsi:schemaLocation="</w:t>
+      </w:r>
+      <w:r>
+        <w:rPr>
+          <w:sz w:val="24"/>
+          <w:szCs w:val="24"/>
+        </w:rPr>
+        <w:br/>
+        <w:t xml:space="preserve">        http://www.springframework.org/schema/beans http://www.springframework.org/schema/beans/spring-beans.xsd"&gt;</w:t>
+      </w:r>
+      <w:r>
+        <w:rPr>
+          <w:sz w:val="24"/>
+          <w:szCs w:val="24"/>
+        </w:rPr>
+        <w:br/>
+      </w:r>
+      <w:r>
+        <w:rPr>
+          <w:sz w:val="24"/>
+          <w:szCs w:val="24"/>
+        </w:rPr>
+        <w:br/>
+        <w:t xml:space="preserve">    &lt;!-- bean definitions here --&gt;</w:t>
+      </w:r>
+      <w:r>
+        <w:rPr>
+          <w:sz w:val="24"/>
+          <w:szCs w:val="24"/>
+        </w:rPr>
+        <w:br/>
+        <w:t xml:space="preserve">    // after main code came here -&gt; create the obj of engine and car</w:t>
+      </w:r>
+      <w:r>
+        <w:rPr>
+          <w:sz w:val="24"/>
+          <w:szCs w:val="24"/>
+        </w:rPr>
+        <w:br/>
+        <w:t xml:space="preserve">    &lt;bean id="e" class="com.core.concepts.engine"&gt;</w:t>
+      </w:r>
+      <w:r>
+        <w:rPr>
+          <w:sz w:val="24"/>
+          <w:szCs w:val="24"/>
+        </w:rPr>
+        <w:br/>
+      </w:r>
+      <w:r>
+        <w:rPr>
+          <w:sz w:val="24"/>
+          <w:szCs w:val="24"/>
+        </w:rPr>
+        <w:br/>
+        <w:t xml:space="preserve">    &lt;/bean&gt;</w:t>
+      </w:r>
+      <w:r>
+        <w:rPr>
+          <w:sz w:val="24"/>
+          <w:szCs w:val="24"/>
+        </w:rPr>
+        <w:br/>
+      </w:r>
+      <w:r>
+        <w:rPr>
+          <w:sz w:val="24"/>
+          <w:szCs w:val="24"/>
+        </w:rPr>
+        <w:br/>
+        <w:t xml:space="preserve">    &lt;bean id="car" class="com.core.concepts.car"&gt;</w:t>
+      </w:r>
+      <w:r>
+        <w:rPr>
+          <w:sz w:val="24"/>
+          <w:szCs w:val="24"/>
+        </w:rPr>
+        <w:br/>
+        <w:t>&lt;!--        information for injection --&gt;</w:t>
+      </w:r>
+      <w:r>
+        <w:rPr>
+          <w:sz w:val="24"/>
+          <w:szCs w:val="24"/>
+        </w:rPr>
+        <w:br/>
+        <w:t>&lt;!--        property tag means -&gt;  when you create car</w:t>
+      </w:r>
+      <w:r>
+        <w:rPr>
+          <w:sz w:val="24"/>
+          <w:szCs w:val="24"/>
+        </w:rPr>
+        <w:br/>
+        <w:t>object so  what you have to do you have to set the engine</w:t>
+      </w:r>
+      <w:r>
+        <w:rPr>
+          <w:sz w:val="24"/>
+          <w:szCs w:val="24"/>
+        </w:rPr>
+        <w:br/>
+        <w:t xml:space="preserve"> e there -&gt; and this is called setter injection --&gt;</w:t>
+      </w:r>
+      <w:r>
+        <w:rPr>
+          <w:sz w:val="24"/>
+          <w:szCs w:val="24"/>
+        </w:rPr>
+        <w:br/>
+        <w:t xml:space="preserve">        &lt;property name="e" ref="e"  /&gt;</w:t>
+      </w:r>
+      <w:r>
+        <w:rPr>
+          <w:sz w:val="24"/>
+          <w:szCs w:val="24"/>
+        </w:rPr>
+        <w:br/>
+        <w:t xml:space="preserve">    &lt;/bean&gt;</w:t>
+      </w:r>
+    </w:p>
+    <w:p>
+      <w:pPr>
+        <w:rPr>
+          <w:sz w:val="24"/>
+          <w:szCs w:val="24"/>
+        </w:rPr>
+      </w:pPr>
+    </w:p>
+    <w:p>
+      <w:pPr>
+        <w:rPr>
+          <w:sz w:val="24"/>
+          <w:szCs w:val="24"/>
+        </w:rPr>
+      </w:pPr>
+    </w:p>
+    <w:p>
+      <w:pPr>
+        <w:rPr>
+          <w:sz w:val="24"/>
+          <w:szCs w:val="24"/>
+        </w:rPr>
+      </w:pPr>
+    </w:p>
+    <w:p>
+      <w:pPr>
+        <w:rPr>
+          <w:sz w:val="24"/>
+          <w:szCs w:val="24"/>
+        </w:rPr>
+      </w:pPr>
+      <w:r>
+        <w:rPr>
+          <w:sz w:val="24"/>
+          <w:szCs w:val="24"/>
+        </w:rPr>
+        <w:t xml:space="preserve">PROBLEM WITH MANUAL  CONFIG </w:t>
+      </w:r>
+    </w:p>
+    <w:p>
+      <w:pPr>
+        <w:pStyle w:val="ListParagraph"/>
+        <w:numPr>
+          <w:ilvl w:val="0"/>
+          <w:numId w:val="1"/>
+        </w:numPr>
+        <w:rPr>
+          <w:sz w:val="24"/>
+          <w:szCs w:val="24"/>
+        </w:rPr>
+      </w:pPr>
+      <w:r>
+        <w:rPr>
+          <w:sz w:val="24"/>
+          <w:szCs w:val="24"/>
+        </w:rPr>
+        <w:t>HARD TO ADD BEANS</w:t>
+      </w:r>
+    </w:p>
+    <w:p>
+      <w:pPr>
+        <w:pStyle w:val="ListParagraph"/>
+        <w:numPr>
+          <w:ilvl w:val="0"/>
+          <w:numId w:val="1"/>
+        </w:numPr>
+        <w:rPr>
+          <w:sz w:val="24"/>
+          <w:szCs w:val="24"/>
+        </w:rPr>
+      </w:pPr>
+      <w:r>
+        <w:rPr>
+          <w:sz w:val="24"/>
+          <w:szCs w:val="24"/>
+        </w:rPr>
+        <w:t>BOILER PLATE CODE</w:t>
+      </w:r>
+    </w:p>
+    <w:p>
+      <w:pPr>
+        <w:pStyle w:val="ListParagraph"/>
+        <w:numPr>
+          <w:ilvl w:val="0"/>
+          <w:numId w:val="1"/>
+        </w:numPr>
+        <w:rPr>
+          <w:sz w:val="24"/>
+          <w:szCs w:val="24"/>
+        </w:rPr>
+      </w:pPr>
+      <w:r>
+        <w:rPr>
+          <w:sz w:val="24"/>
+          <w:szCs w:val="24"/>
+        </w:rPr>
+        <w:t>ERROR PRONE</w:t>
+      </w:r>
+    </w:p>
+    <w:p>
+      <w:pPr>
+        <w:pStyle w:val="ListParagraph"/>
+        <w:numPr>
+          <w:ilvl w:val="0"/>
+          <w:numId w:val="1"/>
+        </w:numPr>
+        <w:rPr>
+          <w:sz w:val="24"/>
+          <w:szCs w:val="24"/>
+        </w:rPr>
+      </w:pPr>
+      <w:r>
+        <w:rPr>
+          <w:sz w:val="24"/>
+          <w:szCs w:val="24"/>
+        </w:rPr>
+        <w:t>NOT SCALABLE</w:t>
+      </w:r>
+    </w:p>
+    <w:p>
+      <w:pPr>
+        <w:rPr>
+          <w:sz w:val="24"/>
+          <w:szCs w:val="24"/>
+        </w:rPr>
+      </w:pPr>
     </w:p>
     <w:p>
       <w:pPr>

--- a/spring/Spring notes.docx
+++ b/spring/Spring notes.docx
@@ -21,8 +21,65 @@
           <w:b/>
           <w:bCs/>
         </w:rPr>
-        <w:t>,Spring Framework,Spring core features,spring jdbc over jdbc</w:t>
-      </w:r>
+        <w:t xml:space="preserve">,Spring </w:t>
+      </w:r>
+      <w:proofErr w:type="spellStart"/>
+      <w:r>
+        <w:rPr>
+          <w:b/>
+          <w:bCs/>
+        </w:rPr>
+        <w:t>Framework,Spring</w:t>
+      </w:r>
+      <w:proofErr w:type="spellEnd"/>
+      <w:r>
+        <w:rPr>
+          <w:b/>
+          <w:bCs/>
+        </w:rPr>
+        <w:t xml:space="preserve"> core </w:t>
+      </w:r>
+      <w:proofErr w:type="spellStart"/>
+      <w:r>
+        <w:rPr>
+          <w:b/>
+          <w:bCs/>
+        </w:rPr>
+        <w:t>features,spring</w:t>
+      </w:r>
+      <w:proofErr w:type="spellEnd"/>
+      <w:r>
+        <w:rPr>
+          <w:b/>
+          <w:bCs/>
+        </w:rPr>
+        <w:t xml:space="preserve"> </w:t>
+      </w:r>
+      <w:proofErr w:type="spellStart"/>
+      <w:r>
+        <w:rPr>
+          <w:b/>
+          <w:bCs/>
+        </w:rPr>
+        <w:t>jdbc</w:t>
+      </w:r>
+      <w:proofErr w:type="spellEnd"/>
+      <w:r>
+        <w:rPr>
+          <w:b/>
+          <w:bCs/>
+        </w:rPr>
+        <w:t xml:space="preserve"> over </w:t>
+      </w:r>
+      <w:proofErr w:type="spellStart"/>
+      <w:r>
+        <w:rPr>
+          <w:b/>
+          <w:bCs/>
+        </w:rPr>
+        <w:t>jdbc</w:t>
+      </w:r>
+      <w:proofErr w:type="spellEnd"/>
       <w:r>
         <w:rPr>
           <w:b/>
@@ -58,13 +115,58 @@
           <w:b/>
           <w:bCs/>
         </w:rPr>
-        <w:t>Q. Important Anotation of Springboot?</w:t>
-      </w:r>
-    </w:p>
-    <w:p>
-      <w:r>
-        <w:t>-&gt; combo of three-&gt; configuration, componentScan, EnableAutoConfiguration</w:t>
-      </w:r>
+        <w:t xml:space="preserve">Q. Important </w:t>
+      </w:r>
+      <w:proofErr w:type="spellStart"/>
+      <w:r>
+        <w:rPr>
+          <w:b/>
+          <w:bCs/>
+        </w:rPr>
+        <w:t>Anotation</w:t>
+      </w:r>
+      <w:proofErr w:type="spellEnd"/>
+      <w:r>
+        <w:rPr>
+          <w:b/>
+          <w:bCs/>
+        </w:rPr>
+        <w:t xml:space="preserve"> of </w:t>
+      </w:r>
+      <w:proofErr w:type="spellStart"/>
+      <w:r>
+        <w:rPr>
+          <w:b/>
+          <w:bCs/>
+        </w:rPr>
+        <w:t>Springboot</w:t>
+      </w:r>
+      <w:proofErr w:type="spellEnd"/>
+      <w:r>
+        <w:rPr>
+          <w:b/>
+          <w:bCs/>
+        </w:rPr>
+        <w:t>?</w:t>
+      </w:r>
+    </w:p>
+    <w:p>
+      <w:r>
+        <w:t xml:space="preserve">-&gt; combo of three-&gt; configuration, </w:t>
+      </w:r>
+      <w:proofErr w:type="spellStart"/>
+      <w:r>
+        <w:t>componentScan</w:t>
+      </w:r>
+      <w:proofErr w:type="spellEnd"/>
+      <w:r>
+        <w:t xml:space="preserve">, </w:t>
+      </w:r>
+      <w:proofErr w:type="spellStart"/>
+      <w:r>
+        <w:t>EnableAutoConfiguration</w:t>
+      </w:r>
+      <w:proofErr w:type="spellEnd"/>
     </w:p>
     <w:p/>
     <w:p/>
@@ -83,7 +185,23 @@
           <w:b/>
           <w:bCs/>
         </w:rPr>
-        <w:t>What is EnableAutoConfiguration?</w:t>
+        <w:t xml:space="preserve">What is </w:t>
+      </w:r>
+      <w:proofErr w:type="spellStart"/>
+      <w:r>
+        <w:rPr>
+          <w:b/>
+          <w:bCs/>
+        </w:rPr>
+        <w:t>EnableAutoConfiguration</w:t>
+      </w:r>
+      <w:proofErr w:type="spellEnd"/>
+      <w:r>
+        <w:rPr>
+          <w:b/>
+          <w:bCs/>
+        </w:rPr>
+        <w:t>?</w:t>
       </w:r>
     </w:p>
     <w:p>
@@ -105,8 +223,65 @@
           <w:sz w:val="24"/>
           <w:szCs w:val="24"/>
         </w:rPr>
-        <w:t>On Which basis AutoConfiguration will be done -&gt; based on class path-&gt; Dependencies inside Class Paths will be Sccaned -&gt; based on that condition AutoConfiguration will triger</w:t>
-      </w:r>
+        <w:t xml:space="preserve">On Which basis </w:t>
+      </w:r>
+      <w:proofErr w:type="spellStart"/>
+      <w:r>
+        <w:rPr>
+          <w:sz w:val="24"/>
+          <w:szCs w:val="24"/>
+        </w:rPr>
+        <w:t>AutoConfiguration</w:t>
+      </w:r>
+      <w:proofErr w:type="spellEnd"/>
+      <w:r>
+        <w:rPr>
+          <w:sz w:val="24"/>
+          <w:szCs w:val="24"/>
+        </w:rPr>
+        <w:t xml:space="preserve"> will be done -&gt; based on class path-&gt; Dependencies inside Class Paths will be </w:t>
+      </w:r>
+      <w:proofErr w:type="spellStart"/>
+      <w:r>
+        <w:rPr>
+          <w:sz w:val="24"/>
+          <w:szCs w:val="24"/>
+        </w:rPr>
+        <w:t>Sccaned</w:t>
+      </w:r>
+      <w:proofErr w:type="spellEnd"/>
+      <w:r>
+        <w:rPr>
+          <w:sz w:val="24"/>
+          <w:szCs w:val="24"/>
+        </w:rPr>
+        <w:t xml:space="preserve"> -&gt; based on that condition </w:t>
+      </w:r>
+      <w:proofErr w:type="spellStart"/>
+      <w:r>
+        <w:rPr>
+          <w:sz w:val="24"/>
+          <w:szCs w:val="24"/>
+        </w:rPr>
+        <w:t>AutoConfiguration</w:t>
+      </w:r>
+      <w:proofErr w:type="spellEnd"/>
+      <w:r>
+        <w:rPr>
+          <w:sz w:val="24"/>
+          <w:szCs w:val="24"/>
+        </w:rPr>
+        <w:t xml:space="preserve"> will </w:t>
+      </w:r>
+      <w:proofErr w:type="spellStart"/>
+      <w:r>
+        <w:rPr>
+          <w:sz w:val="24"/>
+          <w:szCs w:val="24"/>
+        </w:rPr>
+        <w:t>triger</w:t>
+      </w:r>
+      <w:proofErr w:type="spellEnd"/>
     </w:p>
     <w:p>
       <w:pPr>
@@ -153,12 +328,21 @@
         </w:rPr>
         <w:t xml:space="preserve">-&gt; </w:t>
       </w:r>
-      <w:r>
-        <w:rPr>
-          <w:sz w:val="24"/>
-          <w:szCs w:val="24"/>
-        </w:rPr>
-        <w:t>ProjectNameApplication -&gt; project name + add Application in last</w:t>
+      <w:proofErr w:type="spellStart"/>
+      <w:r>
+        <w:rPr>
+          <w:sz w:val="24"/>
+          <w:szCs w:val="24"/>
+        </w:rPr>
+        <w:t>ProjectNameApplication</w:t>
+      </w:r>
+      <w:proofErr w:type="spellEnd"/>
+      <w:r>
+        <w:rPr>
+          <w:sz w:val="24"/>
+          <w:szCs w:val="24"/>
+        </w:rPr>
+        <w:t xml:space="preserve"> -&gt; project name + add Application in last</w:t>
       </w:r>
     </w:p>
     <w:p>
@@ -336,7 +520,23 @@
           <w:szCs w:val="24"/>
         </w:rPr>
         <w:br/>
-        <w:t>&lt;beans xmlns="http://www.springframework.org/schema/beans"</w:t>
+        <w:t xml:space="preserve">&lt;beans </w:t>
+      </w:r>
+      <w:proofErr w:type="spellStart"/>
+      <w:r>
+        <w:rPr>
+          <w:sz w:val="24"/>
+          <w:szCs w:val="24"/>
+        </w:rPr>
+        <w:t>xmlns</w:t>
+      </w:r>
+      <w:proofErr w:type="spellEnd"/>
+      <w:r>
+        <w:rPr>
+          <w:sz w:val="24"/>
+          <w:szCs w:val="24"/>
+        </w:rPr>
+        <w:t>="http://www.springframework.org/schema/beans"</w:t>
       </w:r>
       <w:r>
         <w:rPr>
@@ -351,7 +551,23 @@
           <w:szCs w:val="24"/>
         </w:rPr>
         <w:lastRenderedPageBreak/>
-        <w:t xml:space="preserve">       xmlns:xsi="http://www.w3.org/2001/XMLSchema-instance"</w:t>
+        <w:t xml:space="preserve">       </w:t>
+      </w:r>
+      <w:proofErr w:type="spellStart"/>
+      <w:r>
+        <w:rPr>
+          <w:sz w:val="24"/>
+          <w:szCs w:val="24"/>
+        </w:rPr>
+        <w:t>xmlns:xsi</w:t>
+      </w:r>
+      <w:proofErr w:type="spellEnd"/>
+      <w:r>
+        <w:rPr>
+          <w:sz w:val="24"/>
+          <w:szCs w:val="24"/>
+        </w:rPr>
+        <w:t>="http://www.w3.org/2001/XMLSchema-instance"</w:t>
       </w:r>
       <w:r>
         <w:rPr>
@@ -359,7 +575,23 @@
           <w:szCs w:val="24"/>
         </w:rPr>
         <w:br/>
-        <w:t xml:space="preserve">       xsi:schemaLocation="</w:t>
+        <w:t xml:space="preserve">       </w:t>
+      </w:r>
+      <w:proofErr w:type="spellStart"/>
+      <w:r>
+        <w:rPr>
+          <w:sz w:val="24"/>
+          <w:szCs w:val="24"/>
+        </w:rPr>
+        <w:t>xsi:schemaLocation</w:t>
+      </w:r>
+      <w:proofErr w:type="spellEnd"/>
+      <w:r>
+        <w:rPr>
+          <w:sz w:val="24"/>
+          <w:szCs w:val="24"/>
+        </w:rPr>
+        <w:t>="</w:t>
       </w:r>
       <w:r>
         <w:rPr>
@@ -390,7 +622,23 @@
           <w:szCs w:val="24"/>
         </w:rPr>
         <w:br/>
-        <w:t xml:space="preserve">    // after main code came here -&gt; create the obj of engine and car</w:t>
+        <w:t xml:space="preserve">    // after main code came here -&gt; create the </w:t>
+      </w:r>
+      <w:proofErr w:type="spellStart"/>
+      <w:r>
+        <w:rPr>
+          <w:sz w:val="24"/>
+          <w:szCs w:val="24"/>
+        </w:rPr>
+        <w:t>obj</w:t>
+      </w:r>
+      <w:proofErr w:type="spellEnd"/>
+      <w:r>
+        <w:rPr>
+          <w:sz w:val="24"/>
+          <w:szCs w:val="24"/>
+        </w:rPr>
+        <w:t xml:space="preserve"> of engine and car</w:t>
       </w:r>
       <w:r>
         <w:rPr>
@@ -398,7 +646,23 @@
           <w:szCs w:val="24"/>
         </w:rPr>
         <w:br/>
-        <w:t xml:space="preserve">    &lt;bean id="e" class="com.core.concepts.engine"&gt;</w:t>
+        <w:t xml:space="preserve">    &lt;bean id="e" class="</w:t>
+      </w:r>
+      <w:proofErr w:type="spellStart"/>
+      <w:r>
+        <w:rPr>
+          <w:sz w:val="24"/>
+          <w:szCs w:val="24"/>
+        </w:rPr>
+        <w:t>com.core.concepts.engine</w:t>
+      </w:r>
+      <w:proofErr w:type="spellEnd"/>
+      <w:r>
+        <w:rPr>
+          <w:sz w:val="24"/>
+          <w:szCs w:val="24"/>
+        </w:rPr>
+        <w:t>"&gt;</w:t>
       </w:r>
       <w:r>
         <w:rPr>
@@ -428,7 +692,23 @@
           <w:szCs w:val="24"/>
         </w:rPr>
         <w:br/>
-        <w:t xml:space="preserve">    &lt;bean id="car" class="com.core.concepts.car"&gt;</w:t>
+        <w:t xml:space="preserve">    &lt;bean id="car" class="</w:t>
+      </w:r>
+      <w:proofErr w:type="spellStart"/>
+      <w:r>
+        <w:rPr>
+          <w:sz w:val="24"/>
+          <w:szCs w:val="24"/>
+        </w:rPr>
+        <w:t>com.core.concepts.car</w:t>
+      </w:r>
+      <w:proofErr w:type="spellEnd"/>
+      <w:r>
+        <w:rPr>
+          <w:sz w:val="24"/>
+          <w:szCs w:val="24"/>
+        </w:rPr>
+        <w:t>"&gt;</w:t>
       </w:r>
       <w:r>
         <w:rPr>
@@ -506,16 +786,29 @@
     <w:p>
       <w:pPr>
         <w:rPr>
-          <w:sz w:val="24"/>
-          <w:szCs w:val="24"/>
-        </w:rPr>
-      </w:pPr>
-      <w:r>
-        <w:rPr>
+          <w:b/>
+          <w:bCs/>
+          <w:sz w:val="24"/>
+          <w:szCs w:val="24"/>
+        </w:rPr>
+      </w:pPr>
+      <w:r>
+        <w:rPr>
+          <w:b/>
+          <w:bCs/>
           <w:sz w:val="24"/>
           <w:szCs w:val="24"/>
         </w:rPr>
         <w:t xml:space="preserve">PROBLEM WITH MANUAL  CONFIG </w:t>
+      </w:r>
+      <w:r>
+        <w:rPr>
+          <w:b/>
+          <w:bCs/>
+          <w:sz w:val="24"/>
+          <w:szCs w:val="24"/>
+        </w:rPr>
+        <w:t>(XML)</w:t>
       </w:r>
     </w:p>
     <w:p>
@@ -609,20 +902,1144 @@
     <w:p>
       <w:pPr>
         <w:rPr>
-          <w:sz w:val="24"/>
-          <w:szCs w:val="24"/>
-        </w:rPr>
-      </w:pPr>
-    </w:p>
-    <w:p>
-      <w:pPr>
-        <w:rPr>
-          <w:b/>
-          <w:bCs/>
-          <w:sz w:val="24"/>
-          <w:szCs w:val="24"/>
-        </w:rPr>
-      </w:pPr>
+          <w:b/>
+          <w:bCs/>
+          <w:sz w:val="24"/>
+          <w:szCs w:val="24"/>
+        </w:rPr>
+      </w:pPr>
+      <w:r>
+        <w:rPr>
+          <w:sz w:val="24"/>
+          <w:szCs w:val="24"/>
+        </w:rPr>
+        <w:t xml:space="preserve">SO INSTEAD OF MANUAL CONFIG WE USE -&gt; </w:t>
+      </w:r>
+      <w:r>
+        <w:rPr>
+          <w:b/>
+          <w:bCs/>
+          <w:sz w:val="40"/>
+          <w:szCs w:val="40"/>
+        </w:rPr>
+        <w:t>ANNOTATION(</w:t>
+      </w:r>
+      <w:r>
+        <w:rPr>
+          <w:b/>
+          <w:bCs/>
+          <w:sz w:val="24"/>
+          <w:szCs w:val="24"/>
+        </w:rPr>
+        <w:t xml:space="preserve">STARTED WITH SPECIAL MARKER </w:t>
+      </w:r>
+      <w:r>
+        <w:rPr>
+          <w:b/>
+          <w:bCs/>
+          <w:sz w:val="48"/>
+          <w:szCs w:val="48"/>
+        </w:rPr>
+        <w:t>@)</w:t>
+      </w:r>
+    </w:p>
+    <w:p>
+      <w:pPr>
+        <w:pStyle w:val="ListParagraph"/>
+        <w:numPr>
+          <w:ilvl w:val="0"/>
+          <w:numId w:val="1"/>
+        </w:numPr>
+        <w:rPr>
+          <w:b/>
+          <w:bCs/>
+          <w:sz w:val="24"/>
+          <w:szCs w:val="24"/>
+        </w:rPr>
+      </w:pPr>
+      <w:r>
+        <w:rPr>
+          <w:b/>
+          <w:bCs/>
+          <w:sz w:val="24"/>
+          <w:szCs w:val="24"/>
+        </w:rPr>
+        <w:t xml:space="preserve">FOR EX -&gt; </w:t>
+      </w:r>
+      <w:r>
+        <w:rPr>
+          <w:sz w:val="24"/>
+          <w:szCs w:val="24"/>
+        </w:rPr>
+        <w:t>@Service,  @Component</w:t>
+      </w:r>
+    </w:p>
+    <w:p>
+      <w:pPr>
+        <w:rPr>
+          <w:b/>
+          <w:bCs/>
+          <w:sz w:val="24"/>
+          <w:szCs w:val="24"/>
+        </w:rPr>
+      </w:pPr>
+    </w:p>
+    <w:p>
+      <w:pPr>
+        <w:rPr>
+          <w:sz w:val="24"/>
+          <w:szCs w:val="24"/>
+        </w:rPr>
+      </w:pPr>
+      <w:r>
+        <w:rPr>
+          <w:b/>
+          <w:bCs/>
+          <w:sz w:val="24"/>
+          <w:szCs w:val="24"/>
+        </w:rPr>
+        <w:t xml:space="preserve">@Component -&gt; </w:t>
+      </w:r>
+    </w:p>
+    <w:p>
+      <w:pPr>
+        <w:rPr>
+          <w:sz w:val="24"/>
+          <w:szCs w:val="24"/>
+        </w:rPr>
+      </w:pPr>
+    </w:p>
+    <w:p>
+      <w:pPr>
+        <w:rPr>
+          <w:sz w:val="24"/>
+          <w:szCs w:val="24"/>
+        </w:rPr>
+      </w:pPr>
+    </w:p>
+    <w:p>
+      <w:pPr>
+        <w:rPr>
+          <w:sz w:val="24"/>
+          <w:szCs w:val="24"/>
+        </w:rPr>
+      </w:pPr>
+    </w:p>
+    <w:p>
+      <w:pPr>
+        <w:rPr>
+          <w:sz w:val="24"/>
+          <w:szCs w:val="24"/>
+        </w:rPr>
+      </w:pPr>
+      <w:proofErr w:type="spellStart"/>
+      <w:r>
+        <w:rPr>
+          <w:sz w:val="24"/>
+          <w:szCs w:val="24"/>
+        </w:rPr>
+        <w:lastRenderedPageBreak/>
+        <w:t>AutoWired</w:t>
+      </w:r>
+      <w:proofErr w:type="spellEnd"/>
+      <w:r>
+        <w:rPr>
+          <w:sz w:val="24"/>
+          <w:szCs w:val="24"/>
+        </w:rPr>
+        <w:t xml:space="preserve"> -&gt; No need Of </w:t>
+      </w:r>
+      <w:proofErr w:type="spellStart"/>
+      <w:r>
+        <w:rPr>
+          <w:sz w:val="24"/>
+          <w:szCs w:val="24"/>
+        </w:rPr>
+        <w:t>Autowire</w:t>
+      </w:r>
+      <w:proofErr w:type="spellEnd"/>
+      <w:r>
+        <w:rPr>
+          <w:sz w:val="24"/>
+          <w:szCs w:val="24"/>
+        </w:rPr>
+        <w:t xml:space="preserve"> If the Class has Only One Constructor </w:t>
+      </w:r>
+    </w:p>
+    <w:p>
+      <w:pPr>
+        <w:rPr>
+          <w:sz w:val="24"/>
+          <w:szCs w:val="24"/>
+        </w:rPr>
+      </w:pPr>
+    </w:p>
+    <w:p>
+      <w:pPr>
+        <w:rPr>
+          <w:b/>
+          <w:bCs/>
+          <w:sz w:val="24"/>
+          <w:szCs w:val="24"/>
+        </w:rPr>
+      </w:pPr>
+      <w:r>
+        <w:rPr>
+          <w:b/>
+          <w:bCs/>
+          <w:sz w:val="24"/>
+          <w:szCs w:val="24"/>
+        </w:rPr>
+        <w:t>STEREOTYPE ANOTATION -&gt;</w:t>
+      </w:r>
+    </w:p>
+    <w:p>
+      <w:pPr>
+        <w:rPr>
+          <w:b/>
+          <w:bCs/>
+          <w:sz w:val="24"/>
+          <w:szCs w:val="24"/>
+        </w:rPr>
+      </w:pPr>
+    </w:p>
+    <w:p>
+      <w:pPr>
+        <w:rPr>
+          <w:b/>
+          <w:bCs/>
+          <w:sz w:val="24"/>
+          <w:szCs w:val="24"/>
+        </w:rPr>
+      </w:pPr>
+    </w:p>
+    <w:p>
+      <w:pPr>
+        <w:rPr>
+          <w:b/>
+          <w:bCs/>
+          <w:sz w:val="24"/>
+          <w:szCs w:val="24"/>
+        </w:rPr>
+      </w:pPr>
+      <w:r>
+        <w:rPr>
+          <w:b/>
+          <w:bCs/>
+          <w:sz w:val="24"/>
+          <w:szCs w:val="24"/>
+        </w:rPr>
+        <w:t xml:space="preserve">Q. How will you resolve the </w:t>
+      </w:r>
+      <w:proofErr w:type="spellStart"/>
+      <w:r>
+        <w:rPr>
+          <w:b/>
+          <w:bCs/>
+          <w:sz w:val="24"/>
+          <w:szCs w:val="24"/>
+        </w:rPr>
+        <w:t>Ambuiguity</w:t>
+      </w:r>
+      <w:proofErr w:type="spellEnd"/>
+      <w:r>
+        <w:rPr>
+          <w:b/>
+          <w:bCs/>
+          <w:sz w:val="24"/>
+          <w:szCs w:val="24"/>
+        </w:rPr>
+        <w:t xml:space="preserve"> if you have multiple matching beans </w:t>
+      </w:r>
+    </w:p>
+    <w:p>
+      <w:pPr>
+        <w:rPr>
+          <w:b/>
+          <w:bCs/>
+          <w:sz w:val="24"/>
+          <w:szCs w:val="24"/>
+        </w:rPr>
+      </w:pPr>
+    </w:p>
+    <w:p>
+      <w:pPr>
+        <w:rPr>
+          <w:b/>
+          <w:bCs/>
+          <w:sz w:val="24"/>
+          <w:szCs w:val="24"/>
+        </w:rPr>
+      </w:pPr>
+      <w:r>
+        <w:rPr>
+          <w:b/>
+          <w:bCs/>
+          <w:sz w:val="24"/>
+          <w:szCs w:val="24"/>
+        </w:rPr>
+        <w:t>1. @Primary Annotation</w:t>
+      </w:r>
+    </w:p>
+    <w:p>
+      <w:pPr>
+        <w:rPr>
+          <w:sz w:val="24"/>
+          <w:szCs w:val="24"/>
+        </w:rPr>
+      </w:pPr>
+      <w:r>
+        <w:rPr>
+          <w:sz w:val="24"/>
+          <w:szCs w:val="24"/>
+        </w:rPr>
+        <w:t xml:space="preserve">Yeh </w:t>
+      </w:r>
+      <w:proofErr w:type="spellStart"/>
+      <w:r>
+        <w:rPr>
+          <w:sz w:val="24"/>
+          <w:szCs w:val="24"/>
+        </w:rPr>
+        <w:t>sabse</w:t>
+      </w:r>
+      <w:proofErr w:type="spellEnd"/>
+      <w:r>
+        <w:rPr>
+          <w:sz w:val="24"/>
+          <w:szCs w:val="24"/>
+        </w:rPr>
+        <w:t xml:space="preserve"> </w:t>
+      </w:r>
+      <w:proofErr w:type="spellStart"/>
+      <w:r>
+        <w:rPr>
+          <w:sz w:val="24"/>
+          <w:szCs w:val="24"/>
+        </w:rPr>
+        <w:t>aasaan</w:t>
+      </w:r>
+      <w:proofErr w:type="spellEnd"/>
+      <w:r>
+        <w:rPr>
+          <w:sz w:val="24"/>
+          <w:szCs w:val="24"/>
+        </w:rPr>
+        <w:t xml:space="preserve"> </w:t>
+      </w:r>
+      <w:proofErr w:type="spellStart"/>
+      <w:r>
+        <w:rPr>
+          <w:sz w:val="24"/>
+          <w:szCs w:val="24"/>
+        </w:rPr>
+        <w:t>tarika</w:t>
+      </w:r>
+      <w:proofErr w:type="spellEnd"/>
+      <w:r>
+        <w:rPr>
+          <w:sz w:val="24"/>
+          <w:szCs w:val="24"/>
+        </w:rPr>
+        <w:t xml:space="preserve"> </w:t>
+      </w:r>
+      <w:proofErr w:type="spellStart"/>
+      <w:r>
+        <w:rPr>
+          <w:sz w:val="24"/>
+          <w:szCs w:val="24"/>
+        </w:rPr>
+        <w:t>hai</w:t>
+      </w:r>
+      <w:proofErr w:type="spellEnd"/>
+      <w:r>
+        <w:rPr>
+          <w:sz w:val="24"/>
+          <w:szCs w:val="24"/>
+        </w:rPr>
+        <w:t xml:space="preserve">. Agar </w:t>
+      </w:r>
+      <w:proofErr w:type="spellStart"/>
+      <w:r>
+        <w:rPr>
+          <w:sz w:val="24"/>
+          <w:szCs w:val="24"/>
+        </w:rPr>
+        <w:t>aap</w:t>
+      </w:r>
+      <w:proofErr w:type="spellEnd"/>
+      <w:r>
+        <w:rPr>
+          <w:sz w:val="24"/>
+          <w:szCs w:val="24"/>
+        </w:rPr>
+        <w:t xml:space="preserve"> </w:t>
+      </w:r>
+      <w:proofErr w:type="spellStart"/>
+      <w:r>
+        <w:rPr>
+          <w:sz w:val="24"/>
+          <w:szCs w:val="24"/>
+        </w:rPr>
+        <w:t>chahte</w:t>
+      </w:r>
+      <w:proofErr w:type="spellEnd"/>
+      <w:r>
+        <w:rPr>
+          <w:sz w:val="24"/>
+          <w:szCs w:val="24"/>
+        </w:rPr>
+        <w:t xml:space="preserve"> hain ki multiple beans </w:t>
+      </w:r>
+      <w:proofErr w:type="spellStart"/>
+      <w:r>
+        <w:rPr>
+          <w:sz w:val="24"/>
+          <w:szCs w:val="24"/>
+        </w:rPr>
+        <w:t>mein</w:t>
+      </w:r>
+      <w:proofErr w:type="spellEnd"/>
+      <w:r>
+        <w:rPr>
+          <w:sz w:val="24"/>
+          <w:szCs w:val="24"/>
+        </w:rPr>
+        <w:t xml:space="preserve"> se ek ko default mana </w:t>
+      </w:r>
+      <w:proofErr w:type="spellStart"/>
+      <w:r>
+        <w:rPr>
+          <w:sz w:val="24"/>
+          <w:szCs w:val="24"/>
+        </w:rPr>
+        <w:t>jaye</w:t>
+      </w:r>
+      <w:proofErr w:type="spellEnd"/>
+      <w:r>
+        <w:rPr>
+          <w:sz w:val="24"/>
+          <w:szCs w:val="24"/>
+        </w:rPr>
+        <w:t xml:space="preserve">, </w:t>
+      </w:r>
+      <w:proofErr w:type="spellStart"/>
+      <w:r>
+        <w:rPr>
+          <w:sz w:val="24"/>
+          <w:szCs w:val="24"/>
+        </w:rPr>
+        <w:t>toh</w:t>
+      </w:r>
+      <w:proofErr w:type="spellEnd"/>
+      <w:r>
+        <w:rPr>
+          <w:sz w:val="24"/>
+          <w:szCs w:val="24"/>
+        </w:rPr>
+        <w:t xml:space="preserve"> </w:t>
+      </w:r>
+      <w:proofErr w:type="spellStart"/>
+      <w:r>
+        <w:rPr>
+          <w:sz w:val="24"/>
+          <w:szCs w:val="24"/>
+        </w:rPr>
+        <w:t>uske</w:t>
+      </w:r>
+      <w:proofErr w:type="spellEnd"/>
+      <w:r>
+        <w:rPr>
+          <w:sz w:val="24"/>
+          <w:szCs w:val="24"/>
+        </w:rPr>
+        <w:t xml:space="preserve"> </w:t>
+      </w:r>
+      <w:proofErr w:type="spellStart"/>
+      <w:r>
+        <w:rPr>
+          <w:sz w:val="24"/>
+          <w:szCs w:val="24"/>
+        </w:rPr>
+        <w:t>upar</w:t>
+      </w:r>
+      <w:proofErr w:type="spellEnd"/>
+      <w:r>
+        <w:rPr>
+          <w:sz w:val="24"/>
+          <w:szCs w:val="24"/>
+        </w:rPr>
+        <w:t xml:space="preserve"> @Primary </w:t>
+      </w:r>
+      <w:proofErr w:type="spellStart"/>
+      <w:r>
+        <w:rPr>
+          <w:sz w:val="24"/>
+          <w:szCs w:val="24"/>
+        </w:rPr>
+        <w:t>laga</w:t>
+      </w:r>
+      <w:proofErr w:type="spellEnd"/>
+      <w:r>
+        <w:rPr>
+          <w:sz w:val="24"/>
+          <w:szCs w:val="24"/>
+        </w:rPr>
+        <w:t xml:space="preserve"> </w:t>
+      </w:r>
+      <w:proofErr w:type="spellStart"/>
+      <w:r>
+        <w:rPr>
+          <w:sz w:val="24"/>
+          <w:szCs w:val="24"/>
+        </w:rPr>
+        <w:t>dein</w:t>
+      </w:r>
+      <w:proofErr w:type="spellEnd"/>
+      <w:r>
+        <w:rPr>
+          <w:sz w:val="24"/>
+          <w:szCs w:val="24"/>
+        </w:rPr>
+        <w:t xml:space="preserve">. Jab </w:t>
+      </w:r>
+      <w:proofErr w:type="spellStart"/>
+      <w:r>
+        <w:rPr>
+          <w:sz w:val="24"/>
+          <w:szCs w:val="24"/>
+        </w:rPr>
+        <w:t>bhi</w:t>
+      </w:r>
+      <w:proofErr w:type="spellEnd"/>
+      <w:r>
+        <w:rPr>
+          <w:sz w:val="24"/>
+          <w:szCs w:val="24"/>
+        </w:rPr>
+        <w:t xml:space="preserve"> Spring ko ambiguity </w:t>
+      </w:r>
+      <w:proofErr w:type="spellStart"/>
+      <w:r>
+        <w:rPr>
+          <w:sz w:val="24"/>
+          <w:szCs w:val="24"/>
+        </w:rPr>
+        <w:t>milegi</w:t>
+      </w:r>
+      <w:proofErr w:type="spellEnd"/>
+      <w:r>
+        <w:rPr>
+          <w:sz w:val="24"/>
+          <w:szCs w:val="24"/>
+        </w:rPr>
+        <w:t xml:space="preserve">, </w:t>
+      </w:r>
+      <w:proofErr w:type="spellStart"/>
+      <w:r>
+        <w:rPr>
+          <w:sz w:val="24"/>
+          <w:szCs w:val="24"/>
+        </w:rPr>
+        <w:t>woh</w:t>
+      </w:r>
+      <w:proofErr w:type="spellEnd"/>
+      <w:r>
+        <w:rPr>
+          <w:sz w:val="24"/>
+          <w:szCs w:val="24"/>
+        </w:rPr>
+        <w:t xml:space="preserve"> </w:t>
+      </w:r>
+      <w:proofErr w:type="spellStart"/>
+      <w:r>
+        <w:rPr>
+          <w:sz w:val="24"/>
+          <w:szCs w:val="24"/>
+        </w:rPr>
+        <w:t>hamesha</w:t>
+      </w:r>
+      <w:proofErr w:type="spellEnd"/>
+      <w:r>
+        <w:rPr>
+          <w:sz w:val="24"/>
+          <w:szCs w:val="24"/>
+        </w:rPr>
+        <w:t xml:space="preserve"> @Primary </w:t>
+      </w:r>
+      <w:proofErr w:type="spellStart"/>
+      <w:r>
+        <w:rPr>
+          <w:sz w:val="24"/>
+          <w:szCs w:val="24"/>
+        </w:rPr>
+        <w:t>waale</w:t>
+      </w:r>
+      <w:proofErr w:type="spellEnd"/>
+      <w:r>
+        <w:rPr>
+          <w:sz w:val="24"/>
+          <w:szCs w:val="24"/>
+        </w:rPr>
+        <w:t xml:space="preserve"> bean ko </w:t>
+      </w:r>
+      <w:proofErr w:type="spellStart"/>
+      <w:r>
+        <w:rPr>
+          <w:sz w:val="24"/>
+          <w:szCs w:val="24"/>
+        </w:rPr>
+        <w:t>chune</w:t>
+      </w:r>
+      <w:proofErr w:type="spellEnd"/>
+      <w:r>
+        <w:rPr>
+          <w:sz w:val="24"/>
+          <w:szCs w:val="24"/>
+        </w:rPr>
+        <w:t xml:space="preserve"> ga.</w:t>
+      </w:r>
+    </w:p>
+    <w:p>
+      <w:pPr>
+        <w:rPr>
+          <w:sz w:val="24"/>
+          <w:szCs w:val="24"/>
+        </w:rPr>
+      </w:pPr>
+    </w:p>
+    <w:p>
+      <w:pPr>
+        <w:rPr>
+          <w:sz w:val="24"/>
+          <w:szCs w:val="24"/>
+        </w:rPr>
+      </w:pPr>
+    </w:p>
+    <w:p>
+      <w:pPr>
+        <w:rPr>
+          <w:b/>
+          <w:bCs/>
+          <w:sz w:val="24"/>
+          <w:szCs w:val="24"/>
+        </w:rPr>
+      </w:pPr>
+      <w:r>
+        <w:rPr>
+          <w:b/>
+          <w:bCs/>
+          <w:sz w:val="24"/>
+          <w:szCs w:val="24"/>
+        </w:rPr>
+        <w:t>2. @Qualifier Annotation</w:t>
+      </w:r>
+    </w:p>
+    <w:p>
+      <w:pPr>
+        <w:rPr>
+          <w:sz w:val="24"/>
+          <w:szCs w:val="24"/>
+        </w:rPr>
+      </w:pPr>
+      <w:r>
+        <w:rPr>
+          <w:sz w:val="24"/>
+          <w:szCs w:val="24"/>
+        </w:rPr>
+        <w:t xml:space="preserve">Jab </w:t>
+      </w:r>
+      <w:proofErr w:type="spellStart"/>
+      <w:r>
+        <w:rPr>
+          <w:sz w:val="24"/>
+          <w:szCs w:val="24"/>
+        </w:rPr>
+        <w:t>aapko</w:t>
+      </w:r>
+      <w:proofErr w:type="spellEnd"/>
+      <w:r>
+        <w:rPr>
+          <w:sz w:val="24"/>
+          <w:szCs w:val="24"/>
+        </w:rPr>
+        <w:t xml:space="preserve"> control </w:t>
+      </w:r>
+      <w:proofErr w:type="spellStart"/>
+      <w:r>
+        <w:rPr>
+          <w:sz w:val="24"/>
+          <w:szCs w:val="24"/>
+        </w:rPr>
+        <w:t>chahiye</w:t>
+      </w:r>
+      <w:proofErr w:type="spellEnd"/>
+      <w:r>
+        <w:rPr>
+          <w:sz w:val="24"/>
+          <w:szCs w:val="24"/>
+        </w:rPr>
+        <w:t xml:space="preserve"> ki </w:t>
+      </w:r>
+      <w:proofErr w:type="spellStart"/>
+      <w:r>
+        <w:rPr>
+          <w:sz w:val="24"/>
+          <w:szCs w:val="24"/>
+        </w:rPr>
+        <w:t>kis</w:t>
+      </w:r>
+      <w:proofErr w:type="spellEnd"/>
+      <w:r>
+        <w:rPr>
+          <w:sz w:val="24"/>
+          <w:szCs w:val="24"/>
+        </w:rPr>
+        <w:t xml:space="preserve"> </w:t>
+      </w:r>
+      <w:proofErr w:type="spellStart"/>
+      <w:r>
+        <w:rPr>
+          <w:sz w:val="24"/>
+          <w:szCs w:val="24"/>
+        </w:rPr>
+        <w:t>jagah</w:t>
+      </w:r>
+      <w:proofErr w:type="spellEnd"/>
+      <w:r>
+        <w:rPr>
+          <w:sz w:val="24"/>
+          <w:szCs w:val="24"/>
+        </w:rPr>
+        <w:t xml:space="preserve"> </w:t>
+      </w:r>
+      <w:proofErr w:type="spellStart"/>
+      <w:r>
+        <w:rPr>
+          <w:sz w:val="24"/>
+          <w:szCs w:val="24"/>
+        </w:rPr>
+        <w:t>kaunsa</w:t>
+      </w:r>
+      <w:proofErr w:type="spellEnd"/>
+      <w:r>
+        <w:rPr>
+          <w:sz w:val="24"/>
+          <w:szCs w:val="24"/>
+        </w:rPr>
+        <w:t xml:space="preserve"> specific bean use </w:t>
+      </w:r>
+      <w:proofErr w:type="spellStart"/>
+      <w:r>
+        <w:rPr>
+          <w:sz w:val="24"/>
+          <w:szCs w:val="24"/>
+        </w:rPr>
+        <w:t>karna</w:t>
+      </w:r>
+      <w:proofErr w:type="spellEnd"/>
+      <w:r>
+        <w:rPr>
+          <w:sz w:val="24"/>
+          <w:szCs w:val="24"/>
+        </w:rPr>
+        <w:t xml:space="preserve"> </w:t>
+      </w:r>
+      <w:proofErr w:type="spellStart"/>
+      <w:r>
+        <w:rPr>
+          <w:sz w:val="24"/>
+          <w:szCs w:val="24"/>
+        </w:rPr>
+        <w:t>hai</w:t>
+      </w:r>
+      <w:proofErr w:type="spellEnd"/>
+      <w:r>
+        <w:rPr>
+          <w:sz w:val="24"/>
+          <w:szCs w:val="24"/>
+        </w:rPr>
+        <w:t xml:space="preserve">, </w:t>
+      </w:r>
+      <w:proofErr w:type="spellStart"/>
+      <w:r>
+        <w:rPr>
+          <w:sz w:val="24"/>
+          <w:szCs w:val="24"/>
+        </w:rPr>
+        <w:t>toh</w:t>
+      </w:r>
+      <w:proofErr w:type="spellEnd"/>
+      <w:r>
+        <w:rPr>
+          <w:sz w:val="24"/>
+          <w:szCs w:val="24"/>
+        </w:rPr>
+        <w:t xml:space="preserve"> @Qualifier ka </w:t>
+      </w:r>
+      <w:proofErr w:type="spellStart"/>
+      <w:r>
+        <w:rPr>
+          <w:sz w:val="24"/>
+          <w:szCs w:val="24"/>
+        </w:rPr>
+        <w:t>upyog</w:t>
+      </w:r>
+      <w:proofErr w:type="spellEnd"/>
+      <w:r>
+        <w:rPr>
+          <w:sz w:val="24"/>
+          <w:szCs w:val="24"/>
+        </w:rPr>
+        <w:t xml:space="preserve"> </w:t>
+      </w:r>
+      <w:proofErr w:type="spellStart"/>
+      <w:r>
+        <w:rPr>
+          <w:sz w:val="24"/>
+          <w:szCs w:val="24"/>
+        </w:rPr>
+        <w:t>karein</w:t>
+      </w:r>
+      <w:proofErr w:type="spellEnd"/>
+      <w:r>
+        <w:rPr>
+          <w:sz w:val="24"/>
+          <w:szCs w:val="24"/>
+        </w:rPr>
+        <w:t xml:space="preserve">. </w:t>
+      </w:r>
+      <w:proofErr w:type="spellStart"/>
+      <w:r>
+        <w:rPr>
+          <w:sz w:val="24"/>
+          <w:szCs w:val="24"/>
+        </w:rPr>
+        <w:t>Aap</w:t>
+      </w:r>
+      <w:proofErr w:type="spellEnd"/>
+      <w:r>
+        <w:rPr>
+          <w:sz w:val="24"/>
+          <w:szCs w:val="24"/>
+        </w:rPr>
+        <w:t xml:space="preserve"> bean ko ek unique naam </w:t>
+      </w:r>
+      <w:proofErr w:type="spellStart"/>
+      <w:r>
+        <w:rPr>
+          <w:sz w:val="24"/>
+          <w:szCs w:val="24"/>
+        </w:rPr>
+        <w:t>dete</w:t>
+      </w:r>
+      <w:proofErr w:type="spellEnd"/>
+      <w:r>
+        <w:rPr>
+          <w:sz w:val="24"/>
+          <w:szCs w:val="24"/>
+        </w:rPr>
+        <w:t xml:space="preserve"> hain aur injection </w:t>
+      </w:r>
+      <w:proofErr w:type="spellStart"/>
+      <w:r>
+        <w:rPr>
+          <w:sz w:val="24"/>
+          <w:szCs w:val="24"/>
+        </w:rPr>
+        <w:t>ke</w:t>
+      </w:r>
+      <w:proofErr w:type="spellEnd"/>
+      <w:r>
+        <w:rPr>
+          <w:sz w:val="24"/>
+          <w:szCs w:val="24"/>
+        </w:rPr>
+        <w:t xml:space="preserve"> </w:t>
+      </w:r>
+      <w:proofErr w:type="spellStart"/>
+      <w:r>
+        <w:rPr>
+          <w:sz w:val="24"/>
+          <w:szCs w:val="24"/>
+        </w:rPr>
+        <w:t>waqt</w:t>
+      </w:r>
+      <w:proofErr w:type="spellEnd"/>
+      <w:r>
+        <w:rPr>
+          <w:sz w:val="24"/>
+          <w:szCs w:val="24"/>
+        </w:rPr>
+        <w:t xml:space="preserve"> </w:t>
+      </w:r>
+      <w:proofErr w:type="spellStart"/>
+      <w:r>
+        <w:rPr>
+          <w:sz w:val="24"/>
+          <w:szCs w:val="24"/>
+        </w:rPr>
+        <w:t>usi</w:t>
+      </w:r>
+      <w:proofErr w:type="spellEnd"/>
+      <w:r>
+        <w:rPr>
+          <w:sz w:val="24"/>
+          <w:szCs w:val="24"/>
+        </w:rPr>
+        <w:t xml:space="preserve"> naam ka reference </w:t>
+      </w:r>
+      <w:proofErr w:type="spellStart"/>
+      <w:r>
+        <w:rPr>
+          <w:sz w:val="24"/>
+          <w:szCs w:val="24"/>
+        </w:rPr>
+        <w:t>dete</w:t>
+      </w:r>
+      <w:proofErr w:type="spellEnd"/>
+      <w:r>
+        <w:rPr>
+          <w:sz w:val="24"/>
+          <w:szCs w:val="24"/>
+        </w:rPr>
+        <w:t xml:space="preserve"> hain.</w:t>
+      </w:r>
+    </w:p>
+    <w:p>
+      <w:pPr>
+        <w:rPr>
+          <w:sz w:val="24"/>
+          <w:szCs w:val="24"/>
+        </w:rPr>
+      </w:pPr>
+    </w:p>
+    <w:p>
+      <w:pPr>
+        <w:rPr>
+          <w:sz w:val="24"/>
+          <w:szCs w:val="24"/>
+        </w:rPr>
+      </w:pPr>
+    </w:p>
+    <w:p>
+      <w:pPr>
+        <w:rPr>
+          <w:sz w:val="24"/>
+          <w:szCs w:val="24"/>
+        </w:rPr>
+      </w:pPr>
+    </w:p>
+    <w:p>
+      <w:pPr>
+        <w:rPr>
+          <w:sz w:val="24"/>
+          <w:szCs w:val="24"/>
+        </w:rPr>
+      </w:pPr>
+      <w:r>
+        <w:rPr>
+          <w:sz w:val="24"/>
+          <w:szCs w:val="24"/>
+        </w:rPr>
+        <w:t xml:space="preserve">BEAN LIFECYCLE </w:t>
+      </w:r>
+    </w:p>
+    <w:p>
+      <w:pPr>
+        <w:rPr>
+          <w:sz w:val="24"/>
+          <w:szCs w:val="24"/>
+        </w:rPr>
+      </w:pPr>
+      <w:r>
+        <w:rPr>
+          <w:sz w:val="24"/>
+          <w:szCs w:val="24"/>
+        </w:rPr>
+        <w:t xml:space="preserve">Bean </w:t>
+      </w:r>
+      <w:proofErr w:type="spellStart"/>
+      <w:r>
+        <w:rPr>
+          <w:sz w:val="24"/>
+          <w:szCs w:val="24"/>
+        </w:rPr>
+        <w:t>instansiation</w:t>
+      </w:r>
+      <w:proofErr w:type="spellEnd"/>
+      <w:r>
+        <w:rPr>
+          <w:sz w:val="24"/>
+          <w:szCs w:val="24"/>
+        </w:rPr>
+        <w:t xml:space="preserve"> -&gt; Inject Dependencies</w:t>
+      </w:r>
+      <w:r>
+        <w:rPr>
+          <w:sz w:val="24"/>
+          <w:szCs w:val="24"/>
+        </w:rPr>
+        <w:t xml:space="preserve">   -&gt; container call    -&gt;           (these all three are </w:t>
+      </w:r>
+    </w:p>
+    <w:p>
+      <w:pPr>
+        <w:rPr>
+          <w:sz w:val="24"/>
+          <w:szCs w:val="24"/>
+        </w:rPr>
+      </w:pPr>
+      <w:r>
+        <w:rPr>
+          <w:sz w:val="24"/>
+          <w:szCs w:val="24"/>
+        </w:rPr>
+        <w:t xml:space="preserve">                                      Into Bean                        lifecycle Callback                  Step</w:t>
+      </w:r>
+      <w:r>
+        <w:rPr>
+          <w:sz w:val="24"/>
+          <w:szCs w:val="24"/>
+        </w:rPr>
+        <w:t>s for</w:t>
+      </w:r>
+      <w:r>
+        <w:rPr>
+          <w:sz w:val="24"/>
+          <w:szCs w:val="24"/>
+        </w:rPr>
+        <w:t xml:space="preserve">  initializing)   </w:t>
+      </w:r>
+      <w:r>
+        <w:rPr>
+          <w:sz w:val="24"/>
+          <w:szCs w:val="24"/>
+        </w:rPr>
+        <w:t xml:space="preserve">  </w:t>
+      </w:r>
+    </w:p>
+    <w:p>
+      <w:pPr>
+        <w:rPr>
+          <w:sz w:val="24"/>
+          <w:szCs w:val="24"/>
+        </w:rPr>
+      </w:pPr>
+      <w:r>
+        <w:rPr>
+          <w:sz w:val="24"/>
+          <w:szCs w:val="24"/>
+        </w:rPr>
+        <w:t xml:space="preserve">                                                                            (Methods are Invoked</w:t>
+      </w:r>
+    </w:p>
+    <w:p>
+      <w:pPr>
+        <w:rPr>
+          <w:sz w:val="24"/>
+          <w:szCs w:val="24"/>
+        </w:rPr>
+      </w:pPr>
+      <w:r>
+        <w:rPr>
+          <w:sz w:val="24"/>
+          <w:szCs w:val="24"/>
+        </w:rPr>
+        <w:t xml:space="preserve">                                                                             For Custom processing)</w:t>
+      </w:r>
+    </w:p>
+    <w:p>
+      <w:pPr>
+        <w:rPr>
+          <w:sz w:val="24"/>
+          <w:szCs w:val="24"/>
+        </w:rPr>
+      </w:pPr>
+    </w:p>
+    <w:p>
+      <w:pPr>
+        <w:rPr>
+          <w:sz w:val="24"/>
+          <w:szCs w:val="24"/>
+        </w:rPr>
+      </w:pPr>
+      <w:r>
+        <w:rPr>
+          <w:sz w:val="24"/>
+          <w:szCs w:val="24"/>
+        </w:rPr>
+        <w:t>4.Bean is Ready for use -&gt; 5. Destruction</w:t>
+      </w:r>
+    </w:p>
+    <w:p>
+      <w:pPr>
+        <w:rPr>
+          <w:sz w:val="24"/>
+          <w:szCs w:val="24"/>
+        </w:rPr>
+      </w:pPr>
+      <w:r>
+        <w:rPr>
+          <w:sz w:val="24"/>
+          <w:szCs w:val="24"/>
+        </w:rPr>
+        <w:t>-&gt; We can Write the Custom Callback Code before the 5</w:t>
+      </w:r>
+      <w:r>
+        <w:rPr>
+          <w:sz w:val="24"/>
+          <w:szCs w:val="24"/>
+          <w:vertAlign w:val="superscript"/>
+        </w:rPr>
+        <w:t>th</w:t>
+      </w:r>
+      <w:r>
+        <w:rPr>
+          <w:sz w:val="24"/>
+          <w:szCs w:val="24"/>
+        </w:rPr>
+        <w:t xml:space="preserve"> step( suppose we want to release something)</w:t>
+      </w:r>
+    </w:p>
+    <w:p>
+      <w:pPr>
+        <w:rPr>
+          <w:sz w:val="24"/>
+          <w:szCs w:val="24"/>
+        </w:rPr>
+      </w:pPr>
+    </w:p>
+    <w:p>
+      <w:pPr>
+        <w:rPr>
+          <w:sz w:val="24"/>
+          <w:szCs w:val="24"/>
+        </w:rPr>
+      </w:pPr>
+      <w:r>
+        <w:rPr>
+          <w:sz w:val="24"/>
+          <w:szCs w:val="24"/>
+        </w:rPr>
+        <w:t xml:space="preserve">INITIALIZING BEAN </w:t>
+      </w:r>
+      <w:proofErr w:type="spellStart"/>
+      <w:r>
+        <w:rPr>
+          <w:sz w:val="24"/>
+          <w:szCs w:val="24"/>
+        </w:rPr>
+        <w:t>USE,Disposable</w:t>
+      </w:r>
+      <w:proofErr w:type="spellEnd"/>
+      <w:r>
+        <w:rPr>
+          <w:sz w:val="24"/>
+          <w:szCs w:val="24"/>
+        </w:rPr>
+        <w:t xml:space="preserve"> bean  -&gt; </w:t>
+      </w:r>
     </w:p>
     <w:sectPr>
       <w:pgSz w:w="11906" w:h="16838"/>
@@ -1358,7 +2775,6 @@
   <w:style w:type="character" w:default="1" w:styleId="DefaultParagraphFont">
     <w:name w:val="Default Paragraph Font"/>
     <w:uiPriority w:val="1"/>
-    <w:semiHidden/>
     <w:unhideWhenUsed/>
   </w:style>
   <w:style w:type="table" w:default="1" w:styleId="TableNormal">

--- a/spring/Spring notes.docx
+++ b/spring/Spring notes.docx
@@ -21,65 +21,8 @@
           <w:b/>
           <w:bCs/>
         </w:rPr>
-        <w:t xml:space="preserve">,Spring </w:t>
-      </w:r>
-      <w:proofErr w:type="spellStart"/>
-      <w:r>
-        <w:rPr>
-          <w:b/>
-          <w:bCs/>
-        </w:rPr>
-        <w:t>Framework,Spring</w:t>
-      </w:r>
-      <w:proofErr w:type="spellEnd"/>
-      <w:r>
-        <w:rPr>
-          <w:b/>
-          <w:bCs/>
-        </w:rPr>
-        <w:t xml:space="preserve"> core </w:t>
-      </w:r>
-      <w:proofErr w:type="spellStart"/>
-      <w:r>
-        <w:rPr>
-          <w:b/>
-          <w:bCs/>
-        </w:rPr>
-        <w:t>features,spring</w:t>
-      </w:r>
-      <w:proofErr w:type="spellEnd"/>
-      <w:r>
-        <w:rPr>
-          <w:b/>
-          <w:bCs/>
-        </w:rPr>
-        <w:t xml:space="preserve"> </w:t>
-      </w:r>
-      <w:proofErr w:type="spellStart"/>
-      <w:r>
-        <w:rPr>
-          <w:b/>
-          <w:bCs/>
-        </w:rPr>
-        <w:t>jdbc</w:t>
-      </w:r>
-      <w:proofErr w:type="spellEnd"/>
-      <w:r>
-        <w:rPr>
-          <w:b/>
-          <w:bCs/>
-        </w:rPr>
-        <w:t xml:space="preserve"> over </w:t>
-      </w:r>
-      <w:proofErr w:type="spellStart"/>
-      <w:r>
-        <w:rPr>
-          <w:b/>
-          <w:bCs/>
-        </w:rPr>
-        <w:t>jdbc</w:t>
-      </w:r>
-      <w:proofErr w:type="spellEnd"/>
+        <w:t>,Spring Framework,Spring core features,spring jdbc over jdbc</w:t>
+      </w:r>
       <w:r>
         <w:rPr>
           <w:b/>
@@ -115,58 +58,13 @@
           <w:b/>
           <w:bCs/>
         </w:rPr>
-        <w:t xml:space="preserve">Q. Important </w:t>
-      </w:r>
-      <w:proofErr w:type="spellStart"/>
-      <w:r>
-        <w:rPr>
-          <w:b/>
-          <w:bCs/>
-        </w:rPr>
-        <w:t>Anotation</w:t>
-      </w:r>
-      <w:proofErr w:type="spellEnd"/>
-      <w:r>
-        <w:rPr>
-          <w:b/>
-          <w:bCs/>
-        </w:rPr>
-        <w:t xml:space="preserve"> of </w:t>
-      </w:r>
-      <w:proofErr w:type="spellStart"/>
-      <w:r>
-        <w:rPr>
-          <w:b/>
-          <w:bCs/>
-        </w:rPr>
-        <w:t>Springboot</w:t>
-      </w:r>
-      <w:proofErr w:type="spellEnd"/>
-      <w:r>
-        <w:rPr>
-          <w:b/>
-          <w:bCs/>
-        </w:rPr>
-        <w:t>?</w:t>
-      </w:r>
-    </w:p>
-    <w:p>
-      <w:r>
-        <w:t xml:space="preserve">-&gt; combo of three-&gt; configuration, </w:t>
-      </w:r>
-      <w:proofErr w:type="spellStart"/>
-      <w:r>
-        <w:t>componentScan</w:t>
-      </w:r>
-      <w:proofErr w:type="spellEnd"/>
-      <w:r>
-        <w:t xml:space="preserve">, </w:t>
-      </w:r>
-      <w:proofErr w:type="spellStart"/>
-      <w:r>
-        <w:t>EnableAutoConfiguration</w:t>
-      </w:r>
-      <w:proofErr w:type="spellEnd"/>
+        <w:t>Q. Important Anotation of Springboot?</w:t>
+      </w:r>
+    </w:p>
+    <w:p>
+      <w:r>
+        <w:t>-&gt; combo of three-&gt; configuration, componentScan, EnableAutoConfiguration</w:t>
+      </w:r>
     </w:p>
     <w:p/>
     <w:p/>
@@ -185,23 +83,7 @@
           <w:b/>
           <w:bCs/>
         </w:rPr>
-        <w:t xml:space="preserve">What is </w:t>
-      </w:r>
-      <w:proofErr w:type="spellStart"/>
-      <w:r>
-        <w:rPr>
-          <w:b/>
-          <w:bCs/>
-        </w:rPr>
-        <w:t>EnableAutoConfiguration</w:t>
-      </w:r>
-      <w:proofErr w:type="spellEnd"/>
-      <w:r>
-        <w:rPr>
-          <w:b/>
-          <w:bCs/>
-        </w:rPr>
-        <w:t>?</w:t>
+        <w:t>What is EnableAutoConfiguration?</w:t>
       </w:r>
     </w:p>
     <w:p>
@@ -223,65 +105,8 @@
           <w:sz w:val="24"/>
           <w:szCs w:val="24"/>
         </w:rPr>
-        <w:t xml:space="preserve">On Which basis </w:t>
-      </w:r>
-      <w:proofErr w:type="spellStart"/>
-      <w:r>
-        <w:rPr>
-          <w:sz w:val="24"/>
-          <w:szCs w:val="24"/>
-        </w:rPr>
-        <w:t>AutoConfiguration</w:t>
-      </w:r>
-      <w:proofErr w:type="spellEnd"/>
-      <w:r>
-        <w:rPr>
-          <w:sz w:val="24"/>
-          <w:szCs w:val="24"/>
-        </w:rPr>
-        <w:t xml:space="preserve"> will be done -&gt; based on class path-&gt; Dependencies inside Class Paths will be </w:t>
-      </w:r>
-      <w:proofErr w:type="spellStart"/>
-      <w:r>
-        <w:rPr>
-          <w:sz w:val="24"/>
-          <w:szCs w:val="24"/>
-        </w:rPr>
-        <w:t>Sccaned</w:t>
-      </w:r>
-      <w:proofErr w:type="spellEnd"/>
-      <w:r>
-        <w:rPr>
-          <w:sz w:val="24"/>
-          <w:szCs w:val="24"/>
-        </w:rPr>
-        <w:t xml:space="preserve"> -&gt; based on that condition </w:t>
-      </w:r>
-      <w:proofErr w:type="spellStart"/>
-      <w:r>
-        <w:rPr>
-          <w:sz w:val="24"/>
-          <w:szCs w:val="24"/>
-        </w:rPr>
-        <w:t>AutoConfiguration</w:t>
-      </w:r>
-      <w:proofErr w:type="spellEnd"/>
-      <w:r>
-        <w:rPr>
-          <w:sz w:val="24"/>
-          <w:szCs w:val="24"/>
-        </w:rPr>
-        <w:t xml:space="preserve"> will </w:t>
-      </w:r>
-      <w:proofErr w:type="spellStart"/>
-      <w:r>
-        <w:rPr>
-          <w:sz w:val="24"/>
-          <w:szCs w:val="24"/>
-        </w:rPr>
-        <w:t>triger</w:t>
-      </w:r>
-      <w:proofErr w:type="spellEnd"/>
+        <w:t>On Which basis AutoConfiguration will be done -&gt; based on class path-&gt; Dependencies inside Class Paths will be Sccaned -&gt; based on that condition AutoConfiguration will triger</w:t>
+      </w:r>
     </w:p>
     <w:p>
       <w:pPr>
@@ -328,21 +153,12 @@
         </w:rPr>
         <w:t xml:space="preserve">-&gt; </w:t>
       </w:r>
-      <w:proofErr w:type="spellStart"/>
-      <w:r>
-        <w:rPr>
-          <w:sz w:val="24"/>
-          <w:szCs w:val="24"/>
-        </w:rPr>
-        <w:t>ProjectNameApplication</w:t>
-      </w:r>
-      <w:proofErr w:type="spellEnd"/>
-      <w:r>
-        <w:rPr>
-          <w:sz w:val="24"/>
-          <w:szCs w:val="24"/>
-        </w:rPr>
-        <w:t xml:space="preserve"> -&gt; project name + add Application in last</w:t>
+      <w:r>
+        <w:rPr>
+          <w:sz w:val="24"/>
+          <w:szCs w:val="24"/>
+        </w:rPr>
+        <w:t>ProjectNameApplication -&gt; project name + add Application in last</w:t>
       </w:r>
     </w:p>
     <w:p>
@@ -520,23 +336,7 @@
           <w:szCs w:val="24"/>
         </w:rPr>
         <w:br/>
-        <w:t xml:space="preserve">&lt;beans </w:t>
-      </w:r>
-      <w:proofErr w:type="spellStart"/>
-      <w:r>
-        <w:rPr>
-          <w:sz w:val="24"/>
-          <w:szCs w:val="24"/>
-        </w:rPr>
-        <w:t>xmlns</w:t>
-      </w:r>
-      <w:proofErr w:type="spellEnd"/>
-      <w:r>
-        <w:rPr>
-          <w:sz w:val="24"/>
-          <w:szCs w:val="24"/>
-        </w:rPr>
-        <w:t>="http://www.springframework.org/schema/beans"</w:t>
+        <w:t>&lt;beans xmlns="http://www.springframework.org/schema/beans"</w:t>
       </w:r>
       <w:r>
         <w:rPr>
@@ -551,23 +351,7 @@
           <w:szCs w:val="24"/>
         </w:rPr>
         <w:lastRenderedPageBreak/>
-        <w:t xml:space="preserve">       </w:t>
-      </w:r>
-      <w:proofErr w:type="spellStart"/>
-      <w:r>
-        <w:rPr>
-          <w:sz w:val="24"/>
-          <w:szCs w:val="24"/>
-        </w:rPr>
-        <w:t>xmlns:xsi</w:t>
-      </w:r>
-      <w:proofErr w:type="spellEnd"/>
-      <w:r>
-        <w:rPr>
-          <w:sz w:val="24"/>
-          <w:szCs w:val="24"/>
-        </w:rPr>
-        <w:t>="http://www.w3.org/2001/XMLSchema-instance"</w:t>
+        <w:t xml:space="preserve">       xmlns:xsi="http://www.w3.org/2001/XMLSchema-instance"</w:t>
       </w:r>
       <w:r>
         <w:rPr>
@@ -575,23 +359,7 @@
           <w:szCs w:val="24"/>
         </w:rPr>
         <w:br/>
-        <w:t xml:space="preserve">       </w:t>
-      </w:r>
-      <w:proofErr w:type="spellStart"/>
-      <w:r>
-        <w:rPr>
-          <w:sz w:val="24"/>
-          <w:szCs w:val="24"/>
-        </w:rPr>
-        <w:t>xsi:schemaLocation</w:t>
-      </w:r>
-      <w:proofErr w:type="spellEnd"/>
-      <w:r>
-        <w:rPr>
-          <w:sz w:val="24"/>
-          <w:szCs w:val="24"/>
-        </w:rPr>
-        <w:t>="</w:t>
+        <w:t xml:space="preserve">       xsi:schemaLocation="</w:t>
       </w:r>
       <w:r>
         <w:rPr>
@@ -622,23 +390,7 @@
           <w:szCs w:val="24"/>
         </w:rPr>
         <w:br/>
-        <w:t xml:space="preserve">    // after main code came here -&gt; create the </w:t>
-      </w:r>
-      <w:proofErr w:type="spellStart"/>
-      <w:r>
-        <w:rPr>
-          <w:sz w:val="24"/>
-          <w:szCs w:val="24"/>
-        </w:rPr>
-        <w:t>obj</w:t>
-      </w:r>
-      <w:proofErr w:type="spellEnd"/>
-      <w:r>
-        <w:rPr>
-          <w:sz w:val="24"/>
-          <w:szCs w:val="24"/>
-        </w:rPr>
-        <w:t xml:space="preserve"> of engine and car</w:t>
+        <w:t xml:space="preserve">    // after main code came here -&gt; create the obj of engine and car</w:t>
       </w:r>
       <w:r>
         <w:rPr>
@@ -646,23 +398,7 @@
           <w:szCs w:val="24"/>
         </w:rPr>
         <w:br/>
-        <w:t xml:space="preserve">    &lt;bean id="e" class="</w:t>
-      </w:r>
-      <w:proofErr w:type="spellStart"/>
-      <w:r>
-        <w:rPr>
-          <w:sz w:val="24"/>
-          <w:szCs w:val="24"/>
-        </w:rPr>
-        <w:t>com.core.concepts.engine</w:t>
-      </w:r>
-      <w:proofErr w:type="spellEnd"/>
-      <w:r>
-        <w:rPr>
-          <w:sz w:val="24"/>
-          <w:szCs w:val="24"/>
-        </w:rPr>
-        <w:t>"&gt;</w:t>
+        <w:t xml:space="preserve">    &lt;bean id="e" class="com.core.concepts.engine"&gt;</w:t>
       </w:r>
       <w:r>
         <w:rPr>
@@ -692,23 +428,7 @@
           <w:szCs w:val="24"/>
         </w:rPr>
         <w:br/>
-        <w:t xml:space="preserve">    &lt;bean id="car" class="</w:t>
-      </w:r>
-      <w:proofErr w:type="spellStart"/>
-      <w:r>
-        <w:rPr>
-          <w:sz w:val="24"/>
-          <w:szCs w:val="24"/>
-        </w:rPr>
-        <w:t>com.core.concepts.car</w:t>
-      </w:r>
-      <w:proofErr w:type="spellEnd"/>
-      <w:r>
-        <w:rPr>
-          <w:sz w:val="24"/>
-          <w:szCs w:val="24"/>
-        </w:rPr>
-        <w:t>"&gt;</w:t>
+        <w:t xml:space="preserve">    &lt;bean id="car" class="com.core.concepts.car"&gt;</w:t>
       </w:r>
       <w:r>
         <w:rPr>
@@ -1032,38 +752,13 @@
           <w:szCs w:val="24"/>
         </w:rPr>
       </w:pPr>
-      <w:proofErr w:type="spellStart"/>
       <w:r>
         <w:rPr>
           <w:sz w:val="24"/>
           <w:szCs w:val="24"/>
         </w:rPr>
         <w:lastRenderedPageBreak/>
-        <w:t>AutoWired</w:t>
-      </w:r>
-      <w:proofErr w:type="spellEnd"/>
-      <w:r>
-        <w:rPr>
-          <w:sz w:val="24"/>
-          <w:szCs w:val="24"/>
-        </w:rPr>
-        <w:t xml:space="preserve"> -&gt; No need Of </w:t>
-      </w:r>
-      <w:proofErr w:type="spellStart"/>
-      <w:r>
-        <w:rPr>
-          <w:sz w:val="24"/>
-          <w:szCs w:val="24"/>
-        </w:rPr>
-        <w:t>Autowire</w:t>
-      </w:r>
-      <w:proofErr w:type="spellEnd"/>
-      <w:r>
-        <w:rPr>
-          <w:sz w:val="24"/>
-          <w:szCs w:val="24"/>
-        </w:rPr>
-        <w:t xml:space="preserve"> If the Class has Only One Constructor </w:t>
+        <w:t xml:space="preserve">AutoWired -&gt; No need Of Autowire If the Class has Only One Constructor </w:t>
       </w:r>
     </w:p>
     <w:p>
@@ -1129,27 +824,7 @@
           <w:sz w:val="24"/>
           <w:szCs w:val="24"/>
         </w:rPr>
-        <w:t xml:space="preserve">Q. How will you resolve the </w:t>
-      </w:r>
-      <w:proofErr w:type="spellStart"/>
-      <w:r>
-        <w:rPr>
-          <w:b/>
-          <w:bCs/>
-          <w:sz w:val="24"/>
-          <w:szCs w:val="24"/>
-        </w:rPr>
-        <w:t>Ambuiguity</w:t>
-      </w:r>
-      <w:proofErr w:type="spellEnd"/>
-      <w:r>
-        <w:rPr>
-          <w:b/>
-          <w:bCs/>
-          <w:sz w:val="24"/>
-          <w:szCs w:val="24"/>
-        </w:rPr>
-        <w:t xml:space="preserve"> if you have multiple matching beans </w:t>
+        <w:t xml:space="preserve">Q. How will you resolve the Ambuiguity if you have multiple matching beans </w:t>
       </w:r>
     </w:p>
     <w:p>
@@ -1193,311 +868,7 @@
           <w:sz w:val="24"/>
           <w:szCs w:val="24"/>
         </w:rPr>
-        <w:t xml:space="preserve">Yeh </w:t>
-      </w:r>
-      <w:proofErr w:type="spellStart"/>
-      <w:r>
-        <w:rPr>
-          <w:sz w:val="24"/>
-          <w:szCs w:val="24"/>
-        </w:rPr>
-        <w:t>sabse</w:t>
-      </w:r>
-      <w:proofErr w:type="spellEnd"/>
-      <w:r>
-        <w:rPr>
-          <w:sz w:val="24"/>
-          <w:szCs w:val="24"/>
-        </w:rPr>
-        <w:t xml:space="preserve"> </w:t>
-      </w:r>
-      <w:proofErr w:type="spellStart"/>
-      <w:r>
-        <w:rPr>
-          <w:sz w:val="24"/>
-          <w:szCs w:val="24"/>
-        </w:rPr>
-        <w:t>aasaan</w:t>
-      </w:r>
-      <w:proofErr w:type="spellEnd"/>
-      <w:r>
-        <w:rPr>
-          <w:sz w:val="24"/>
-          <w:szCs w:val="24"/>
-        </w:rPr>
-        <w:t xml:space="preserve"> </w:t>
-      </w:r>
-      <w:proofErr w:type="spellStart"/>
-      <w:r>
-        <w:rPr>
-          <w:sz w:val="24"/>
-          <w:szCs w:val="24"/>
-        </w:rPr>
-        <w:t>tarika</w:t>
-      </w:r>
-      <w:proofErr w:type="spellEnd"/>
-      <w:r>
-        <w:rPr>
-          <w:sz w:val="24"/>
-          <w:szCs w:val="24"/>
-        </w:rPr>
-        <w:t xml:space="preserve"> </w:t>
-      </w:r>
-      <w:proofErr w:type="spellStart"/>
-      <w:r>
-        <w:rPr>
-          <w:sz w:val="24"/>
-          <w:szCs w:val="24"/>
-        </w:rPr>
-        <w:t>hai</w:t>
-      </w:r>
-      <w:proofErr w:type="spellEnd"/>
-      <w:r>
-        <w:rPr>
-          <w:sz w:val="24"/>
-          <w:szCs w:val="24"/>
-        </w:rPr>
-        <w:t xml:space="preserve">. Agar </w:t>
-      </w:r>
-      <w:proofErr w:type="spellStart"/>
-      <w:r>
-        <w:rPr>
-          <w:sz w:val="24"/>
-          <w:szCs w:val="24"/>
-        </w:rPr>
-        <w:t>aap</w:t>
-      </w:r>
-      <w:proofErr w:type="spellEnd"/>
-      <w:r>
-        <w:rPr>
-          <w:sz w:val="24"/>
-          <w:szCs w:val="24"/>
-        </w:rPr>
-        <w:t xml:space="preserve"> </w:t>
-      </w:r>
-      <w:proofErr w:type="spellStart"/>
-      <w:r>
-        <w:rPr>
-          <w:sz w:val="24"/>
-          <w:szCs w:val="24"/>
-        </w:rPr>
-        <w:t>chahte</w:t>
-      </w:r>
-      <w:proofErr w:type="spellEnd"/>
-      <w:r>
-        <w:rPr>
-          <w:sz w:val="24"/>
-          <w:szCs w:val="24"/>
-        </w:rPr>
-        <w:t xml:space="preserve"> hain ki multiple beans </w:t>
-      </w:r>
-      <w:proofErr w:type="spellStart"/>
-      <w:r>
-        <w:rPr>
-          <w:sz w:val="24"/>
-          <w:szCs w:val="24"/>
-        </w:rPr>
-        <w:t>mein</w:t>
-      </w:r>
-      <w:proofErr w:type="spellEnd"/>
-      <w:r>
-        <w:rPr>
-          <w:sz w:val="24"/>
-          <w:szCs w:val="24"/>
-        </w:rPr>
-        <w:t xml:space="preserve"> se ek ko default mana </w:t>
-      </w:r>
-      <w:proofErr w:type="spellStart"/>
-      <w:r>
-        <w:rPr>
-          <w:sz w:val="24"/>
-          <w:szCs w:val="24"/>
-        </w:rPr>
-        <w:t>jaye</w:t>
-      </w:r>
-      <w:proofErr w:type="spellEnd"/>
-      <w:r>
-        <w:rPr>
-          <w:sz w:val="24"/>
-          <w:szCs w:val="24"/>
-        </w:rPr>
-        <w:t xml:space="preserve">, </w:t>
-      </w:r>
-      <w:proofErr w:type="spellStart"/>
-      <w:r>
-        <w:rPr>
-          <w:sz w:val="24"/>
-          <w:szCs w:val="24"/>
-        </w:rPr>
-        <w:t>toh</w:t>
-      </w:r>
-      <w:proofErr w:type="spellEnd"/>
-      <w:r>
-        <w:rPr>
-          <w:sz w:val="24"/>
-          <w:szCs w:val="24"/>
-        </w:rPr>
-        <w:t xml:space="preserve"> </w:t>
-      </w:r>
-      <w:proofErr w:type="spellStart"/>
-      <w:r>
-        <w:rPr>
-          <w:sz w:val="24"/>
-          <w:szCs w:val="24"/>
-        </w:rPr>
-        <w:t>uske</w:t>
-      </w:r>
-      <w:proofErr w:type="spellEnd"/>
-      <w:r>
-        <w:rPr>
-          <w:sz w:val="24"/>
-          <w:szCs w:val="24"/>
-        </w:rPr>
-        <w:t xml:space="preserve"> </w:t>
-      </w:r>
-      <w:proofErr w:type="spellStart"/>
-      <w:r>
-        <w:rPr>
-          <w:sz w:val="24"/>
-          <w:szCs w:val="24"/>
-        </w:rPr>
-        <w:t>upar</w:t>
-      </w:r>
-      <w:proofErr w:type="spellEnd"/>
-      <w:r>
-        <w:rPr>
-          <w:sz w:val="24"/>
-          <w:szCs w:val="24"/>
-        </w:rPr>
-        <w:t xml:space="preserve"> @Primary </w:t>
-      </w:r>
-      <w:proofErr w:type="spellStart"/>
-      <w:r>
-        <w:rPr>
-          <w:sz w:val="24"/>
-          <w:szCs w:val="24"/>
-        </w:rPr>
-        <w:t>laga</w:t>
-      </w:r>
-      <w:proofErr w:type="spellEnd"/>
-      <w:r>
-        <w:rPr>
-          <w:sz w:val="24"/>
-          <w:szCs w:val="24"/>
-        </w:rPr>
-        <w:t xml:space="preserve"> </w:t>
-      </w:r>
-      <w:proofErr w:type="spellStart"/>
-      <w:r>
-        <w:rPr>
-          <w:sz w:val="24"/>
-          <w:szCs w:val="24"/>
-        </w:rPr>
-        <w:t>dein</w:t>
-      </w:r>
-      <w:proofErr w:type="spellEnd"/>
-      <w:r>
-        <w:rPr>
-          <w:sz w:val="24"/>
-          <w:szCs w:val="24"/>
-        </w:rPr>
-        <w:t xml:space="preserve">. Jab </w:t>
-      </w:r>
-      <w:proofErr w:type="spellStart"/>
-      <w:r>
-        <w:rPr>
-          <w:sz w:val="24"/>
-          <w:szCs w:val="24"/>
-        </w:rPr>
-        <w:t>bhi</w:t>
-      </w:r>
-      <w:proofErr w:type="spellEnd"/>
-      <w:r>
-        <w:rPr>
-          <w:sz w:val="24"/>
-          <w:szCs w:val="24"/>
-        </w:rPr>
-        <w:t xml:space="preserve"> Spring ko ambiguity </w:t>
-      </w:r>
-      <w:proofErr w:type="spellStart"/>
-      <w:r>
-        <w:rPr>
-          <w:sz w:val="24"/>
-          <w:szCs w:val="24"/>
-        </w:rPr>
-        <w:t>milegi</w:t>
-      </w:r>
-      <w:proofErr w:type="spellEnd"/>
-      <w:r>
-        <w:rPr>
-          <w:sz w:val="24"/>
-          <w:szCs w:val="24"/>
-        </w:rPr>
-        <w:t xml:space="preserve">, </w:t>
-      </w:r>
-      <w:proofErr w:type="spellStart"/>
-      <w:r>
-        <w:rPr>
-          <w:sz w:val="24"/>
-          <w:szCs w:val="24"/>
-        </w:rPr>
-        <w:t>woh</w:t>
-      </w:r>
-      <w:proofErr w:type="spellEnd"/>
-      <w:r>
-        <w:rPr>
-          <w:sz w:val="24"/>
-          <w:szCs w:val="24"/>
-        </w:rPr>
-        <w:t xml:space="preserve"> </w:t>
-      </w:r>
-      <w:proofErr w:type="spellStart"/>
-      <w:r>
-        <w:rPr>
-          <w:sz w:val="24"/>
-          <w:szCs w:val="24"/>
-        </w:rPr>
-        <w:t>hamesha</w:t>
-      </w:r>
-      <w:proofErr w:type="spellEnd"/>
-      <w:r>
-        <w:rPr>
-          <w:sz w:val="24"/>
-          <w:szCs w:val="24"/>
-        </w:rPr>
-        <w:t xml:space="preserve"> @Primary </w:t>
-      </w:r>
-      <w:proofErr w:type="spellStart"/>
-      <w:r>
-        <w:rPr>
-          <w:sz w:val="24"/>
-          <w:szCs w:val="24"/>
-        </w:rPr>
-        <w:t>waale</w:t>
-      </w:r>
-      <w:proofErr w:type="spellEnd"/>
-      <w:r>
-        <w:rPr>
-          <w:sz w:val="24"/>
-          <w:szCs w:val="24"/>
-        </w:rPr>
-        <w:t xml:space="preserve"> bean ko </w:t>
-      </w:r>
-      <w:proofErr w:type="spellStart"/>
-      <w:r>
-        <w:rPr>
-          <w:sz w:val="24"/>
-          <w:szCs w:val="24"/>
-        </w:rPr>
-        <w:t>chune</w:t>
-      </w:r>
-      <w:proofErr w:type="spellEnd"/>
-      <w:r>
-        <w:rPr>
-          <w:sz w:val="24"/>
-          <w:szCs w:val="24"/>
-        </w:rPr>
-        <w:t xml:space="preserve"> ga.</w:t>
+        <w:t>Yeh sabse aasaan tarika hai. Agar aap chahte hain ki multiple beans mein se ek ko default mana jaye, toh uske upar @Primary laga dein. Jab bhi Spring ko ambiguity milegi, woh hamesha @Primary waale bean ko chune ga.</w:t>
       </w:r>
     </w:p>
     <w:p>
@@ -1547,263 +918,7 @@
           <w:sz w:val="24"/>
           <w:szCs w:val="24"/>
         </w:rPr>
-        <w:t xml:space="preserve">Jab </w:t>
-      </w:r>
-      <w:proofErr w:type="spellStart"/>
-      <w:r>
-        <w:rPr>
-          <w:sz w:val="24"/>
-          <w:szCs w:val="24"/>
-        </w:rPr>
-        <w:t>aapko</w:t>
-      </w:r>
-      <w:proofErr w:type="spellEnd"/>
-      <w:r>
-        <w:rPr>
-          <w:sz w:val="24"/>
-          <w:szCs w:val="24"/>
-        </w:rPr>
-        <w:t xml:space="preserve"> control </w:t>
-      </w:r>
-      <w:proofErr w:type="spellStart"/>
-      <w:r>
-        <w:rPr>
-          <w:sz w:val="24"/>
-          <w:szCs w:val="24"/>
-        </w:rPr>
-        <w:t>chahiye</w:t>
-      </w:r>
-      <w:proofErr w:type="spellEnd"/>
-      <w:r>
-        <w:rPr>
-          <w:sz w:val="24"/>
-          <w:szCs w:val="24"/>
-        </w:rPr>
-        <w:t xml:space="preserve"> ki </w:t>
-      </w:r>
-      <w:proofErr w:type="spellStart"/>
-      <w:r>
-        <w:rPr>
-          <w:sz w:val="24"/>
-          <w:szCs w:val="24"/>
-        </w:rPr>
-        <w:t>kis</w:t>
-      </w:r>
-      <w:proofErr w:type="spellEnd"/>
-      <w:r>
-        <w:rPr>
-          <w:sz w:val="24"/>
-          <w:szCs w:val="24"/>
-        </w:rPr>
-        <w:t xml:space="preserve"> </w:t>
-      </w:r>
-      <w:proofErr w:type="spellStart"/>
-      <w:r>
-        <w:rPr>
-          <w:sz w:val="24"/>
-          <w:szCs w:val="24"/>
-        </w:rPr>
-        <w:t>jagah</w:t>
-      </w:r>
-      <w:proofErr w:type="spellEnd"/>
-      <w:r>
-        <w:rPr>
-          <w:sz w:val="24"/>
-          <w:szCs w:val="24"/>
-        </w:rPr>
-        <w:t xml:space="preserve"> </w:t>
-      </w:r>
-      <w:proofErr w:type="spellStart"/>
-      <w:r>
-        <w:rPr>
-          <w:sz w:val="24"/>
-          <w:szCs w:val="24"/>
-        </w:rPr>
-        <w:t>kaunsa</w:t>
-      </w:r>
-      <w:proofErr w:type="spellEnd"/>
-      <w:r>
-        <w:rPr>
-          <w:sz w:val="24"/>
-          <w:szCs w:val="24"/>
-        </w:rPr>
-        <w:t xml:space="preserve"> specific bean use </w:t>
-      </w:r>
-      <w:proofErr w:type="spellStart"/>
-      <w:r>
-        <w:rPr>
-          <w:sz w:val="24"/>
-          <w:szCs w:val="24"/>
-        </w:rPr>
-        <w:t>karna</w:t>
-      </w:r>
-      <w:proofErr w:type="spellEnd"/>
-      <w:r>
-        <w:rPr>
-          <w:sz w:val="24"/>
-          <w:szCs w:val="24"/>
-        </w:rPr>
-        <w:t xml:space="preserve"> </w:t>
-      </w:r>
-      <w:proofErr w:type="spellStart"/>
-      <w:r>
-        <w:rPr>
-          <w:sz w:val="24"/>
-          <w:szCs w:val="24"/>
-        </w:rPr>
-        <w:t>hai</w:t>
-      </w:r>
-      <w:proofErr w:type="spellEnd"/>
-      <w:r>
-        <w:rPr>
-          <w:sz w:val="24"/>
-          <w:szCs w:val="24"/>
-        </w:rPr>
-        <w:t xml:space="preserve">, </w:t>
-      </w:r>
-      <w:proofErr w:type="spellStart"/>
-      <w:r>
-        <w:rPr>
-          <w:sz w:val="24"/>
-          <w:szCs w:val="24"/>
-        </w:rPr>
-        <w:t>toh</w:t>
-      </w:r>
-      <w:proofErr w:type="spellEnd"/>
-      <w:r>
-        <w:rPr>
-          <w:sz w:val="24"/>
-          <w:szCs w:val="24"/>
-        </w:rPr>
-        <w:t xml:space="preserve"> @Qualifier ka </w:t>
-      </w:r>
-      <w:proofErr w:type="spellStart"/>
-      <w:r>
-        <w:rPr>
-          <w:sz w:val="24"/>
-          <w:szCs w:val="24"/>
-        </w:rPr>
-        <w:t>upyog</w:t>
-      </w:r>
-      <w:proofErr w:type="spellEnd"/>
-      <w:r>
-        <w:rPr>
-          <w:sz w:val="24"/>
-          <w:szCs w:val="24"/>
-        </w:rPr>
-        <w:t xml:space="preserve"> </w:t>
-      </w:r>
-      <w:proofErr w:type="spellStart"/>
-      <w:r>
-        <w:rPr>
-          <w:sz w:val="24"/>
-          <w:szCs w:val="24"/>
-        </w:rPr>
-        <w:t>karein</w:t>
-      </w:r>
-      <w:proofErr w:type="spellEnd"/>
-      <w:r>
-        <w:rPr>
-          <w:sz w:val="24"/>
-          <w:szCs w:val="24"/>
-        </w:rPr>
-        <w:t xml:space="preserve">. </w:t>
-      </w:r>
-      <w:proofErr w:type="spellStart"/>
-      <w:r>
-        <w:rPr>
-          <w:sz w:val="24"/>
-          <w:szCs w:val="24"/>
-        </w:rPr>
-        <w:t>Aap</w:t>
-      </w:r>
-      <w:proofErr w:type="spellEnd"/>
-      <w:r>
-        <w:rPr>
-          <w:sz w:val="24"/>
-          <w:szCs w:val="24"/>
-        </w:rPr>
-        <w:t xml:space="preserve"> bean ko ek unique naam </w:t>
-      </w:r>
-      <w:proofErr w:type="spellStart"/>
-      <w:r>
-        <w:rPr>
-          <w:sz w:val="24"/>
-          <w:szCs w:val="24"/>
-        </w:rPr>
-        <w:t>dete</w:t>
-      </w:r>
-      <w:proofErr w:type="spellEnd"/>
-      <w:r>
-        <w:rPr>
-          <w:sz w:val="24"/>
-          <w:szCs w:val="24"/>
-        </w:rPr>
-        <w:t xml:space="preserve"> hain aur injection </w:t>
-      </w:r>
-      <w:proofErr w:type="spellStart"/>
-      <w:r>
-        <w:rPr>
-          <w:sz w:val="24"/>
-          <w:szCs w:val="24"/>
-        </w:rPr>
-        <w:t>ke</w:t>
-      </w:r>
-      <w:proofErr w:type="spellEnd"/>
-      <w:r>
-        <w:rPr>
-          <w:sz w:val="24"/>
-          <w:szCs w:val="24"/>
-        </w:rPr>
-        <w:t xml:space="preserve"> </w:t>
-      </w:r>
-      <w:proofErr w:type="spellStart"/>
-      <w:r>
-        <w:rPr>
-          <w:sz w:val="24"/>
-          <w:szCs w:val="24"/>
-        </w:rPr>
-        <w:t>waqt</w:t>
-      </w:r>
-      <w:proofErr w:type="spellEnd"/>
-      <w:r>
-        <w:rPr>
-          <w:sz w:val="24"/>
-          <w:szCs w:val="24"/>
-        </w:rPr>
-        <w:t xml:space="preserve"> </w:t>
-      </w:r>
-      <w:proofErr w:type="spellStart"/>
-      <w:r>
-        <w:rPr>
-          <w:sz w:val="24"/>
-          <w:szCs w:val="24"/>
-        </w:rPr>
-        <w:t>usi</w:t>
-      </w:r>
-      <w:proofErr w:type="spellEnd"/>
-      <w:r>
-        <w:rPr>
-          <w:sz w:val="24"/>
-          <w:szCs w:val="24"/>
-        </w:rPr>
-        <w:t xml:space="preserve"> naam ka reference </w:t>
-      </w:r>
-      <w:proofErr w:type="spellStart"/>
-      <w:r>
-        <w:rPr>
-          <w:sz w:val="24"/>
-          <w:szCs w:val="24"/>
-        </w:rPr>
-        <w:t>dete</w:t>
-      </w:r>
-      <w:proofErr w:type="spellEnd"/>
-      <w:r>
-        <w:rPr>
-          <w:sz w:val="24"/>
-          <w:szCs w:val="24"/>
-        </w:rPr>
-        <w:t xml:space="preserve"> hain.</w:t>
+        <w:t>Jab aapko control chahiye ki kis jagah kaunsa specific bean use karna hai, toh @Qualifier ka upyog karein. Aap bean ko ek unique naam dete hain aur injection ke waqt usi naam ka reference dete hain.</w:t>
       </w:r>
     </w:p>
     <w:p>
@@ -1859,7 +974,6 @@
         </w:rPr>
         <w:t xml:space="preserve">Bean </w:t>
       </w:r>
-      <w:proofErr w:type="spellStart"/>
       <w:r>
         <w:rPr>
           <w:sz w:val="24"/>
@@ -1867,7 +981,6 @@
         </w:rPr>
         <w:t>instansiation</w:t>
       </w:r>
-      <w:proofErr w:type="spellEnd"/>
       <w:r>
         <w:rPr>
           <w:sz w:val="24"/>
@@ -2022,24 +1135,1388 @@
           <w:sz w:val="24"/>
           <w:szCs w:val="24"/>
         </w:rPr>
-        <w:t xml:space="preserve">INITIALIZING BEAN </w:t>
-      </w:r>
-      <w:proofErr w:type="spellStart"/>
-      <w:r>
-        <w:rPr>
-          <w:sz w:val="24"/>
-          <w:szCs w:val="24"/>
-        </w:rPr>
-        <w:t>USE,Disposable</w:t>
-      </w:r>
-      <w:proofErr w:type="spellEnd"/>
-      <w:r>
-        <w:rPr>
-          <w:sz w:val="24"/>
-          <w:szCs w:val="24"/>
-        </w:rPr>
-        <w:t xml:space="preserve"> bean  -&gt; </w:t>
-      </w:r>
+        <w:t xml:space="preserve">INITIALIZING BEAN USE,Disposable bean  -&gt; </w:t>
+      </w:r>
+    </w:p>
+    <w:p>
+      <w:pPr>
+        <w:rPr>
+          <w:sz w:val="24"/>
+          <w:szCs w:val="24"/>
+        </w:rPr>
+      </w:pPr>
+    </w:p>
+    <w:p>
+      <w:pPr>
+        <w:rPr>
+          <w:sz w:val="24"/>
+          <w:szCs w:val="24"/>
+        </w:rPr>
+      </w:pPr>
+      <w:r>
+        <w:rPr>
+          <w:sz w:val="24"/>
+          <w:szCs w:val="24"/>
+        </w:rPr>
+        <w:t>JPA (Java Persistence API</w:t>
+      </w:r>
+      <w:r>
+        <w:rPr>
+          <w:sz w:val="24"/>
+          <w:szCs w:val="24"/>
+        </w:rPr>
+        <w:t>/</w:t>
+      </w:r>
+      <w:r>
+        <w:rPr>
+          <w:b/>
+          <w:bCs/>
+          <w:sz w:val="24"/>
+          <w:szCs w:val="24"/>
+        </w:rPr>
+        <w:t>JAKARTA PERSISTENCE API</w:t>
+      </w:r>
+      <w:r>
+        <w:rPr>
+          <w:sz w:val="24"/>
+          <w:szCs w:val="24"/>
+        </w:rPr>
+        <w:t xml:space="preserve">)-&gt; </w:t>
+      </w:r>
+    </w:p>
+    <w:p>
+      <w:pPr>
+        <w:rPr>
+          <w:sz w:val="24"/>
+          <w:szCs w:val="24"/>
+        </w:rPr>
+      </w:pPr>
+      <w:r>
+        <w:rPr>
+          <w:sz w:val="24"/>
+          <w:szCs w:val="24"/>
+        </w:rPr>
+        <w:t xml:space="preserve">JPA ka kaam hai </w:t>
+      </w:r>
+      <w:r>
+        <w:rPr>
+          <w:b/>
+          <w:bCs/>
+          <w:sz w:val="24"/>
+          <w:szCs w:val="24"/>
+        </w:rPr>
+        <w:t>Java Objects</w:t>
+      </w:r>
+      <w:r>
+        <w:rPr>
+          <w:sz w:val="24"/>
+          <w:szCs w:val="24"/>
+        </w:rPr>
+        <w:t xml:space="preserve"> ko </w:t>
+      </w:r>
+      <w:r>
+        <w:rPr>
+          <w:b/>
+          <w:bCs/>
+          <w:sz w:val="24"/>
+          <w:szCs w:val="24"/>
+        </w:rPr>
+        <w:t>Database Tables</w:t>
+      </w:r>
+      <w:r>
+        <w:rPr>
+          <w:sz w:val="24"/>
+          <w:szCs w:val="24"/>
+        </w:rPr>
+        <w:t xml:space="preserve"> ke saath match karke data save/retrieve karna, taaki developer ko manually SQL queries likhne ki headache na ho.</w:t>
+      </w:r>
+    </w:p>
+    <w:p>
+      <w:pPr>
+        <w:rPr>
+          <w:sz w:val="24"/>
+          <w:szCs w:val="24"/>
+        </w:rPr>
+      </w:pPr>
+    </w:p>
+    <w:p>
+      <w:pPr>
+        <w:rPr>
+          <w:sz w:val="24"/>
+          <w:szCs w:val="24"/>
+        </w:rPr>
+      </w:pPr>
+    </w:p>
+    <w:p>
+      <w:pPr>
+        <w:rPr>
+          <w:b/>
+          <w:bCs/>
+          <w:sz w:val="24"/>
+          <w:szCs w:val="24"/>
+        </w:rPr>
+      </w:pPr>
+      <w:r>
+        <w:rPr>
+          <w:b/>
+          <w:bCs/>
+          <w:sz w:val="24"/>
+          <w:szCs w:val="24"/>
+        </w:rPr>
+        <w:t>SPRING DATA JPA</w:t>
+      </w:r>
+      <w:r>
+        <w:rPr>
+          <w:sz w:val="24"/>
+          <w:szCs w:val="24"/>
+        </w:rPr>
+        <w:t xml:space="preserve"> -&gt;  In jdbc you have to focus on sql queries have to write query instead of focusing on the business logic we are writing spring jdbc(tighthly binding our application to database) by writing the sql queries so we don’t want that for that and we have to manually write the queries  so we want to tool that can write the queries automatically , and we also want crud operation simplification so we use -&gt;</w:t>
+      </w:r>
+      <w:r>
+        <w:rPr>
+          <w:b/>
+          <w:bCs/>
+          <w:sz w:val="24"/>
+          <w:szCs w:val="24"/>
+        </w:rPr>
+        <w:t xml:space="preserve"> JPA</w:t>
+      </w:r>
+    </w:p>
+    <w:p>
+      <w:pPr>
+        <w:rPr>
+          <w:b/>
+          <w:bCs/>
+          <w:sz w:val="24"/>
+          <w:szCs w:val="24"/>
+        </w:rPr>
+      </w:pPr>
+    </w:p>
+    <w:p>
+      <w:pPr>
+        <w:rPr>
+          <w:b/>
+          <w:bCs/>
+          <w:sz w:val="24"/>
+          <w:szCs w:val="24"/>
+        </w:rPr>
+      </w:pPr>
+      <w:r>
+        <w:rPr>
+          <w:b/>
+          <w:bCs/>
+          <w:sz w:val="24"/>
+          <w:szCs w:val="24"/>
+        </w:rPr>
+        <w:t>BENEFIT OF JPA</w:t>
+      </w:r>
+    </w:p>
+    <w:p>
+      <w:pPr>
+        <w:pStyle w:val="ListParagraph"/>
+        <w:numPr>
+          <w:ilvl w:val="0"/>
+          <w:numId w:val="1"/>
+        </w:numPr>
+        <w:rPr>
+          <w:sz w:val="24"/>
+          <w:szCs w:val="24"/>
+        </w:rPr>
+      </w:pPr>
+      <w:r>
+        <w:rPr>
+          <w:sz w:val="24"/>
+          <w:szCs w:val="24"/>
+        </w:rPr>
+        <w:t>AUTOMATIC GENERATION OF QUERIES</w:t>
+      </w:r>
+    </w:p>
+    <w:p>
+      <w:pPr>
+        <w:pStyle w:val="ListParagraph"/>
+        <w:numPr>
+          <w:ilvl w:val="0"/>
+          <w:numId w:val="1"/>
+        </w:numPr>
+        <w:rPr>
+          <w:sz w:val="24"/>
+          <w:szCs w:val="24"/>
+        </w:rPr>
+      </w:pPr>
+      <w:r>
+        <w:rPr>
+          <w:sz w:val="24"/>
+          <w:szCs w:val="24"/>
+        </w:rPr>
+        <w:t>BOILERPLATECODE REDUCTION</w:t>
+      </w:r>
+    </w:p>
+    <w:p>
+      <w:pPr>
+        <w:pStyle w:val="ListParagraph"/>
+        <w:numPr>
+          <w:ilvl w:val="0"/>
+          <w:numId w:val="1"/>
+        </w:numPr>
+        <w:rPr>
+          <w:sz w:val="24"/>
+          <w:szCs w:val="24"/>
+        </w:rPr>
+      </w:pPr>
+      <w:r>
+        <w:rPr>
+          <w:sz w:val="24"/>
+          <w:szCs w:val="24"/>
+        </w:rPr>
+        <w:t>PAGING SORTING SUPPORT</w:t>
+      </w:r>
+    </w:p>
+    <w:p>
+      <w:pPr>
+        <w:pStyle w:val="ListParagraph"/>
+        <w:numPr>
+          <w:ilvl w:val="0"/>
+          <w:numId w:val="1"/>
+        </w:numPr>
+        <w:rPr>
+          <w:sz w:val="24"/>
+          <w:szCs w:val="24"/>
+        </w:rPr>
+      </w:pPr>
+      <w:r>
+        <w:rPr>
+          <w:sz w:val="24"/>
+          <w:szCs w:val="24"/>
+        </w:rPr>
+        <w:t>DATABASE INDEPENDENT</w:t>
+      </w:r>
+    </w:p>
+    <w:p>
+      <w:pPr>
+        <w:pStyle w:val="ListParagraph"/>
+        <w:numPr>
+          <w:ilvl w:val="0"/>
+          <w:numId w:val="1"/>
+        </w:numPr>
+        <w:rPr>
+          <w:sz w:val="24"/>
+          <w:szCs w:val="24"/>
+        </w:rPr>
+      </w:pPr>
+      <w:r>
+        <w:rPr>
+          <w:sz w:val="24"/>
+          <w:szCs w:val="24"/>
+        </w:rPr>
+        <w:t>DATA CACHING SUPPORT</w:t>
+      </w:r>
+    </w:p>
+    <w:p>
+      <w:pPr>
+        <w:pStyle w:val="ListParagraph"/>
+        <w:rPr>
+          <w:sz w:val="24"/>
+          <w:szCs w:val="24"/>
+        </w:rPr>
+      </w:pPr>
+    </w:p>
+    <w:p>
+      <w:pPr>
+        <w:pStyle w:val="ListParagraph"/>
+        <w:rPr>
+          <w:sz w:val="24"/>
+          <w:szCs w:val="24"/>
+        </w:rPr>
+      </w:pPr>
+    </w:p>
+    <w:p>
+      <w:pPr>
+        <w:pStyle w:val="ListParagraph"/>
+        <w:numPr>
+          <w:ilvl w:val="0"/>
+          <w:numId w:val="1"/>
+        </w:numPr>
+        <w:rPr>
+          <w:sz w:val="24"/>
+          <w:szCs w:val="24"/>
+        </w:rPr>
+      </w:pPr>
+      <w:r>
+        <w:rPr>
+          <w:b/>
+          <w:bCs/>
+          <w:sz w:val="24"/>
+          <w:szCs w:val="24"/>
+        </w:rPr>
+        <w:t>JPA</w:t>
+      </w:r>
+      <w:r>
+        <w:rPr>
+          <w:sz w:val="24"/>
+          <w:szCs w:val="24"/>
+        </w:rPr>
+        <w:t xml:space="preserve"> PROVIDES THE FEATURES OF </w:t>
+      </w:r>
+      <w:r>
+        <w:rPr>
+          <w:b/>
+          <w:bCs/>
+          <w:sz w:val="24"/>
+          <w:szCs w:val="24"/>
+        </w:rPr>
+        <w:t>ORM(OBJECT RELATION MAPPING)</w:t>
+      </w:r>
+    </w:p>
+    <w:p>
+      <w:pPr>
+        <w:pStyle w:val="ListParagraph"/>
+        <w:numPr>
+          <w:ilvl w:val="0"/>
+          <w:numId w:val="1"/>
+        </w:numPr>
+        <w:rPr>
+          <w:sz w:val="24"/>
+          <w:szCs w:val="24"/>
+        </w:rPr>
+      </w:pPr>
+      <w:r>
+        <w:rPr>
+          <w:sz w:val="24"/>
+          <w:szCs w:val="24"/>
+        </w:rPr>
+        <w:t xml:space="preserve">IT SAYS that if you are using </w:t>
+      </w:r>
+      <w:r>
+        <w:rPr>
+          <w:b/>
+          <w:bCs/>
+          <w:sz w:val="24"/>
+          <w:szCs w:val="24"/>
+        </w:rPr>
+        <w:t>JPA</w:t>
+      </w:r>
+      <w:r>
+        <w:rPr>
+          <w:sz w:val="24"/>
+          <w:szCs w:val="24"/>
+        </w:rPr>
+        <w:t xml:space="preserve"> then you have to map </w:t>
+      </w:r>
+      <w:r>
+        <w:rPr>
+          <w:b/>
+          <w:bCs/>
+          <w:sz w:val="24"/>
+          <w:szCs w:val="24"/>
+        </w:rPr>
+        <w:t>CLASSES</w:t>
+      </w:r>
+      <w:r>
+        <w:rPr>
+          <w:sz w:val="24"/>
+          <w:szCs w:val="24"/>
+        </w:rPr>
+        <w:t xml:space="preserve"> with </w:t>
+      </w:r>
+      <w:r>
+        <w:rPr>
+          <w:b/>
+          <w:bCs/>
+          <w:sz w:val="24"/>
+          <w:szCs w:val="24"/>
+        </w:rPr>
+        <w:t>TABLES</w:t>
+      </w:r>
+    </w:p>
+    <w:p>
+      <w:pPr>
+        <w:rPr>
+          <w:sz w:val="24"/>
+          <w:szCs w:val="24"/>
+        </w:rPr>
+      </w:pPr>
+    </w:p>
+    <w:p>
+      <w:pPr>
+        <w:rPr>
+          <w:sz w:val="24"/>
+          <w:szCs w:val="24"/>
+        </w:rPr>
+      </w:pPr>
+    </w:p>
+    <w:p>
+      <w:pPr>
+        <w:rPr>
+          <w:sz w:val="24"/>
+          <w:szCs w:val="24"/>
+        </w:rPr>
+      </w:pPr>
+      <w:r>
+        <w:rPr>
+          <w:sz w:val="24"/>
+          <w:szCs w:val="24"/>
+        </w:rPr>
+        <w:t xml:space="preserve">YOU JUST HAVE TO MAP   </w:t>
+      </w:r>
+    </w:p>
+    <w:p>
+      <w:pPr>
+        <w:rPr>
+          <w:sz w:val="24"/>
+          <w:szCs w:val="24"/>
+        </w:rPr>
+      </w:pPr>
+      <w:r>
+        <w:rPr>
+          <w:sz w:val="24"/>
+          <w:szCs w:val="24"/>
+        </w:rPr>
+        <w:t xml:space="preserve">                                                       CLASS   -&gt;              TABLE </w:t>
+      </w:r>
+    </w:p>
+    <w:p>
+      <w:pPr>
+        <w:pStyle w:val="ListParagraph"/>
+        <w:numPr>
+          <w:ilvl w:val="0"/>
+          <w:numId w:val="1"/>
+        </w:numPr>
+        <w:rPr>
+          <w:b/>
+          <w:bCs/>
+          <w:sz w:val="24"/>
+          <w:szCs w:val="24"/>
+        </w:rPr>
+      </w:pPr>
+      <w:r>
+        <w:rPr>
+          <w:sz w:val="24"/>
+          <w:szCs w:val="24"/>
+        </w:rPr>
+        <w:t xml:space="preserve">IT MEANS IF </w:t>
+      </w:r>
+      <w:r>
+        <w:rPr>
+          <w:b/>
+          <w:bCs/>
+          <w:sz w:val="24"/>
+          <w:szCs w:val="24"/>
+        </w:rPr>
+        <w:t>CLASS</w:t>
+      </w:r>
+      <w:r>
+        <w:rPr>
+          <w:sz w:val="24"/>
+          <w:szCs w:val="24"/>
+        </w:rPr>
+        <w:t xml:space="preserve"> HAS FIELDS </w:t>
+      </w:r>
+      <w:r>
+        <w:rPr>
+          <w:b/>
+          <w:bCs/>
+          <w:sz w:val="24"/>
+          <w:szCs w:val="24"/>
+        </w:rPr>
+        <w:t>NAME</w:t>
+      </w:r>
+      <w:r>
+        <w:rPr>
+          <w:sz w:val="24"/>
+          <w:szCs w:val="24"/>
+        </w:rPr>
+        <w:t xml:space="preserve"> AND </w:t>
+      </w:r>
+      <w:r>
+        <w:rPr>
+          <w:b/>
+          <w:bCs/>
+          <w:sz w:val="24"/>
+          <w:szCs w:val="24"/>
+        </w:rPr>
+        <w:t>ID</w:t>
+      </w:r>
+      <w:r>
+        <w:rPr>
+          <w:sz w:val="24"/>
+          <w:szCs w:val="24"/>
+        </w:rPr>
+        <w:t xml:space="preserve"> -&gt; the table must have </w:t>
+      </w:r>
+      <w:r>
+        <w:rPr>
+          <w:b/>
+          <w:bCs/>
+          <w:sz w:val="24"/>
+          <w:szCs w:val="24"/>
+        </w:rPr>
+        <w:t>COLUMNS-</w:t>
+      </w:r>
+    </w:p>
+    <w:p>
+      <w:pPr>
+        <w:pStyle w:val="ListParagraph"/>
+        <w:ind w:left="6480"/>
+        <w:rPr>
+          <w:b/>
+          <w:bCs/>
+          <w:sz w:val="24"/>
+          <w:szCs w:val="24"/>
+        </w:rPr>
+      </w:pPr>
+      <w:r>
+        <w:rPr>
+          <w:b/>
+          <w:bCs/>
+          <w:sz w:val="24"/>
+          <w:szCs w:val="24"/>
+        </w:rPr>
+        <w:t xml:space="preserve">               - &gt; ID AND NAME</w:t>
+      </w:r>
+    </w:p>
+    <w:p>
+      <w:pPr>
+        <w:rPr>
+          <w:sz w:val="24"/>
+          <w:szCs w:val="24"/>
+        </w:rPr>
+      </w:pPr>
+    </w:p>
+    <w:p>
+      <w:pPr>
+        <w:pStyle w:val="ListParagraph"/>
+        <w:numPr>
+          <w:ilvl w:val="0"/>
+          <w:numId w:val="1"/>
+        </w:numPr>
+        <w:rPr>
+          <w:b/>
+          <w:bCs/>
+          <w:sz w:val="24"/>
+          <w:szCs w:val="24"/>
+        </w:rPr>
+      </w:pPr>
+      <w:r>
+        <w:rPr>
+          <w:b/>
+          <w:bCs/>
+          <w:sz w:val="24"/>
+          <w:szCs w:val="24"/>
+        </w:rPr>
+        <w:t>WE CAN TELL THIS MAPPING BY TWO WAYS</w:t>
+      </w:r>
+    </w:p>
+    <w:p>
+      <w:pPr>
+        <w:pStyle w:val="ListParagraph"/>
+        <w:numPr>
+          <w:ilvl w:val="0"/>
+          <w:numId w:val="1"/>
+        </w:numPr>
+        <w:rPr>
+          <w:sz w:val="24"/>
+          <w:szCs w:val="24"/>
+        </w:rPr>
+      </w:pPr>
+      <w:r>
+        <w:rPr>
+          <w:sz w:val="24"/>
+          <w:szCs w:val="24"/>
+        </w:rPr>
+        <w:t>ANNOTATIONS</w:t>
+      </w:r>
+    </w:p>
+    <w:p>
+      <w:pPr>
+        <w:pStyle w:val="ListParagraph"/>
+        <w:numPr>
+          <w:ilvl w:val="0"/>
+          <w:numId w:val="1"/>
+        </w:numPr>
+        <w:rPr>
+          <w:sz w:val="24"/>
+          <w:szCs w:val="24"/>
+        </w:rPr>
+      </w:pPr>
+      <w:r>
+        <w:rPr>
+          <w:sz w:val="24"/>
+          <w:szCs w:val="24"/>
+        </w:rPr>
+        <w:t>XML</w:t>
+      </w:r>
+    </w:p>
+    <w:p>
+      <w:pPr>
+        <w:pStyle w:val="ListParagraph"/>
+        <w:rPr>
+          <w:sz w:val="24"/>
+          <w:szCs w:val="24"/>
+        </w:rPr>
+      </w:pPr>
+    </w:p>
+    <w:p>
+      <w:pPr>
+        <w:pStyle w:val="ListParagraph"/>
+        <w:rPr>
+          <w:sz w:val="24"/>
+          <w:szCs w:val="24"/>
+        </w:rPr>
+      </w:pPr>
+    </w:p>
+    <w:p>
+      <w:pPr>
+        <w:pStyle w:val="ListParagraph"/>
+        <w:rPr>
+          <w:sz w:val="24"/>
+          <w:szCs w:val="24"/>
+        </w:rPr>
+      </w:pPr>
+    </w:p>
+    <w:p>
+      <w:pPr>
+        <w:pStyle w:val="ListParagraph"/>
+        <w:rPr>
+          <w:b/>
+          <w:bCs/>
+          <w:sz w:val="24"/>
+          <w:szCs w:val="24"/>
+        </w:rPr>
+      </w:pPr>
+      <w:r>
+        <w:rPr>
+          <w:sz w:val="24"/>
+          <w:szCs w:val="24"/>
+        </w:rPr>
+        <w:t>-&gt;</w:t>
+      </w:r>
+      <w:r>
+        <w:rPr>
+          <w:sz w:val="24"/>
+          <w:szCs w:val="24"/>
+        </w:rPr>
+        <w:t xml:space="preserve">IF WE WANT ANYTHING FROM DATABASE WE WILL ASK TO </w:t>
+      </w:r>
+      <w:r>
+        <w:rPr>
+          <w:b/>
+          <w:bCs/>
+          <w:sz w:val="24"/>
+          <w:szCs w:val="24"/>
+        </w:rPr>
+        <w:t>ORM</w:t>
+      </w:r>
+    </w:p>
+    <w:p>
+      <w:pPr>
+        <w:pStyle w:val="ListParagraph"/>
+        <w:rPr>
+          <w:b/>
+          <w:bCs/>
+          <w:sz w:val="24"/>
+          <w:szCs w:val="24"/>
+        </w:rPr>
+      </w:pPr>
+      <w:r>
+        <w:rPr>
+          <w:b/>
+          <w:bCs/>
+          <w:sz w:val="24"/>
+          <w:szCs w:val="24"/>
+        </w:rPr>
+        <w:lastRenderedPageBreak/>
+        <w:t>DIFF BETWEEN JPA AND HIBERNATE</w:t>
+      </w:r>
+    </w:p>
+    <w:p>
+      <w:pPr>
+        <w:pStyle w:val="ListParagraph"/>
+        <w:rPr>
+          <w:b/>
+          <w:bCs/>
+          <w:sz w:val="24"/>
+          <w:szCs w:val="24"/>
+        </w:rPr>
+      </w:pPr>
+    </w:p>
+    <w:p>
+      <w:pPr>
+        <w:pStyle w:val="ListParagraph"/>
+        <w:numPr>
+          <w:ilvl w:val="0"/>
+          <w:numId w:val="1"/>
+        </w:numPr>
+        <w:rPr>
+          <w:sz w:val="24"/>
+          <w:szCs w:val="24"/>
+        </w:rPr>
+      </w:pPr>
+      <w:r>
+        <w:rPr>
+          <w:b/>
+          <w:bCs/>
+          <w:sz w:val="24"/>
+          <w:szCs w:val="24"/>
+        </w:rPr>
+        <w:t xml:space="preserve"> JPA -&gt;</w:t>
+      </w:r>
+      <w:r>
+        <w:rPr>
+          <w:sz w:val="24"/>
+          <w:szCs w:val="24"/>
+        </w:rPr>
+        <w:t xml:space="preserve">  THIS IS SPECIFICATION( TELL HOW TO DO)</w:t>
+      </w:r>
+    </w:p>
+    <w:p>
+      <w:pPr>
+        <w:pStyle w:val="ListParagraph"/>
+        <w:numPr>
+          <w:ilvl w:val="0"/>
+          <w:numId w:val="1"/>
+        </w:numPr>
+        <w:rPr>
+          <w:sz w:val="24"/>
+          <w:szCs w:val="24"/>
+        </w:rPr>
+      </w:pPr>
+      <w:r>
+        <w:rPr>
+          <w:b/>
+          <w:bCs/>
+          <w:sz w:val="24"/>
+          <w:szCs w:val="24"/>
+        </w:rPr>
+        <w:t>HIBERNATE -&gt; ACTUAL IMPLEMENTATION</w:t>
+      </w:r>
+    </w:p>
+    <w:p>
+      <w:pPr>
+        <w:pStyle w:val="ListParagraph"/>
+        <w:numPr>
+          <w:ilvl w:val="0"/>
+          <w:numId w:val="1"/>
+        </w:numPr>
+        <w:rPr>
+          <w:sz w:val="24"/>
+          <w:szCs w:val="24"/>
+        </w:rPr>
+      </w:pPr>
+      <w:r>
+        <w:rPr>
+          <w:sz w:val="24"/>
+          <w:szCs w:val="24"/>
+        </w:rPr>
+        <w:t>IMPLEMENTATION CAN BE DIFF BUT THE END RESULT WILL BE SAME DUE TO SPECIFICATION</w:t>
+      </w:r>
+    </w:p>
+    <w:p>
+      <w:pPr>
+        <w:pStyle w:val="ListParagraph"/>
+        <w:numPr>
+          <w:ilvl w:val="0"/>
+          <w:numId w:val="1"/>
+        </w:numPr>
+        <w:rPr>
+          <w:sz w:val="24"/>
+          <w:szCs w:val="24"/>
+        </w:rPr>
+      </w:pPr>
+      <w:r>
+        <w:rPr>
+          <w:sz w:val="24"/>
+          <w:szCs w:val="24"/>
+        </w:rPr>
+        <w:t>JPA DOES NOT USE HIBERNATE -&gt;  SPRING JPA -&gt; IS BY DEFUALT USING THE HYBERNATE</w:t>
+      </w:r>
+    </w:p>
+    <w:p>
+      <w:pPr>
+        <w:rPr>
+          <w:sz w:val="24"/>
+          <w:szCs w:val="24"/>
+        </w:rPr>
+      </w:pPr>
+    </w:p>
+    <w:p>
+      <w:pPr>
+        <w:rPr>
+          <w:sz w:val="24"/>
+          <w:szCs w:val="24"/>
+        </w:rPr>
+      </w:pPr>
+    </w:p>
+    <w:p>
+      <w:pPr>
+        <w:rPr>
+          <w:sz w:val="24"/>
+          <w:szCs w:val="24"/>
+        </w:rPr>
+      </w:pPr>
+      <w:r>
+        <w:rPr>
+          <w:sz w:val="24"/>
+          <w:szCs w:val="24"/>
+        </w:rPr>
+        <w:t>STEPS TO WRITE JPA PROGRAM</w:t>
+      </w:r>
+    </w:p>
+    <w:p>
+      <w:pPr>
+        <w:rPr>
+          <w:sz w:val="24"/>
+          <w:szCs w:val="24"/>
+        </w:rPr>
+      </w:pPr>
+    </w:p>
+    <w:p>
+      <w:pPr>
+        <w:rPr>
+          <w:sz w:val="24"/>
+          <w:szCs w:val="24"/>
+        </w:rPr>
+      </w:pPr>
+    </w:p>
+    <w:p>
+      <w:pPr>
+        <w:rPr>
+          <w:sz w:val="24"/>
+          <w:szCs w:val="24"/>
+        </w:rPr>
+      </w:pPr>
+      <w:r>
+        <w:rPr>
+          <w:sz w:val="24"/>
+          <w:szCs w:val="24"/>
+        </w:rPr>
+        <w:t>@Entity</w:t>
+      </w:r>
+      <w:r>
+        <w:rPr>
+          <w:sz w:val="24"/>
+          <w:szCs w:val="24"/>
+        </w:rPr>
+        <w:br/>
+        <w:t>public class User {</w:t>
+      </w:r>
+      <w:r>
+        <w:rPr>
+          <w:sz w:val="24"/>
+          <w:szCs w:val="24"/>
+        </w:rPr>
+        <w:br/>
+        <w:t>}</w:t>
+      </w:r>
+    </w:p>
+    <w:p>
+      <w:pPr>
+        <w:pStyle w:val="ListParagraph"/>
+        <w:numPr>
+          <w:ilvl w:val="0"/>
+          <w:numId w:val="1"/>
+        </w:numPr>
+        <w:rPr>
+          <w:sz w:val="24"/>
+          <w:szCs w:val="24"/>
+        </w:rPr>
+      </w:pPr>
+      <w:r>
+        <w:rPr>
+          <w:sz w:val="24"/>
+          <w:szCs w:val="24"/>
+        </w:rPr>
+        <w:t xml:space="preserve">This </w:t>
+      </w:r>
+      <w:r>
+        <w:rPr>
+          <w:b/>
+          <w:bCs/>
+          <w:sz w:val="24"/>
+          <w:szCs w:val="24"/>
+        </w:rPr>
+        <w:t>@Entity</w:t>
+      </w:r>
+      <w:r>
+        <w:rPr>
+          <w:sz w:val="24"/>
+          <w:szCs w:val="24"/>
+        </w:rPr>
+        <w:t xml:space="preserve"> will tell   </w:t>
+      </w:r>
+      <w:r>
+        <w:rPr>
+          <w:b/>
+          <w:bCs/>
+          <w:sz w:val="24"/>
+          <w:szCs w:val="24"/>
+        </w:rPr>
+        <w:t>JPA</w:t>
+      </w:r>
+      <w:r>
+        <w:rPr>
+          <w:sz w:val="24"/>
+          <w:szCs w:val="24"/>
+        </w:rPr>
+        <w:t xml:space="preserve"> THAT this is a  </w:t>
+      </w:r>
+      <w:r>
+        <w:rPr>
+          <w:b/>
+          <w:bCs/>
+          <w:sz w:val="24"/>
+          <w:szCs w:val="24"/>
+        </w:rPr>
+        <w:t>entity class</w:t>
+      </w:r>
+      <w:r>
+        <w:rPr>
+          <w:sz w:val="24"/>
+          <w:szCs w:val="24"/>
+        </w:rPr>
+        <w:t xml:space="preserve"> -&gt; and this will have mapping and There is </w:t>
+      </w:r>
+      <w:r>
+        <w:rPr>
+          <w:b/>
+          <w:bCs/>
+          <w:sz w:val="24"/>
+          <w:szCs w:val="24"/>
+        </w:rPr>
+        <w:t>TABLE</w:t>
+      </w:r>
+      <w:r>
+        <w:rPr>
+          <w:sz w:val="24"/>
+          <w:szCs w:val="24"/>
+        </w:rPr>
+        <w:t xml:space="preserve"> corresponding to this in the</w:t>
+      </w:r>
+      <w:r>
+        <w:rPr>
+          <w:b/>
+          <w:bCs/>
+          <w:sz w:val="24"/>
+          <w:szCs w:val="24"/>
+        </w:rPr>
+        <w:t xml:space="preserve"> DATABASE</w:t>
+      </w:r>
+      <w:r>
+        <w:rPr>
+          <w:sz w:val="24"/>
+          <w:szCs w:val="24"/>
+        </w:rPr>
+        <w:t>;</w:t>
+      </w:r>
+    </w:p>
+    <w:p>
+      <w:pPr>
+        <w:rPr>
+          <w:sz w:val="24"/>
+          <w:szCs w:val="24"/>
+        </w:rPr>
+      </w:pPr>
+    </w:p>
+    <w:p>
+      <w:pPr>
+        <w:rPr>
+          <w:sz w:val="24"/>
+          <w:szCs w:val="24"/>
+        </w:rPr>
+      </w:pPr>
+      <w:r>
+        <w:rPr>
+          <w:sz w:val="24"/>
+          <w:szCs w:val="24"/>
+        </w:rPr>
+        <w:t>@Entity</w:t>
+      </w:r>
+      <w:r>
+        <w:rPr>
+          <w:sz w:val="24"/>
+          <w:szCs w:val="24"/>
+        </w:rPr>
+        <w:br/>
+        <w:t>@Table(name="name of table inside the database")</w:t>
+      </w:r>
+      <w:r>
+        <w:rPr>
+          <w:sz w:val="24"/>
+          <w:szCs w:val="24"/>
+        </w:rPr>
+        <w:br/>
+        <w:t>public class User {</w:t>
+      </w:r>
+      <w:r>
+        <w:rPr>
+          <w:sz w:val="24"/>
+          <w:szCs w:val="24"/>
+        </w:rPr>
+        <w:br/>
+        <w:t>}</w:t>
+      </w:r>
+    </w:p>
+    <w:p>
+      <w:pPr>
+        <w:rPr>
+          <w:sz w:val="24"/>
+          <w:szCs w:val="24"/>
+        </w:rPr>
+      </w:pPr>
+    </w:p>
+    <w:p>
+      <w:pPr>
+        <w:rPr>
+          <w:sz w:val="24"/>
+          <w:szCs w:val="24"/>
+        </w:rPr>
+      </w:pPr>
+    </w:p>
+    <w:p>
+      <w:pPr>
+        <w:rPr>
+          <w:sz w:val="24"/>
+          <w:szCs w:val="24"/>
+        </w:rPr>
+      </w:pPr>
+      <w:r>
+        <w:rPr>
+          <w:sz w:val="24"/>
+          <w:szCs w:val="24"/>
+        </w:rPr>
+        <w:t>@Entity</w:t>
+      </w:r>
+      <w:r>
+        <w:rPr>
+          <w:sz w:val="24"/>
+          <w:szCs w:val="24"/>
+        </w:rPr>
+        <w:br/>
+        <w:t>@Table(name="jpa_user")</w:t>
+      </w:r>
+      <w:r>
+        <w:rPr>
+          <w:sz w:val="24"/>
+          <w:szCs w:val="24"/>
+        </w:rPr>
+        <w:t xml:space="preserve">  -&gt; means table in database corresponding to this is jpa_user</w:t>
+      </w:r>
+      <w:r>
+        <w:rPr>
+          <w:sz w:val="24"/>
+          <w:szCs w:val="24"/>
+        </w:rPr>
+        <w:br/>
+        <w:t>public class User {</w:t>
+      </w:r>
+      <w:r>
+        <w:rPr>
+          <w:sz w:val="24"/>
+          <w:szCs w:val="24"/>
+        </w:rPr>
+        <w:br/>
+        <w:t xml:space="preserve">    @Id    // @ID TO make it a primary key</w:t>
+      </w:r>
+      <w:r>
+        <w:rPr>
+          <w:sz w:val="24"/>
+          <w:szCs w:val="24"/>
+        </w:rPr>
+        <w:br/>
+        <w:t xml:space="preserve">    private int userId;</w:t>
+      </w:r>
+      <w:r>
+        <w:rPr>
+          <w:sz w:val="24"/>
+          <w:szCs w:val="24"/>
+        </w:rPr>
+        <w:br/>
+        <w:t xml:space="preserve">    </w:t>
+      </w:r>
+      <w:r>
+        <w:rPr>
+          <w:sz w:val="24"/>
+          <w:szCs w:val="24"/>
+        </w:rPr>
+        <w:br/>
+        <w:t>}</w:t>
+      </w:r>
+    </w:p>
+    <w:p>
+      <w:pPr>
+        <w:rPr>
+          <w:sz w:val="24"/>
+          <w:szCs w:val="24"/>
+        </w:rPr>
+      </w:pPr>
+    </w:p>
+    <w:p>
+      <w:pPr>
+        <w:rPr>
+          <w:sz w:val="24"/>
+          <w:szCs w:val="24"/>
+        </w:rPr>
+      </w:pPr>
+    </w:p>
+    <w:p>
+      <w:pPr>
+        <w:pStyle w:val="ListParagraph"/>
+        <w:numPr>
+          <w:ilvl w:val="0"/>
+          <w:numId w:val="1"/>
+        </w:numPr>
+        <w:rPr>
+          <w:sz w:val="24"/>
+          <w:szCs w:val="24"/>
+        </w:rPr>
+      </w:pPr>
+      <w:r>
+        <w:rPr>
+          <w:sz w:val="24"/>
+          <w:szCs w:val="24"/>
+        </w:rPr>
+        <w:t xml:space="preserve">If we want to giff diff name in Class and diff name in DATABASE </w:t>
+      </w:r>
+    </w:p>
+    <w:p>
+      <w:pPr>
+        <w:rPr>
+          <w:sz w:val="24"/>
+          <w:szCs w:val="24"/>
+        </w:rPr>
+      </w:pPr>
+    </w:p>
+    <w:p>
+      <w:pPr>
+        <w:rPr>
+          <w:sz w:val="24"/>
+          <w:szCs w:val="24"/>
+        </w:rPr>
+      </w:pPr>
+      <w:r>
+        <w:rPr>
+          <w:sz w:val="24"/>
+          <w:szCs w:val="24"/>
+        </w:rPr>
+        <w:lastRenderedPageBreak/>
+        <w:t>@Entity</w:t>
+      </w:r>
+    </w:p>
+    <w:p>
+      <w:pPr>
+        <w:rPr>
+          <w:sz w:val="24"/>
+          <w:szCs w:val="24"/>
+        </w:rPr>
+      </w:pPr>
+      <w:r>
+        <w:rPr>
+          <w:sz w:val="24"/>
+          <w:szCs w:val="24"/>
+        </w:rPr>
+        <w:t>@Table(name=”jpa_user”)  -&gt; table me use hoga jpa_user and yaha class me User</w:t>
+      </w:r>
+    </w:p>
+    <w:p>
+      <w:pPr>
+        <w:rPr>
+          <w:sz w:val="24"/>
+          <w:szCs w:val="24"/>
+        </w:rPr>
+      </w:pPr>
+      <w:r>
+        <w:rPr>
+          <w:sz w:val="24"/>
+          <w:szCs w:val="24"/>
+        </w:rPr>
+        <w:t>Public class User{</w:t>
+      </w:r>
+    </w:p>
+    <w:p>
+      <w:pPr>
+        <w:rPr>
+          <w:sz w:val="24"/>
+          <w:szCs w:val="24"/>
+        </w:rPr>
+      </w:pPr>
+      <w:r>
+        <w:rPr>
+          <w:sz w:val="24"/>
+          <w:szCs w:val="24"/>
+        </w:rPr>
+        <w:t xml:space="preserve">  @Id</w:t>
+      </w:r>
+    </w:p>
+    <w:p>
+      <w:pPr>
+        <w:rPr>
+          <w:sz w:val="24"/>
+          <w:szCs w:val="24"/>
+        </w:rPr>
+      </w:pPr>
+      <w:r>
+        <w:rPr>
+          <w:sz w:val="24"/>
+          <w:szCs w:val="24"/>
+        </w:rPr>
+        <w:t xml:space="preserve">  @Column(name=”jpa_user_id”)       -&gt; this means database me use hoga jp_user_id</w:t>
+      </w:r>
+    </w:p>
+    <w:p>
+      <w:pPr>
+        <w:rPr>
+          <w:sz w:val="24"/>
+          <w:szCs w:val="24"/>
+        </w:rPr>
+      </w:pPr>
+      <w:r>
+        <w:rPr>
+          <w:sz w:val="24"/>
+          <w:szCs w:val="24"/>
+        </w:rPr>
+        <w:t xml:space="preserve">   Private int user_id;                                   -&gt; in class use hoga user_id</w:t>
+      </w:r>
+    </w:p>
+    <w:p>
+      <w:pPr>
+        <w:rPr>
+          <w:sz w:val="24"/>
+          <w:szCs w:val="24"/>
+        </w:rPr>
+      </w:pPr>
+      <w:r>
+        <w:rPr>
+          <w:sz w:val="24"/>
+          <w:szCs w:val="24"/>
+        </w:rPr>
+        <w:t>}</w:t>
+      </w:r>
+    </w:p>
+    <w:p>
+      <w:pPr>
+        <w:rPr>
+          <w:sz w:val="24"/>
+          <w:szCs w:val="24"/>
+        </w:rPr>
+      </w:pPr>
+    </w:p>
+    <w:p>
+      <w:pPr>
+        <w:rPr>
+          <w:sz w:val="24"/>
+          <w:szCs w:val="24"/>
+        </w:rPr>
+      </w:pPr>
+    </w:p>
+    <w:p>
+      <w:pPr>
+        <w:rPr>
+          <w:sz w:val="24"/>
+          <w:szCs w:val="24"/>
+        </w:rPr>
+      </w:pPr>
+    </w:p>
+    <w:p>
+      <w:pPr>
+        <w:rPr>
+          <w:sz w:val="24"/>
+          <w:szCs w:val="24"/>
+        </w:rPr>
+      </w:pPr>
+      <w:r>
+        <w:rPr>
+          <w:sz w:val="24"/>
+          <w:szCs w:val="24"/>
+        </w:rPr>
+        <w:t>nullable = false</w:t>
+      </w:r>
+    </w:p>
+    <w:p>
+      <w:pPr>
+        <w:pStyle w:val="ListParagraph"/>
+        <w:numPr>
+          <w:ilvl w:val="0"/>
+          <w:numId w:val="1"/>
+        </w:numPr>
+        <w:rPr>
+          <w:sz w:val="24"/>
+          <w:szCs w:val="24"/>
+        </w:rPr>
+      </w:pPr>
+      <w:r>
+        <w:rPr>
+          <w:sz w:val="24"/>
+          <w:szCs w:val="24"/>
+        </w:rPr>
+        <w:t xml:space="preserve">Means this cannot be null </w:t>
+      </w:r>
+    </w:p>
+    <w:p>
+      <w:pPr>
+        <w:rPr>
+          <w:sz w:val="24"/>
+          <w:szCs w:val="24"/>
+        </w:rPr>
+      </w:pPr>
+    </w:p>
+    <w:p>
+      <w:pPr>
+        <w:rPr>
+          <w:sz w:val="24"/>
+          <w:szCs w:val="24"/>
+        </w:rPr>
+      </w:pPr>
+      <w:r>
+        <w:rPr>
+          <w:sz w:val="24"/>
+          <w:szCs w:val="24"/>
+        </w:rPr>
+        <w:t>private String email;</w:t>
+      </w:r>
+      <w:r>
+        <w:rPr>
+          <w:sz w:val="24"/>
+          <w:szCs w:val="24"/>
+        </w:rPr>
+        <w:br/>
+      </w:r>
+      <w:r>
+        <w:rPr>
+          <w:sz w:val="24"/>
+          <w:szCs w:val="24"/>
+        </w:rPr>
+        <w:t xml:space="preserve">                                                  -&gt; if we dontwrite @Column above it means the name will be </w:t>
+      </w:r>
+      <w:r>
+        <w:rPr>
+          <w:sz w:val="24"/>
+          <w:szCs w:val="24"/>
+        </w:rPr>
+        <w:br/>
+        <w:t>private int age;</w:t>
+      </w:r>
+      <w:r>
+        <w:rPr>
+          <w:sz w:val="24"/>
+          <w:szCs w:val="24"/>
+        </w:rPr>
+        <w:t xml:space="preserve">                              same in the DATABASE</w:t>
+      </w:r>
+      <w:r>
+        <w:rPr>
+          <w:sz w:val="24"/>
+          <w:szCs w:val="24"/>
+        </w:rPr>
+        <w:br/>
+        <w:t>private boolean isActive;</w:t>
+      </w:r>
+    </w:p>
+    <w:p>
+      <w:pPr>
+        <w:rPr>
+          <w:sz w:val="24"/>
+          <w:szCs w:val="24"/>
+        </w:rPr>
+      </w:pPr>
     </w:p>
     <w:sectPr>
       <w:pgSz w:w="11906" w:h="16838"/>
@@ -2070,7 +2547,7 @@
         <w:sz w:val="22"/>
       </w:rPr>
     </w:lvl>
-    <w:lvl w:ilvl="1" w:tplc="40090003" w:tentative="1">
+    <w:lvl w:ilvl="1" w:tplc="40090003">
       <w:start w:val="1"/>
       <w:numFmt w:val="bullet"/>
       <w:lvlText w:val="o"/>
@@ -2082,7 +2559,7 @@
         <w:rFonts w:ascii="Courier New" w:hAnsi="Courier New" w:cs="Courier New" w:hint="default"/>
       </w:rPr>
     </w:lvl>
-    <w:lvl w:ilvl="2" w:tplc="40090005" w:tentative="1">
+    <w:lvl w:ilvl="2" w:tplc="40090005">
       <w:start w:val="1"/>
       <w:numFmt w:val="bullet"/>
       <w:lvlText w:val=""/>
@@ -2094,7 +2571,7 @@
         <w:rFonts w:ascii="Wingdings" w:hAnsi="Wingdings" w:hint="default"/>
       </w:rPr>
     </w:lvl>
-    <w:lvl w:ilvl="3" w:tplc="40090001" w:tentative="1">
+    <w:lvl w:ilvl="3" w:tplc="40090001">
       <w:start w:val="1"/>
       <w:numFmt w:val="bullet"/>
       <w:lvlText w:val=""/>
@@ -2106,7 +2583,7 @@
         <w:rFonts w:ascii="Symbol" w:hAnsi="Symbol" w:hint="default"/>
       </w:rPr>
     </w:lvl>
-    <w:lvl w:ilvl="4" w:tplc="40090003" w:tentative="1">
+    <w:lvl w:ilvl="4" w:tplc="40090003">
       <w:start w:val="1"/>
       <w:numFmt w:val="bullet"/>
       <w:lvlText w:val="o"/>
@@ -2118,7 +2595,7 @@
         <w:rFonts w:ascii="Courier New" w:hAnsi="Courier New" w:cs="Courier New" w:hint="default"/>
       </w:rPr>
     </w:lvl>
-    <w:lvl w:ilvl="5" w:tplc="40090005" w:tentative="1">
+    <w:lvl w:ilvl="5" w:tplc="40090005">
       <w:start w:val="1"/>
       <w:numFmt w:val="bullet"/>
       <w:lvlText w:val=""/>
@@ -2130,7 +2607,7 @@
         <w:rFonts w:ascii="Wingdings" w:hAnsi="Wingdings" w:hint="default"/>
       </w:rPr>
     </w:lvl>
-    <w:lvl w:ilvl="6" w:tplc="40090001" w:tentative="1">
+    <w:lvl w:ilvl="6" w:tplc="40090001">
       <w:start w:val="1"/>
       <w:numFmt w:val="bullet"/>
       <w:lvlText w:val=""/>
@@ -2142,7 +2619,7 @@
         <w:rFonts w:ascii="Symbol" w:hAnsi="Symbol" w:hint="default"/>
       </w:rPr>
     </w:lvl>
-    <w:lvl w:ilvl="7" w:tplc="40090003" w:tentative="1">
+    <w:lvl w:ilvl="7" w:tplc="40090003">
       <w:start w:val="1"/>
       <w:numFmt w:val="bullet"/>
       <w:lvlText w:val="o"/>
@@ -2154,7 +2631,7 @@
         <w:rFonts w:ascii="Courier New" w:hAnsi="Courier New" w:cs="Courier New" w:hint="default"/>
       </w:rPr>
     </w:lvl>
-    <w:lvl w:ilvl="8" w:tplc="40090005" w:tentative="1">
+    <w:lvl w:ilvl="8" w:tplc="40090005">
       <w:start w:val="1"/>
       <w:numFmt w:val="bullet"/>
       <w:lvlText w:val=""/>

--- a/spring/Spring notes.docx
+++ b/spring/Spring notes.docx
@@ -2509,6 +2509,391 @@
         <w:br/>
         <w:t>private boolean isActive;</w:t>
       </w:r>
+    </w:p>
+    <w:p>
+      <w:pPr>
+        <w:rPr>
+          <w:sz w:val="24"/>
+          <w:szCs w:val="24"/>
+        </w:rPr>
+      </w:pPr>
+    </w:p>
+    <w:p>
+      <w:pPr>
+        <w:rPr>
+          <w:sz w:val="24"/>
+          <w:szCs w:val="24"/>
+        </w:rPr>
+      </w:pPr>
+    </w:p>
+    <w:p>
+      <w:pPr>
+        <w:rPr>
+          <w:sz w:val="24"/>
+          <w:szCs w:val="24"/>
+        </w:rPr>
+      </w:pPr>
+    </w:p>
+    <w:p>
+      <w:pPr>
+        <w:pStyle w:val="ListParagraph"/>
+        <w:numPr>
+          <w:ilvl w:val="0"/>
+          <w:numId w:val="1"/>
+        </w:numPr>
+        <w:rPr>
+          <w:sz w:val="24"/>
+          <w:szCs w:val="24"/>
+        </w:rPr>
+      </w:pPr>
+      <w:r>
+        <w:rPr>
+          <w:sz w:val="24"/>
+          <w:szCs w:val="24"/>
+        </w:rPr>
+        <w:t>When Request Came -&gt;  Controller Handle the Request  -&gt; process Request     THEN</w:t>
+      </w:r>
+    </w:p>
+    <w:p>
+      <w:pPr>
+        <w:rPr>
+          <w:sz w:val="24"/>
+          <w:szCs w:val="24"/>
+        </w:rPr>
+      </w:pPr>
+    </w:p>
+    <w:p>
+      <w:pPr>
+        <w:rPr>
+          <w:sz w:val="24"/>
+          <w:szCs w:val="24"/>
+        </w:rPr>
+      </w:pPr>
+    </w:p>
+    <w:p>
+      <w:pPr>
+        <w:pStyle w:val="ListParagraph"/>
+        <w:rPr>
+          <w:sz w:val="24"/>
+          <w:szCs w:val="24"/>
+        </w:rPr>
+      </w:pPr>
+      <w:r>
+        <w:rPr>
+          <w:sz w:val="24"/>
+          <w:szCs w:val="24"/>
+        </w:rPr>
+        <w:t>SEND THE RESPONSE(HTML) MADE INSIDE THE TEMPLATES engine (by the help of thymleaf or jsp)</w:t>
+      </w:r>
+    </w:p>
+    <w:p>
+      <w:pPr>
+        <w:pStyle w:val="ListParagraph"/>
+        <w:rPr>
+          <w:sz w:val="24"/>
+          <w:szCs w:val="24"/>
+        </w:rPr>
+      </w:pPr>
+    </w:p>
+    <w:p>
+      <w:pPr>
+        <w:pStyle w:val="ListParagraph"/>
+        <w:rPr>
+          <w:sz w:val="24"/>
+          <w:szCs w:val="24"/>
+        </w:rPr>
+      </w:pPr>
+    </w:p>
+    <w:p>
+      <w:pPr>
+        <w:pStyle w:val="ListParagraph"/>
+        <w:rPr>
+          <w:sz w:val="24"/>
+          <w:szCs w:val="24"/>
+        </w:rPr>
+      </w:pPr>
+      <w:r>
+        <w:rPr>
+          <w:sz w:val="24"/>
+          <w:szCs w:val="24"/>
+        </w:rPr>
+        <w:t>ISSUE?</w:t>
+      </w:r>
+    </w:p>
+    <w:p>
+      <w:pPr>
+        <w:pStyle w:val="ListParagraph"/>
+        <w:rPr>
+          <w:sz w:val="24"/>
+          <w:szCs w:val="24"/>
+        </w:rPr>
+      </w:pPr>
+    </w:p>
+    <w:p>
+      <w:pPr>
+        <w:pStyle w:val="ListParagraph"/>
+        <w:numPr>
+          <w:ilvl w:val="0"/>
+          <w:numId w:val="1"/>
+        </w:numPr>
+        <w:rPr>
+          <w:sz w:val="24"/>
+          <w:szCs w:val="24"/>
+        </w:rPr>
+      </w:pPr>
+      <w:r>
+        <w:rPr>
+          <w:sz w:val="24"/>
+          <w:szCs w:val="24"/>
+        </w:rPr>
+        <w:t>THE issue is that it is ok if the request is going to the browser because browser can understand the html code but if  the request is going to suppose react app so this will</w:t>
+      </w:r>
+    </w:p>
+    <w:p>
+      <w:pPr>
+        <w:pStyle w:val="ListParagraph"/>
+        <w:numPr>
+          <w:ilvl w:val="0"/>
+          <w:numId w:val="1"/>
+        </w:numPr>
+        <w:rPr>
+          <w:sz w:val="24"/>
+          <w:szCs w:val="24"/>
+        </w:rPr>
+      </w:pPr>
+      <w:r>
+        <w:rPr>
+          <w:sz w:val="24"/>
+          <w:szCs w:val="24"/>
+        </w:rPr>
+        <w:t>Create issue</w:t>
+      </w:r>
+    </w:p>
+    <w:p>
+      <w:pPr>
+        <w:rPr>
+          <w:sz w:val="24"/>
+          <w:szCs w:val="24"/>
+        </w:rPr>
+      </w:pPr>
+    </w:p>
+    <w:p>
+      <w:pPr>
+        <w:rPr>
+          <w:b/>
+          <w:bCs/>
+          <w:sz w:val="24"/>
+          <w:szCs w:val="24"/>
+        </w:rPr>
+      </w:pPr>
+      <w:r>
+        <w:rPr>
+          <w:b/>
+          <w:bCs/>
+          <w:sz w:val="24"/>
+          <w:szCs w:val="24"/>
+        </w:rPr>
+        <w:lastRenderedPageBreak/>
+        <w:t>OTHER WAY TO SEND THE RESPONSE</w:t>
+      </w:r>
+    </w:p>
+    <w:p>
+      <w:pPr>
+        <w:rPr>
+          <w:sz w:val="24"/>
+          <w:szCs w:val="24"/>
+        </w:rPr>
+      </w:pPr>
+    </w:p>
+    <w:p>
+      <w:pPr>
+        <w:pStyle w:val="ListParagraph"/>
+        <w:numPr>
+          <w:ilvl w:val="0"/>
+          <w:numId w:val="1"/>
+        </w:numPr>
+        <w:rPr>
+          <w:sz w:val="24"/>
+          <w:szCs w:val="24"/>
+        </w:rPr>
+      </w:pPr>
+      <w:r>
+        <w:rPr>
+          <w:sz w:val="24"/>
+          <w:szCs w:val="24"/>
+        </w:rPr>
+        <w:t>Xml, json(these are the industry standard)</w:t>
+      </w:r>
+    </w:p>
+    <w:p>
+      <w:pPr>
+        <w:pStyle w:val="ListParagraph"/>
+        <w:rPr>
+          <w:sz w:val="24"/>
+          <w:szCs w:val="24"/>
+        </w:rPr>
+      </w:pPr>
+    </w:p>
+    <w:p>
+      <w:pPr>
+        <w:pStyle w:val="ListParagraph"/>
+        <w:rPr>
+          <w:sz w:val="24"/>
+          <w:szCs w:val="24"/>
+        </w:rPr>
+      </w:pPr>
+      <w:r>
+        <w:rPr>
+          <w:sz w:val="24"/>
+          <w:szCs w:val="24"/>
+        </w:rPr>
+        <w:t>Above in html what we are doing return “ name of the html page”</w:t>
+      </w:r>
+    </w:p>
+    <w:p>
+      <w:pPr>
+        <w:pStyle w:val="ListParagraph"/>
+        <w:rPr>
+          <w:sz w:val="24"/>
+          <w:szCs w:val="24"/>
+        </w:rPr>
+      </w:pPr>
+      <w:r>
+        <w:rPr>
+          <w:sz w:val="24"/>
+          <w:szCs w:val="24"/>
+        </w:rPr>
+        <w:t xml:space="preserve"> Now what we do we use Annotation -&gt; @ResponseBody</w:t>
+      </w:r>
+    </w:p>
+    <w:p>
+      <w:pPr>
+        <w:pStyle w:val="ListParagraph"/>
+        <w:rPr>
+          <w:sz w:val="24"/>
+          <w:szCs w:val="24"/>
+        </w:rPr>
+      </w:pPr>
+    </w:p>
+    <w:p>
+      <w:pPr>
+        <w:pStyle w:val="ListParagraph"/>
+        <w:rPr>
+          <w:sz w:val="24"/>
+          <w:szCs w:val="24"/>
+        </w:rPr>
+      </w:pPr>
+    </w:p>
+    <w:p>
+      <w:pPr>
+        <w:pStyle w:val="ListParagraph"/>
+        <w:rPr>
+          <w:sz w:val="24"/>
+          <w:szCs w:val="24"/>
+        </w:rPr>
+      </w:pPr>
+    </w:p>
+    <w:p>
+      <w:pPr>
+        <w:pStyle w:val="ListParagraph"/>
+        <w:rPr>
+          <w:sz w:val="24"/>
+          <w:szCs w:val="24"/>
+        </w:rPr>
+      </w:pPr>
+    </w:p>
+    <w:p>
+      <w:pPr>
+        <w:pStyle w:val="ListParagraph"/>
+        <w:rPr>
+          <w:sz w:val="24"/>
+          <w:szCs w:val="24"/>
+        </w:rPr>
+      </w:pPr>
+    </w:p>
+    <w:p>
+      <w:pPr>
+        <w:pStyle w:val="ListParagraph"/>
+        <w:rPr>
+          <w:b/>
+          <w:bCs/>
+          <w:sz w:val="24"/>
+          <w:szCs w:val="24"/>
+        </w:rPr>
+      </w:pPr>
+      <w:r>
+        <w:rPr>
+          <w:b/>
+          <w:bCs/>
+          <w:sz w:val="24"/>
+          <w:szCs w:val="24"/>
+        </w:rPr>
+        <w:t>@RestController</w:t>
+      </w:r>
+      <w:r>
+        <w:rPr>
+          <w:sz w:val="24"/>
+          <w:szCs w:val="24"/>
+        </w:rPr>
+        <w:t xml:space="preserve"> -&gt; combination of @</w:t>
+      </w:r>
+      <w:r>
+        <w:rPr>
+          <w:b/>
+          <w:bCs/>
+          <w:sz w:val="24"/>
+          <w:szCs w:val="24"/>
+        </w:rPr>
+        <w:t xml:space="preserve">Controller </w:t>
+      </w:r>
+      <w:r>
+        <w:rPr>
+          <w:sz w:val="24"/>
+          <w:szCs w:val="24"/>
+        </w:rPr>
+        <w:t>+ @</w:t>
+      </w:r>
+      <w:r>
+        <w:rPr>
+          <w:b/>
+          <w:bCs/>
+          <w:sz w:val="24"/>
+          <w:szCs w:val="24"/>
+        </w:rPr>
+        <w:t>ResponseBody</w:t>
+      </w:r>
+    </w:p>
+    <w:p>
+      <w:pPr>
+        <w:pStyle w:val="ListParagraph"/>
+        <w:numPr>
+          <w:ilvl w:val="0"/>
+          <w:numId w:val="1"/>
+        </w:numPr>
+        <w:rPr>
+          <w:b/>
+          <w:bCs/>
+          <w:sz w:val="24"/>
+          <w:szCs w:val="24"/>
+        </w:rPr>
+      </w:pPr>
+      <w:r>
+        <w:rPr>
+          <w:b/>
+          <w:bCs/>
+          <w:sz w:val="24"/>
+          <w:szCs w:val="24"/>
+        </w:rPr>
+        <w:t>If we Want to send the Html in Response then use -&gt; Controller Otherwise RestController</w:t>
+      </w:r>
+    </w:p>
+    <w:p>
+      <w:pPr>
+        <w:rPr>
+          <w:sz w:val="24"/>
+          <w:szCs w:val="24"/>
+        </w:rPr>
+      </w:pPr>
     </w:p>
     <w:p>
       <w:pPr>
@@ -3252,6 +3637,7 @@
   <w:style w:type="character" w:default="1" w:styleId="DefaultParagraphFont">
     <w:name w:val="Default Paragraph Font"/>
     <w:uiPriority w:val="1"/>
+    <w:semiHidden/>
     <w:unhideWhenUsed/>
   </w:style>
   <w:style w:type="table" w:default="1" w:styleId="TableNormal">

--- a/spring/Spring notes.docx
+++ b/spring/Spring notes.docx
@@ -21,8 +21,65 @@
           <w:b/>
           <w:bCs/>
         </w:rPr>
-        <w:t>,Spring Framework,Spring core features,spring jdbc over jdbc</w:t>
-      </w:r>
+        <w:t xml:space="preserve">,Spring </w:t>
+      </w:r>
+      <w:proofErr w:type="spellStart"/>
+      <w:r>
+        <w:rPr>
+          <w:b/>
+          <w:bCs/>
+        </w:rPr>
+        <w:t>Framework,Spring</w:t>
+      </w:r>
+      <w:proofErr w:type="spellEnd"/>
+      <w:r>
+        <w:rPr>
+          <w:b/>
+          <w:bCs/>
+        </w:rPr>
+        <w:t xml:space="preserve"> core </w:t>
+      </w:r>
+      <w:proofErr w:type="spellStart"/>
+      <w:r>
+        <w:rPr>
+          <w:b/>
+          <w:bCs/>
+        </w:rPr>
+        <w:t>features,spring</w:t>
+      </w:r>
+      <w:proofErr w:type="spellEnd"/>
+      <w:r>
+        <w:rPr>
+          <w:b/>
+          <w:bCs/>
+        </w:rPr>
+        <w:t xml:space="preserve"> </w:t>
+      </w:r>
+      <w:proofErr w:type="spellStart"/>
+      <w:r>
+        <w:rPr>
+          <w:b/>
+          <w:bCs/>
+        </w:rPr>
+        <w:t>jdbc</w:t>
+      </w:r>
+      <w:proofErr w:type="spellEnd"/>
+      <w:r>
+        <w:rPr>
+          <w:b/>
+          <w:bCs/>
+        </w:rPr>
+        <w:t xml:space="preserve"> over </w:t>
+      </w:r>
+      <w:proofErr w:type="spellStart"/>
+      <w:r>
+        <w:rPr>
+          <w:b/>
+          <w:bCs/>
+        </w:rPr>
+        <w:t>jdbc</w:t>
+      </w:r>
+      <w:proofErr w:type="spellEnd"/>
       <w:r>
         <w:rPr>
           <w:b/>
@@ -58,13 +115,58 @@
           <w:b/>
           <w:bCs/>
         </w:rPr>
-        <w:t>Q. Important Anotation of Springboot?</w:t>
-      </w:r>
-    </w:p>
-    <w:p>
-      <w:r>
-        <w:t>-&gt; combo of three-&gt; configuration, componentScan, EnableAutoConfiguration</w:t>
-      </w:r>
+        <w:t xml:space="preserve">Q. Important </w:t>
+      </w:r>
+      <w:proofErr w:type="spellStart"/>
+      <w:r>
+        <w:rPr>
+          <w:b/>
+          <w:bCs/>
+        </w:rPr>
+        <w:t>Anotation</w:t>
+      </w:r>
+      <w:proofErr w:type="spellEnd"/>
+      <w:r>
+        <w:rPr>
+          <w:b/>
+          <w:bCs/>
+        </w:rPr>
+        <w:t xml:space="preserve"> of </w:t>
+      </w:r>
+      <w:proofErr w:type="spellStart"/>
+      <w:r>
+        <w:rPr>
+          <w:b/>
+          <w:bCs/>
+        </w:rPr>
+        <w:t>Springboot</w:t>
+      </w:r>
+      <w:proofErr w:type="spellEnd"/>
+      <w:r>
+        <w:rPr>
+          <w:b/>
+          <w:bCs/>
+        </w:rPr>
+        <w:t>?</w:t>
+      </w:r>
+    </w:p>
+    <w:p>
+      <w:r>
+        <w:t xml:space="preserve">-&gt; combo of three-&gt; configuration, </w:t>
+      </w:r>
+      <w:proofErr w:type="spellStart"/>
+      <w:r>
+        <w:t>componentScan</w:t>
+      </w:r>
+      <w:proofErr w:type="spellEnd"/>
+      <w:r>
+        <w:t xml:space="preserve">, </w:t>
+      </w:r>
+      <w:proofErr w:type="spellStart"/>
+      <w:r>
+        <w:t>EnableAutoConfiguration</w:t>
+      </w:r>
+      <w:proofErr w:type="spellEnd"/>
     </w:p>
     <w:p/>
     <w:p/>
@@ -83,7 +185,23 @@
           <w:b/>
           <w:bCs/>
         </w:rPr>
-        <w:t>What is EnableAutoConfiguration?</w:t>
+        <w:t xml:space="preserve">What is </w:t>
+      </w:r>
+      <w:proofErr w:type="spellStart"/>
+      <w:r>
+        <w:rPr>
+          <w:b/>
+          <w:bCs/>
+        </w:rPr>
+        <w:t>EnableAutoConfiguration</w:t>
+      </w:r>
+      <w:proofErr w:type="spellEnd"/>
+      <w:r>
+        <w:rPr>
+          <w:b/>
+          <w:bCs/>
+        </w:rPr>
+        <w:t>?</w:t>
       </w:r>
     </w:p>
     <w:p>
@@ -105,8 +223,65 @@
           <w:sz w:val="24"/>
           <w:szCs w:val="24"/>
         </w:rPr>
-        <w:t>On Which basis AutoConfiguration will be done -&gt; based on class path-&gt; Dependencies inside Class Paths will be Sccaned -&gt; based on that condition AutoConfiguration will triger</w:t>
-      </w:r>
+        <w:t xml:space="preserve">On Which basis </w:t>
+      </w:r>
+      <w:proofErr w:type="spellStart"/>
+      <w:r>
+        <w:rPr>
+          <w:sz w:val="24"/>
+          <w:szCs w:val="24"/>
+        </w:rPr>
+        <w:t>AutoConfiguration</w:t>
+      </w:r>
+      <w:proofErr w:type="spellEnd"/>
+      <w:r>
+        <w:rPr>
+          <w:sz w:val="24"/>
+          <w:szCs w:val="24"/>
+        </w:rPr>
+        <w:t xml:space="preserve"> will be done -&gt; based on class path-&gt; Dependencies inside Class Paths will be </w:t>
+      </w:r>
+      <w:proofErr w:type="spellStart"/>
+      <w:r>
+        <w:rPr>
+          <w:sz w:val="24"/>
+          <w:szCs w:val="24"/>
+        </w:rPr>
+        <w:t>Sccaned</w:t>
+      </w:r>
+      <w:proofErr w:type="spellEnd"/>
+      <w:r>
+        <w:rPr>
+          <w:sz w:val="24"/>
+          <w:szCs w:val="24"/>
+        </w:rPr>
+        <w:t xml:space="preserve"> -&gt; based on that condition </w:t>
+      </w:r>
+      <w:proofErr w:type="spellStart"/>
+      <w:r>
+        <w:rPr>
+          <w:sz w:val="24"/>
+          <w:szCs w:val="24"/>
+        </w:rPr>
+        <w:t>AutoConfiguration</w:t>
+      </w:r>
+      <w:proofErr w:type="spellEnd"/>
+      <w:r>
+        <w:rPr>
+          <w:sz w:val="24"/>
+          <w:szCs w:val="24"/>
+        </w:rPr>
+        <w:t xml:space="preserve"> will </w:t>
+      </w:r>
+      <w:proofErr w:type="spellStart"/>
+      <w:r>
+        <w:rPr>
+          <w:sz w:val="24"/>
+          <w:szCs w:val="24"/>
+        </w:rPr>
+        <w:t>triger</w:t>
+      </w:r>
+      <w:proofErr w:type="spellEnd"/>
     </w:p>
     <w:p>
       <w:pPr>
@@ -153,12 +328,21 @@
         </w:rPr>
         <w:t xml:space="preserve">-&gt; </w:t>
       </w:r>
-      <w:r>
-        <w:rPr>
-          <w:sz w:val="24"/>
-          <w:szCs w:val="24"/>
-        </w:rPr>
-        <w:t>ProjectNameApplication -&gt; project name + add Application in last</w:t>
+      <w:proofErr w:type="spellStart"/>
+      <w:r>
+        <w:rPr>
+          <w:sz w:val="24"/>
+          <w:szCs w:val="24"/>
+        </w:rPr>
+        <w:t>ProjectNameApplication</w:t>
+      </w:r>
+      <w:proofErr w:type="spellEnd"/>
+      <w:r>
+        <w:rPr>
+          <w:sz w:val="24"/>
+          <w:szCs w:val="24"/>
+        </w:rPr>
+        <w:t xml:space="preserve"> -&gt; project name + add Application in last</w:t>
       </w:r>
     </w:p>
     <w:p>
@@ -336,7 +520,23 @@
           <w:szCs w:val="24"/>
         </w:rPr>
         <w:br/>
-        <w:t>&lt;beans xmlns="http://www.springframework.org/schema/beans"</w:t>
+        <w:t xml:space="preserve">&lt;beans </w:t>
+      </w:r>
+      <w:proofErr w:type="spellStart"/>
+      <w:r>
+        <w:rPr>
+          <w:sz w:val="24"/>
+          <w:szCs w:val="24"/>
+        </w:rPr>
+        <w:t>xmlns</w:t>
+      </w:r>
+      <w:proofErr w:type="spellEnd"/>
+      <w:r>
+        <w:rPr>
+          <w:sz w:val="24"/>
+          <w:szCs w:val="24"/>
+        </w:rPr>
+        <w:t>="http://www.springframework.org/schema/beans"</w:t>
       </w:r>
       <w:r>
         <w:rPr>
@@ -351,7 +551,23 @@
           <w:szCs w:val="24"/>
         </w:rPr>
         <w:lastRenderedPageBreak/>
-        <w:t xml:space="preserve">       xmlns:xsi="http://www.w3.org/2001/XMLSchema-instance"</w:t>
+        <w:t xml:space="preserve">       </w:t>
+      </w:r>
+      <w:proofErr w:type="spellStart"/>
+      <w:r>
+        <w:rPr>
+          <w:sz w:val="24"/>
+          <w:szCs w:val="24"/>
+        </w:rPr>
+        <w:t>xmlns:xsi</w:t>
+      </w:r>
+      <w:proofErr w:type="spellEnd"/>
+      <w:r>
+        <w:rPr>
+          <w:sz w:val="24"/>
+          <w:szCs w:val="24"/>
+        </w:rPr>
+        <w:t>="http://www.w3.org/2001/XMLSchema-instance"</w:t>
       </w:r>
       <w:r>
         <w:rPr>
@@ -359,7 +575,23 @@
           <w:szCs w:val="24"/>
         </w:rPr>
         <w:br/>
-        <w:t xml:space="preserve">       xsi:schemaLocation="</w:t>
+        <w:t xml:space="preserve">       </w:t>
+      </w:r>
+      <w:proofErr w:type="spellStart"/>
+      <w:r>
+        <w:rPr>
+          <w:sz w:val="24"/>
+          <w:szCs w:val="24"/>
+        </w:rPr>
+        <w:t>xsi:schemaLocation</w:t>
+      </w:r>
+      <w:proofErr w:type="spellEnd"/>
+      <w:r>
+        <w:rPr>
+          <w:sz w:val="24"/>
+          <w:szCs w:val="24"/>
+        </w:rPr>
+        <w:t>="</w:t>
       </w:r>
       <w:r>
         <w:rPr>
@@ -390,7 +622,23 @@
           <w:szCs w:val="24"/>
         </w:rPr>
         <w:br/>
-        <w:t xml:space="preserve">    // after main code came here -&gt; create the obj of engine and car</w:t>
+        <w:t xml:space="preserve">    // after main code came here -&gt; create the </w:t>
+      </w:r>
+      <w:proofErr w:type="spellStart"/>
+      <w:r>
+        <w:rPr>
+          <w:sz w:val="24"/>
+          <w:szCs w:val="24"/>
+        </w:rPr>
+        <w:t>obj</w:t>
+      </w:r>
+      <w:proofErr w:type="spellEnd"/>
+      <w:r>
+        <w:rPr>
+          <w:sz w:val="24"/>
+          <w:szCs w:val="24"/>
+        </w:rPr>
+        <w:t xml:space="preserve"> of engine and car</w:t>
       </w:r>
       <w:r>
         <w:rPr>
@@ -398,7 +646,23 @@
           <w:szCs w:val="24"/>
         </w:rPr>
         <w:br/>
-        <w:t xml:space="preserve">    &lt;bean id="e" class="com.core.concepts.engine"&gt;</w:t>
+        <w:t xml:space="preserve">    &lt;bean id="e" class="</w:t>
+      </w:r>
+      <w:proofErr w:type="spellStart"/>
+      <w:r>
+        <w:rPr>
+          <w:sz w:val="24"/>
+          <w:szCs w:val="24"/>
+        </w:rPr>
+        <w:t>com.core.concepts.engine</w:t>
+      </w:r>
+      <w:proofErr w:type="spellEnd"/>
+      <w:r>
+        <w:rPr>
+          <w:sz w:val="24"/>
+          <w:szCs w:val="24"/>
+        </w:rPr>
+        <w:t>"&gt;</w:t>
       </w:r>
       <w:r>
         <w:rPr>
@@ -428,7 +692,23 @@
           <w:szCs w:val="24"/>
         </w:rPr>
         <w:br/>
-        <w:t xml:space="preserve">    &lt;bean id="car" class="com.core.concepts.car"&gt;</w:t>
+        <w:t xml:space="preserve">    &lt;bean id="car" class="</w:t>
+      </w:r>
+      <w:proofErr w:type="spellStart"/>
+      <w:r>
+        <w:rPr>
+          <w:sz w:val="24"/>
+          <w:szCs w:val="24"/>
+        </w:rPr>
+        <w:t>com.core.concepts.car</w:t>
+      </w:r>
+      <w:proofErr w:type="spellEnd"/>
+      <w:r>
+        <w:rPr>
+          <w:sz w:val="24"/>
+          <w:szCs w:val="24"/>
+        </w:rPr>
+        <w:t>"&gt;</w:t>
       </w:r>
       <w:r>
         <w:rPr>
@@ -752,13 +1032,38 @@
           <w:szCs w:val="24"/>
         </w:rPr>
       </w:pPr>
+      <w:proofErr w:type="spellStart"/>
       <w:r>
         <w:rPr>
           <w:sz w:val="24"/>
           <w:szCs w:val="24"/>
         </w:rPr>
         <w:lastRenderedPageBreak/>
-        <w:t xml:space="preserve">AutoWired -&gt; No need Of Autowire If the Class has Only One Constructor </w:t>
+        <w:t>AutoWired</w:t>
+      </w:r>
+      <w:proofErr w:type="spellEnd"/>
+      <w:r>
+        <w:rPr>
+          <w:sz w:val="24"/>
+          <w:szCs w:val="24"/>
+        </w:rPr>
+        <w:t xml:space="preserve"> -&gt; No need Of </w:t>
+      </w:r>
+      <w:proofErr w:type="spellStart"/>
+      <w:r>
+        <w:rPr>
+          <w:sz w:val="24"/>
+          <w:szCs w:val="24"/>
+        </w:rPr>
+        <w:t>Autowire</w:t>
+      </w:r>
+      <w:proofErr w:type="spellEnd"/>
+      <w:r>
+        <w:rPr>
+          <w:sz w:val="24"/>
+          <w:szCs w:val="24"/>
+        </w:rPr>
+        <w:t xml:space="preserve"> If the Class has Only One Constructor </w:t>
       </w:r>
     </w:p>
     <w:p>
@@ -824,7 +1129,27 @@
           <w:sz w:val="24"/>
           <w:szCs w:val="24"/>
         </w:rPr>
-        <w:t xml:space="preserve">Q. How will you resolve the Ambuiguity if you have multiple matching beans </w:t>
+        <w:t xml:space="preserve">Q. How will you resolve the </w:t>
+      </w:r>
+      <w:proofErr w:type="spellStart"/>
+      <w:r>
+        <w:rPr>
+          <w:b/>
+          <w:bCs/>
+          <w:sz w:val="24"/>
+          <w:szCs w:val="24"/>
+        </w:rPr>
+        <w:t>Ambuiguity</w:t>
+      </w:r>
+      <w:proofErr w:type="spellEnd"/>
+      <w:r>
+        <w:rPr>
+          <w:b/>
+          <w:bCs/>
+          <w:sz w:val="24"/>
+          <w:szCs w:val="24"/>
+        </w:rPr>
+        <w:t xml:space="preserve"> if you have multiple matching beans </w:t>
       </w:r>
     </w:p>
     <w:p>
@@ -868,7 +1193,311 @@
           <w:sz w:val="24"/>
           <w:szCs w:val="24"/>
         </w:rPr>
-        <w:t>Yeh sabse aasaan tarika hai. Agar aap chahte hain ki multiple beans mein se ek ko default mana jaye, toh uske upar @Primary laga dein. Jab bhi Spring ko ambiguity milegi, woh hamesha @Primary waale bean ko chune ga.</w:t>
+        <w:t xml:space="preserve">Yeh </w:t>
+      </w:r>
+      <w:proofErr w:type="spellStart"/>
+      <w:r>
+        <w:rPr>
+          <w:sz w:val="24"/>
+          <w:szCs w:val="24"/>
+        </w:rPr>
+        <w:t>sabse</w:t>
+      </w:r>
+      <w:proofErr w:type="spellEnd"/>
+      <w:r>
+        <w:rPr>
+          <w:sz w:val="24"/>
+          <w:szCs w:val="24"/>
+        </w:rPr>
+        <w:t xml:space="preserve"> </w:t>
+      </w:r>
+      <w:proofErr w:type="spellStart"/>
+      <w:r>
+        <w:rPr>
+          <w:sz w:val="24"/>
+          <w:szCs w:val="24"/>
+        </w:rPr>
+        <w:t>aasaan</w:t>
+      </w:r>
+      <w:proofErr w:type="spellEnd"/>
+      <w:r>
+        <w:rPr>
+          <w:sz w:val="24"/>
+          <w:szCs w:val="24"/>
+        </w:rPr>
+        <w:t xml:space="preserve"> </w:t>
+      </w:r>
+      <w:proofErr w:type="spellStart"/>
+      <w:r>
+        <w:rPr>
+          <w:sz w:val="24"/>
+          <w:szCs w:val="24"/>
+        </w:rPr>
+        <w:t>tarika</w:t>
+      </w:r>
+      <w:proofErr w:type="spellEnd"/>
+      <w:r>
+        <w:rPr>
+          <w:sz w:val="24"/>
+          <w:szCs w:val="24"/>
+        </w:rPr>
+        <w:t xml:space="preserve"> </w:t>
+      </w:r>
+      <w:proofErr w:type="spellStart"/>
+      <w:r>
+        <w:rPr>
+          <w:sz w:val="24"/>
+          <w:szCs w:val="24"/>
+        </w:rPr>
+        <w:t>hai</w:t>
+      </w:r>
+      <w:proofErr w:type="spellEnd"/>
+      <w:r>
+        <w:rPr>
+          <w:sz w:val="24"/>
+          <w:szCs w:val="24"/>
+        </w:rPr>
+        <w:t xml:space="preserve">. Agar </w:t>
+      </w:r>
+      <w:proofErr w:type="spellStart"/>
+      <w:r>
+        <w:rPr>
+          <w:sz w:val="24"/>
+          <w:szCs w:val="24"/>
+        </w:rPr>
+        <w:t>aap</w:t>
+      </w:r>
+      <w:proofErr w:type="spellEnd"/>
+      <w:r>
+        <w:rPr>
+          <w:sz w:val="24"/>
+          <w:szCs w:val="24"/>
+        </w:rPr>
+        <w:t xml:space="preserve"> </w:t>
+      </w:r>
+      <w:proofErr w:type="spellStart"/>
+      <w:r>
+        <w:rPr>
+          <w:sz w:val="24"/>
+          <w:szCs w:val="24"/>
+        </w:rPr>
+        <w:t>chahte</w:t>
+      </w:r>
+      <w:proofErr w:type="spellEnd"/>
+      <w:r>
+        <w:rPr>
+          <w:sz w:val="24"/>
+          <w:szCs w:val="24"/>
+        </w:rPr>
+        <w:t xml:space="preserve"> hain ki multiple beans </w:t>
+      </w:r>
+      <w:proofErr w:type="spellStart"/>
+      <w:r>
+        <w:rPr>
+          <w:sz w:val="24"/>
+          <w:szCs w:val="24"/>
+        </w:rPr>
+        <w:t>mein</w:t>
+      </w:r>
+      <w:proofErr w:type="spellEnd"/>
+      <w:r>
+        <w:rPr>
+          <w:sz w:val="24"/>
+          <w:szCs w:val="24"/>
+        </w:rPr>
+        <w:t xml:space="preserve"> se ek ko default mana </w:t>
+      </w:r>
+      <w:proofErr w:type="spellStart"/>
+      <w:r>
+        <w:rPr>
+          <w:sz w:val="24"/>
+          <w:szCs w:val="24"/>
+        </w:rPr>
+        <w:t>jaye</w:t>
+      </w:r>
+      <w:proofErr w:type="spellEnd"/>
+      <w:r>
+        <w:rPr>
+          <w:sz w:val="24"/>
+          <w:szCs w:val="24"/>
+        </w:rPr>
+        <w:t xml:space="preserve">, </w:t>
+      </w:r>
+      <w:proofErr w:type="spellStart"/>
+      <w:r>
+        <w:rPr>
+          <w:sz w:val="24"/>
+          <w:szCs w:val="24"/>
+        </w:rPr>
+        <w:t>toh</w:t>
+      </w:r>
+      <w:proofErr w:type="spellEnd"/>
+      <w:r>
+        <w:rPr>
+          <w:sz w:val="24"/>
+          <w:szCs w:val="24"/>
+        </w:rPr>
+        <w:t xml:space="preserve"> </w:t>
+      </w:r>
+      <w:proofErr w:type="spellStart"/>
+      <w:r>
+        <w:rPr>
+          <w:sz w:val="24"/>
+          <w:szCs w:val="24"/>
+        </w:rPr>
+        <w:t>uske</w:t>
+      </w:r>
+      <w:proofErr w:type="spellEnd"/>
+      <w:r>
+        <w:rPr>
+          <w:sz w:val="24"/>
+          <w:szCs w:val="24"/>
+        </w:rPr>
+        <w:t xml:space="preserve"> </w:t>
+      </w:r>
+      <w:proofErr w:type="spellStart"/>
+      <w:r>
+        <w:rPr>
+          <w:sz w:val="24"/>
+          <w:szCs w:val="24"/>
+        </w:rPr>
+        <w:t>upar</w:t>
+      </w:r>
+      <w:proofErr w:type="spellEnd"/>
+      <w:r>
+        <w:rPr>
+          <w:sz w:val="24"/>
+          <w:szCs w:val="24"/>
+        </w:rPr>
+        <w:t xml:space="preserve"> @Primary </w:t>
+      </w:r>
+      <w:proofErr w:type="spellStart"/>
+      <w:r>
+        <w:rPr>
+          <w:sz w:val="24"/>
+          <w:szCs w:val="24"/>
+        </w:rPr>
+        <w:t>laga</w:t>
+      </w:r>
+      <w:proofErr w:type="spellEnd"/>
+      <w:r>
+        <w:rPr>
+          <w:sz w:val="24"/>
+          <w:szCs w:val="24"/>
+        </w:rPr>
+        <w:t xml:space="preserve"> </w:t>
+      </w:r>
+      <w:proofErr w:type="spellStart"/>
+      <w:r>
+        <w:rPr>
+          <w:sz w:val="24"/>
+          <w:szCs w:val="24"/>
+        </w:rPr>
+        <w:t>dein</w:t>
+      </w:r>
+      <w:proofErr w:type="spellEnd"/>
+      <w:r>
+        <w:rPr>
+          <w:sz w:val="24"/>
+          <w:szCs w:val="24"/>
+        </w:rPr>
+        <w:t xml:space="preserve">. Jab </w:t>
+      </w:r>
+      <w:proofErr w:type="spellStart"/>
+      <w:r>
+        <w:rPr>
+          <w:sz w:val="24"/>
+          <w:szCs w:val="24"/>
+        </w:rPr>
+        <w:t>bhi</w:t>
+      </w:r>
+      <w:proofErr w:type="spellEnd"/>
+      <w:r>
+        <w:rPr>
+          <w:sz w:val="24"/>
+          <w:szCs w:val="24"/>
+        </w:rPr>
+        <w:t xml:space="preserve"> Spring ko ambiguity </w:t>
+      </w:r>
+      <w:proofErr w:type="spellStart"/>
+      <w:r>
+        <w:rPr>
+          <w:sz w:val="24"/>
+          <w:szCs w:val="24"/>
+        </w:rPr>
+        <w:t>milegi</w:t>
+      </w:r>
+      <w:proofErr w:type="spellEnd"/>
+      <w:r>
+        <w:rPr>
+          <w:sz w:val="24"/>
+          <w:szCs w:val="24"/>
+        </w:rPr>
+        <w:t xml:space="preserve">, </w:t>
+      </w:r>
+      <w:proofErr w:type="spellStart"/>
+      <w:r>
+        <w:rPr>
+          <w:sz w:val="24"/>
+          <w:szCs w:val="24"/>
+        </w:rPr>
+        <w:t>woh</w:t>
+      </w:r>
+      <w:proofErr w:type="spellEnd"/>
+      <w:r>
+        <w:rPr>
+          <w:sz w:val="24"/>
+          <w:szCs w:val="24"/>
+        </w:rPr>
+        <w:t xml:space="preserve"> </w:t>
+      </w:r>
+      <w:proofErr w:type="spellStart"/>
+      <w:r>
+        <w:rPr>
+          <w:sz w:val="24"/>
+          <w:szCs w:val="24"/>
+        </w:rPr>
+        <w:t>hamesha</w:t>
+      </w:r>
+      <w:proofErr w:type="spellEnd"/>
+      <w:r>
+        <w:rPr>
+          <w:sz w:val="24"/>
+          <w:szCs w:val="24"/>
+        </w:rPr>
+        <w:t xml:space="preserve"> @Primary </w:t>
+      </w:r>
+      <w:proofErr w:type="spellStart"/>
+      <w:r>
+        <w:rPr>
+          <w:sz w:val="24"/>
+          <w:szCs w:val="24"/>
+        </w:rPr>
+        <w:t>waale</w:t>
+      </w:r>
+      <w:proofErr w:type="spellEnd"/>
+      <w:r>
+        <w:rPr>
+          <w:sz w:val="24"/>
+          <w:szCs w:val="24"/>
+        </w:rPr>
+        <w:t xml:space="preserve"> bean ko </w:t>
+      </w:r>
+      <w:proofErr w:type="spellStart"/>
+      <w:r>
+        <w:rPr>
+          <w:sz w:val="24"/>
+          <w:szCs w:val="24"/>
+        </w:rPr>
+        <w:t>chune</w:t>
+      </w:r>
+      <w:proofErr w:type="spellEnd"/>
+      <w:r>
+        <w:rPr>
+          <w:sz w:val="24"/>
+          <w:szCs w:val="24"/>
+        </w:rPr>
+        <w:t xml:space="preserve"> ga.</w:t>
       </w:r>
     </w:p>
     <w:p>
@@ -918,7 +1547,263 @@
           <w:sz w:val="24"/>
           <w:szCs w:val="24"/>
         </w:rPr>
-        <w:t>Jab aapko control chahiye ki kis jagah kaunsa specific bean use karna hai, toh @Qualifier ka upyog karein. Aap bean ko ek unique naam dete hain aur injection ke waqt usi naam ka reference dete hain.</w:t>
+        <w:t xml:space="preserve">Jab </w:t>
+      </w:r>
+      <w:proofErr w:type="spellStart"/>
+      <w:r>
+        <w:rPr>
+          <w:sz w:val="24"/>
+          <w:szCs w:val="24"/>
+        </w:rPr>
+        <w:t>aapko</w:t>
+      </w:r>
+      <w:proofErr w:type="spellEnd"/>
+      <w:r>
+        <w:rPr>
+          <w:sz w:val="24"/>
+          <w:szCs w:val="24"/>
+        </w:rPr>
+        <w:t xml:space="preserve"> control </w:t>
+      </w:r>
+      <w:proofErr w:type="spellStart"/>
+      <w:r>
+        <w:rPr>
+          <w:sz w:val="24"/>
+          <w:szCs w:val="24"/>
+        </w:rPr>
+        <w:t>chahiye</w:t>
+      </w:r>
+      <w:proofErr w:type="spellEnd"/>
+      <w:r>
+        <w:rPr>
+          <w:sz w:val="24"/>
+          <w:szCs w:val="24"/>
+        </w:rPr>
+        <w:t xml:space="preserve"> ki </w:t>
+      </w:r>
+      <w:proofErr w:type="spellStart"/>
+      <w:r>
+        <w:rPr>
+          <w:sz w:val="24"/>
+          <w:szCs w:val="24"/>
+        </w:rPr>
+        <w:t>kis</w:t>
+      </w:r>
+      <w:proofErr w:type="spellEnd"/>
+      <w:r>
+        <w:rPr>
+          <w:sz w:val="24"/>
+          <w:szCs w:val="24"/>
+        </w:rPr>
+        <w:t xml:space="preserve"> </w:t>
+      </w:r>
+      <w:proofErr w:type="spellStart"/>
+      <w:r>
+        <w:rPr>
+          <w:sz w:val="24"/>
+          <w:szCs w:val="24"/>
+        </w:rPr>
+        <w:t>jagah</w:t>
+      </w:r>
+      <w:proofErr w:type="spellEnd"/>
+      <w:r>
+        <w:rPr>
+          <w:sz w:val="24"/>
+          <w:szCs w:val="24"/>
+        </w:rPr>
+        <w:t xml:space="preserve"> </w:t>
+      </w:r>
+      <w:proofErr w:type="spellStart"/>
+      <w:r>
+        <w:rPr>
+          <w:sz w:val="24"/>
+          <w:szCs w:val="24"/>
+        </w:rPr>
+        <w:t>kaunsa</w:t>
+      </w:r>
+      <w:proofErr w:type="spellEnd"/>
+      <w:r>
+        <w:rPr>
+          <w:sz w:val="24"/>
+          <w:szCs w:val="24"/>
+        </w:rPr>
+        <w:t xml:space="preserve"> specific bean use </w:t>
+      </w:r>
+      <w:proofErr w:type="spellStart"/>
+      <w:r>
+        <w:rPr>
+          <w:sz w:val="24"/>
+          <w:szCs w:val="24"/>
+        </w:rPr>
+        <w:t>karna</w:t>
+      </w:r>
+      <w:proofErr w:type="spellEnd"/>
+      <w:r>
+        <w:rPr>
+          <w:sz w:val="24"/>
+          <w:szCs w:val="24"/>
+        </w:rPr>
+        <w:t xml:space="preserve"> </w:t>
+      </w:r>
+      <w:proofErr w:type="spellStart"/>
+      <w:r>
+        <w:rPr>
+          <w:sz w:val="24"/>
+          <w:szCs w:val="24"/>
+        </w:rPr>
+        <w:t>hai</w:t>
+      </w:r>
+      <w:proofErr w:type="spellEnd"/>
+      <w:r>
+        <w:rPr>
+          <w:sz w:val="24"/>
+          <w:szCs w:val="24"/>
+        </w:rPr>
+        <w:t xml:space="preserve">, </w:t>
+      </w:r>
+      <w:proofErr w:type="spellStart"/>
+      <w:r>
+        <w:rPr>
+          <w:sz w:val="24"/>
+          <w:szCs w:val="24"/>
+        </w:rPr>
+        <w:t>toh</w:t>
+      </w:r>
+      <w:proofErr w:type="spellEnd"/>
+      <w:r>
+        <w:rPr>
+          <w:sz w:val="24"/>
+          <w:szCs w:val="24"/>
+        </w:rPr>
+        <w:t xml:space="preserve"> @Qualifier ka </w:t>
+      </w:r>
+      <w:proofErr w:type="spellStart"/>
+      <w:r>
+        <w:rPr>
+          <w:sz w:val="24"/>
+          <w:szCs w:val="24"/>
+        </w:rPr>
+        <w:t>upyog</w:t>
+      </w:r>
+      <w:proofErr w:type="spellEnd"/>
+      <w:r>
+        <w:rPr>
+          <w:sz w:val="24"/>
+          <w:szCs w:val="24"/>
+        </w:rPr>
+        <w:t xml:space="preserve"> </w:t>
+      </w:r>
+      <w:proofErr w:type="spellStart"/>
+      <w:r>
+        <w:rPr>
+          <w:sz w:val="24"/>
+          <w:szCs w:val="24"/>
+        </w:rPr>
+        <w:t>karein</w:t>
+      </w:r>
+      <w:proofErr w:type="spellEnd"/>
+      <w:r>
+        <w:rPr>
+          <w:sz w:val="24"/>
+          <w:szCs w:val="24"/>
+        </w:rPr>
+        <w:t xml:space="preserve">. </w:t>
+      </w:r>
+      <w:proofErr w:type="spellStart"/>
+      <w:r>
+        <w:rPr>
+          <w:sz w:val="24"/>
+          <w:szCs w:val="24"/>
+        </w:rPr>
+        <w:t>Aap</w:t>
+      </w:r>
+      <w:proofErr w:type="spellEnd"/>
+      <w:r>
+        <w:rPr>
+          <w:sz w:val="24"/>
+          <w:szCs w:val="24"/>
+        </w:rPr>
+        <w:t xml:space="preserve"> bean ko ek unique naam </w:t>
+      </w:r>
+      <w:proofErr w:type="spellStart"/>
+      <w:r>
+        <w:rPr>
+          <w:sz w:val="24"/>
+          <w:szCs w:val="24"/>
+        </w:rPr>
+        <w:t>dete</w:t>
+      </w:r>
+      <w:proofErr w:type="spellEnd"/>
+      <w:r>
+        <w:rPr>
+          <w:sz w:val="24"/>
+          <w:szCs w:val="24"/>
+        </w:rPr>
+        <w:t xml:space="preserve"> hain aur injection </w:t>
+      </w:r>
+      <w:proofErr w:type="spellStart"/>
+      <w:r>
+        <w:rPr>
+          <w:sz w:val="24"/>
+          <w:szCs w:val="24"/>
+        </w:rPr>
+        <w:t>ke</w:t>
+      </w:r>
+      <w:proofErr w:type="spellEnd"/>
+      <w:r>
+        <w:rPr>
+          <w:sz w:val="24"/>
+          <w:szCs w:val="24"/>
+        </w:rPr>
+        <w:t xml:space="preserve"> </w:t>
+      </w:r>
+      <w:proofErr w:type="spellStart"/>
+      <w:r>
+        <w:rPr>
+          <w:sz w:val="24"/>
+          <w:szCs w:val="24"/>
+        </w:rPr>
+        <w:t>waqt</w:t>
+      </w:r>
+      <w:proofErr w:type="spellEnd"/>
+      <w:r>
+        <w:rPr>
+          <w:sz w:val="24"/>
+          <w:szCs w:val="24"/>
+        </w:rPr>
+        <w:t xml:space="preserve"> </w:t>
+      </w:r>
+      <w:proofErr w:type="spellStart"/>
+      <w:r>
+        <w:rPr>
+          <w:sz w:val="24"/>
+          <w:szCs w:val="24"/>
+        </w:rPr>
+        <w:t>usi</w:t>
+      </w:r>
+      <w:proofErr w:type="spellEnd"/>
+      <w:r>
+        <w:rPr>
+          <w:sz w:val="24"/>
+          <w:szCs w:val="24"/>
+        </w:rPr>
+        <w:t xml:space="preserve"> naam ka reference </w:t>
+      </w:r>
+      <w:proofErr w:type="spellStart"/>
+      <w:r>
+        <w:rPr>
+          <w:sz w:val="24"/>
+          <w:szCs w:val="24"/>
+        </w:rPr>
+        <w:t>dete</w:t>
+      </w:r>
+      <w:proofErr w:type="spellEnd"/>
+      <w:r>
+        <w:rPr>
+          <w:sz w:val="24"/>
+          <w:szCs w:val="24"/>
+        </w:rPr>
+        <w:t xml:space="preserve"> hain.</w:t>
       </w:r>
     </w:p>
     <w:p>
@@ -974,6 +1859,7 @@
         </w:rPr>
         <w:t xml:space="preserve">Bean </w:t>
       </w:r>
+      <w:proofErr w:type="spellStart"/>
       <w:r>
         <w:rPr>
           <w:sz w:val="24"/>
@@ -981,6 +1867,7 @@
         </w:rPr>
         <w:t>instansiation</w:t>
       </w:r>
+      <w:proofErr w:type="spellEnd"/>
       <w:r>
         <w:rPr>
           <w:sz w:val="24"/>
@@ -1135,7 +2022,23 @@
           <w:sz w:val="24"/>
           <w:szCs w:val="24"/>
         </w:rPr>
-        <w:t xml:space="preserve">INITIALIZING BEAN USE,Disposable bean  -&gt; </w:t>
+        <w:t xml:space="preserve">INITIALIZING BEAN </w:t>
+      </w:r>
+      <w:proofErr w:type="spellStart"/>
+      <w:r>
+        <w:rPr>
+          <w:sz w:val="24"/>
+          <w:szCs w:val="24"/>
+        </w:rPr>
+        <w:t>USE,Disposable</w:t>
+      </w:r>
+      <w:proofErr w:type="spellEnd"/>
+      <w:r>
+        <w:rPr>
+          <w:sz w:val="24"/>
+          <w:szCs w:val="24"/>
+        </w:rPr>
+        <w:t xml:space="preserve"> bean  -&gt; </w:t>
       </w:r>
     </w:p>
     <w:p>
@@ -1196,7 +2099,39 @@
           <w:sz w:val="24"/>
           <w:szCs w:val="24"/>
         </w:rPr>
-        <w:t xml:space="preserve">JPA ka kaam hai </w:t>
+        <w:t xml:space="preserve">JPA ka </w:t>
+      </w:r>
+      <w:proofErr w:type="spellStart"/>
+      <w:r>
+        <w:rPr>
+          <w:sz w:val="24"/>
+          <w:szCs w:val="24"/>
+        </w:rPr>
+        <w:t>kaam</w:t>
+      </w:r>
+      <w:proofErr w:type="spellEnd"/>
+      <w:r>
+        <w:rPr>
+          <w:sz w:val="24"/>
+          <w:szCs w:val="24"/>
+        </w:rPr>
+        <w:t xml:space="preserve"> </w:t>
+      </w:r>
+      <w:proofErr w:type="spellStart"/>
+      <w:r>
+        <w:rPr>
+          <w:sz w:val="24"/>
+          <w:szCs w:val="24"/>
+        </w:rPr>
+        <w:t>hai</w:t>
+      </w:r>
+      <w:proofErr w:type="spellEnd"/>
+      <w:r>
+        <w:rPr>
+          <w:sz w:val="24"/>
+          <w:szCs w:val="24"/>
+        </w:rPr>
+        <w:t xml:space="preserve"> </w:t>
       </w:r>
       <w:r>
         <w:rPr>
@@ -1228,7 +2163,119 @@
           <w:sz w:val="24"/>
           <w:szCs w:val="24"/>
         </w:rPr>
-        <w:t xml:space="preserve"> ke saath match karke data save/retrieve karna, taaki developer ko manually SQL queries likhne ki headache na ho.</w:t>
+        <w:t xml:space="preserve"> </w:t>
+      </w:r>
+      <w:proofErr w:type="spellStart"/>
+      <w:r>
+        <w:rPr>
+          <w:sz w:val="24"/>
+          <w:szCs w:val="24"/>
+        </w:rPr>
+        <w:t>ke</w:t>
+      </w:r>
+      <w:proofErr w:type="spellEnd"/>
+      <w:r>
+        <w:rPr>
+          <w:sz w:val="24"/>
+          <w:szCs w:val="24"/>
+        </w:rPr>
+        <w:t xml:space="preserve"> </w:t>
+      </w:r>
+      <w:proofErr w:type="spellStart"/>
+      <w:r>
+        <w:rPr>
+          <w:sz w:val="24"/>
+          <w:szCs w:val="24"/>
+        </w:rPr>
+        <w:t>saath</w:t>
+      </w:r>
+      <w:proofErr w:type="spellEnd"/>
+      <w:r>
+        <w:rPr>
+          <w:sz w:val="24"/>
+          <w:szCs w:val="24"/>
+        </w:rPr>
+        <w:t xml:space="preserve"> match </w:t>
+      </w:r>
+      <w:proofErr w:type="spellStart"/>
+      <w:r>
+        <w:rPr>
+          <w:sz w:val="24"/>
+          <w:szCs w:val="24"/>
+        </w:rPr>
+        <w:t>karke</w:t>
+      </w:r>
+      <w:proofErr w:type="spellEnd"/>
+      <w:r>
+        <w:rPr>
+          <w:sz w:val="24"/>
+          <w:szCs w:val="24"/>
+        </w:rPr>
+        <w:t xml:space="preserve"> data save/retrieve </w:t>
+      </w:r>
+      <w:proofErr w:type="spellStart"/>
+      <w:r>
+        <w:rPr>
+          <w:sz w:val="24"/>
+          <w:szCs w:val="24"/>
+        </w:rPr>
+        <w:t>karna</w:t>
+      </w:r>
+      <w:proofErr w:type="spellEnd"/>
+      <w:r>
+        <w:rPr>
+          <w:sz w:val="24"/>
+          <w:szCs w:val="24"/>
+        </w:rPr>
+        <w:t xml:space="preserve">, </w:t>
+      </w:r>
+      <w:proofErr w:type="spellStart"/>
+      <w:r>
+        <w:rPr>
+          <w:sz w:val="24"/>
+          <w:szCs w:val="24"/>
+        </w:rPr>
+        <w:t>taaki</w:t>
+      </w:r>
+      <w:proofErr w:type="spellEnd"/>
+      <w:r>
+        <w:rPr>
+          <w:sz w:val="24"/>
+          <w:szCs w:val="24"/>
+        </w:rPr>
+        <w:t xml:space="preserve"> developer ko manually SQL queries </w:t>
+      </w:r>
+      <w:proofErr w:type="spellStart"/>
+      <w:r>
+        <w:rPr>
+          <w:sz w:val="24"/>
+          <w:szCs w:val="24"/>
+        </w:rPr>
+        <w:t>likhne</w:t>
+      </w:r>
+      <w:proofErr w:type="spellEnd"/>
+      <w:r>
+        <w:rPr>
+          <w:sz w:val="24"/>
+          <w:szCs w:val="24"/>
+        </w:rPr>
+        <w:t xml:space="preserve"> ki headache </w:t>
+      </w:r>
+      <w:proofErr w:type="spellStart"/>
+      <w:r>
+        <w:rPr>
+          <w:sz w:val="24"/>
+          <w:szCs w:val="24"/>
+        </w:rPr>
+        <w:t>na</w:t>
+      </w:r>
+      <w:proofErr w:type="spellEnd"/>
+      <w:r>
+        <w:rPr>
+          <w:sz w:val="24"/>
+          <w:szCs w:val="24"/>
+        </w:rPr>
+        <w:t xml:space="preserve"> ho.</w:t>
       </w:r>
     </w:p>
     <w:p>
@@ -1270,7 +2317,87 @@
           <w:sz w:val="24"/>
           <w:szCs w:val="24"/>
         </w:rPr>
-        <w:t xml:space="preserve"> -&gt;  In jdbc you have to focus on sql queries have to write query instead of focusing on the business logic we are writing spring jdbc(tighthly binding our application to database) by writing the sql queries so we don’t want that for that and we have to manually write the queries  so we want to tool that can write the queries automatically , and we also want crud operation simplification so we use -&gt;</w:t>
+        <w:t xml:space="preserve"> -&gt;  In </w:t>
+      </w:r>
+      <w:proofErr w:type="spellStart"/>
+      <w:r>
+        <w:rPr>
+          <w:sz w:val="24"/>
+          <w:szCs w:val="24"/>
+        </w:rPr>
+        <w:t>jdbc</w:t>
+      </w:r>
+      <w:proofErr w:type="spellEnd"/>
+      <w:r>
+        <w:rPr>
+          <w:sz w:val="24"/>
+          <w:szCs w:val="24"/>
+        </w:rPr>
+        <w:t xml:space="preserve"> you have to focus on </w:t>
+      </w:r>
+      <w:proofErr w:type="spellStart"/>
+      <w:r>
+        <w:rPr>
+          <w:sz w:val="24"/>
+          <w:szCs w:val="24"/>
+        </w:rPr>
+        <w:t>sql</w:t>
+      </w:r>
+      <w:proofErr w:type="spellEnd"/>
+      <w:r>
+        <w:rPr>
+          <w:sz w:val="24"/>
+          <w:szCs w:val="24"/>
+        </w:rPr>
+        <w:t xml:space="preserve"> queries have to write query instead of focusing on the business logic we are writing spring </w:t>
+      </w:r>
+      <w:proofErr w:type="spellStart"/>
+      <w:r>
+        <w:rPr>
+          <w:sz w:val="24"/>
+          <w:szCs w:val="24"/>
+        </w:rPr>
+        <w:t>jdbc</w:t>
+      </w:r>
+      <w:proofErr w:type="spellEnd"/>
+      <w:r>
+        <w:rPr>
+          <w:sz w:val="24"/>
+          <w:szCs w:val="24"/>
+        </w:rPr>
+        <w:t>(</w:t>
+      </w:r>
+      <w:proofErr w:type="spellStart"/>
+      <w:r>
+        <w:rPr>
+          <w:sz w:val="24"/>
+          <w:szCs w:val="24"/>
+        </w:rPr>
+        <w:t>tighthly</w:t>
+      </w:r>
+      <w:proofErr w:type="spellEnd"/>
+      <w:r>
+        <w:rPr>
+          <w:sz w:val="24"/>
+          <w:szCs w:val="24"/>
+        </w:rPr>
+        <w:t xml:space="preserve"> binding our application to database) by writing the </w:t>
+      </w:r>
+      <w:proofErr w:type="spellStart"/>
+      <w:r>
+        <w:rPr>
+          <w:sz w:val="24"/>
+          <w:szCs w:val="24"/>
+        </w:rPr>
+        <w:t>sql</w:t>
+      </w:r>
+      <w:proofErr w:type="spellEnd"/>
+      <w:r>
+        <w:rPr>
+          <w:sz w:val="24"/>
+          <w:szCs w:val="24"/>
+        </w:rPr>
+        <w:t xml:space="preserve"> queries so we don’t want that for that and we have to manually write the queries  so we want to tool that can write the queries automatically , and we also want crud operation simplification so we use -&gt;</w:t>
       </w:r>
       <w:r>
         <w:rPr>
@@ -2057,7 +3184,23 @@
           <w:sz w:val="24"/>
           <w:szCs w:val="24"/>
         </w:rPr>
-        <w:t xml:space="preserve"> THAT this is a  </w:t>
+        <w:t xml:space="preserve"> THAT this is </w:t>
+      </w:r>
+      <w:proofErr w:type="spellStart"/>
+      <w:r>
+        <w:rPr>
+          <w:sz w:val="24"/>
+          <w:szCs w:val="24"/>
+        </w:rPr>
+        <w:t>a</w:t>
+      </w:r>
+      <w:proofErr w:type="spellEnd"/>
+      <w:r>
+        <w:rPr>
+          <w:sz w:val="24"/>
+          <w:szCs w:val="24"/>
+        </w:rPr>
+        <w:t xml:space="preserve">  </w:t>
       </w:r>
       <w:r>
         <w:rPr>
@@ -2198,8 +3341,17 @@
           <w:sz w:val="24"/>
           <w:szCs w:val="24"/>
         </w:rPr>
-        <w:t xml:space="preserve">  -&gt; means table in database corresponding to this is jpa_user</w:t>
-      </w:r>
+        <w:t xml:space="preserve">  -&gt; means table in database corresponding to this is </w:t>
+      </w:r>
+      <w:proofErr w:type="spellStart"/>
+      <w:r>
+        <w:rPr>
+          <w:sz w:val="24"/>
+          <w:szCs w:val="24"/>
+        </w:rPr>
+        <w:t>jpa_user</w:t>
+      </w:r>
+      <w:proofErr w:type="spellEnd"/>
       <w:r>
         <w:rPr>
           <w:sz w:val="24"/>
@@ -2222,7 +3374,23 @@
           <w:szCs w:val="24"/>
         </w:rPr>
         <w:br/>
-        <w:t xml:space="preserve">    private int userId;</w:t>
+        <w:t xml:space="preserve">    private int </w:t>
+      </w:r>
+      <w:proofErr w:type="spellStart"/>
+      <w:r>
+        <w:rPr>
+          <w:sz w:val="24"/>
+          <w:szCs w:val="24"/>
+        </w:rPr>
+        <w:t>userId</w:t>
+      </w:r>
+      <w:proofErr w:type="spellEnd"/>
+      <w:r>
+        <w:rPr>
+          <w:sz w:val="24"/>
+          <w:szCs w:val="24"/>
+        </w:rPr>
+        <w:t>;</w:t>
       </w:r>
       <w:r>
         <w:rPr>
@@ -2274,7 +3442,23 @@
           <w:sz w:val="24"/>
           <w:szCs w:val="24"/>
         </w:rPr>
-        <w:t xml:space="preserve">If we want to giff diff name in Class and diff name in DATABASE </w:t>
+        <w:t xml:space="preserve">If we want to </w:t>
+      </w:r>
+      <w:proofErr w:type="spellStart"/>
+      <w:r>
+        <w:rPr>
+          <w:sz w:val="24"/>
+          <w:szCs w:val="24"/>
+        </w:rPr>
+        <w:t>giff</w:t>
+      </w:r>
+      <w:proofErr w:type="spellEnd"/>
+      <w:r>
+        <w:rPr>
+          <w:sz w:val="24"/>
+          <w:szCs w:val="24"/>
+        </w:rPr>
+        <w:t xml:space="preserve"> diff name in Class and diff name in DATABASE </w:t>
       </w:r>
     </w:p>
     <w:p>
@@ -2313,7 +3497,55 @@
           <w:sz w:val="24"/>
           <w:szCs w:val="24"/>
         </w:rPr>
-        <w:t>@Table(name=”jpa_user”)  -&gt; table me use hoga jpa_user and yaha class me User</w:t>
+        <w:t xml:space="preserve">@Table(name=”jpa_user”)  -&gt; table me use </w:t>
+      </w:r>
+      <w:proofErr w:type="spellStart"/>
+      <w:r>
+        <w:rPr>
+          <w:sz w:val="24"/>
+          <w:szCs w:val="24"/>
+        </w:rPr>
+        <w:t>hoga</w:t>
+      </w:r>
+      <w:proofErr w:type="spellEnd"/>
+      <w:r>
+        <w:rPr>
+          <w:sz w:val="24"/>
+          <w:szCs w:val="24"/>
+        </w:rPr>
+        <w:t xml:space="preserve"> </w:t>
+      </w:r>
+      <w:proofErr w:type="spellStart"/>
+      <w:r>
+        <w:rPr>
+          <w:sz w:val="24"/>
+          <w:szCs w:val="24"/>
+        </w:rPr>
+        <w:t>jpa_user</w:t>
+      </w:r>
+      <w:proofErr w:type="spellEnd"/>
+      <w:r>
+        <w:rPr>
+          <w:sz w:val="24"/>
+          <w:szCs w:val="24"/>
+        </w:rPr>
+        <w:t xml:space="preserve"> and </w:t>
+      </w:r>
+      <w:proofErr w:type="spellStart"/>
+      <w:r>
+        <w:rPr>
+          <w:sz w:val="24"/>
+          <w:szCs w:val="24"/>
+        </w:rPr>
+        <w:t>yaha</w:t>
+      </w:r>
+      <w:proofErr w:type="spellEnd"/>
+      <w:r>
+        <w:rPr>
+          <w:sz w:val="24"/>
+          <w:szCs w:val="24"/>
+        </w:rPr>
+        <w:t xml:space="preserve"> class me User</w:t>
       </w:r>
     </w:p>
     <w:p>
@@ -2358,23 +3590,89 @@
           <w:sz w:val="24"/>
           <w:szCs w:val="24"/>
         </w:rPr>
-        <w:t xml:space="preserve">  @Column(name=”jpa_user_id”)       -&gt; this means database me use hoga jp_user_id</w:t>
-      </w:r>
-    </w:p>
-    <w:p>
-      <w:pPr>
-        <w:rPr>
-          <w:sz w:val="24"/>
-          <w:szCs w:val="24"/>
-        </w:rPr>
-      </w:pPr>
-      <w:r>
-        <w:rPr>
-          <w:sz w:val="24"/>
-          <w:szCs w:val="24"/>
-        </w:rPr>
-        <w:t xml:space="preserve">   Private int user_id;                                   -&gt; in class use hoga user_id</w:t>
-      </w:r>
+        <w:t xml:space="preserve">  @Column(name=”jpa_user_id”)       -&gt; this means database me use </w:t>
+      </w:r>
+      <w:proofErr w:type="spellStart"/>
+      <w:r>
+        <w:rPr>
+          <w:sz w:val="24"/>
+          <w:szCs w:val="24"/>
+        </w:rPr>
+        <w:t>hoga</w:t>
+      </w:r>
+      <w:proofErr w:type="spellEnd"/>
+      <w:r>
+        <w:rPr>
+          <w:sz w:val="24"/>
+          <w:szCs w:val="24"/>
+        </w:rPr>
+        <w:t xml:space="preserve"> </w:t>
+      </w:r>
+      <w:proofErr w:type="spellStart"/>
+      <w:r>
+        <w:rPr>
+          <w:sz w:val="24"/>
+          <w:szCs w:val="24"/>
+        </w:rPr>
+        <w:t>jp_user_id</w:t>
+      </w:r>
+      <w:proofErr w:type="spellEnd"/>
+    </w:p>
+    <w:p>
+      <w:pPr>
+        <w:rPr>
+          <w:sz w:val="24"/>
+          <w:szCs w:val="24"/>
+        </w:rPr>
+      </w:pPr>
+      <w:r>
+        <w:rPr>
+          <w:sz w:val="24"/>
+          <w:szCs w:val="24"/>
+        </w:rPr>
+        <w:t xml:space="preserve">   Private int </w:t>
+      </w:r>
+      <w:proofErr w:type="spellStart"/>
+      <w:r>
+        <w:rPr>
+          <w:sz w:val="24"/>
+          <w:szCs w:val="24"/>
+        </w:rPr>
+        <w:t>user_id</w:t>
+      </w:r>
+      <w:proofErr w:type="spellEnd"/>
+      <w:r>
+        <w:rPr>
+          <w:sz w:val="24"/>
+          <w:szCs w:val="24"/>
+        </w:rPr>
+        <w:t xml:space="preserve">;                                   -&gt; in class use </w:t>
+      </w:r>
+      <w:proofErr w:type="spellStart"/>
+      <w:r>
+        <w:rPr>
+          <w:sz w:val="24"/>
+          <w:szCs w:val="24"/>
+        </w:rPr>
+        <w:t>hoga</w:t>
+      </w:r>
+      <w:proofErr w:type="spellEnd"/>
+      <w:r>
+        <w:rPr>
+          <w:sz w:val="24"/>
+          <w:szCs w:val="24"/>
+        </w:rPr>
+        <w:t xml:space="preserve"> </w:t>
+      </w:r>
+      <w:proofErr w:type="spellStart"/>
+      <w:r>
+        <w:rPr>
+          <w:sz w:val="24"/>
+          <w:szCs w:val="24"/>
+        </w:rPr>
+        <w:t>user_id</w:t>
+      </w:r>
+      <w:proofErr w:type="spellEnd"/>
     </w:p>
     <w:p>
       <w:pPr>
@@ -2484,7 +3782,23 @@
           <w:sz w:val="24"/>
           <w:szCs w:val="24"/>
         </w:rPr>
-        <w:t xml:space="preserve">                                                  -&gt; if we dontwrite @Column above it means the name will be </w:t>
+        <w:t xml:space="preserve">                                                  -&gt; if we </w:t>
+      </w:r>
+      <w:proofErr w:type="spellStart"/>
+      <w:r>
+        <w:rPr>
+          <w:sz w:val="24"/>
+          <w:szCs w:val="24"/>
+        </w:rPr>
+        <w:t>dontwrite</w:t>
+      </w:r>
+      <w:proofErr w:type="spellEnd"/>
+      <w:r>
+        <w:rPr>
+          <w:sz w:val="24"/>
+          <w:szCs w:val="24"/>
+        </w:rPr>
+        <w:t xml:space="preserve"> @Column above it means the name will be </w:t>
       </w:r>
       <w:r>
         <w:rPr>
@@ -2507,7 +3821,39 @@
           <w:szCs w:val="24"/>
         </w:rPr>
         <w:br/>
-        <w:t>private boolean isActive;</w:t>
+        <w:t xml:space="preserve">private </w:t>
+      </w:r>
+      <w:proofErr w:type="spellStart"/>
+      <w:r>
+        <w:rPr>
+          <w:sz w:val="24"/>
+          <w:szCs w:val="24"/>
+        </w:rPr>
+        <w:t>boolean</w:t>
+      </w:r>
+      <w:proofErr w:type="spellEnd"/>
+      <w:r>
+        <w:rPr>
+          <w:sz w:val="24"/>
+          <w:szCs w:val="24"/>
+        </w:rPr>
+        <w:t xml:space="preserve"> </w:t>
+      </w:r>
+      <w:proofErr w:type="spellStart"/>
+      <w:r>
+        <w:rPr>
+          <w:sz w:val="24"/>
+          <w:szCs w:val="24"/>
+        </w:rPr>
+        <w:t>isActive</w:t>
+      </w:r>
+      <w:proofErr w:type="spellEnd"/>
+      <w:r>
+        <w:rPr>
+          <w:sz w:val="24"/>
+          <w:szCs w:val="24"/>
+        </w:rPr>
+        <w:t>;</w:t>
       </w:r>
     </w:p>
     <w:p>
@@ -2583,7 +3929,39 @@
           <w:sz w:val="24"/>
           <w:szCs w:val="24"/>
         </w:rPr>
-        <w:t>SEND THE RESPONSE(HTML) MADE INSIDE THE TEMPLATES engine (by the help of thymleaf or jsp)</w:t>
+        <w:t xml:space="preserve">SEND THE RESPONSE(HTML) MADE INSIDE THE TEMPLATES engine (by the help of </w:t>
+      </w:r>
+      <w:proofErr w:type="spellStart"/>
+      <w:r>
+        <w:rPr>
+          <w:sz w:val="24"/>
+          <w:szCs w:val="24"/>
+        </w:rPr>
+        <w:t>thymleaf</w:t>
+      </w:r>
+      <w:proofErr w:type="spellEnd"/>
+      <w:r>
+        <w:rPr>
+          <w:sz w:val="24"/>
+          <w:szCs w:val="24"/>
+        </w:rPr>
+        <w:t xml:space="preserve"> or </w:t>
+      </w:r>
+      <w:proofErr w:type="spellStart"/>
+      <w:r>
+        <w:rPr>
+          <w:sz w:val="24"/>
+          <w:szCs w:val="24"/>
+        </w:rPr>
+        <w:t>jsp</w:t>
+      </w:r>
+      <w:proofErr w:type="spellEnd"/>
+      <w:r>
+        <w:rPr>
+          <w:sz w:val="24"/>
+          <w:szCs w:val="24"/>
+        </w:rPr>
+        <w:t>)</w:t>
       </w:r>
     </w:p>
     <w:p>
@@ -2722,7 +4100,23 @@
           <w:sz w:val="24"/>
           <w:szCs w:val="24"/>
         </w:rPr>
-        <w:t>Xml, json(these are the industry standard)</w:t>
+        <w:t xml:space="preserve">Xml, </w:t>
+      </w:r>
+      <w:proofErr w:type="spellStart"/>
+      <w:r>
+        <w:rPr>
+          <w:sz w:val="24"/>
+          <w:szCs w:val="24"/>
+        </w:rPr>
+        <w:t>json</w:t>
+      </w:r>
+      <w:proofErr w:type="spellEnd"/>
+      <w:r>
+        <w:rPr>
+          <w:sz w:val="24"/>
+          <w:szCs w:val="24"/>
+        </w:rPr>
+        <w:t>(these are the industry standard)</w:t>
       </w:r>
     </w:p>
     <w:p>
@@ -2862,6 +4256,90 @@
         </w:rPr>
         <w:t>ResponseBody</w:t>
       </w:r>
+    </w:p>
+    <w:p>
+      <w:pPr>
+        <w:ind w:left="360"/>
+        <w:rPr>
+          <w:b/>
+          <w:bCs/>
+          <w:sz w:val="24"/>
+          <w:szCs w:val="24"/>
+        </w:rPr>
+      </w:pPr>
+      <w:r>
+        <w:rPr>
+          <w:b/>
+          <w:bCs/>
+          <w:sz w:val="24"/>
+          <w:szCs w:val="24"/>
+        </w:rPr>
+        <w:t xml:space="preserve">If we Want to send the Html in Response then use -&gt; Controller Otherwise </w:t>
+      </w:r>
+      <w:proofErr w:type="spellStart"/>
+      <w:r>
+        <w:rPr>
+          <w:b/>
+          <w:bCs/>
+          <w:sz w:val="24"/>
+          <w:szCs w:val="24"/>
+        </w:rPr>
+        <w:t>RestController</w:t>
+      </w:r>
+      <w:proofErr w:type="spellEnd"/>
+    </w:p>
+    <w:p>
+      <w:pPr>
+        <w:ind w:left="360"/>
+        <w:rPr>
+          <w:b/>
+          <w:bCs/>
+          <w:sz w:val="24"/>
+          <w:szCs w:val="24"/>
+        </w:rPr>
+      </w:pPr>
+    </w:p>
+    <w:p>
+      <w:pPr>
+        <w:ind w:left="360"/>
+        <w:rPr>
+          <w:b/>
+          <w:bCs/>
+          <w:sz w:val="24"/>
+          <w:szCs w:val="24"/>
+        </w:rPr>
+      </w:pPr>
+    </w:p>
+    <w:p>
+      <w:pPr>
+        <w:ind w:left="360"/>
+        <w:rPr>
+          <w:b/>
+          <w:bCs/>
+          <w:sz w:val="24"/>
+          <w:szCs w:val="24"/>
+        </w:rPr>
+      </w:pPr>
+      <w:r>
+        <w:rPr>
+          <w:b/>
+          <w:bCs/>
+          <w:sz w:val="24"/>
+          <w:szCs w:val="24"/>
+        </w:rPr>
+        <w:t>HTTP METHODS</w:t>
+      </w:r>
+    </w:p>
+    <w:p>
+      <w:pPr>
+        <w:ind w:left="360"/>
+        <w:rPr>
+          <w:b/>
+          <w:bCs/>
+          <w:sz w:val="24"/>
+          <w:szCs w:val="24"/>
+        </w:rPr>
+      </w:pPr>
     </w:p>
     <w:p>
       <w:pPr>
@@ -2884,24 +4362,726 @@
           <w:sz w:val="24"/>
           <w:szCs w:val="24"/>
         </w:rPr>
-        <w:t>If we Want to send the Html in Response then use -&gt; Controller Otherwise RestController</w:t>
-      </w:r>
-    </w:p>
-    <w:p>
-      <w:pPr>
-        <w:rPr>
-          <w:sz w:val="24"/>
-          <w:szCs w:val="24"/>
-        </w:rPr>
-      </w:pPr>
-    </w:p>
-    <w:p>
-      <w:pPr>
-        <w:rPr>
-          <w:sz w:val="24"/>
-          <w:szCs w:val="24"/>
-        </w:rPr>
-      </w:pPr>
+        <w:t>Get -&gt; retrieve data</w:t>
+      </w:r>
+    </w:p>
+    <w:p>
+      <w:pPr>
+        <w:pStyle w:val="ListParagraph"/>
+        <w:numPr>
+          <w:ilvl w:val="0"/>
+          <w:numId w:val="1"/>
+        </w:numPr>
+        <w:rPr>
+          <w:b/>
+          <w:bCs/>
+          <w:sz w:val="24"/>
+          <w:szCs w:val="24"/>
+        </w:rPr>
+      </w:pPr>
+      <w:r>
+        <w:rPr>
+          <w:b/>
+          <w:bCs/>
+          <w:sz w:val="24"/>
+          <w:szCs w:val="24"/>
+        </w:rPr>
+        <w:t>Post -&gt; submit data</w:t>
+      </w:r>
+    </w:p>
+    <w:p>
+      <w:pPr>
+        <w:pStyle w:val="ListParagraph"/>
+        <w:numPr>
+          <w:ilvl w:val="0"/>
+          <w:numId w:val="1"/>
+        </w:numPr>
+        <w:rPr>
+          <w:b/>
+          <w:bCs/>
+          <w:sz w:val="24"/>
+          <w:szCs w:val="24"/>
+        </w:rPr>
+      </w:pPr>
+      <w:r>
+        <w:rPr>
+          <w:b/>
+          <w:bCs/>
+          <w:sz w:val="24"/>
+          <w:szCs w:val="24"/>
+        </w:rPr>
+        <w:t>Put -&gt; update data(update all the current Representation)</w:t>
+      </w:r>
+    </w:p>
+    <w:p>
+      <w:pPr>
+        <w:pStyle w:val="ListParagraph"/>
+        <w:numPr>
+          <w:ilvl w:val="0"/>
+          <w:numId w:val="1"/>
+        </w:numPr>
+        <w:rPr>
+          <w:b/>
+          <w:bCs/>
+          <w:sz w:val="24"/>
+          <w:szCs w:val="24"/>
+        </w:rPr>
+      </w:pPr>
+      <w:r>
+        <w:rPr>
+          <w:b/>
+          <w:bCs/>
+          <w:sz w:val="24"/>
+          <w:szCs w:val="24"/>
+        </w:rPr>
+        <w:t xml:space="preserve">Patch -&gt; partial Modification </w:t>
+      </w:r>
+    </w:p>
+    <w:p>
+      <w:pPr>
+        <w:pStyle w:val="ListParagraph"/>
+        <w:numPr>
+          <w:ilvl w:val="0"/>
+          <w:numId w:val="1"/>
+        </w:numPr>
+        <w:rPr>
+          <w:b/>
+          <w:bCs/>
+          <w:sz w:val="24"/>
+          <w:szCs w:val="24"/>
+        </w:rPr>
+      </w:pPr>
+      <w:r>
+        <w:rPr>
+          <w:b/>
+          <w:bCs/>
+          <w:sz w:val="24"/>
+          <w:szCs w:val="24"/>
+        </w:rPr>
+        <w:t>Head-&gt;in Head and Get the diff is that Head is also for retrieve data but WITHOUT RESPONSE BODY</w:t>
+      </w:r>
+    </w:p>
+    <w:p>
+      <w:pPr>
+        <w:rPr>
+          <w:b/>
+          <w:bCs/>
+          <w:sz w:val="24"/>
+          <w:szCs w:val="24"/>
+        </w:rPr>
+      </w:pPr>
+    </w:p>
+    <w:p>
+      <w:pPr>
+        <w:rPr>
+          <w:b/>
+          <w:bCs/>
+          <w:sz w:val="24"/>
+          <w:szCs w:val="24"/>
+        </w:rPr>
+      </w:pPr>
+      <w:r>
+        <w:rPr>
+          <w:b/>
+          <w:bCs/>
+          <w:sz w:val="24"/>
+          <w:szCs w:val="24"/>
+        </w:rPr>
+        <w:t>REQUEST MAPPING&gt; can take Two Parameters -&gt; value and method</w:t>
+      </w:r>
+    </w:p>
+    <w:p>
+      <w:pPr>
+        <w:rPr>
+          <w:b/>
+          <w:bCs/>
+          <w:sz w:val="24"/>
+          <w:szCs w:val="24"/>
+        </w:rPr>
+      </w:pPr>
+      <w:proofErr w:type="spellStart"/>
+      <w:r>
+        <w:rPr>
+          <w:b/>
+          <w:bCs/>
+          <w:sz w:val="24"/>
+          <w:szCs w:val="24"/>
+        </w:rPr>
+        <w:t>RequestMapping</w:t>
+      </w:r>
+      <w:proofErr w:type="spellEnd"/>
+      <w:r>
+        <w:rPr>
+          <w:b/>
+          <w:bCs/>
+          <w:sz w:val="24"/>
+          <w:szCs w:val="24"/>
+        </w:rPr>
+        <w:t>( value = “</w:t>
+      </w:r>
+      <w:r>
+        <w:rPr>
+          <w:b/>
+          <w:bCs/>
+          <w:sz w:val="24"/>
+          <w:szCs w:val="24"/>
+        </w:rPr>
+        <w:t>/</w:t>
+      </w:r>
+      <w:r>
+        <w:rPr>
+          <w:b/>
+          <w:bCs/>
+          <w:sz w:val="24"/>
+          <w:szCs w:val="24"/>
+        </w:rPr>
+        <w:t xml:space="preserve">login”, method = </w:t>
+      </w:r>
+      <w:proofErr w:type="spellStart"/>
+      <w:r>
+        <w:rPr>
+          <w:b/>
+          <w:bCs/>
+          <w:sz w:val="24"/>
+          <w:szCs w:val="24"/>
+        </w:rPr>
+        <w:t>RequestMethod.Get</w:t>
+      </w:r>
+      <w:proofErr w:type="spellEnd"/>
+      <w:r>
+        <w:rPr>
+          <w:b/>
+          <w:bCs/>
+          <w:sz w:val="24"/>
+          <w:szCs w:val="24"/>
+        </w:rPr>
+        <w:t>)</w:t>
+      </w:r>
+    </w:p>
+    <w:p>
+      <w:pPr>
+        <w:pStyle w:val="ListParagraph"/>
+        <w:numPr>
+          <w:ilvl w:val="0"/>
+          <w:numId w:val="1"/>
+        </w:numPr>
+        <w:rPr>
+          <w:b/>
+          <w:bCs/>
+          <w:sz w:val="24"/>
+          <w:szCs w:val="24"/>
+        </w:rPr>
+      </w:pPr>
+      <w:r>
+        <w:rPr>
+          <w:b/>
+          <w:bCs/>
+          <w:sz w:val="24"/>
+          <w:szCs w:val="24"/>
+        </w:rPr>
+        <w:t>Now this will only Support the Get Method Not any Other Method</w:t>
+      </w:r>
+    </w:p>
+    <w:p>
+      <w:pPr>
+        <w:pStyle w:val="ListParagraph"/>
+        <w:numPr>
+          <w:ilvl w:val="0"/>
+          <w:numId w:val="1"/>
+        </w:numPr>
+        <w:rPr>
+          <w:b/>
+          <w:bCs/>
+          <w:sz w:val="24"/>
+          <w:szCs w:val="24"/>
+        </w:rPr>
+      </w:pPr>
+      <w:r>
+        <w:rPr>
+          <w:b/>
+          <w:bCs/>
+          <w:sz w:val="24"/>
+          <w:szCs w:val="24"/>
+        </w:rPr>
+        <w:t>By Default the Value is Get</w:t>
+      </w:r>
+    </w:p>
+    <w:p>
+      <w:pPr>
+        <w:rPr>
+          <w:b/>
+          <w:bCs/>
+          <w:sz w:val="24"/>
+          <w:szCs w:val="24"/>
+        </w:rPr>
+      </w:pPr>
+    </w:p>
+    <w:p>
+      <w:pPr>
+        <w:rPr>
+          <w:b/>
+          <w:bCs/>
+          <w:sz w:val="24"/>
+          <w:szCs w:val="24"/>
+        </w:rPr>
+      </w:pPr>
+    </w:p>
+    <w:p>
+      <w:pPr>
+        <w:rPr>
+          <w:b/>
+          <w:bCs/>
+          <w:sz w:val="24"/>
+          <w:szCs w:val="24"/>
+        </w:rPr>
+      </w:pPr>
+    </w:p>
+    <w:p>
+      <w:pPr>
+        <w:rPr>
+          <w:b/>
+          <w:bCs/>
+          <w:sz w:val="24"/>
+          <w:szCs w:val="24"/>
+        </w:rPr>
+      </w:pPr>
+    </w:p>
+    <w:p>
+      <w:pPr>
+        <w:rPr>
+          <w:b/>
+          <w:bCs/>
+          <w:sz w:val="24"/>
+          <w:szCs w:val="24"/>
+        </w:rPr>
+      </w:pPr>
+    </w:p>
+    <w:p>
+      <w:pPr>
+        <w:rPr>
+          <w:b/>
+          <w:bCs/>
+          <w:sz w:val="24"/>
+          <w:szCs w:val="24"/>
+        </w:rPr>
+      </w:pPr>
+    </w:p>
+    <w:p>
+      <w:pPr>
+        <w:pStyle w:val="ListParagraph"/>
+        <w:numPr>
+          <w:ilvl w:val="0"/>
+          <w:numId w:val="1"/>
+        </w:numPr>
+        <w:rPr>
+          <w:b/>
+          <w:bCs/>
+          <w:sz w:val="24"/>
+          <w:szCs w:val="24"/>
+        </w:rPr>
+      </w:pPr>
+      <w:r>
+        <w:rPr>
+          <w:b/>
+          <w:bCs/>
+          <w:sz w:val="24"/>
+          <w:szCs w:val="24"/>
+        </w:rPr>
+        <w:lastRenderedPageBreak/>
+        <w:t>We WILL NOT USED THE METHODS INSIDE THE REQUEST MAPPING NOW</w:t>
+      </w:r>
+    </w:p>
+    <w:p>
+      <w:pPr>
+        <w:pStyle w:val="ListParagraph"/>
+        <w:rPr>
+          <w:b/>
+          <w:bCs/>
+          <w:sz w:val="24"/>
+          <w:szCs w:val="24"/>
+        </w:rPr>
+      </w:pPr>
+    </w:p>
+    <w:p>
+      <w:pPr>
+        <w:pStyle w:val="ListParagraph"/>
+        <w:numPr>
+          <w:ilvl w:val="0"/>
+          <w:numId w:val="1"/>
+        </w:numPr>
+        <w:rPr>
+          <w:b/>
+          <w:bCs/>
+          <w:sz w:val="24"/>
+          <w:szCs w:val="24"/>
+        </w:rPr>
+      </w:pPr>
+      <w:r>
+        <w:rPr>
+          <w:b/>
+          <w:bCs/>
+          <w:sz w:val="24"/>
+          <w:szCs w:val="24"/>
+        </w:rPr>
+        <w:t xml:space="preserve">WE USE LIKE THIS -&gt;   </w:t>
+      </w:r>
+    </w:p>
+    <w:p>
+      <w:pPr>
+        <w:pStyle w:val="ListParagraph"/>
+        <w:rPr>
+          <w:b/>
+          <w:bCs/>
+          <w:sz w:val="24"/>
+          <w:szCs w:val="24"/>
+        </w:rPr>
+      </w:pPr>
+    </w:p>
+    <w:p>
+      <w:pPr>
+        <w:rPr>
+          <w:b/>
+          <w:bCs/>
+          <w:sz w:val="24"/>
+          <w:szCs w:val="24"/>
+        </w:rPr>
+      </w:pPr>
+      <w:r>
+        <w:rPr>
+          <w:b/>
+          <w:bCs/>
+          <w:sz w:val="24"/>
+          <w:szCs w:val="24"/>
+        </w:rPr>
+        <w:t xml:space="preserve">FOR POST -&gt;   @POSTMAPPING(“/signup”)   -&gt; this is only for post </w:t>
+      </w:r>
+    </w:p>
+    <w:p>
+      <w:pPr>
+        <w:pStyle w:val="ListParagraph"/>
+        <w:numPr>
+          <w:ilvl w:val="0"/>
+          <w:numId w:val="1"/>
+        </w:numPr>
+        <w:rPr>
+          <w:b/>
+          <w:bCs/>
+          <w:sz w:val="24"/>
+          <w:szCs w:val="24"/>
+        </w:rPr>
+      </w:pPr>
+      <w:r>
+        <w:rPr>
+          <w:b/>
+          <w:bCs/>
+          <w:sz w:val="24"/>
+          <w:szCs w:val="24"/>
+        </w:rPr>
+        <w:t>@GetMapping</w:t>
+      </w:r>
+    </w:p>
+    <w:p>
+      <w:pPr>
+        <w:pStyle w:val="ListParagraph"/>
+        <w:rPr>
+          <w:b/>
+          <w:bCs/>
+          <w:sz w:val="24"/>
+          <w:szCs w:val="24"/>
+        </w:rPr>
+      </w:pPr>
+    </w:p>
+    <w:p>
+      <w:pPr>
+        <w:pStyle w:val="ListParagraph"/>
+        <w:rPr>
+          <w:b/>
+          <w:bCs/>
+          <w:sz w:val="24"/>
+          <w:szCs w:val="24"/>
+        </w:rPr>
+      </w:pPr>
+    </w:p>
+    <w:p>
+      <w:pPr>
+        <w:pStyle w:val="ListParagraph"/>
+        <w:rPr>
+          <w:b/>
+          <w:bCs/>
+          <w:sz w:val="24"/>
+          <w:szCs w:val="24"/>
+        </w:rPr>
+      </w:pPr>
+    </w:p>
+    <w:p>
+      <w:pPr>
+        <w:pStyle w:val="ListParagraph"/>
+        <w:rPr>
+          <w:b/>
+          <w:bCs/>
+          <w:sz w:val="24"/>
+          <w:szCs w:val="24"/>
+        </w:rPr>
+      </w:pPr>
+      <w:r>
+        <w:rPr>
+          <w:b/>
+          <w:bCs/>
+          <w:sz w:val="24"/>
+          <w:szCs w:val="24"/>
+        </w:rPr>
+        <w:t>VALIDATION -&gt; for Validation we Use Bean Validator</w:t>
+      </w:r>
+    </w:p>
+    <w:p>
+      <w:pPr>
+        <w:pStyle w:val="ListParagraph"/>
+        <w:numPr>
+          <w:ilvl w:val="0"/>
+          <w:numId w:val="1"/>
+        </w:numPr>
+        <w:rPr>
+          <w:b/>
+          <w:bCs/>
+          <w:sz w:val="24"/>
+          <w:szCs w:val="24"/>
+        </w:rPr>
+      </w:pPr>
+      <w:r>
+        <w:rPr>
+          <w:b/>
+          <w:bCs/>
+          <w:sz w:val="24"/>
+          <w:szCs w:val="24"/>
+        </w:rPr>
+        <w:t>Use the Dependency -&gt;  Bean Validator Dependency</w:t>
+      </w:r>
+    </w:p>
+    <w:p>
+      <w:pPr>
+        <w:pStyle w:val="ListParagraph"/>
+        <w:numPr>
+          <w:ilvl w:val="1"/>
+          <w:numId w:val="1"/>
+        </w:numPr>
+        <w:rPr>
+          <w:b/>
+          <w:bCs/>
+          <w:sz w:val="24"/>
+          <w:szCs w:val="24"/>
+        </w:rPr>
+      </w:pPr>
+    </w:p>
+    <w:p>
+      <w:pPr>
+        <w:rPr>
+          <w:sz w:val="24"/>
+          <w:szCs w:val="24"/>
+        </w:rPr>
+      </w:pPr>
+    </w:p>
+    <w:p>
+      <w:pPr>
+        <w:rPr>
+          <w:sz w:val="24"/>
+          <w:szCs w:val="24"/>
+        </w:rPr>
+      </w:pPr>
+    </w:p>
+    <w:p>
+      <w:pPr>
+        <w:rPr>
+          <w:sz w:val="24"/>
+          <w:szCs w:val="24"/>
+        </w:rPr>
+      </w:pPr>
+      <w:r>
+        <w:rPr>
+          <w:sz w:val="24"/>
+          <w:szCs w:val="24"/>
+        </w:rPr>
+        <w:t>&lt;dependency&gt;</w:t>
+      </w:r>
+      <w:r>
+        <w:rPr>
+          <w:sz w:val="24"/>
+          <w:szCs w:val="24"/>
+        </w:rPr>
+        <w:br/>
+        <w:t xml:space="preserve">    &lt;</w:t>
+      </w:r>
+      <w:proofErr w:type="spellStart"/>
+      <w:r>
+        <w:rPr>
+          <w:sz w:val="24"/>
+          <w:szCs w:val="24"/>
+        </w:rPr>
+        <w:t>groupId</w:t>
+      </w:r>
+      <w:proofErr w:type="spellEnd"/>
+      <w:r>
+        <w:rPr>
+          <w:sz w:val="24"/>
+          <w:szCs w:val="24"/>
+        </w:rPr>
+        <w:t>&gt;</w:t>
+      </w:r>
+      <w:proofErr w:type="spellStart"/>
+      <w:r>
+        <w:rPr>
+          <w:sz w:val="24"/>
+          <w:szCs w:val="24"/>
+        </w:rPr>
+        <w:t>org.springframework.boot</w:t>
+      </w:r>
+      <w:proofErr w:type="spellEnd"/>
+      <w:r>
+        <w:rPr>
+          <w:sz w:val="24"/>
+          <w:szCs w:val="24"/>
+        </w:rPr>
+        <w:t>&lt;/</w:t>
+      </w:r>
+      <w:proofErr w:type="spellStart"/>
+      <w:r>
+        <w:rPr>
+          <w:sz w:val="24"/>
+          <w:szCs w:val="24"/>
+        </w:rPr>
+        <w:t>groupId</w:t>
+      </w:r>
+      <w:proofErr w:type="spellEnd"/>
+      <w:r>
+        <w:rPr>
+          <w:sz w:val="24"/>
+          <w:szCs w:val="24"/>
+        </w:rPr>
+        <w:t>&gt;</w:t>
+      </w:r>
+      <w:r>
+        <w:rPr>
+          <w:sz w:val="24"/>
+          <w:szCs w:val="24"/>
+        </w:rPr>
+        <w:br/>
+        <w:t xml:space="preserve">    &lt;</w:t>
+      </w:r>
+      <w:proofErr w:type="spellStart"/>
+      <w:r>
+        <w:rPr>
+          <w:sz w:val="24"/>
+          <w:szCs w:val="24"/>
+        </w:rPr>
+        <w:t>artifactId</w:t>
+      </w:r>
+      <w:proofErr w:type="spellEnd"/>
+      <w:r>
+        <w:rPr>
+          <w:sz w:val="24"/>
+          <w:szCs w:val="24"/>
+        </w:rPr>
+        <w:t>&gt;spring-boot-starter-validation&lt;/</w:t>
+      </w:r>
+      <w:proofErr w:type="spellStart"/>
+      <w:r>
+        <w:rPr>
+          <w:sz w:val="24"/>
+          <w:szCs w:val="24"/>
+        </w:rPr>
+        <w:t>artifactId</w:t>
+      </w:r>
+      <w:proofErr w:type="spellEnd"/>
+      <w:r>
+        <w:rPr>
+          <w:sz w:val="24"/>
+          <w:szCs w:val="24"/>
+        </w:rPr>
+        <w:t>&gt;</w:t>
+      </w:r>
+      <w:r>
+        <w:rPr>
+          <w:sz w:val="24"/>
+          <w:szCs w:val="24"/>
+        </w:rPr>
+        <w:br/>
+        <w:t>&lt;/dependency&gt;</w:t>
+      </w:r>
+    </w:p>
+    <w:p>
+      <w:pPr>
+        <w:rPr>
+          <w:sz w:val="24"/>
+          <w:szCs w:val="24"/>
+        </w:rPr>
+      </w:pPr>
+    </w:p>
+    <w:p>
+      <w:pPr>
+        <w:rPr>
+          <w:sz w:val="24"/>
+          <w:szCs w:val="24"/>
+        </w:rPr>
+      </w:pPr>
+      <w:r>
+        <w:rPr>
+          <w:sz w:val="24"/>
+          <w:szCs w:val="24"/>
+        </w:rPr>
+        <w:t xml:space="preserve">NOW YOU CAN APPLY VALIDATION ANNOTATIONS </w:t>
+      </w:r>
+    </w:p>
+    <w:p>
+      <w:pPr>
+        <w:rPr>
+          <w:sz w:val="24"/>
+          <w:szCs w:val="24"/>
+        </w:rPr>
+      </w:pPr>
+      <w:r>
+        <w:rPr>
+          <w:sz w:val="24"/>
+          <w:szCs w:val="24"/>
+        </w:rPr>
+        <w:t>FOR EXAMPLE -&gt;  @notEmpty,@size</w:t>
+      </w:r>
+    </w:p>
+    <w:p>
+      <w:pPr>
+        <w:rPr>
+          <w:sz w:val="24"/>
+          <w:szCs w:val="24"/>
+        </w:rPr>
+      </w:pPr>
+    </w:p>
+    <w:p>
+      <w:pPr>
+        <w:rPr>
+          <w:sz w:val="24"/>
+          <w:szCs w:val="24"/>
+        </w:rPr>
+      </w:pPr>
+      <w:r>
+        <w:rPr>
+          <w:sz w:val="24"/>
+          <w:szCs w:val="24"/>
+        </w:rPr>
+        <w:t>@NotEmpty(message = "Name is Required")</w:t>
+      </w:r>
+    </w:p>
+    <w:p>
+      <w:pPr>
+        <w:rPr>
+          <w:sz w:val="24"/>
+          <w:szCs w:val="24"/>
+        </w:rPr>
+      </w:pPr>
+      <w:r>
+        <w:rPr>
+          <w:sz w:val="24"/>
+          <w:szCs w:val="24"/>
+        </w:rPr>
+        <w:t xml:space="preserve">If this field is empty then it will show this message </w:t>
+      </w:r>
     </w:p>
     <w:sectPr>
       <w:pgSz w:w="11906" w:h="16838"/>
@@ -3637,7 +5817,6 @@
   <w:style w:type="character" w:default="1" w:styleId="DefaultParagraphFont">
     <w:name w:val="Default Paragraph Font"/>
     <w:uiPriority w:val="1"/>
-    <w:semiHidden/>
     <w:unhideWhenUsed/>
   </w:style>
   <w:style w:type="table" w:default="1" w:styleId="TableNormal">

--- a/spring/Spring notes.docx
+++ b/spring/Spring notes.docx
@@ -14,16 +14,33 @@
           <w:b/>
           <w:bCs/>
         </w:rPr>
-        <w:t xml:space="preserve">IOC CONTAINER AND DEPENDECY INJECTION </w:t>
-      </w:r>
-      <w:r>
-        <w:rPr>
-          <w:b/>
-          <w:bCs/>
-        </w:rPr>
-        <w:t xml:space="preserve">,Spring </w:t>
-      </w:r>
-      <w:proofErr w:type="spellStart"/>
+        <w:t xml:space="preserve">IOC CONTAINER AND DEPENDECY </w:t>
+      </w:r>
+      <w:proofErr w:type="gramStart"/>
+      <w:r>
+        <w:rPr>
+          <w:b/>
+          <w:bCs/>
+        </w:rPr>
+        <w:t xml:space="preserve">INJECTION </w:t>
+      </w:r>
+      <w:r>
+        <w:rPr>
+          <w:b/>
+          <w:bCs/>
+        </w:rPr>
+        <w:t>,Spring</w:t>
+      </w:r>
+      <w:proofErr w:type="gramEnd"/>
+      <w:r>
+        <w:rPr>
+          <w:b/>
+          <w:bCs/>
+        </w:rPr>
+        <w:t xml:space="preserve"> </w:t>
+      </w:r>
+      <w:proofErr w:type="spellStart"/>
+      <w:proofErr w:type="gramStart"/>
       <w:r>
         <w:rPr>
           <w:b/>
@@ -32,6 +49,7 @@
         <w:t>Framework,Spring</w:t>
       </w:r>
       <w:proofErr w:type="spellEnd"/>
+      <w:proofErr w:type="gramEnd"/>
       <w:r>
         <w:rPr>
           <w:b/>
@@ -40,6 +58,7 @@
         <w:t xml:space="preserve"> core </w:t>
       </w:r>
       <w:proofErr w:type="spellStart"/>
+      <w:proofErr w:type="gramStart"/>
       <w:r>
         <w:rPr>
           <w:b/>
@@ -48,6 +67,7 @@
         <w:t>features,spring</w:t>
       </w:r>
       <w:proofErr w:type="spellEnd"/>
+      <w:proofErr w:type="gramEnd"/>
       <w:r>
         <w:rPr>
           <w:b/>
@@ -799,7 +819,27 @@
           <w:sz w:val="24"/>
           <w:szCs w:val="24"/>
         </w:rPr>
-        <w:t xml:space="preserve">PROBLEM WITH MANUAL  CONFIG </w:t>
+        <w:t xml:space="preserve">PROBLEM WITH </w:t>
+      </w:r>
+      <w:proofErr w:type="gramStart"/>
+      <w:r>
+        <w:rPr>
+          <w:b/>
+          <w:bCs/>
+          <w:sz w:val="24"/>
+          <w:szCs w:val="24"/>
+        </w:rPr>
+        <w:t>MANUAL  CONFIG</w:t>
+      </w:r>
+      <w:proofErr w:type="gramEnd"/>
+      <w:r>
+        <w:rPr>
+          <w:b/>
+          <w:bCs/>
+          <w:sz w:val="24"/>
+          <w:szCs w:val="24"/>
+        </w:rPr>
+        <w:t xml:space="preserve"> </w:t>
       </w:r>
       <w:r>
         <w:rPr>
@@ -915,6 +955,7 @@
         </w:rPr>
         <w:t xml:space="preserve">SO INSTEAD OF MANUAL CONFIG WE USE -&gt; </w:t>
       </w:r>
+      <w:proofErr w:type="gramStart"/>
       <w:r>
         <w:rPr>
           <w:b/>
@@ -924,6 +965,7 @@
         </w:rPr>
         <w:t>ANNOTATION(</w:t>
       </w:r>
+      <w:proofErr w:type="gramEnd"/>
       <w:r>
         <w:rPr>
           <w:b/>
@@ -971,7 +1013,23 @@
           <w:sz w:val="24"/>
           <w:szCs w:val="24"/>
         </w:rPr>
-        <w:t>@Service,  @Component</w:t>
+        <w:t>@</w:t>
+      </w:r>
+      <w:proofErr w:type="gramStart"/>
+      <w:r>
+        <w:rPr>
+          <w:sz w:val="24"/>
+          <w:szCs w:val="24"/>
+        </w:rPr>
+        <w:t>Service,  @</w:t>
+      </w:r>
+      <w:proofErr w:type="gramEnd"/>
+      <w:r>
+        <w:rPr>
+          <w:sz w:val="24"/>
+          <w:szCs w:val="24"/>
+        </w:rPr>
+        <w:t>Component</w:t>
       </w:r>
     </w:p>
     <w:p>
@@ -1880,7 +1938,23 @@
           <w:sz w:val="24"/>
           <w:szCs w:val="24"/>
         </w:rPr>
-        <w:t xml:space="preserve">   -&gt; container call    -&gt;           (these all three are </w:t>
+        <w:t xml:space="preserve">   -&gt; container call    -&gt;        </w:t>
+      </w:r>
+      <w:proofErr w:type="gramStart"/>
+      <w:r>
+        <w:rPr>
+          <w:sz w:val="24"/>
+          <w:szCs w:val="24"/>
+        </w:rPr>
+        <w:t xml:space="preserve">   (</w:t>
+      </w:r>
+      <w:proofErr w:type="gramEnd"/>
+      <w:r>
+        <w:rPr>
+          <w:sz w:val="24"/>
+          <w:szCs w:val="24"/>
+        </w:rPr>
+        <w:t xml:space="preserve">these all three are </w:t>
       </w:r>
     </w:p>
     <w:p>
@@ -1902,14 +1976,30 @@
           <w:sz w:val="24"/>
           <w:szCs w:val="24"/>
         </w:rPr>
-        <w:t>s for</w:t>
-      </w:r>
-      <w:r>
-        <w:rPr>
-          <w:sz w:val="24"/>
-          <w:szCs w:val="24"/>
-        </w:rPr>
-        <w:t xml:space="preserve">  initializing)   </w:t>
+        <w:t xml:space="preserve">s </w:t>
+      </w:r>
+      <w:proofErr w:type="gramStart"/>
+      <w:r>
+        <w:rPr>
+          <w:sz w:val="24"/>
+          <w:szCs w:val="24"/>
+        </w:rPr>
+        <w:t>for</w:t>
+      </w:r>
+      <w:r>
+        <w:rPr>
+          <w:sz w:val="24"/>
+          <w:szCs w:val="24"/>
+        </w:rPr>
+        <w:t xml:space="preserve">  initializing</w:t>
+      </w:r>
+      <w:proofErr w:type="gramEnd"/>
+      <w:r>
+        <w:rPr>
+          <w:sz w:val="24"/>
+          <w:szCs w:val="24"/>
+        </w:rPr>
+        <w:t xml:space="preserve">)   </w:t>
       </w:r>
       <w:r>
         <w:rPr>
@@ -1999,7 +2089,23 @@
           <w:sz w:val="24"/>
           <w:szCs w:val="24"/>
         </w:rPr>
-        <w:t xml:space="preserve"> step( suppose we want to release something)</w:t>
+        <w:t xml:space="preserve"> </w:t>
+      </w:r>
+      <w:proofErr w:type="gramStart"/>
+      <w:r>
+        <w:rPr>
+          <w:sz w:val="24"/>
+          <w:szCs w:val="24"/>
+        </w:rPr>
+        <w:t>step( suppose</w:t>
+      </w:r>
+      <w:proofErr w:type="gramEnd"/>
+      <w:r>
+        <w:rPr>
+          <w:sz w:val="24"/>
+          <w:szCs w:val="24"/>
+        </w:rPr>
+        <w:t xml:space="preserve"> we want to release something)</w:t>
       </w:r>
     </w:p>
     <w:p>
@@ -2025,6 +2131,7 @@
         <w:t xml:space="preserve">INITIALIZING BEAN </w:t>
       </w:r>
       <w:proofErr w:type="spellStart"/>
+      <w:proofErr w:type="gramStart"/>
       <w:r>
         <w:rPr>
           <w:sz w:val="24"/>
@@ -2033,12 +2140,29 @@
         <w:t>USE,Disposable</w:t>
       </w:r>
       <w:proofErr w:type="spellEnd"/>
-      <w:r>
-        <w:rPr>
-          <w:sz w:val="24"/>
-          <w:szCs w:val="24"/>
-        </w:rPr>
-        <w:t xml:space="preserve"> bean  -&gt; </w:t>
+      <w:proofErr w:type="gramEnd"/>
+      <w:r>
+        <w:rPr>
+          <w:sz w:val="24"/>
+          <w:szCs w:val="24"/>
+        </w:rPr>
+        <w:t xml:space="preserve"> </w:t>
+      </w:r>
+      <w:proofErr w:type="gramStart"/>
+      <w:r>
+        <w:rPr>
+          <w:sz w:val="24"/>
+          <w:szCs w:val="24"/>
+        </w:rPr>
+        <w:t>bean  -</w:t>
+      </w:r>
+      <w:proofErr w:type="gramEnd"/>
+      <w:r>
+        <w:rPr>
+          <w:sz w:val="24"/>
+          <w:szCs w:val="24"/>
+        </w:rPr>
+        <w:t xml:space="preserve">&gt; </w:t>
       </w:r>
     </w:p>
     <w:p>
@@ -2584,14 +2708,25 @@
         </w:rPr>
         <w:t xml:space="preserve"> PROVIDES THE FEATURES OF </w:t>
       </w:r>
-      <w:r>
-        <w:rPr>
-          <w:b/>
-          <w:bCs/>
-          <w:sz w:val="24"/>
-          <w:szCs w:val="24"/>
-        </w:rPr>
-        <w:t>ORM(OBJECT RELATION MAPPING)</w:t>
+      <w:proofErr w:type="gramStart"/>
+      <w:r>
+        <w:rPr>
+          <w:b/>
+          <w:bCs/>
+          <w:sz w:val="24"/>
+          <w:szCs w:val="24"/>
+        </w:rPr>
+        <w:t>ORM(</w:t>
+      </w:r>
+      <w:proofErr w:type="gramEnd"/>
+      <w:r>
+        <w:rPr>
+          <w:b/>
+          <w:bCs/>
+          <w:sz w:val="24"/>
+          <w:szCs w:val="24"/>
+        </w:rPr>
+        <w:t>OBJECT RELATION MAPPING)</w:t>
       </w:r>
     </w:p>
     <w:p>
@@ -2985,14 +3120,48 @@
           <w:sz w:val="24"/>
           <w:szCs w:val="24"/>
         </w:rPr>
-        <w:t xml:space="preserve"> JPA -&gt;</w:t>
-      </w:r>
-      <w:r>
-        <w:rPr>
-          <w:sz w:val="24"/>
-          <w:szCs w:val="24"/>
-        </w:rPr>
-        <w:t xml:space="preserve">  THIS IS SPECIFICATION( TELL HOW TO DO)</w:t>
+        <w:t xml:space="preserve"> JPA -</w:t>
+      </w:r>
+      <w:proofErr w:type="gramStart"/>
+      <w:r>
+        <w:rPr>
+          <w:b/>
+          <w:bCs/>
+          <w:sz w:val="24"/>
+          <w:szCs w:val="24"/>
+        </w:rPr>
+        <w:t>&gt;</w:t>
+      </w:r>
+      <w:r>
+        <w:rPr>
+          <w:sz w:val="24"/>
+          <w:szCs w:val="24"/>
+        </w:rPr>
+        <w:t xml:space="preserve">  THIS</w:t>
+      </w:r>
+      <w:proofErr w:type="gramEnd"/>
+      <w:r>
+        <w:rPr>
+          <w:sz w:val="24"/>
+          <w:szCs w:val="24"/>
+        </w:rPr>
+        <w:t xml:space="preserve"> IS </w:t>
+      </w:r>
+      <w:proofErr w:type="gramStart"/>
+      <w:r>
+        <w:rPr>
+          <w:sz w:val="24"/>
+          <w:szCs w:val="24"/>
+        </w:rPr>
+        <w:t>SPECIFICATION( TELL</w:t>
+      </w:r>
+      <w:proofErr w:type="gramEnd"/>
+      <w:r>
+        <w:rPr>
+          <w:sz w:val="24"/>
+          <w:szCs w:val="24"/>
+        </w:rPr>
+        <w:t xml:space="preserve"> HOW TO DO)</w:t>
       </w:r>
     </w:p>
     <w:p>
@@ -3054,7 +3223,23 @@
           <w:sz w:val="24"/>
           <w:szCs w:val="24"/>
         </w:rPr>
-        <w:t>JPA DOES NOT USE HIBERNATE -&gt;  SPRING JPA -&gt; IS BY DEFUALT USING THE HYBERNATE</w:t>
+        <w:t>JPA DOES NOT USE HIBERNATE -</w:t>
+      </w:r>
+      <w:proofErr w:type="gramStart"/>
+      <w:r>
+        <w:rPr>
+          <w:sz w:val="24"/>
+          <w:szCs w:val="24"/>
+        </w:rPr>
+        <w:t>&gt;  SPRING</w:t>
+      </w:r>
+      <w:proofErr w:type="gramEnd"/>
+      <w:r>
+        <w:rPr>
+          <w:sz w:val="24"/>
+          <w:szCs w:val="24"/>
+        </w:rPr>
+        <w:t xml:space="preserve"> JPA -&gt; IS BY DEFUALT USING THE HYBERNATE</w:t>
       </w:r>
     </w:p>
     <w:p>
@@ -3187,6 +3372,7 @@
         <w:t xml:space="preserve"> THAT this is </w:t>
       </w:r>
       <w:proofErr w:type="spellStart"/>
+      <w:proofErr w:type="gramStart"/>
       <w:r>
         <w:rPr>
           <w:sz w:val="24"/>
@@ -3209,7 +3395,17 @@
           <w:sz w:val="24"/>
           <w:szCs w:val="24"/>
         </w:rPr>
-        <w:t>entity class</w:t>
+        <w:t>entity</w:t>
+      </w:r>
+      <w:proofErr w:type="gramEnd"/>
+      <w:r>
+        <w:rPr>
+          <w:b/>
+          <w:bCs/>
+          <w:sz w:val="24"/>
+          <w:szCs w:val="24"/>
+        </w:rPr>
+        <w:t xml:space="preserve"> class</w:t>
       </w:r>
       <w:r>
         <w:rPr>
@@ -3279,7 +3475,23 @@
           <w:szCs w:val="24"/>
         </w:rPr>
         <w:br/>
-        <w:t>@Table(name="name of table inside the database")</w:t>
+        <w:t>@</w:t>
+      </w:r>
+      <w:proofErr w:type="gramStart"/>
+      <w:r>
+        <w:rPr>
+          <w:sz w:val="24"/>
+          <w:szCs w:val="24"/>
+        </w:rPr>
+        <w:t>Table(</w:t>
+      </w:r>
+      <w:proofErr w:type="gramEnd"/>
+      <w:r>
+        <w:rPr>
+          <w:sz w:val="24"/>
+          <w:szCs w:val="24"/>
+        </w:rPr>
+        <w:t>name="name of table inside the database")</w:t>
       </w:r>
       <w:r>
         <w:rPr>
@@ -3334,14 +3546,30 @@
           <w:szCs w:val="24"/>
         </w:rPr>
         <w:br/>
-        <w:t>@Table(name="jpa_user")</w:t>
-      </w:r>
-      <w:r>
-        <w:rPr>
-          <w:sz w:val="24"/>
-          <w:szCs w:val="24"/>
-        </w:rPr>
-        <w:t xml:space="preserve">  -&gt; means table in database corresponding to this is </w:t>
+        <w:t>@Table(name="jpa_user</w:t>
+      </w:r>
+      <w:proofErr w:type="gramStart"/>
+      <w:r>
+        <w:rPr>
+          <w:sz w:val="24"/>
+          <w:szCs w:val="24"/>
+        </w:rPr>
+        <w:t>")</w:t>
+      </w:r>
+      <w:r>
+        <w:rPr>
+          <w:sz w:val="24"/>
+          <w:szCs w:val="24"/>
+        </w:rPr>
+        <w:t xml:space="preserve">  -</w:t>
+      </w:r>
+      <w:proofErr w:type="gramEnd"/>
+      <w:r>
+        <w:rPr>
+          <w:sz w:val="24"/>
+          <w:szCs w:val="24"/>
+        </w:rPr>
+        <w:t xml:space="preserve">&gt; means table in database corresponding to this is </w:t>
       </w:r>
       <w:proofErr w:type="spellStart"/>
       <w:r>
@@ -3497,7 +3725,39 @@
           <w:sz w:val="24"/>
           <w:szCs w:val="24"/>
         </w:rPr>
-        <w:t xml:space="preserve">@Table(name=”jpa_user”)  -&gt; table me use </w:t>
+        <w:t>@Table(name</w:t>
+      </w:r>
+      <w:proofErr w:type="gramStart"/>
+      <w:r>
+        <w:rPr>
+          <w:sz w:val="24"/>
+          <w:szCs w:val="24"/>
+        </w:rPr>
+        <w:t>=”jpa</w:t>
+      </w:r>
+      <w:proofErr w:type="gramEnd"/>
+      <w:r>
+        <w:rPr>
+          <w:sz w:val="24"/>
+          <w:szCs w:val="24"/>
+        </w:rPr>
+        <w:t>_user</w:t>
+      </w:r>
+      <w:proofErr w:type="gramStart"/>
+      <w:r>
+        <w:rPr>
+          <w:sz w:val="24"/>
+          <w:szCs w:val="24"/>
+        </w:rPr>
+        <w:t>”)  -</w:t>
+      </w:r>
+      <w:proofErr w:type="gramEnd"/>
+      <w:r>
+        <w:rPr>
+          <w:sz w:val="24"/>
+          <w:szCs w:val="24"/>
+        </w:rPr>
+        <w:t xml:space="preserve">&gt; table me use </w:t>
       </w:r>
       <w:proofErr w:type="spellStart"/>
       <w:r>
@@ -3560,8 +3820,17 @@
           <w:sz w:val="24"/>
           <w:szCs w:val="24"/>
         </w:rPr>
-        <w:t>Public class User{</w:t>
-      </w:r>
+        <w:t xml:space="preserve">Public class </w:t>
+      </w:r>
+      <w:proofErr w:type="gramStart"/>
+      <w:r>
+        <w:rPr>
+          <w:sz w:val="24"/>
+          <w:szCs w:val="24"/>
+        </w:rPr>
+        <w:t>User{</w:t>
+      </w:r>
+      <w:proofErr w:type="gramEnd"/>
     </w:p>
     <w:p>
       <w:pPr>
@@ -3590,7 +3859,39 @@
           <w:sz w:val="24"/>
           <w:szCs w:val="24"/>
         </w:rPr>
-        <w:t xml:space="preserve">  @Column(name=”jpa_user_id”)       -&gt; this means database me use </w:t>
+        <w:t xml:space="preserve">  @Column(name</w:t>
+      </w:r>
+      <w:proofErr w:type="gramStart"/>
+      <w:r>
+        <w:rPr>
+          <w:sz w:val="24"/>
+          <w:szCs w:val="24"/>
+        </w:rPr>
+        <w:t>=”jpa</w:t>
+      </w:r>
+      <w:proofErr w:type="gramEnd"/>
+      <w:r>
+        <w:rPr>
+          <w:sz w:val="24"/>
+          <w:szCs w:val="24"/>
+        </w:rPr>
+        <w:t>_user_id</w:t>
+      </w:r>
+      <w:proofErr w:type="gramStart"/>
+      <w:r>
+        <w:rPr>
+          <w:sz w:val="24"/>
+          <w:szCs w:val="24"/>
+        </w:rPr>
+        <w:t xml:space="preserve">”)   </w:t>
+      </w:r>
+      <w:proofErr w:type="gramEnd"/>
+      <w:r>
+        <w:rPr>
+          <w:sz w:val="24"/>
+          <w:szCs w:val="24"/>
+        </w:rPr>
+        <w:t xml:space="preserve">    -&gt; this means database me use </w:t>
       </w:r>
       <w:proofErr w:type="spellStart"/>
       <w:r>
@@ -3638,15 +3939,31 @@
           <w:sz w:val="24"/>
           <w:szCs w:val="24"/>
         </w:rPr>
-        <w:t>user_id</w:t>
-      </w:r>
-      <w:proofErr w:type="spellEnd"/>
-      <w:r>
-        <w:rPr>
-          <w:sz w:val="24"/>
-          <w:szCs w:val="24"/>
-        </w:rPr>
-        <w:t xml:space="preserve">;                                   -&gt; in class use </w:t>
+        <w:t>user_</w:t>
+      </w:r>
+      <w:proofErr w:type="gramStart"/>
+      <w:r>
+        <w:rPr>
+          <w:sz w:val="24"/>
+          <w:szCs w:val="24"/>
+        </w:rPr>
+        <w:t>id</w:t>
+      </w:r>
+      <w:proofErr w:type="spellEnd"/>
+      <w:r>
+        <w:rPr>
+          <w:sz w:val="24"/>
+          <w:szCs w:val="24"/>
+        </w:rPr>
+        <w:t xml:space="preserve">;   </w:t>
+      </w:r>
+      <w:proofErr w:type="gramEnd"/>
+      <w:r>
+        <w:rPr>
+          <w:sz w:val="24"/>
+          <w:szCs w:val="24"/>
+        </w:rPr>
+        <w:t xml:space="preserve">                                -&gt; in class use </w:t>
       </w:r>
       <w:proofErr w:type="spellStart"/>
       <w:r>
@@ -3806,14 +4123,30 @@
           <w:szCs w:val="24"/>
         </w:rPr>
         <w:br/>
-        <w:t>private int age;</w:t>
-      </w:r>
-      <w:r>
-        <w:rPr>
-          <w:sz w:val="24"/>
-          <w:szCs w:val="24"/>
-        </w:rPr>
-        <w:t xml:space="preserve">                              same in the DATABASE</w:t>
+        <w:t xml:space="preserve">private int </w:t>
+      </w:r>
+      <w:proofErr w:type="gramStart"/>
+      <w:r>
+        <w:rPr>
+          <w:sz w:val="24"/>
+          <w:szCs w:val="24"/>
+        </w:rPr>
+        <w:t>age;</w:t>
+      </w:r>
+      <w:r>
+        <w:rPr>
+          <w:sz w:val="24"/>
+          <w:szCs w:val="24"/>
+        </w:rPr>
+        <w:t xml:space="preserve">   </w:t>
+      </w:r>
+      <w:proofErr w:type="gramEnd"/>
+      <w:r>
+        <w:rPr>
+          <w:sz w:val="24"/>
+          <w:szCs w:val="24"/>
+        </w:rPr>
+        <w:t xml:space="preserve">                           same in the DATABASE</w:t>
       </w:r>
       <w:r>
         <w:rPr>
@@ -3897,7 +4230,39 @@
           <w:sz w:val="24"/>
           <w:szCs w:val="24"/>
         </w:rPr>
-        <w:t>When Request Came -&gt;  Controller Handle the Request  -&gt; process Request     THEN</w:t>
+        <w:t>When Request Came -</w:t>
+      </w:r>
+      <w:proofErr w:type="gramStart"/>
+      <w:r>
+        <w:rPr>
+          <w:sz w:val="24"/>
+          <w:szCs w:val="24"/>
+        </w:rPr>
+        <w:t>&gt;  Controller</w:t>
+      </w:r>
+      <w:proofErr w:type="gramEnd"/>
+      <w:r>
+        <w:rPr>
+          <w:sz w:val="24"/>
+          <w:szCs w:val="24"/>
+        </w:rPr>
+        <w:t xml:space="preserve"> Handle the </w:t>
+      </w:r>
+      <w:proofErr w:type="gramStart"/>
+      <w:r>
+        <w:rPr>
+          <w:sz w:val="24"/>
+          <w:szCs w:val="24"/>
+        </w:rPr>
+        <w:t>Request  -</w:t>
+      </w:r>
+      <w:proofErr w:type="gramEnd"/>
+      <w:r>
+        <w:rPr>
+          <w:sz w:val="24"/>
+          <w:szCs w:val="24"/>
+        </w:rPr>
+        <w:t>&gt; process Request     THEN</w:t>
       </w:r>
     </w:p>
     <w:p>
@@ -4024,7 +4389,23 @@
           <w:sz w:val="24"/>
           <w:szCs w:val="24"/>
         </w:rPr>
-        <w:t>THE issue is that it is ok if the request is going to the browser because browser can understand the html code but if  the request is going to suppose react app so this will</w:t>
+        <w:t xml:space="preserve">THE issue is that it is ok if the request is going to the browser because browser can understand the html code but </w:t>
+      </w:r>
+      <w:proofErr w:type="gramStart"/>
+      <w:r>
+        <w:rPr>
+          <w:sz w:val="24"/>
+          <w:szCs w:val="24"/>
+        </w:rPr>
+        <w:t>if  the</w:t>
+      </w:r>
+      <w:proofErr w:type="gramEnd"/>
+      <w:r>
+        <w:rPr>
+          <w:sz w:val="24"/>
+          <w:szCs w:val="24"/>
+        </w:rPr>
+        <w:t xml:space="preserve"> request is going to suppose react app so this will</w:t>
       </w:r>
     </w:p>
     <w:p>
@@ -4103,6 +4484,7 @@
         <w:t xml:space="preserve">Xml, </w:t>
       </w:r>
       <w:proofErr w:type="spellStart"/>
+      <w:proofErr w:type="gramStart"/>
       <w:r>
         <w:rPr>
           <w:sz w:val="24"/>
@@ -4116,7 +4498,15 @@
           <w:sz w:val="24"/>
           <w:szCs w:val="24"/>
         </w:rPr>
-        <w:t>(these are the industry standard)</w:t>
+        <w:t>(</w:t>
+      </w:r>
+      <w:proofErr w:type="gramEnd"/>
+      <w:r>
+        <w:rPr>
+          <w:sz w:val="24"/>
+          <w:szCs w:val="24"/>
+        </w:rPr>
+        <w:t>these are the industry standard)</w:t>
       </w:r>
     </w:p>
     <w:p>
@@ -4141,7 +4531,23 @@
           <w:sz w:val="24"/>
           <w:szCs w:val="24"/>
         </w:rPr>
-        <w:t>Above in html what we are doing return “ name of the html page”</w:t>
+        <w:t xml:space="preserve">Above in html what we are doing return </w:t>
+      </w:r>
+      <w:proofErr w:type="gramStart"/>
+      <w:r>
+        <w:rPr>
+          <w:sz w:val="24"/>
+          <w:szCs w:val="24"/>
+        </w:rPr>
+        <w:t>“ name</w:t>
+      </w:r>
+      <w:proofErr w:type="gramEnd"/>
+      <w:r>
+        <w:rPr>
+          <w:sz w:val="24"/>
+          <w:szCs w:val="24"/>
+        </w:rPr>
+        <w:t xml:space="preserve"> of the html page”</w:t>
       </w:r>
     </w:p>
     <w:p>
@@ -4410,7 +4816,27 @@
           <w:sz w:val="24"/>
           <w:szCs w:val="24"/>
         </w:rPr>
-        <w:t>Put -&gt; update data(update all the current Representation)</w:t>
+        <w:t xml:space="preserve">Put -&gt; update </w:t>
+      </w:r>
+      <w:proofErr w:type="gramStart"/>
+      <w:r>
+        <w:rPr>
+          <w:b/>
+          <w:bCs/>
+          <w:sz w:val="24"/>
+          <w:szCs w:val="24"/>
+        </w:rPr>
+        <w:t>data(</w:t>
+      </w:r>
+      <w:proofErr w:type="gramEnd"/>
+      <w:r>
+        <w:rPr>
+          <w:b/>
+          <w:bCs/>
+          <w:sz w:val="24"/>
+          <w:szCs w:val="24"/>
+        </w:rPr>
+        <w:t>update all the current Representation)</w:t>
       </w:r>
     </w:p>
     <w:p>
@@ -4500,6 +4926,7 @@
         </w:rPr>
       </w:pPr>
       <w:proofErr w:type="spellStart"/>
+      <w:proofErr w:type="gramStart"/>
       <w:r>
         <w:rPr>
           <w:b/>
@@ -4517,7 +4944,17 @@
           <w:sz w:val="24"/>
           <w:szCs w:val="24"/>
         </w:rPr>
-        <w:t>( value = “</w:t>
+        <w:t>( value</w:t>
+      </w:r>
+      <w:proofErr w:type="gramEnd"/>
+      <w:r>
+        <w:rPr>
+          <w:b/>
+          <w:bCs/>
+          <w:sz w:val="24"/>
+          <w:szCs w:val="24"/>
+        </w:rPr>
+        <w:t xml:space="preserve"> = “</w:t>
       </w:r>
       <w:r>
         <w:rPr>
@@ -4603,7 +5040,27 @@
           <w:sz w:val="24"/>
           <w:szCs w:val="24"/>
         </w:rPr>
-        <w:t>By Default the Value is Get</w:t>
+        <w:t xml:space="preserve">By </w:t>
+      </w:r>
+      <w:proofErr w:type="gramStart"/>
+      <w:r>
+        <w:rPr>
+          <w:b/>
+          <w:bCs/>
+          <w:sz w:val="24"/>
+          <w:szCs w:val="24"/>
+        </w:rPr>
+        <w:t>Default</w:t>
+      </w:r>
+      <w:proofErr w:type="gramEnd"/>
+      <w:r>
+        <w:rPr>
+          <w:b/>
+          <w:bCs/>
+          <w:sz w:val="24"/>
+          <w:szCs w:val="24"/>
+        </w:rPr>
+        <w:t xml:space="preserve"> the Value is Get</w:t>
       </w:r>
     </w:p>
     <w:p>
@@ -4753,7 +5210,27 @@
           <w:sz w:val="24"/>
           <w:szCs w:val="24"/>
         </w:rPr>
-        <w:t xml:space="preserve">FOR POST -&gt;   @POSTMAPPING(“/signup”)   -&gt; this is only for post </w:t>
+        <w:t>FOR POST -&gt;   @POSTMAPPING(“/signup</w:t>
+      </w:r>
+      <w:proofErr w:type="gramStart"/>
+      <w:r>
+        <w:rPr>
+          <w:b/>
+          <w:bCs/>
+          <w:sz w:val="24"/>
+          <w:szCs w:val="24"/>
+        </w:rPr>
+        <w:t xml:space="preserve">”)   </w:t>
+      </w:r>
+      <w:proofErr w:type="gramEnd"/>
+      <w:r>
+        <w:rPr>
+          <w:b/>
+          <w:bCs/>
+          <w:sz w:val="24"/>
+          <w:szCs w:val="24"/>
+        </w:rPr>
+        <w:t xml:space="preserve">-&gt; this is only for post </w:t>
       </w:r>
     </w:p>
     <w:p>
@@ -4854,7 +5331,27 @@
           <w:sz w:val="24"/>
           <w:szCs w:val="24"/>
         </w:rPr>
-        <w:t>Use the Dependency -&gt;  Bean Validator Dependency</w:t>
+        <w:t>Use the Dependency -</w:t>
+      </w:r>
+      <w:proofErr w:type="gramStart"/>
+      <w:r>
+        <w:rPr>
+          <w:b/>
+          <w:bCs/>
+          <w:sz w:val="24"/>
+          <w:szCs w:val="24"/>
+        </w:rPr>
+        <w:t>&gt;  Bean</w:t>
+      </w:r>
+      <w:proofErr w:type="gramEnd"/>
+      <w:r>
+        <w:rPr>
+          <w:b/>
+          <w:bCs/>
+          <w:sz w:val="24"/>
+          <w:szCs w:val="24"/>
+        </w:rPr>
+        <w:t xml:space="preserve"> Validator Dependency</w:t>
       </w:r>
     </w:p>
     <w:p>
@@ -4908,7 +5405,15 @@
           <w:szCs w:val="24"/>
         </w:rPr>
         <w:br/>
-        <w:t xml:space="preserve">    &lt;</w:t>
+        <w:t xml:space="preserve">    </w:t>
+      </w:r>
+      <w:proofErr w:type="gramStart"/>
+      <w:r>
+        <w:rPr>
+          <w:sz w:val="24"/>
+          <w:szCs w:val="24"/>
+        </w:rPr>
+        <w:t>&lt;</w:t>
       </w:r>
       <w:proofErr w:type="spellStart"/>
       <w:r>
@@ -4935,6 +5440,7 @@
         <w:t>org.springframework.boot</w:t>
       </w:r>
       <w:proofErr w:type="spellEnd"/>
+      <w:proofErr w:type="gramEnd"/>
       <w:r>
         <w:rPr>
           <w:sz w:val="24"/>
@@ -5042,30 +5548,62 @@
           <w:sz w:val="24"/>
           <w:szCs w:val="24"/>
         </w:rPr>
-        <w:t>FOR EXAMPLE -&gt;  @notEmpty,@size</w:t>
-      </w:r>
-    </w:p>
-    <w:p>
-      <w:pPr>
-        <w:rPr>
-          <w:sz w:val="24"/>
-          <w:szCs w:val="24"/>
-        </w:rPr>
-      </w:pPr>
-    </w:p>
-    <w:p>
-      <w:pPr>
-        <w:rPr>
-          <w:sz w:val="24"/>
-          <w:szCs w:val="24"/>
-        </w:rPr>
-      </w:pPr>
-      <w:r>
-        <w:rPr>
-          <w:sz w:val="24"/>
-          <w:szCs w:val="24"/>
-        </w:rPr>
-        <w:t>@NotEmpty(message = "Name is Required")</w:t>
+        <w:t>FOR EXAMPLE -</w:t>
+      </w:r>
+      <w:proofErr w:type="gramStart"/>
+      <w:r>
+        <w:rPr>
+          <w:sz w:val="24"/>
+          <w:szCs w:val="24"/>
+        </w:rPr>
+        <w:t>&gt;  @notEmpty,@</w:t>
+      </w:r>
+      <w:proofErr w:type="gramEnd"/>
+      <w:r>
+        <w:rPr>
+          <w:sz w:val="24"/>
+          <w:szCs w:val="24"/>
+        </w:rPr>
+        <w:t>size</w:t>
+      </w:r>
+    </w:p>
+    <w:p>
+      <w:pPr>
+        <w:rPr>
+          <w:sz w:val="24"/>
+          <w:szCs w:val="24"/>
+        </w:rPr>
+      </w:pPr>
+    </w:p>
+    <w:p>
+      <w:pPr>
+        <w:rPr>
+          <w:sz w:val="24"/>
+          <w:szCs w:val="24"/>
+        </w:rPr>
+      </w:pPr>
+      <w:r>
+        <w:rPr>
+          <w:sz w:val="24"/>
+          <w:szCs w:val="24"/>
+        </w:rPr>
+        <w:t>@</w:t>
+      </w:r>
+      <w:proofErr w:type="gramStart"/>
+      <w:r>
+        <w:rPr>
+          <w:sz w:val="24"/>
+          <w:szCs w:val="24"/>
+        </w:rPr>
+        <w:t>NotEmpty(</w:t>
+      </w:r>
+      <w:proofErr w:type="gramEnd"/>
+      <w:r>
+        <w:rPr>
+          <w:sz w:val="24"/>
+          <w:szCs w:val="24"/>
+        </w:rPr>
+        <w:t>message = "Name is Required")</w:t>
       </w:r>
     </w:p>
     <w:p>
@@ -5082,6 +5620,87 @@
         </w:rPr>
         <w:t xml:space="preserve">If this field is empty then it will show this message </w:t>
       </w:r>
+    </w:p>
+    <w:p>
+      <w:pPr>
+        <w:rPr>
+          <w:sz w:val="24"/>
+          <w:szCs w:val="24"/>
+        </w:rPr>
+      </w:pPr>
+    </w:p>
+    <w:p>
+      <w:pPr>
+        <w:rPr>
+          <w:sz w:val="24"/>
+          <w:szCs w:val="24"/>
+        </w:rPr>
+      </w:pPr>
+    </w:p>
+    <w:p>
+      <w:pPr>
+        <w:rPr>
+          <w:sz w:val="24"/>
+          <w:szCs w:val="24"/>
+        </w:rPr>
+      </w:pPr>
+    </w:p>
+    <w:p>
+      <w:pPr>
+        <w:rPr>
+          <w:b/>
+          <w:bCs/>
+          <w:sz w:val="24"/>
+          <w:szCs w:val="24"/>
+        </w:rPr>
+      </w:pPr>
+      <w:r>
+        <w:rPr>
+          <w:b/>
+          <w:bCs/>
+          <w:sz w:val="24"/>
+          <w:szCs w:val="24"/>
+        </w:rPr>
+        <w:t>HOW TO HANDLE EXCEPTION IN SPRING BOOT</w:t>
+      </w:r>
+    </w:p>
+    <w:p>
+      <w:pPr>
+        <w:rPr>
+          <w:sz w:val="24"/>
+          <w:szCs w:val="24"/>
+        </w:rPr>
+      </w:pPr>
+      <w:r>
+        <w:rPr>
+          <w:sz w:val="24"/>
+          <w:szCs w:val="24"/>
+        </w:rPr>
+        <w:t>1.LOCAL IN CONTROLLER</w:t>
+      </w:r>
+    </w:p>
+    <w:p>
+      <w:pPr>
+        <w:rPr>
+          <w:sz w:val="24"/>
+          <w:szCs w:val="24"/>
+        </w:rPr>
+      </w:pPr>
+      <w:r>
+        <w:rPr>
+          <w:sz w:val="24"/>
+          <w:szCs w:val="24"/>
+        </w:rPr>
+        <w:t>2.GLOBALLY</w:t>
+      </w:r>
+    </w:p>
+    <w:p>
+      <w:pPr>
+        <w:rPr>
+          <w:sz w:val="24"/>
+          <w:szCs w:val="24"/>
+        </w:rPr>
+      </w:pPr>
     </w:p>
     <w:sectPr>
       <w:pgSz w:w="11906" w:h="16838"/>
@@ -5817,6 +6436,7 @@
   <w:style w:type="character" w:default="1" w:styleId="DefaultParagraphFont">
     <w:name w:val="Default Paragraph Font"/>
     <w:uiPriority w:val="1"/>
+    <w:semiHidden/>
     <w:unhideWhenUsed/>
   </w:style>
   <w:style w:type="table" w:default="1" w:styleId="TableNormal">

--- a/spring/Spring notes.docx
+++ b/spring/Spring notes.docx
@@ -14,92 +14,15 @@
           <w:b/>
           <w:bCs/>
         </w:rPr>
-        <w:t xml:space="preserve">IOC CONTAINER AND DEPENDECY </w:t>
-      </w:r>
-      <w:proofErr w:type="gramStart"/>
-      <w:r>
-        <w:rPr>
-          <w:b/>
-          <w:bCs/>
-        </w:rPr>
-        <w:t xml:space="preserve">INJECTION </w:t>
-      </w:r>
-      <w:r>
-        <w:rPr>
-          <w:b/>
-          <w:bCs/>
-        </w:rPr>
-        <w:t>,Spring</w:t>
-      </w:r>
-      <w:proofErr w:type="gramEnd"/>
-      <w:r>
-        <w:rPr>
-          <w:b/>
-          <w:bCs/>
-        </w:rPr>
-        <w:t xml:space="preserve"> </w:t>
-      </w:r>
-      <w:proofErr w:type="spellStart"/>
-      <w:proofErr w:type="gramStart"/>
-      <w:r>
-        <w:rPr>
-          <w:b/>
-          <w:bCs/>
-        </w:rPr>
-        <w:t>Framework,Spring</w:t>
-      </w:r>
-      <w:proofErr w:type="spellEnd"/>
-      <w:proofErr w:type="gramEnd"/>
-      <w:r>
-        <w:rPr>
-          <w:b/>
-          <w:bCs/>
-        </w:rPr>
-        <w:t xml:space="preserve"> core </w:t>
-      </w:r>
-      <w:proofErr w:type="spellStart"/>
-      <w:proofErr w:type="gramStart"/>
-      <w:r>
-        <w:rPr>
-          <w:b/>
-          <w:bCs/>
-        </w:rPr>
-        <w:t>features,spring</w:t>
-      </w:r>
-      <w:proofErr w:type="spellEnd"/>
-      <w:proofErr w:type="gramEnd"/>
-      <w:r>
-        <w:rPr>
-          <w:b/>
-          <w:bCs/>
-        </w:rPr>
-        <w:t xml:space="preserve"> </w:t>
-      </w:r>
-      <w:proofErr w:type="spellStart"/>
-      <w:r>
-        <w:rPr>
-          <w:b/>
-          <w:bCs/>
-        </w:rPr>
-        <w:t>jdbc</w:t>
-      </w:r>
-      <w:proofErr w:type="spellEnd"/>
-      <w:r>
-        <w:rPr>
-          <w:b/>
-          <w:bCs/>
-        </w:rPr>
-        <w:t xml:space="preserve"> over </w:t>
-      </w:r>
-      <w:proofErr w:type="spellStart"/>
-      <w:r>
-        <w:rPr>
-          <w:b/>
-          <w:bCs/>
-        </w:rPr>
-        <w:t>jdbc</w:t>
-      </w:r>
-      <w:proofErr w:type="spellEnd"/>
+        <w:t xml:space="preserve">IOC CONTAINER AND DEPENDECY INJECTION </w:t>
+      </w:r>
+      <w:r>
+        <w:rPr>
+          <w:b/>
+          <w:bCs/>
+        </w:rPr>
+        <w:t>,Spring Framework,Spring core features,spring jdbc over jdbc</w:t>
+      </w:r>
       <w:r>
         <w:rPr>
           <w:b/>
@@ -135,58 +58,13 @@
           <w:b/>
           <w:bCs/>
         </w:rPr>
-        <w:t xml:space="preserve">Q. Important </w:t>
-      </w:r>
-      <w:proofErr w:type="spellStart"/>
-      <w:r>
-        <w:rPr>
-          <w:b/>
-          <w:bCs/>
-        </w:rPr>
-        <w:t>Anotation</w:t>
-      </w:r>
-      <w:proofErr w:type="spellEnd"/>
-      <w:r>
-        <w:rPr>
-          <w:b/>
-          <w:bCs/>
-        </w:rPr>
-        <w:t xml:space="preserve"> of </w:t>
-      </w:r>
-      <w:proofErr w:type="spellStart"/>
-      <w:r>
-        <w:rPr>
-          <w:b/>
-          <w:bCs/>
-        </w:rPr>
-        <w:t>Springboot</w:t>
-      </w:r>
-      <w:proofErr w:type="spellEnd"/>
-      <w:r>
-        <w:rPr>
-          <w:b/>
-          <w:bCs/>
-        </w:rPr>
-        <w:t>?</w:t>
-      </w:r>
-    </w:p>
-    <w:p>
-      <w:r>
-        <w:t xml:space="preserve">-&gt; combo of three-&gt; configuration, </w:t>
-      </w:r>
-      <w:proofErr w:type="spellStart"/>
-      <w:r>
-        <w:t>componentScan</w:t>
-      </w:r>
-      <w:proofErr w:type="spellEnd"/>
-      <w:r>
-        <w:t xml:space="preserve">, </w:t>
-      </w:r>
-      <w:proofErr w:type="spellStart"/>
-      <w:r>
-        <w:t>EnableAutoConfiguration</w:t>
-      </w:r>
-      <w:proofErr w:type="spellEnd"/>
+        <w:t>Q. Important Anotation of Springboot?</w:t>
+      </w:r>
+    </w:p>
+    <w:p>
+      <w:r>
+        <w:t>-&gt; combo of three-&gt; configuration, componentScan, EnableAutoConfiguration</w:t>
+      </w:r>
     </w:p>
     <w:p/>
     <w:p/>
@@ -205,23 +83,7 @@
           <w:b/>
           <w:bCs/>
         </w:rPr>
-        <w:t xml:space="preserve">What is </w:t>
-      </w:r>
-      <w:proofErr w:type="spellStart"/>
-      <w:r>
-        <w:rPr>
-          <w:b/>
-          <w:bCs/>
-        </w:rPr>
-        <w:t>EnableAutoConfiguration</w:t>
-      </w:r>
-      <w:proofErr w:type="spellEnd"/>
-      <w:r>
-        <w:rPr>
-          <w:b/>
-          <w:bCs/>
-        </w:rPr>
-        <w:t>?</w:t>
+        <w:t>What is EnableAutoConfiguration?</w:t>
       </w:r>
     </w:p>
     <w:p>
@@ -243,65 +105,8 @@
           <w:sz w:val="24"/>
           <w:szCs w:val="24"/>
         </w:rPr>
-        <w:t xml:space="preserve">On Which basis </w:t>
-      </w:r>
-      <w:proofErr w:type="spellStart"/>
-      <w:r>
-        <w:rPr>
-          <w:sz w:val="24"/>
-          <w:szCs w:val="24"/>
-        </w:rPr>
-        <w:t>AutoConfiguration</w:t>
-      </w:r>
-      <w:proofErr w:type="spellEnd"/>
-      <w:r>
-        <w:rPr>
-          <w:sz w:val="24"/>
-          <w:szCs w:val="24"/>
-        </w:rPr>
-        <w:t xml:space="preserve"> will be done -&gt; based on class path-&gt; Dependencies inside Class Paths will be </w:t>
-      </w:r>
-      <w:proofErr w:type="spellStart"/>
-      <w:r>
-        <w:rPr>
-          <w:sz w:val="24"/>
-          <w:szCs w:val="24"/>
-        </w:rPr>
-        <w:t>Sccaned</w:t>
-      </w:r>
-      <w:proofErr w:type="spellEnd"/>
-      <w:r>
-        <w:rPr>
-          <w:sz w:val="24"/>
-          <w:szCs w:val="24"/>
-        </w:rPr>
-        <w:t xml:space="preserve"> -&gt; based on that condition </w:t>
-      </w:r>
-      <w:proofErr w:type="spellStart"/>
-      <w:r>
-        <w:rPr>
-          <w:sz w:val="24"/>
-          <w:szCs w:val="24"/>
-        </w:rPr>
-        <w:t>AutoConfiguration</w:t>
-      </w:r>
-      <w:proofErr w:type="spellEnd"/>
-      <w:r>
-        <w:rPr>
-          <w:sz w:val="24"/>
-          <w:szCs w:val="24"/>
-        </w:rPr>
-        <w:t xml:space="preserve"> will </w:t>
-      </w:r>
-      <w:proofErr w:type="spellStart"/>
-      <w:r>
-        <w:rPr>
-          <w:sz w:val="24"/>
-          <w:szCs w:val="24"/>
-        </w:rPr>
-        <w:t>triger</w:t>
-      </w:r>
-      <w:proofErr w:type="spellEnd"/>
+        <w:t>On Which basis AutoConfiguration will be done -&gt; based on class path-&gt; Dependencies inside Class Paths will be Sccaned -&gt; based on that condition AutoConfiguration will triger</w:t>
+      </w:r>
     </w:p>
     <w:p>
       <w:pPr>
@@ -348,21 +153,12 @@
         </w:rPr>
         <w:t xml:space="preserve">-&gt; </w:t>
       </w:r>
-      <w:proofErr w:type="spellStart"/>
-      <w:r>
-        <w:rPr>
-          <w:sz w:val="24"/>
-          <w:szCs w:val="24"/>
-        </w:rPr>
-        <w:t>ProjectNameApplication</w:t>
-      </w:r>
-      <w:proofErr w:type="spellEnd"/>
-      <w:r>
-        <w:rPr>
-          <w:sz w:val="24"/>
-          <w:szCs w:val="24"/>
-        </w:rPr>
-        <w:t xml:space="preserve"> -&gt; project name + add Application in last</w:t>
+      <w:r>
+        <w:rPr>
+          <w:sz w:val="24"/>
+          <w:szCs w:val="24"/>
+        </w:rPr>
+        <w:t>ProjectNameApplication -&gt; project name + add Application in last</w:t>
       </w:r>
     </w:p>
     <w:p>
@@ -540,23 +336,7 @@
           <w:szCs w:val="24"/>
         </w:rPr>
         <w:br/>
-        <w:t xml:space="preserve">&lt;beans </w:t>
-      </w:r>
-      <w:proofErr w:type="spellStart"/>
-      <w:r>
-        <w:rPr>
-          <w:sz w:val="24"/>
-          <w:szCs w:val="24"/>
-        </w:rPr>
-        <w:t>xmlns</w:t>
-      </w:r>
-      <w:proofErr w:type="spellEnd"/>
-      <w:r>
-        <w:rPr>
-          <w:sz w:val="24"/>
-          <w:szCs w:val="24"/>
-        </w:rPr>
-        <w:t>="http://www.springframework.org/schema/beans"</w:t>
+        <w:t>&lt;beans xmlns="http://www.springframework.org/schema/beans"</w:t>
       </w:r>
       <w:r>
         <w:rPr>
@@ -571,23 +351,7 @@
           <w:szCs w:val="24"/>
         </w:rPr>
         <w:lastRenderedPageBreak/>
-        <w:t xml:space="preserve">       </w:t>
-      </w:r>
-      <w:proofErr w:type="spellStart"/>
-      <w:r>
-        <w:rPr>
-          <w:sz w:val="24"/>
-          <w:szCs w:val="24"/>
-        </w:rPr>
-        <w:t>xmlns:xsi</w:t>
-      </w:r>
-      <w:proofErr w:type="spellEnd"/>
-      <w:r>
-        <w:rPr>
-          <w:sz w:val="24"/>
-          <w:szCs w:val="24"/>
-        </w:rPr>
-        <w:t>="http://www.w3.org/2001/XMLSchema-instance"</w:t>
+        <w:t xml:space="preserve">       xmlns:xsi="http://www.w3.org/2001/XMLSchema-instance"</w:t>
       </w:r>
       <w:r>
         <w:rPr>
@@ -595,23 +359,7 @@
           <w:szCs w:val="24"/>
         </w:rPr>
         <w:br/>
-        <w:t xml:space="preserve">       </w:t>
-      </w:r>
-      <w:proofErr w:type="spellStart"/>
-      <w:r>
-        <w:rPr>
-          <w:sz w:val="24"/>
-          <w:szCs w:val="24"/>
-        </w:rPr>
-        <w:t>xsi:schemaLocation</w:t>
-      </w:r>
-      <w:proofErr w:type="spellEnd"/>
-      <w:r>
-        <w:rPr>
-          <w:sz w:val="24"/>
-          <w:szCs w:val="24"/>
-        </w:rPr>
-        <w:t>="</w:t>
+        <w:t xml:space="preserve">       xsi:schemaLocation="</w:t>
       </w:r>
       <w:r>
         <w:rPr>
@@ -642,23 +390,7 @@
           <w:szCs w:val="24"/>
         </w:rPr>
         <w:br/>
-        <w:t xml:space="preserve">    // after main code came here -&gt; create the </w:t>
-      </w:r>
-      <w:proofErr w:type="spellStart"/>
-      <w:r>
-        <w:rPr>
-          <w:sz w:val="24"/>
-          <w:szCs w:val="24"/>
-        </w:rPr>
-        <w:t>obj</w:t>
-      </w:r>
-      <w:proofErr w:type="spellEnd"/>
-      <w:r>
-        <w:rPr>
-          <w:sz w:val="24"/>
-          <w:szCs w:val="24"/>
-        </w:rPr>
-        <w:t xml:space="preserve"> of engine and car</w:t>
+        <w:t xml:space="preserve">    // after main code came here -&gt; create the obj of engine and car</w:t>
       </w:r>
       <w:r>
         <w:rPr>
@@ -666,23 +398,7 @@
           <w:szCs w:val="24"/>
         </w:rPr>
         <w:br/>
-        <w:t xml:space="preserve">    &lt;bean id="e" class="</w:t>
-      </w:r>
-      <w:proofErr w:type="spellStart"/>
-      <w:r>
-        <w:rPr>
-          <w:sz w:val="24"/>
-          <w:szCs w:val="24"/>
-        </w:rPr>
-        <w:t>com.core.concepts.engine</w:t>
-      </w:r>
-      <w:proofErr w:type="spellEnd"/>
-      <w:r>
-        <w:rPr>
-          <w:sz w:val="24"/>
-          <w:szCs w:val="24"/>
-        </w:rPr>
-        <w:t>"&gt;</w:t>
+        <w:t xml:space="preserve">    &lt;bean id="e" class="com.core.concepts.engine"&gt;</w:t>
       </w:r>
       <w:r>
         <w:rPr>
@@ -712,23 +428,7 @@
           <w:szCs w:val="24"/>
         </w:rPr>
         <w:br/>
-        <w:t xml:space="preserve">    &lt;bean id="car" class="</w:t>
-      </w:r>
-      <w:proofErr w:type="spellStart"/>
-      <w:r>
-        <w:rPr>
-          <w:sz w:val="24"/>
-          <w:szCs w:val="24"/>
-        </w:rPr>
-        <w:t>com.core.concepts.car</w:t>
-      </w:r>
-      <w:proofErr w:type="spellEnd"/>
-      <w:r>
-        <w:rPr>
-          <w:sz w:val="24"/>
-          <w:szCs w:val="24"/>
-        </w:rPr>
-        <w:t>"&gt;</w:t>
+        <w:t xml:space="preserve">    &lt;bean id="car" class="com.core.concepts.car"&gt;</w:t>
       </w:r>
       <w:r>
         <w:rPr>
@@ -819,27 +519,7 @@
           <w:sz w:val="24"/>
           <w:szCs w:val="24"/>
         </w:rPr>
-        <w:t xml:space="preserve">PROBLEM WITH </w:t>
-      </w:r>
-      <w:proofErr w:type="gramStart"/>
-      <w:r>
-        <w:rPr>
-          <w:b/>
-          <w:bCs/>
-          <w:sz w:val="24"/>
-          <w:szCs w:val="24"/>
-        </w:rPr>
-        <w:t>MANUAL  CONFIG</w:t>
-      </w:r>
-      <w:proofErr w:type="gramEnd"/>
-      <w:r>
-        <w:rPr>
-          <w:b/>
-          <w:bCs/>
-          <w:sz w:val="24"/>
-          <w:szCs w:val="24"/>
-        </w:rPr>
-        <w:t xml:space="preserve"> </w:t>
+        <w:t xml:space="preserve">PROBLEM WITH MANUAL  CONFIG </w:t>
       </w:r>
       <w:r>
         <w:rPr>
@@ -955,7 +635,6 @@
         </w:rPr>
         <w:t xml:space="preserve">SO INSTEAD OF MANUAL CONFIG WE USE -&gt; </w:t>
       </w:r>
-      <w:proofErr w:type="gramStart"/>
       <w:r>
         <w:rPr>
           <w:b/>
@@ -965,7 +644,6 @@
         </w:rPr>
         <w:t>ANNOTATION(</w:t>
       </w:r>
-      <w:proofErr w:type="gramEnd"/>
       <w:r>
         <w:rPr>
           <w:b/>
@@ -1013,23 +691,7 @@
           <w:sz w:val="24"/>
           <w:szCs w:val="24"/>
         </w:rPr>
-        <w:t>@</w:t>
-      </w:r>
-      <w:proofErr w:type="gramStart"/>
-      <w:r>
-        <w:rPr>
-          <w:sz w:val="24"/>
-          <w:szCs w:val="24"/>
-        </w:rPr>
-        <w:t>Service,  @</w:t>
-      </w:r>
-      <w:proofErr w:type="gramEnd"/>
-      <w:r>
-        <w:rPr>
-          <w:sz w:val="24"/>
-          <w:szCs w:val="24"/>
-        </w:rPr>
-        <w:t>Component</w:t>
+        <w:t>@Service,  @Component</w:t>
       </w:r>
     </w:p>
     <w:p>
@@ -1090,38 +752,13 @@
           <w:szCs w:val="24"/>
         </w:rPr>
       </w:pPr>
-      <w:proofErr w:type="spellStart"/>
       <w:r>
         <w:rPr>
           <w:sz w:val="24"/>
           <w:szCs w:val="24"/>
         </w:rPr>
         <w:lastRenderedPageBreak/>
-        <w:t>AutoWired</w:t>
-      </w:r>
-      <w:proofErr w:type="spellEnd"/>
-      <w:r>
-        <w:rPr>
-          <w:sz w:val="24"/>
-          <w:szCs w:val="24"/>
-        </w:rPr>
-        <w:t xml:space="preserve"> -&gt; No need Of </w:t>
-      </w:r>
-      <w:proofErr w:type="spellStart"/>
-      <w:r>
-        <w:rPr>
-          <w:sz w:val="24"/>
-          <w:szCs w:val="24"/>
-        </w:rPr>
-        <w:t>Autowire</w:t>
-      </w:r>
-      <w:proofErr w:type="spellEnd"/>
-      <w:r>
-        <w:rPr>
-          <w:sz w:val="24"/>
-          <w:szCs w:val="24"/>
-        </w:rPr>
-        <w:t xml:space="preserve"> If the Class has Only One Constructor </w:t>
+        <w:t xml:space="preserve">AutoWired -&gt; No need Of Autowire If the Class has Only One Constructor </w:t>
       </w:r>
     </w:p>
     <w:p>
@@ -1187,27 +824,7 @@
           <w:sz w:val="24"/>
           <w:szCs w:val="24"/>
         </w:rPr>
-        <w:t xml:space="preserve">Q. How will you resolve the </w:t>
-      </w:r>
-      <w:proofErr w:type="spellStart"/>
-      <w:r>
-        <w:rPr>
-          <w:b/>
-          <w:bCs/>
-          <w:sz w:val="24"/>
-          <w:szCs w:val="24"/>
-        </w:rPr>
-        <w:t>Ambuiguity</w:t>
-      </w:r>
-      <w:proofErr w:type="spellEnd"/>
-      <w:r>
-        <w:rPr>
-          <w:b/>
-          <w:bCs/>
-          <w:sz w:val="24"/>
-          <w:szCs w:val="24"/>
-        </w:rPr>
-        <w:t xml:space="preserve"> if you have multiple matching beans </w:t>
+        <w:t xml:space="preserve">Q. How will you resolve the Ambuiguity if you have multiple matching beans </w:t>
       </w:r>
     </w:p>
     <w:p>
@@ -1251,311 +868,7 @@
           <w:sz w:val="24"/>
           <w:szCs w:val="24"/>
         </w:rPr>
-        <w:t xml:space="preserve">Yeh </w:t>
-      </w:r>
-      <w:proofErr w:type="spellStart"/>
-      <w:r>
-        <w:rPr>
-          <w:sz w:val="24"/>
-          <w:szCs w:val="24"/>
-        </w:rPr>
-        <w:t>sabse</w:t>
-      </w:r>
-      <w:proofErr w:type="spellEnd"/>
-      <w:r>
-        <w:rPr>
-          <w:sz w:val="24"/>
-          <w:szCs w:val="24"/>
-        </w:rPr>
-        <w:t xml:space="preserve"> </w:t>
-      </w:r>
-      <w:proofErr w:type="spellStart"/>
-      <w:r>
-        <w:rPr>
-          <w:sz w:val="24"/>
-          <w:szCs w:val="24"/>
-        </w:rPr>
-        <w:t>aasaan</w:t>
-      </w:r>
-      <w:proofErr w:type="spellEnd"/>
-      <w:r>
-        <w:rPr>
-          <w:sz w:val="24"/>
-          <w:szCs w:val="24"/>
-        </w:rPr>
-        <w:t xml:space="preserve"> </w:t>
-      </w:r>
-      <w:proofErr w:type="spellStart"/>
-      <w:r>
-        <w:rPr>
-          <w:sz w:val="24"/>
-          <w:szCs w:val="24"/>
-        </w:rPr>
-        <w:t>tarika</w:t>
-      </w:r>
-      <w:proofErr w:type="spellEnd"/>
-      <w:r>
-        <w:rPr>
-          <w:sz w:val="24"/>
-          <w:szCs w:val="24"/>
-        </w:rPr>
-        <w:t xml:space="preserve"> </w:t>
-      </w:r>
-      <w:proofErr w:type="spellStart"/>
-      <w:r>
-        <w:rPr>
-          <w:sz w:val="24"/>
-          <w:szCs w:val="24"/>
-        </w:rPr>
-        <w:t>hai</w:t>
-      </w:r>
-      <w:proofErr w:type="spellEnd"/>
-      <w:r>
-        <w:rPr>
-          <w:sz w:val="24"/>
-          <w:szCs w:val="24"/>
-        </w:rPr>
-        <w:t xml:space="preserve">. Agar </w:t>
-      </w:r>
-      <w:proofErr w:type="spellStart"/>
-      <w:r>
-        <w:rPr>
-          <w:sz w:val="24"/>
-          <w:szCs w:val="24"/>
-        </w:rPr>
-        <w:t>aap</w:t>
-      </w:r>
-      <w:proofErr w:type="spellEnd"/>
-      <w:r>
-        <w:rPr>
-          <w:sz w:val="24"/>
-          <w:szCs w:val="24"/>
-        </w:rPr>
-        <w:t xml:space="preserve"> </w:t>
-      </w:r>
-      <w:proofErr w:type="spellStart"/>
-      <w:r>
-        <w:rPr>
-          <w:sz w:val="24"/>
-          <w:szCs w:val="24"/>
-        </w:rPr>
-        <w:t>chahte</w:t>
-      </w:r>
-      <w:proofErr w:type="spellEnd"/>
-      <w:r>
-        <w:rPr>
-          <w:sz w:val="24"/>
-          <w:szCs w:val="24"/>
-        </w:rPr>
-        <w:t xml:space="preserve"> hain ki multiple beans </w:t>
-      </w:r>
-      <w:proofErr w:type="spellStart"/>
-      <w:r>
-        <w:rPr>
-          <w:sz w:val="24"/>
-          <w:szCs w:val="24"/>
-        </w:rPr>
-        <w:t>mein</w:t>
-      </w:r>
-      <w:proofErr w:type="spellEnd"/>
-      <w:r>
-        <w:rPr>
-          <w:sz w:val="24"/>
-          <w:szCs w:val="24"/>
-        </w:rPr>
-        <w:t xml:space="preserve"> se ek ko default mana </w:t>
-      </w:r>
-      <w:proofErr w:type="spellStart"/>
-      <w:r>
-        <w:rPr>
-          <w:sz w:val="24"/>
-          <w:szCs w:val="24"/>
-        </w:rPr>
-        <w:t>jaye</w:t>
-      </w:r>
-      <w:proofErr w:type="spellEnd"/>
-      <w:r>
-        <w:rPr>
-          <w:sz w:val="24"/>
-          <w:szCs w:val="24"/>
-        </w:rPr>
-        <w:t xml:space="preserve">, </w:t>
-      </w:r>
-      <w:proofErr w:type="spellStart"/>
-      <w:r>
-        <w:rPr>
-          <w:sz w:val="24"/>
-          <w:szCs w:val="24"/>
-        </w:rPr>
-        <w:t>toh</w:t>
-      </w:r>
-      <w:proofErr w:type="spellEnd"/>
-      <w:r>
-        <w:rPr>
-          <w:sz w:val="24"/>
-          <w:szCs w:val="24"/>
-        </w:rPr>
-        <w:t xml:space="preserve"> </w:t>
-      </w:r>
-      <w:proofErr w:type="spellStart"/>
-      <w:r>
-        <w:rPr>
-          <w:sz w:val="24"/>
-          <w:szCs w:val="24"/>
-        </w:rPr>
-        <w:t>uske</w:t>
-      </w:r>
-      <w:proofErr w:type="spellEnd"/>
-      <w:r>
-        <w:rPr>
-          <w:sz w:val="24"/>
-          <w:szCs w:val="24"/>
-        </w:rPr>
-        <w:t xml:space="preserve"> </w:t>
-      </w:r>
-      <w:proofErr w:type="spellStart"/>
-      <w:r>
-        <w:rPr>
-          <w:sz w:val="24"/>
-          <w:szCs w:val="24"/>
-        </w:rPr>
-        <w:t>upar</w:t>
-      </w:r>
-      <w:proofErr w:type="spellEnd"/>
-      <w:r>
-        <w:rPr>
-          <w:sz w:val="24"/>
-          <w:szCs w:val="24"/>
-        </w:rPr>
-        <w:t xml:space="preserve"> @Primary </w:t>
-      </w:r>
-      <w:proofErr w:type="spellStart"/>
-      <w:r>
-        <w:rPr>
-          <w:sz w:val="24"/>
-          <w:szCs w:val="24"/>
-        </w:rPr>
-        <w:t>laga</w:t>
-      </w:r>
-      <w:proofErr w:type="spellEnd"/>
-      <w:r>
-        <w:rPr>
-          <w:sz w:val="24"/>
-          <w:szCs w:val="24"/>
-        </w:rPr>
-        <w:t xml:space="preserve"> </w:t>
-      </w:r>
-      <w:proofErr w:type="spellStart"/>
-      <w:r>
-        <w:rPr>
-          <w:sz w:val="24"/>
-          <w:szCs w:val="24"/>
-        </w:rPr>
-        <w:t>dein</w:t>
-      </w:r>
-      <w:proofErr w:type="spellEnd"/>
-      <w:r>
-        <w:rPr>
-          <w:sz w:val="24"/>
-          <w:szCs w:val="24"/>
-        </w:rPr>
-        <w:t xml:space="preserve">. Jab </w:t>
-      </w:r>
-      <w:proofErr w:type="spellStart"/>
-      <w:r>
-        <w:rPr>
-          <w:sz w:val="24"/>
-          <w:szCs w:val="24"/>
-        </w:rPr>
-        <w:t>bhi</w:t>
-      </w:r>
-      <w:proofErr w:type="spellEnd"/>
-      <w:r>
-        <w:rPr>
-          <w:sz w:val="24"/>
-          <w:szCs w:val="24"/>
-        </w:rPr>
-        <w:t xml:space="preserve"> Spring ko ambiguity </w:t>
-      </w:r>
-      <w:proofErr w:type="spellStart"/>
-      <w:r>
-        <w:rPr>
-          <w:sz w:val="24"/>
-          <w:szCs w:val="24"/>
-        </w:rPr>
-        <w:t>milegi</w:t>
-      </w:r>
-      <w:proofErr w:type="spellEnd"/>
-      <w:r>
-        <w:rPr>
-          <w:sz w:val="24"/>
-          <w:szCs w:val="24"/>
-        </w:rPr>
-        <w:t xml:space="preserve">, </w:t>
-      </w:r>
-      <w:proofErr w:type="spellStart"/>
-      <w:r>
-        <w:rPr>
-          <w:sz w:val="24"/>
-          <w:szCs w:val="24"/>
-        </w:rPr>
-        <w:t>woh</w:t>
-      </w:r>
-      <w:proofErr w:type="spellEnd"/>
-      <w:r>
-        <w:rPr>
-          <w:sz w:val="24"/>
-          <w:szCs w:val="24"/>
-        </w:rPr>
-        <w:t xml:space="preserve"> </w:t>
-      </w:r>
-      <w:proofErr w:type="spellStart"/>
-      <w:r>
-        <w:rPr>
-          <w:sz w:val="24"/>
-          <w:szCs w:val="24"/>
-        </w:rPr>
-        <w:t>hamesha</w:t>
-      </w:r>
-      <w:proofErr w:type="spellEnd"/>
-      <w:r>
-        <w:rPr>
-          <w:sz w:val="24"/>
-          <w:szCs w:val="24"/>
-        </w:rPr>
-        <w:t xml:space="preserve"> @Primary </w:t>
-      </w:r>
-      <w:proofErr w:type="spellStart"/>
-      <w:r>
-        <w:rPr>
-          <w:sz w:val="24"/>
-          <w:szCs w:val="24"/>
-        </w:rPr>
-        <w:t>waale</w:t>
-      </w:r>
-      <w:proofErr w:type="spellEnd"/>
-      <w:r>
-        <w:rPr>
-          <w:sz w:val="24"/>
-          <w:szCs w:val="24"/>
-        </w:rPr>
-        <w:t xml:space="preserve"> bean ko </w:t>
-      </w:r>
-      <w:proofErr w:type="spellStart"/>
-      <w:r>
-        <w:rPr>
-          <w:sz w:val="24"/>
-          <w:szCs w:val="24"/>
-        </w:rPr>
-        <w:t>chune</w:t>
-      </w:r>
-      <w:proofErr w:type="spellEnd"/>
-      <w:r>
-        <w:rPr>
-          <w:sz w:val="24"/>
-          <w:szCs w:val="24"/>
-        </w:rPr>
-        <w:t xml:space="preserve"> ga.</w:t>
+        <w:t>Yeh sabse aasaan tarika hai. Agar aap chahte hain ki multiple beans mein se ek ko default mana jaye, toh uske upar @Primary laga dein. Jab bhi Spring ko ambiguity milegi, woh hamesha @Primary waale bean ko chune ga.</w:t>
       </w:r>
     </w:p>
     <w:p>
@@ -1605,263 +918,7 @@
           <w:sz w:val="24"/>
           <w:szCs w:val="24"/>
         </w:rPr>
-        <w:t xml:space="preserve">Jab </w:t>
-      </w:r>
-      <w:proofErr w:type="spellStart"/>
-      <w:r>
-        <w:rPr>
-          <w:sz w:val="24"/>
-          <w:szCs w:val="24"/>
-        </w:rPr>
-        <w:t>aapko</w:t>
-      </w:r>
-      <w:proofErr w:type="spellEnd"/>
-      <w:r>
-        <w:rPr>
-          <w:sz w:val="24"/>
-          <w:szCs w:val="24"/>
-        </w:rPr>
-        <w:t xml:space="preserve"> control </w:t>
-      </w:r>
-      <w:proofErr w:type="spellStart"/>
-      <w:r>
-        <w:rPr>
-          <w:sz w:val="24"/>
-          <w:szCs w:val="24"/>
-        </w:rPr>
-        <w:t>chahiye</w:t>
-      </w:r>
-      <w:proofErr w:type="spellEnd"/>
-      <w:r>
-        <w:rPr>
-          <w:sz w:val="24"/>
-          <w:szCs w:val="24"/>
-        </w:rPr>
-        <w:t xml:space="preserve"> ki </w:t>
-      </w:r>
-      <w:proofErr w:type="spellStart"/>
-      <w:r>
-        <w:rPr>
-          <w:sz w:val="24"/>
-          <w:szCs w:val="24"/>
-        </w:rPr>
-        <w:t>kis</w:t>
-      </w:r>
-      <w:proofErr w:type="spellEnd"/>
-      <w:r>
-        <w:rPr>
-          <w:sz w:val="24"/>
-          <w:szCs w:val="24"/>
-        </w:rPr>
-        <w:t xml:space="preserve"> </w:t>
-      </w:r>
-      <w:proofErr w:type="spellStart"/>
-      <w:r>
-        <w:rPr>
-          <w:sz w:val="24"/>
-          <w:szCs w:val="24"/>
-        </w:rPr>
-        <w:t>jagah</w:t>
-      </w:r>
-      <w:proofErr w:type="spellEnd"/>
-      <w:r>
-        <w:rPr>
-          <w:sz w:val="24"/>
-          <w:szCs w:val="24"/>
-        </w:rPr>
-        <w:t xml:space="preserve"> </w:t>
-      </w:r>
-      <w:proofErr w:type="spellStart"/>
-      <w:r>
-        <w:rPr>
-          <w:sz w:val="24"/>
-          <w:szCs w:val="24"/>
-        </w:rPr>
-        <w:t>kaunsa</w:t>
-      </w:r>
-      <w:proofErr w:type="spellEnd"/>
-      <w:r>
-        <w:rPr>
-          <w:sz w:val="24"/>
-          <w:szCs w:val="24"/>
-        </w:rPr>
-        <w:t xml:space="preserve"> specific bean use </w:t>
-      </w:r>
-      <w:proofErr w:type="spellStart"/>
-      <w:r>
-        <w:rPr>
-          <w:sz w:val="24"/>
-          <w:szCs w:val="24"/>
-        </w:rPr>
-        <w:t>karna</w:t>
-      </w:r>
-      <w:proofErr w:type="spellEnd"/>
-      <w:r>
-        <w:rPr>
-          <w:sz w:val="24"/>
-          <w:szCs w:val="24"/>
-        </w:rPr>
-        <w:t xml:space="preserve"> </w:t>
-      </w:r>
-      <w:proofErr w:type="spellStart"/>
-      <w:r>
-        <w:rPr>
-          <w:sz w:val="24"/>
-          <w:szCs w:val="24"/>
-        </w:rPr>
-        <w:t>hai</w:t>
-      </w:r>
-      <w:proofErr w:type="spellEnd"/>
-      <w:r>
-        <w:rPr>
-          <w:sz w:val="24"/>
-          <w:szCs w:val="24"/>
-        </w:rPr>
-        <w:t xml:space="preserve">, </w:t>
-      </w:r>
-      <w:proofErr w:type="spellStart"/>
-      <w:r>
-        <w:rPr>
-          <w:sz w:val="24"/>
-          <w:szCs w:val="24"/>
-        </w:rPr>
-        <w:t>toh</w:t>
-      </w:r>
-      <w:proofErr w:type="spellEnd"/>
-      <w:r>
-        <w:rPr>
-          <w:sz w:val="24"/>
-          <w:szCs w:val="24"/>
-        </w:rPr>
-        <w:t xml:space="preserve"> @Qualifier ka </w:t>
-      </w:r>
-      <w:proofErr w:type="spellStart"/>
-      <w:r>
-        <w:rPr>
-          <w:sz w:val="24"/>
-          <w:szCs w:val="24"/>
-        </w:rPr>
-        <w:t>upyog</w:t>
-      </w:r>
-      <w:proofErr w:type="spellEnd"/>
-      <w:r>
-        <w:rPr>
-          <w:sz w:val="24"/>
-          <w:szCs w:val="24"/>
-        </w:rPr>
-        <w:t xml:space="preserve"> </w:t>
-      </w:r>
-      <w:proofErr w:type="spellStart"/>
-      <w:r>
-        <w:rPr>
-          <w:sz w:val="24"/>
-          <w:szCs w:val="24"/>
-        </w:rPr>
-        <w:t>karein</w:t>
-      </w:r>
-      <w:proofErr w:type="spellEnd"/>
-      <w:r>
-        <w:rPr>
-          <w:sz w:val="24"/>
-          <w:szCs w:val="24"/>
-        </w:rPr>
-        <w:t xml:space="preserve">. </w:t>
-      </w:r>
-      <w:proofErr w:type="spellStart"/>
-      <w:r>
-        <w:rPr>
-          <w:sz w:val="24"/>
-          <w:szCs w:val="24"/>
-        </w:rPr>
-        <w:t>Aap</w:t>
-      </w:r>
-      <w:proofErr w:type="spellEnd"/>
-      <w:r>
-        <w:rPr>
-          <w:sz w:val="24"/>
-          <w:szCs w:val="24"/>
-        </w:rPr>
-        <w:t xml:space="preserve"> bean ko ek unique naam </w:t>
-      </w:r>
-      <w:proofErr w:type="spellStart"/>
-      <w:r>
-        <w:rPr>
-          <w:sz w:val="24"/>
-          <w:szCs w:val="24"/>
-        </w:rPr>
-        <w:t>dete</w:t>
-      </w:r>
-      <w:proofErr w:type="spellEnd"/>
-      <w:r>
-        <w:rPr>
-          <w:sz w:val="24"/>
-          <w:szCs w:val="24"/>
-        </w:rPr>
-        <w:t xml:space="preserve"> hain aur injection </w:t>
-      </w:r>
-      <w:proofErr w:type="spellStart"/>
-      <w:r>
-        <w:rPr>
-          <w:sz w:val="24"/>
-          <w:szCs w:val="24"/>
-        </w:rPr>
-        <w:t>ke</w:t>
-      </w:r>
-      <w:proofErr w:type="spellEnd"/>
-      <w:r>
-        <w:rPr>
-          <w:sz w:val="24"/>
-          <w:szCs w:val="24"/>
-        </w:rPr>
-        <w:t xml:space="preserve"> </w:t>
-      </w:r>
-      <w:proofErr w:type="spellStart"/>
-      <w:r>
-        <w:rPr>
-          <w:sz w:val="24"/>
-          <w:szCs w:val="24"/>
-        </w:rPr>
-        <w:t>waqt</w:t>
-      </w:r>
-      <w:proofErr w:type="spellEnd"/>
-      <w:r>
-        <w:rPr>
-          <w:sz w:val="24"/>
-          <w:szCs w:val="24"/>
-        </w:rPr>
-        <w:t xml:space="preserve"> </w:t>
-      </w:r>
-      <w:proofErr w:type="spellStart"/>
-      <w:r>
-        <w:rPr>
-          <w:sz w:val="24"/>
-          <w:szCs w:val="24"/>
-        </w:rPr>
-        <w:t>usi</w:t>
-      </w:r>
-      <w:proofErr w:type="spellEnd"/>
-      <w:r>
-        <w:rPr>
-          <w:sz w:val="24"/>
-          <w:szCs w:val="24"/>
-        </w:rPr>
-        <w:t xml:space="preserve"> naam ka reference </w:t>
-      </w:r>
-      <w:proofErr w:type="spellStart"/>
-      <w:r>
-        <w:rPr>
-          <w:sz w:val="24"/>
-          <w:szCs w:val="24"/>
-        </w:rPr>
-        <w:t>dete</w:t>
-      </w:r>
-      <w:proofErr w:type="spellEnd"/>
-      <w:r>
-        <w:rPr>
-          <w:sz w:val="24"/>
-          <w:szCs w:val="24"/>
-        </w:rPr>
-        <w:t xml:space="preserve"> hain.</w:t>
+        <w:t>Jab aapko control chahiye ki kis jagah kaunsa specific bean use karna hai, toh @Qualifier ka upyog karein. Aap bean ko ek unique naam dete hain aur injection ke waqt usi naam ka reference dete hain.</w:t>
       </w:r>
     </w:p>
     <w:p>
@@ -1917,7 +974,6 @@
         </w:rPr>
         <w:t xml:space="preserve">Bean </w:t>
       </w:r>
-      <w:proofErr w:type="spellStart"/>
       <w:r>
         <w:rPr>
           <w:sz w:val="24"/>
@@ -1925,7 +981,6 @@
         </w:rPr>
         <w:t>instansiation</w:t>
       </w:r>
-      <w:proofErr w:type="spellEnd"/>
       <w:r>
         <w:rPr>
           <w:sz w:val="24"/>
@@ -1938,23 +993,7 @@
           <w:sz w:val="24"/>
           <w:szCs w:val="24"/>
         </w:rPr>
-        <w:t xml:space="preserve">   -&gt; container call    -&gt;        </w:t>
-      </w:r>
-      <w:proofErr w:type="gramStart"/>
-      <w:r>
-        <w:rPr>
-          <w:sz w:val="24"/>
-          <w:szCs w:val="24"/>
-        </w:rPr>
-        <w:t xml:space="preserve">   (</w:t>
-      </w:r>
-      <w:proofErr w:type="gramEnd"/>
-      <w:r>
-        <w:rPr>
-          <w:sz w:val="24"/>
-          <w:szCs w:val="24"/>
-        </w:rPr>
-        <w:t xml:space="preserve">these all three are </w:t>
+        <w:t xml:space="preserve">   -&gt; container call    -&gt;           (these all three are </w:t>
       </w:r>
     </w:p>
     <w:p>
@@ -1976,30 +1015,14 @@
           <w:sz w:val="24"/>
           <w:szCs w:val="24"/>
         </w:rPr>
-        <w:t xml:space="preserve">s </w:t>
-      </w:r>
-      <w:proofErr w:type="gramStart"/>
-      <w:r>
-        <w:rPr>
-          <w:sz w:val="24"/>
-          <w:szCs w:val="24"/>
-        </w:rPr>
-        <w:t>for</w:t>
-      </w:r>
-      <w:r>
-        <w:rPr>
-          <w:sz w:val="24"/>
-          <w:szCs w:val="24"/>
-        </w:rPr>
-        <w:t xml:space="preserve">  initializing</w:t>
-      </w:r>
-      <w:proofErr w:type="gramEnd"/>
-      <w:r>
-        <w:rPr>
-          <w:sz w:val="24"/>
-          <w:szCs w:val="24"/>
-        </w:rPr>
-        <w:t xml:space="preserve">)   </w:t>
+        <w:t>s for</w:t>
+      </w:r>
+      <w:r>
+        <w:rPr>
+          <w:sz w:val="24"/>
+          <w:szCs w:val="24"/>
+        </w:rPr>
+        <w:t xml:space="preserve">  initializing)   </w:t>
       </w:r>
       <w:r>
         <w:rPr>
@@ -2089,80 +1112,30 @@
           <w:sz w:val="24"/>
           <w:szCs w:val="24"/>
         </w:rPr>
-        <w:t xml:space="preserve"> </w:t>
-      </w:r>
-      <w:proofErr w:type="gramStart"/>
-      <w:r>
-        <w:rPr>
-          <w:sz w:val="24"/>
-          <w:szCs w:val="24"/>
-        </w:rPr>
-        <w:t>step( suppose</w:t>
-      </w:r>
-      <w:proofErr w:type="gramEnd"/>
-      <w:r>
-        <w:rPr>
-          <w:sz w:val="24"/>
-          <w:szCs w:val="24"/>
-        </w:rPr>
-        <w:t xml:space="preserve"> we want to release something)</w:t>
-      </w:r>
-    </w:p>
-    <w:p>
-      <w:pPr>
-        <w:rPr>
-          <w:sz w:val="24"/>
-          <w:szCs w:val="24"/>
-        </w:rPr>
-      </w:pPr>
-    </w:p>
-    <w:p>
-      <w:pPr>
-        <w:rPr>
-          <w:sz w:val="24"/>
-          <w:szCs w:val="24"/>
-        </w:rPr>
-      </w:pPr>
-      <w:r>
-        <w:rPr>
-          <w:sz w:val="24"/>
-          <w:szCs w:val="24"/>
-        </w:rPr>
-        <w:t xml:space="preserve">INITIALIZING BEAN </w:t>
-      </w:r>
-      <w:proofErr w:type="spellStart"/>
-      <w:proofErr w:type="gramStart"/>
-      <w:r>
-        <w:rPr>
-          <w:sz w:val="24"/>
-          <w:szCs w:val="24"/>
-        </w:rPr>
-        <w:t>USE,Disposable</w:t>
-      </w:r>
-      <w:proofErr w:type="spellEnd"/>
-      <w:proofErr w:type="gramEnd"/>
-      <w:r>
-        <w:rPr>
-          <w:sz w:val="24"/>
-          <w:szCs w:val="24"/>
-        </w:rPr>
-        <w:t xml:space="preserve"> </w:t>
-      </w:r>
-      <w:proofErr w:type="gramStart"/>
-      <w:r>
-        <w:rPr>
-          <w:sz w:val="24"/>
-          <w:szCs w:val="24"/>
-        </w:rPr>
-        <w:t>bean  -</w:t>
-      </w:r>
-      <w:proofErr w:type="gramEnd"/>
-      <w:r>
-        <w:rPr>
-          <w:sz w:val="24"/>
-          <w:szCs w:val="24"/>
-        </w:rPr>
-        <w:t xml:space="preserve">&gt; </w:t>
+        <w:t xml:space="preserve"> step( suppose we want to release something)</w:t>
+      </w:r>
+    </w:p>
+    <w:p>
+      <w:pPr>
+        <w:rPr>
+          <w:sz w:val="24"/>
+          <w:szCs w:val="24"/>
+        </w:rPr>
+      </w:pPr>
+    </w:p>
+    <w:p>
+      <w:pPr>
+        <w:rPr>
+          <w:sz w:val="24"/>
+          <w:szCs w:val="24"/>
+        </w:rPr>
+      </w:pPr>
+      <w:r>
+        <w:rPr>
+          <w:sz w:val="24"/>
+          <w:szCs w:val="24"/>
+        </w:rPr>
+        <w:t xml:space="preserve">INITIALIZING BEAN USE,Disposable bean  -&gt; </w:t>
       </w:r>
     </w:p>
     <w:p>
@@ -2223,39 +1196,7 @@
           <w:sz w:val="24"/>
           <w:szCs w:val="24"/>
         </w:rPr>
-        <w:t xml:space="preserve">JPA ka </w:t>
-      </w:r>
-      <w:proofErr w:type="spellStart"/>
-      <w:r>
-        <w:rPr>
-          <w:sz w:val="24"/>
-          <w:szCs w:val="24"/>
-        </w:rPr>
-        <w:t>kaam</w:t>
-      </w:r>
-      <w:proofErr w:type="spellEnd"/>
-      <w:r>
-        <w:rPr>
-          <w:sz w:val="24"/>
-          <w:szCs w:val="24"/>
-        </w:rPr>
-        <w:t xml:space="preserve"> </w:t>
-      </w:r>
-      <w:proofErr w:type="spellStart"/>
-      <w:r>
-        <w:rPr>
-          <w:sz w:val="24"/>
-          <w:szCs w:val="24"/>
-        </w:rPr>
-        <w:t>hai</w:t>
-      </w:r>
-      <w:proofErr w:type="spellEnd"/>
-      <w:r>
-        <w:rPr>
-          <w:sz w:val="24"/>
-          <w:szCs w:val="24"/>
-        </w:rPr>
-        <w:t xml:space="preserve"> </w:t>
+        <w:t xml:space="preserve">JPA ka kaam hai </w:t>
       </w:r>
       <w:r>
         <w:rPr>
@@ -2287,119 +1228,7 @@
           <w:sz w:val="24"/>
           <w:szCs w:val="24"/>
         </w:rPr>
-        <w:t xml:space="preserve"> </w:t>
-      </w:r>
-      <w:proofErr w:type="spellStart"/>
-      <w:r>
-        <w:rPr>
-          <w:sz w:val="24"/>
-          <w:szCs w:val="24"/>
-        </w:rPr>
-        <w:t>ke</w:t>
-      </w:r>
-      <w:proofErr w:type="spellEnd"/>
-      <w:r>
-        <w:rPr>
-          <w:sz w:val="24"/>
-          <w:szCs w:val="24"/>
-        </w:rPr>
-        <w:t xml:space="preserve"> </w:t>
-      </w:r>
-      <w:proofErr w:type="spellStart"/>
-      <w:r>
-        <w:rPr>
-          <w:sz w:val="24"/>
-          <w:szCs w:val="24"/>
-        </w:rPr>
-        <w:t>saath</w:t>
-      </w:r>
-      <w:proofErr w:type="spellEnd"/>
-      <w:r>
-        <w:rPr>
-          <w:sz w:val="24"/>
-          <w:szCs w:val="24"/>
-        </w:rPr>
-        <w:t xml:space="preserve"> match </w:t>
-      </w:r>
-      <w:proofErr w:type="spellStart"/>
-      <w:r>
-        <w:rPr>
-          <w:sz w:val="24"/>
-          <w:szCs w:val="24"/>
-        </w:rPr>
-        <w:t>karke</w:t>
-      </w:r>
-      <w:proofErr w:type="spellEnd"/>
-      <w:r>
-        <w:rPr>
-          <w:sz w:val="24"/>
-          <w:szCs w:val="24"/>
-        </w:rPr>
-        <w:t xml:space="preserve"> data save/retrieve </w:t>
-      </w:r>
-      <w:proofErr w:type="spellStart"/>
-      <w:r>
-        <w:rPr>
-          <w:sz w:val="24"/>
-          <w:szCs w:val="24"/>
-        </w:rPr>
-        <w:t>karna</w:t>
-      </w:r>
-      <w:proofErr w:type="spellEnd"/>
-      <w:r>
-        <w:rPr>
-          <w:sz w:val="24"/>
-          <w:szCs w:val="24"/>
-        </w:rPr>
-        <w:t xml:space="preserve">, </w:t>
-      </w:r>
-      <w:proofErr w:type="spellStart"/>
-      <w:r>
-        <w:rPr>
-          <w:sz w:val="24"/>
-          <w:szCs w:val="24"/>
-        </w:rPr>
-        <w:t>taaki</w:t>
-      </w:r>
-      <w:proofErr w:type="spellEnd"/>
-      <w:r>
-        <w:rPr>
-          <w:sz w:val="24"/>
-          <w:szCs w:val="24"/>
-        </w:rPr>
-        <w:t xml:space="preserve"> developer ko manually SQL queries </w:t>
-      </w:r>
-      <w:proofErr w:type="spellStart"/>
-      <w:r>
-        <w:rPr>
-          <w:sz w:val="24"/>
-          <w:szCs w:val="24"/>
-        </w:rPr>
-        <w:t>likhne</w:t>
-      </w:r>
-      <w:proofErr w:type="spellEnd"/>
-      <w:r>
-        <w:rPr>
-          <w:sz w:val="24"/>
-          <w:szCs w:val="24"/>
-        </w:rPr>
-        <w:t xml:space="preserve"> ki headache </w:t>
-      </w:r>
-      <w:proofErr w:type="spellStart"/>
-      <w:r>
-        <w:rPr>
-          <w:sz w:val="24"/>
-          <w:szCs w:val="24"/>
-        </w:rPr>
-        <w:t>na</w:t>
-      </w:r>
-      <w:proofErr w:type="spellEnd"/>
-      <w:r>
-        <w:rPr>
-          <w:sz w:val="24"/>
-          <w:szCs w:val="24"/>
-        </w:rPr>
-        <w:t xml:space="preserve"> ho.</w:t>
+        <w:t xml:space="preserve"> ke saath match karke data save/retrieve karna, taaki developer ko manually SQL queries likhne ki headache na ho.</w:t>
       </w:r>
     </w:p>
     <w:p>
@@ -2441,87 +1270,7 @@
           <w:sz w:val="24"/>
           <w:szCs w:val="24"/>
         </w:rPr>
-        <w:t xml:space="preserve"> -&gt;  In </w:t>
-      </w:r>
-      <w:proofErr w:type="spellStart"/>
-      <w:r>
-        <w:rPr>
-          <w:sz w:val="24"/>
-          <w:szCs w:val="24"/>
-        </w:rPr>
-        <w:t>jdbc</w:t>
-      </w:r>
-      <w:proofErr w:type="spellEnd"/>
-      <w:r>
-        <w:rPr>
-          <w:sz w:val="24"/>
-          <w:szCs w:val="24"/>
-        </w:rPr>
-        <w:t xml:space="preserve"> you have to focus on </w:t>
-      </w:r>
-      <w:proofErr w:type="spellStart"/>
-      <w:r>
-        <w:rPr>
-          <w:sz w:val="24"/>
-          <w:szCs w:val="24"/>
-        </w:rPr>
-        <w:t>sql</w:t>
-      </w:r>
-      <w:proofErr w:type="spellEnd"/>
-      <w:r>
-        <w:rPr>
-          <w:sz w:val="24"/>
-          <w:szCs w:val="24"/>
-        </w:rPr>
-        <w:t xml:space="preserve"> queries have to write query instead of focusing on the business logic we are writing spring </w:t>
-      </w:r>
-      <w:proofErr w:type="spellStart"/>
-      <w:r>
-        <w:rPr>
-          <w:sz w:val="24"/>
-          <w:szCs w:val="24"/>
-        </w:rPr>
-        <w:t>jdbc</w:t>
-      </w:r>
-      <w:proofErr w:type="spellEnd"/>
-      <w:r>
-        <w:rPr>
-          <w:sz w:val="24"/>
-          <w:szCs w:val="24"/>
-        </w:rPr>
-        <w:t>(</w:t>
-      </w:r>
-      <w:proofErr w:type="spellStart"/>
-      <w:r>
-        <w:rPr>
-          <w:sz w:val="24"/>
-          <w:szCs w:val="24"/>
-        </w:rPr>
-        <w:t>tighthly</w:t>
-      </w:r>
-      <w:proofErr w:type="spellEnd"/>
-      <w:r>
-        <w:rPr>
-          <w:sz w:val="24"/>
-          <w:szCs w:val="24"/>
-        </w:rPr>
-        <w:t xml:space="preserve"> binding our application to database) by writing the </w:t>
-      </w:r>
-      <w:proofErr w:type="spellStart"/>
-      <w:r>
-        <w:rPr>
-          <w:sz w:val="24"/>
-          <w:szCs w:val="24"/>
-        </w:rPr>
-        <w:t>sql</w:t>
-      </w:r>
-      <w:proofErr w:type="spellEnd"/>
-      <w:r>
-        <w:rPr>
-          <w:sz w:val="24"/>
-          <w:szCs w:val="24"/>
-        </w:rPr>
-        <w:t xml:space="preserve"> queries so we don’t want that for that and we have to manually write the queries  so we want to tool that can write the queries automatically , and we also want crud operation simplification so we use -&gt;</w:t>
+        <w:t xml:space="preserve"> -&gt;  In jdbc you have to focus on sql queries have to write query instead of focusing on the business logic we are writing spring jdbc(tighthly binding our application to database) by writing the sql queries so we don’t want that for that and we have to manually write the queries  so we want to tool that can write the queries automatically , and we also want crud operation simplification so we use -&gt;</w:t>
       </w:r>
       <w:r>
         <w:rPr>
@@ -2708,25 +1457,14 @@
         </w:rPr>
         <w:t xml:space="preserve"> PROVIDES THE FEATURES OF </w:t>
       </w:r>
-      <w:proofErr w:type="gramStart"/>
-      <w:r>
-        <w:rPr>
-          <w:b/>
-          <w:bCs/>
-          <w:sz w:val="24"/>
-          <w:szCs w:val="24"/>
-        </w:rPr>
-        <w:t>ORM(</w:t>
-      </w:r>
-      <w:proofErr w:type="gramEnd"/>
-      <w:r>
-        <w:rPr>
-          <w:b/>
-          <w:bCs/>
-          <w:sz w:val="24"/>
-          <w:szCs w:val="24"/>
-        </w:rPr>
-        <w:t>OBJECT RELATION MAPPING)</w:t>
+      <w:r>
+        <w:rPr>
+          <w:b/>
+          <w:bCs/>
+          <w:sz w:val="24"/>
+          <w:szCs w:val="24"/>
+        </w:rPr>
+        <w:t>ORM(OBJECT RELATION MAPPING)</w:t>
       </w:r>
     </w:p>
     <w:p>
@@ -3120,48 +1858,14 @@
           <w:sz w:val="24"/>
           <w:szCs w:val="24"/>
         </w:rPr>
-        <w:t xml:space="preserve"> JPA -</w:t>
-      </w:r>
-      <w:proofErr w:type="gramStart"/>
-      <w:r>
-        <w:rPr>
-          <w:b/>
-          <w:bCs/>
-          <w:sz w:val="24"/>
-          <w:szCs w:val="24"/>
-        </w:rPr>
-        <w:t>&gt;</w:t>
-      </w:r>
-      <w:r>
-        <w:rPr>
-          <w:sz w:val="24"/>
-          <w:szCs w:val="24"/>
-        </w:rPr>
-        <w:t xml:space="preserve">  THIS</w:t>
-      </w:r>
-      <w:proofErr w:type="gramEnd"/>
-      <w:r>
-        <w:rPr>
-          <w:sz w:val="24"/>
-          <w:szCs w:val="24"/>
-        </w:rPr>
-        <w:t xml:space="preserve"> IS </w:t>
-      </w:r>
-      <w:proofErr w:type="gramStart"/>
-      <w:r>
-        <w:rPr>
-          <w:sz w:val="24"/>
-          <w:szCs w:val="24"/>
-        </w:rPr>
-        <w:t>SPECIFICATION( TELL</w:t>
-      </w:r>
-      <w:proofErr w:type="gramEnd"/>
-      <w:r>
-        <w:rPr>
-          <w:sz w:val="24"/>
-          <w:szCs w:val="24"/>
-        </w:rPr>
-        <w:t xml:space="preserve"> HOW TO DO)</w:t>
+        <w:t xml:space="preserve"> JPA -&gt;</w:t>
+      </w:r>
+      <w:r>
+        <w:rPr>
+          <w:sz w:val="24"/>
+          <w:szCs w:val="24"/>
+        </w:rPr>
+        <w:t xml:space="preserve">  THIS IS SPECIFICATION( TELL HOW TO DO)</w:t>
       </w:r>
     </w:p>
     <w:p>
@@ -3223,23 +1927,7 @@
           <w:sz w:val="24"/>
           <w:szCs w:val="24"/>
         </w:rPr>
-        <w:t>JPA DOES NOT USE HIBERNATE -</w:t>
-      </w:r>
-      <w:proofErr w:type="gramStart"/>
-      <w:r>
-        <w:rPr>
-          <w:sz w:val="24"/>
-          <w:szCs w:val="24"/>
-        </w:rPr>
-        <w:t>&gt;  SPRING</w:t>
-      </w:r>
-      <w:proofErr w:type="gramEnd"/>
-      <w:r>
-        <w:rPr>
-          <w:sz w:val="24"/>
-          <w:szCs w:val="24"/>
-        </w:rPr>
-        <w:t xml:space="preserve"> JPA -&gt; IS BY DEFUALT USING THE HYBERNATE</w:t>
+        <w:t>JPA DOES NOT USE HIBERNATE -&gt;  SPRING JPA -&gt; IS BY DEFUALT USING THE HYBERNATE</w:t>
       </w:r>
     </w:p>
     <w:p>
@@ -3369,43 +2057,16 @@
           <w:sz w:val="24"/>
           <w:szCs w:val="24"/>
         </w:rPr>
-        <w:t xml:space="preserve"> THAT this is </w:t>
-      </w:r>
-      <w:proofErr w:type="spellStart"/>
-      <w:proofErr w:type="gramStart"/>
-      <w:r>
-        <w:rPr>
-          <w:sz w:val="24"/>
-          <w:szCs w:val="24"/>
-        </w:rPr>
-        <w:t>a</w:t>
-      </w:r>
-      <w:proofErr w:type="spellEnd"/>
-      <w:r>
-        <w:rPr>
-          <w:sz w:val="24"/>
-          <w:szCs w:val="24"/>
-        </w:rPr>
-        <w:t xml:space="preserve">  </w:t>
-      </w:r>
-      <w:r>
-        <w:rPr>
-          <w:b/>
-          <w:bCs/>
-          <w:sz w:val="24"/>
-          <w:szCs w:val="24"/>
-        </w:rPr>
-        <w:t>entity</w:t>
-      </w:r>
-      <w:proofErr w:type="gramEnd"/>
-      <w:r>
-        <w:rPr>
-          <w:b/>
-          <w:bCs/>
-          <w:sz w:val="24"/>
-          <w:szCs w:val="24"/>
-        </w:rPr>
-        <w:t xml:space="preserve"> class</w:t>
+        <w:t xml:space="preserve"> THAT this is a  </w:t>
+      </w:r>
+      <w:r>
+        <w:rPr>
+          <w:b/>
+          <w:bCs/>
+          <w:sz w:val="24"/>
+          <w:szCs w:val="24"/>
+        </w:rPr>
+        <w:t>entity class</w:t>
       </w:r>
       <w:r>
         <w:rPr>
@@ -3475,23 +2136,7 @@
           <w:szCs w:val="24"/>
         </w:rPr>
         <w:br/>
-        <w:t>@</w:t>
-      </w:r>
-      <w:proofErr w:type="gramStart"/>
-      <w:r>
-        <w:rPr>
-          <w:sz w:val="24"/>
-          <w:szCs w:val="24"/>
-        </w:rPr>
-        <w:t>Table(</w:t>
-      </w:r>
-      <w:proofErr w:type="gramEnd"/>
-      <w:r>
-        <w:rPr>
-          <w:sz w:val="24"/>
-          <w:szCs w:val="24"/>
-        </w:rPr>
-        <w:t>name="name of table inside the database")</w:t>
+        <w:t>@Table(name="name of table inside the database")</w:t>
       </w:r>
       <w:r>
         <w:rPr>
@@ -3546,40 +2191,15 @@
           <w:szCs w:val="24"/>
         </w:rPr>
         <w:br/>
-        <w:t>@Table(name="jpa_user</w:t>
-      </w:r>
-      <w:proofErr w:type="gramStart"/>
-      <w:r>
-        <w:rPr>
-          <w:sz w:val="24"/>
-          <w:szCs w:val="24"/>
-        </w:rPr>
-        <w:t>")</w:t>
-      </w:r>
-      <w:r>
-        <w:rPr>
-          <w:sz w:val="24"/>
-          <w:szCs w:val="24"/>
-        </w:rPr>
-        <w:t xml:space="preserve">  -</w:t>
-      </w:r>
-      <w:proofErr w:type="gramEnd"/>
-      <w:r>
-        <w:rPr>
-          <w:sz w:val="24"/>
-          <w:szCs w:val="24"/>
-        </w:rPr>
-        <w:t xml:space="preserve">&gt; means table in database corresponding to this is </w:t>
-      </w:r>
-      <w:proofErr w:type="spellStart"/>
-      <w:r>
-        <w:rPr>
-          <w:sz w:val="24"/>
-          <w:szCs w:val="24"/>
-        </w:rPr>
-        <w:t>jpa_user</w:t>
-      </w:r>
-      <w:proofErr w:type="spellEnd"/>
+        <w:t>@Table(name="jpa_user")</w:t>
+      </w:r>
+      <w:r>
+        <w:rPr>
+          <w:sz w:val="24"/>
+          <w:szCs w:val="24"/>
+        </w:rPr>
+        <w:t xml:space="preserve">  -&gt; means table in database corresponding to this is jpa_user</w:t>
+      </w:r>
       <w:r>
         <w:rPr>
           <w:sz w:val="24"/>
@@ -3602,23 +2222,7 @@
           <w:szCs w:val="24"/>
         </w:rPr>
         <w:br/>
-        <w:t xml:space="preserve">    private int </w:t>
-      </w:r>
-      <w:proofErr w:type="spellStart"/>
-      <w:r>
-        <w:rPr>
-          <w:sz w:val="24"/>
-          <w:szCs w:val="24"/>
-        </w:rPr>
-        <w:t>userId</w:t>
-      </w:r>
-      <w:proofErr w:type="spellEnd"/>
-      <w:r>
-        <w:rPr>
-          <w:sz w:val="24"/>
-          <w:szCs w:val="24"/>
-        </w:rPr>
-        <w:t>;</w:t>
+        <w:t xml:space="preserve">    private int userId;</w:t>
       </w:r>
       <w:r>
         <w:rPr>
@@ -3670,23 +2274,7 @@
           <w:sz w:val="24"/>
           <w:szCs w:val="24"/>
         </w:rPr>
-        <w:t xml:space="preserve">If we want to </w:t>
-      </w:r>
-      <w:proofErr w:type="spellStart"/>
-      <w:r>
-        <w:rPr>
-          <w:sz w:val="24"/>
-          <w:szCs w:val="24"/>
-        </w:rPr>
-        <w:t>giff</w:t>
-      </w:r>
-      <w:proofErr w:type="spellEnd"/>
-      <w:r>
-        <w:rPr>
-          <w:sz w:val="24"/>
-          <w:szCs w:val="24"/>
-        </w:rPr>
-        <w:t xml:space="preserve"> diff name in Class and diff name in DATABASE </w:t>
+        <w:t xml:space="preserve">If we want to giff diff name in Class and diff name in DATABASE </w:t>
       </w:r>
     </w:p>
     <w:p>
@@ -3725,112 +2313,23 @@
           <w:sz w:val="24"/>
           <w:szCs w:val="24"/>
         </w:rPr>
-        <w:t>@Table(name</w:t>
-      </w:r>
-      <w:proofErr w:type="gramStart"/>
-      <w:r>
-        <w:rPr>
-          <w:sz w:val="24"/>
-          <w:szCs w:val="24"/>
-        </w:rPr>
-        <w:t>=”jpa</w:t>
-      </w:r>
-      <w:proofErr w:type="gramEnd"/>
-      <w:r>
-        <w:rPr>
-          <w:sz w:val="24"/>
-          <w:szCs w:val="24"/>
-        </w:rPr>
-        <w:t>_user</w:t>
-      </w:r>
-      <w:proofErr w:type="gramStart"/>
-      <w:r>
-        <w:rPr>
-          <w:sz w:val="24"/>
-          <w:szCs w:val="24"/>
-        </w:rPr>
-        <w:t>”)  -</w:t>
-      </w:r>
-      <w:proofErr w:type="gramEnd"/>
-      <w:r>
-        <w:rPr>
-          <w:sz w:val="24"/>
-          <w:szCs w:val="24"/>
-        </w:rPr>
-        <w:t xml:space="preserve">&gt; table me use </w:t>
-      </w:r>
-      <w:proofErr w:type="spellStart"/>
-      <w:r>
-        <w:rPr>
-          <w:sz w:val="24"/>
-          <w:szCs w:val="24"/>
-        </w:rPr>
-        <w:t>hoga</w:t>
-      </w:r>
-      <w:proofErr w:type="spellEnd"/>
-      <w:r>
-        <w:rPr>
-          <w:sz w:val="24"/>
-          <w:szCs w:val="24"/>
-        </w:rPr>
-        <w:t xml:space="preserve"> </w:t>
-      </w:r>
-      <w:proofErr w:type="spellStart"/>
-      <w:r>
-        <w:rPr>
-          <w:sz w:val="24"/>
-          <w:szCs w:val="24"/>
-        </w:rPr>
-        <w:t>jpa_user</w:t>
-      </w:r>
-      <w:proofErr w:type="spellEnd"/>
-      <w:r>
-        <w:rPr>
-          <w:sz w:val="24"/>
-          <w:szCs w:val="24"/>
-        </w:rPr>
-        <w:t xml:space="preserve"> and </w:t>
-      </w:r>
-      <w:proofErr w:type="spellStart"/>
-      <w:r>
-        <w:rPr>
-          <w:sz w:val="24"/>
-          <w:szCs w:val="24"/>
-        </w:rPr>
-        <w:t>yaha</w:t>
-      </w:r>
-      <w:proofErr w:type="spellEnd"/>
-      <w:r>
-        <w:rPr>
-          <w:sz w:val="24"/>
-          <w:szCs w:val="24"/>
-        </w:rPr>
-        <w:t xml:space="preserve"> class me User</w:t>
-      </w:r>
-    </w:p>
-    <w:p>
-      <w:pPr>
-        <w:rPr>
-          <w:sz w:val="24"/>
-          <w:szCs w:val="24"/>
-        </w:rPr>
-      </w:pPr>
-      <w:r>
-        <w:rPr>
-          <w:sz w:val="24"/>
-          <w:szCs w:val="24"/>
-        </w:rPr>
-        <w:t xml:space="preserve">Public class </w:t>
-      </w:r>
-      <w:proofErr w:type="gramStart"/>
-      <w:r>
-        <w:rPr>
-          <w:sz w:val="24"/>
-          <w:szCs w:val="24"/>
-        </w:rPr>
-        <w:t>User{</w:t>
-      </w:r>
-      <w:proofErr w:type="gramEnd"/>
+        <w:t>@Table(name=”jpa_user”)  -&gt; table me use hoga jpa_user and yaha class me User</w:t>
+      </w:r>
+    </w:p>
+    <w:p>
+      <w:pPr>
+        <w:rPr>
+          <w:sz w:val="24"/>
+          <w:szCs w:val="24"/>
+        </w:rPr>
+      </w:pPr>
+      <w:r>
+        <w:rPr>
+          <w:sz w:val="24"/>
+          <w:szCs w:val="24"/>
+        </w:rPr>
+        <w:t>Public class User{</w:t>
+      </w:r>
     </w:p>
     <w:p>
       <w:pPr>
@@ -3859,137 +2358,23 @@
           <w:sz w:val="24"/>
           <w:szCs w:val="24"/>
         </w:rPr>
-        <w:t xml:space="preserve">  @Column(name</w:t>
-      </w:r>
-      <w:proofErr w:type="gramStart"/>
-      <w:r>
-        <w:rPr>
-          <w:sz w:val="24"/>
-          <w:szCs w:val="24"/>
-        </w:rPr>
-        <w:t>=”jpa</w:t>
-      </w:r>
-      <w:proofErr w:type="gramEnd"/>
-      <w:r>
-        <w:rPr>
-          <w:sz w:val="24"/>
-          <w:szCs w:val="24"/>
-        </w:rPr>
-        <w:t>_user_id</w:t>
-      </w:r>
-      <w:proofErr w:type="gramStart"/>
-      <w:r>
-        <w:rPr>
-          <w:sz w:val="24"/>
-          <w:szCs w:val="24"/>
-        </w:rPr>
-        <w:t xml:space="preserve">”)   </w:t>
-      </w:r>
-      <w:proofErr w:type="gramEnd"/>
-      <w:r>
-        <w:rPr>
-          <w:sz w:val="24"/>
-          <w:szCs w:val="24"/>
-        </w:rPr>
-        <w:t xml:space="preserve">    -&gt; this means database me use </w:t>
-      </w:r>
-      <w:proofErr w:type="spellStart"/>
-      <w:r>
-        <w:rPr>
-          <w:sz w:val="24"/>
-          <w:szCs w:val="24"/>
-        </w:rPr>
-        <w:t>hoga</w:t>
-      </w:r>
-      <w:proofErr w:type="spellEnd"/>
-      <w:r>
-        <w:rPr>
-          <w:sz w:val="24"/>
-          <w:szCs w:val="24"/>
-        </w:rPr>
-        <w:t xml:space="preserve"> </w:t>
-      </w:r>
-      <w:proofErr w:type="spellStart"/>
-      <w:r>
-        <w:rPr>
-          <w:sz w:val="24"/>
-          <w:szCs w:val="24"/>
-        </w:rPr>
-        <w:t>jp_user_id</w:t>
-      </w:r>
-      <w:proofErr w:type="spellEnd"/>
-    </w:p>
-    <w:p>
-      <w:pPr>
-        <w:rPr>
-          <w:sz w:val="24"/>
-          <w:szCs w:val="24"/>
-        </w:rPr>
-      </w:pPr>
-      <w:r>
-        <w:rPr>
-          <w:sz w:val="24"/>
-          <w:szCs w:val="24"/>
-        </w:rPr>
-        <w:t xml:space="preserve">   Private int </w:t>
-      </w:r>
-      <w:proofErr w:type="spellStart"/>
-      <w:r>
-        <w:rPr>
-          <w:sz w:val="24"/>
-          <w:szCs w:val="24"/>
-        </w:rPr>
-        <w:t>user_</w:t>
-      </w:r>
-      <w:proofErr w:type="gramStart"/>
-      <w:r>
-        <w:rPr>
-          <w:sz w:val="24"/>
-          <w:szCs w:val="24"/>
-        </w:rPr>
-        <w:t>id</w:t>
-      </w:r>
-      <w:proofErr w:type="spellEnd"/>
-      <w:r>
-        <w:rPr>
-          <w:sz w:val="24"/>
-          <w:szCs w:val="24"/>
-        </w:rPr>
-        <w:t xml:space="preserve">;   </w:t>
-      </w:r>
-      <w:proofErr w:type="gramEnd"/>
-      <w:r>
-        <w:rPr>
-          <w:sz w:val="24"/>
-          <w:szCs w:val="24"/>
-        </w:rPr>
-        <w:t xml:space="preserve">                                -&gt; in class use </w:t>
-      </w:r>
-      <w:proofErr w:type="spellStart"/>
-      <w:r>
-        <w:rPr>
-          <w:sz w:val="24"/>
-          <w:szCs w:val="24"/>
-        </w:rPr>
-        <w:t>hoga</w:t>
-      </w:r>
-      <w:proofErr w:type="spellEnd"/>
-      <w:r>
-        <w:rPr>
-          <w:sz w:val="24"/>
-          <w:szCs w:val="24"/>
-        </w:rPr>
-        <w:t xml:space="preserve"> </w:t>
-      </w:r>
-      <w:proofErr w:type="spellStart"/>
-      <w:r>
-        <w:rPr>
-          <w:sz w:val="24"/>
-          <w:szCs w:val="24"/>
-        </w:rPr>
-        <w:t>user_id</w:t>
-      </w:r>
-      <w:proofErr w:type="spellEnd"/>
+        <w:t xml:space="preserve">  @Column(name=”jpa_user_id”)       -&gt; this means database me use hoga jp_user_id</w:t>
+      </w:r>
+    </w:p>
+    <w:p>
+      <w:pPr>
+        <w:rPr>
+          <w:sz w:val="24"/>
+          <w:szCs w:val="24"/>
+        </w:rPr>
+      </w:pPr>
+      <w:r>
+        <w:rPr>
+          <w:sz w:val="24"/>
+          <w:szCs w:val="24"/>
+        </w:rPr>
+        <w:t xml:space="preserve">   Private int user_id;                                   -&gt; in class use hoga user_id</w:t>
+      </w:r>
     </w:p>
     <w:p>
       <w:pPr>
@@ -4099,23 +2484,7 @@
           <w:sz w:val="24"/>
           <w:szCs w:val="24"/>
         </w:rPr>
-        <w:t xml:space="preserve">                                                  -&gt; if we </w:t>
-      </w:r>
-      <w:proofErr w:type="spellStart"/>
-      <w:r>
-        <w:rPr>
-          <w:sz w:val="24"/>
-          <w:szCs w:val="24"/>
-        </w:rPr>
-        <w:t>dontwrite</w:t>
-      </w:r>
-      <w:proofErr w:type="spellEnd"/>
-      <w:r>
-        <w:rPr>
-          <w:sz w:val="24"/>
-          <w:szCs w:val="24"/>
-        </w:rPr>
-        <w:t xml:space="preserve"> @Column above it means the name will be </w:t>
+        <w:t xml:space="preserve">                                                  -&gt; if we dontwrite @Column above it means the name will be </w:t>
       </w:r>
       <w:r>
         <w:rPr>
@@ -4123,30 +2492,14 @@
           <w:szCs w:val="24"/>
         </w:rPr>
         <w:br/>
-        <w:t xml:space="preserve">private int </w:t>
-      </w:r>
-      <w:proofErr w:type="gramStart"/>
-      <w:r>
-        <w:rPr>
-          <w:sz w:val="24"/>
-          <w:szCs w:val="24"/>
-        </w:rPr>
-        <w:t>age;</w:t>
-      </w:r>
-      <w:r>
-        <w:rPr>
-          <w:sz w:val="24"/>
-          <w:szCs w:val="24"/>
-        </w:rPr>
-        <w:t xml:space="preserve">   </w:t>
-      </w:r>
-      <w:proofErr w:type="gramEnd"/>
-      <w:r>
-        <w:rPr>
-          <w:sz w:val="24"/>
-          <w:szCs w:val="24"/>
-        </w:rPr>
-        <w:t xml:space="preserve">                           same in the DATABASE</w:t>
+        <w:t>private int age;</w:t>
+      </w:r>
+      <w:r>
+        <w:rPr>
+          <w:sz w:val="24"/>
+          <w:szCs w:val="24"/>
+        </w:rPr>
+        <w:t xml:space="preserve">                              same in the DATABASE</w:t>
       </w:r>
       <w:r>
         <w:rPr>
@@ -4154,39 +2507,7 @@
           <w:szCs w:val="24"/>
         </w:rPr>
         <w:br/>
-        <w:t xml:space="preserve">private </w:t>
-      </w:r>
-      <w:proofErr w:type="spellStart"/>
-      <w:r>
-        <w:rPr>
-          <w:sz w:val="24"/>
-          <w:szCs w:val="24"/>
-        </w:rPr>
-        <w:t>boolean</w:t>
-      </w:r>
-      <w:proofErr w:type="spellEnd"/>
-      <w:r>
-        <w:rPr>
-          <w:sz w:val="24"/>
-          <w:szCs w:val="24"/>
-        </w:rPr>
-        <w:t xml:space="preserve"> </w:t>
-      </w:r>
-      <w:proofErr w:type="spellStart"/>
-      <w:r>
-        <w:rPr>
-          <w:sz w:val="24"/>
-          <w:szCs w:val="24"/>
-        </w:rPr>
-        <w:t>isActive</w:t>
-      </w:r>
-      <w:proofErr w:type="spellEnd"/>
-      <w:r>
-        <w:rPr>
-          <w:sz w:val="24"/>
-          <w:szCs w:val="24"/>
-        </w:rPr>
-        <w:t>;</w:t>
+        <w:t>private boolean isActive;</w:t>
       </w:r>
     </w:p>
     <w:p>
@@ -4230,103 +2551,39 @@
           <w:sz w:val="24"/>
           <w:szCs w:val="24"/>
         </w:rPr>
-        <w:t>When Request Came -</w:t>
-      </w:r>
-      <w:proofErr w:type="gramStart"/>
-      <w:r>
-        <w:rPr>
-          <w:sz w:val="24"/>
-          <w:szCs w:val="24"/>
-        </w:rPr>
-        <w:t>&gt;  Controller</w:t>
-      </w:r>
-      <w:proofErr w:type="gramEnd"/>
-      <w:r>
-        <w:rPr>
-          <w:sz w:val="24"/>
-          <w:szCs w:val="24"/>
-        </w:rPr>
-        <w:t xml:space="preserve"> Handle the </w:t>
-      </w:r>
-      <w:proofErr w:type="gramStart"/>
-      <w:r>
-        <w:rPr>
-          <w:sz w:val="24"/>
-          <w:szCs w:val="24"/>
-        </w:rPr>
-        <w:t>Request  -</w:t>
-      </w:r>
-      <w:proofErr w:type="gramEnd"/>
-      <w:r>
-        <w:rPr>
-          <w:sz w:val="24"/>
-          <w:szCs w:val="24"/>
-        </w:rPr>
-        <w:t>&gt; process Request     THEN</w:t>
-      </w:r>
-    </w:p>
-    <w:p>
-      <w:pPr>
-        <w:rPr>
-          <w:sz w:val="24"/>
-          <w:szCs w:val="24"/>
-        </w:rPr>
-      </w:pPr>
-    </w:p>
-    <w:p>
-      <w:pPr>
-        <w:rPr>
-          <w:sz w:val="24"/>
-          <w:szCs w:val="24"/>
-        </w:rPr>
-      </w:pPr>
-    </w:p>
-    <w:p>
-      <w:pPr>
-        <w:pStyle w:val="ListParagraph"/>
-        <w:rPr>
-          <w:sz w:val="24"/>
-          <w:szCs w:val="24"/>
-        </w:rPr>
-      </w:pPr>
-      <w:r>
-        <w:rPr>
-          <w:sz w:val="24"/>
-          <w:szCs w:val="24"/>
-        </w:rPr>
-        <w:t xml:space="preserve">SEND THE RESPONSE(HTML) MADE INSIDE THE TEMPLATES engine (by the help of </w:t>
-      </w:r>
-      <w:proofErr w:type="spellStart"/>
-      <w:r>
-        <w:rPr>
-          <w:sz w:val="24"/>
-          <w:szCs w:val="24"/>
-        </w:rPr>
-        <w:t>thymleaf</w:t>
-      </w:r>
-      <w:proofErr w:type="spellEnd"/>
-      <w:r>
-        <w:rPr>
-          <w:sz w:val="24"/>
-          <w:szCs w:val="24"/>
-        </w:rPr>
-        <w:t xml:space="preserve"> or </w:t>
-      </w:r>
-      <w:proofErr w:type="spellStart"/>
-      <w:r>
-        <w:rPr>
-          <w:sz w:val="24"/>
-          <w:szCs w:val="24"/>
-        </w:rPr>
-        <w:t>jsp</w:t>
-      </w:r>
-      <w:proofErr w:type="spellEnd"/>
-      <w:r>
-        <w:rPr>
-          <w:sz w:val="24"/>
-          <w:szCs w:val="24"/>
-        </w:rPr>
-        <w:t>)</w:t>
+        <w:t>When Request Came -&gt;  Controller Handle the Request  -&gt; process Request     THEN</w:t>
+      </w:r>
+    </w:p>
+    <w:p>
+      <w:pPr>
+        <w:rPr>
+          <w:sz w:val="24"/>
+          <w:szCs w:val="24"/>
+        </w:rPr>
+      </w:pPr>
+    </w:p>
+    <w:p>
+      <w:pPr>
+        <w:rPr>
+          <w:sz w:val="24"/>
+          <w:szCs w:val="24"/>
+        </w:rPr>
+      </w:pPr>
+    </w:p>
+    <w:p>
+      <w:pPr>
+        <w:pStyle w:val="ListParagraph"/>
+        <w:rPr>
+          <w:sz w:val="24"/>
+          <w:szCs w:val="24"/>
+        </w:rPr>
+      </w:pPr>
+      <w:r>
+        <w:rPr>
+          <w:sz w:val="24"/>
+          <w:szCs w:val="24"/>
+        </w:rPr>
+        <w:t>SEND THE RESPONSE(HTML) MADE INSIDE THE TEMPLATES engine (by the help of thymleaf or jsp)</w:t>
       </w:r>
     </w:p>
     <w:p>
@@ -4389,23 +2646,7 @@
           <w:sz w:val="24"/>
           <w:szCs w:val="24"/>
         </w:rPr>
-        <w:t xml:space="preserve">THE issue is that it is ok if the request is going to the browser because browser can understand the html code but </w:t>
-      </w:r>
-      <w:proofErr w:type="gramStart"/>
-      <w:r>
-        <w:rPr>
-          <w:sz w:val="24"/>
-          <w:szCs w:val="24"/>
-        </w:rPr>
-        <w:t>if  the</w:t>
-      </w:r>
-      <w:proofErr w:type="gramEnd"/>
-      <w:r>
-        <w:rPr>
-          <w:sz w:val="24"/>
-          <w:szCs w:val="24"/>
-        </w:rPr>
-        <w:t xml:space="preserve"> request is going to suppose react app so this will</w:t>
+        <w:t>THE issue is that it is ok if the request is going to the browser because browser can understand the html code but if  the request is going to suppose react app so this will</w:t>
       </w:r>
     </w:p>
     <w:p>
@@ -4481,73 +2722,32 @@
           <w:sz w:val="24"/>
           <w:szCs w:val="24"/>
         </w:rPr>
-        <w:t xml:space="preserve">Xml, </w:t>
-      </w:r>
-      <w:proofErr w:type="spellStart"/>
-      <w:proofErr w:type="gramStart"/>
-      <w:r>
-        <w:rPr>
-          <w:sz w:val="24"/>
-          <w:szCs w:val="24"/>
-        </w:rPr>
-        <w:t>json</w:t>
-      </w:r>
-      <w:proofErr w:type="spellEnd"/>
-      <w:r>
-        <w:rPr>
-          <w:sz w:val="24"/>
-          <w:szCs w:val="24"/>
-        </w:rPr>
-        <w:t>(</w:t>
-      </w:r>
-      <w:proofErr w:type="gramEnd"/>
-      <w:r>
-        <w:rPr>
-          <w:sz w:val="24"/>
-          <w:szCs w:val="24"/>
-        </w:rPr>
-        <w:t>these are the industry standard)</w:t>
-      </w:r>
-    </w:p>
-    <w:p>
-      <w:pPr>
-        <w:pStyle w:val="ListParagraph"/>
-        <w:rPr>
-          <w:sz w:val="24"/>
-          <w:szCs w:val="24"/>
-        </w:rPr>
-      </w:pPr>
-    </w:p>
-    <w:p>
-      <w:pPr>
-        <w:pStyle w:val="ListParagraph"/>
-        <w:rPr>
-          <w:sz w:val="24"/>
-          <w:szCs w:val="24"/>
-        </w:rPr>
-      </w:pPr>
-      <w:r>
-        <w:rPr>
-          <w:sz w:val="24"/>
-          <w:szCs w:val="24"/>
-        </w:rPr>
-        <w:t xml:space="preserve">Above in html what we are doing return </w:t>
-      </w:r>
-      <w:proofErr w:type="gramStart"/>
-      <w:r>
-        <w:rPr>
-          <w:sz w:val="24"/>
-          <w:szCs w:val="24"/>
-        </w:rPr>
-        <w:t>“ name</w:t>
-      </w:r>
-      <w:proofErr w:type="gramEnd"/>
-      <w:r>
-        <w:rPr>
-          <w:sz w:val="24"/>
-          <w:szCs w:val="24"/>
-        </w:rPr>
-        <w:t xml:space="preserve"> of the html page”</w:t>
+        <w:t>Xml, json(these are the industry standard)</w:t>
+      </w:r>
+    </w:p>
+    <w:p>
+      <w:pPr>
+        <w:pStyle w:val="ListParagraph"/>
+        <w:rPr>
+          <w:sz w:val="24"/>
+          <w:szCs w:val="24"/>
+        </w:rPr>
+      </w:pPr>
+    </w:p>
+    <w:p>
+      <w:pPr>
+        <w:pStyle w:val="ListParagraph"/>
+        <w:rPr>
+          <w:sz w:val="24"/>
+          <w:szCs w:val="24"/>
+        </w:rPr>
+      </w:pPr>
+      <w:r>
+        <w:rPr>
+          <w:sz w:val="24"/>
+          <w:szCs w:val="24"/>
+        </w:rPr>
+        <w:t>Above in html what we are doing return “ name of the html page”</w:t>
       </w:r>
     </w:p>
     <w:p>
@@ -4680,19 +2880,8 @@
           <w:sz w:val="24"/>
           <w:szCs w:val="24"/>
         </w:rPr>
-        <w:t xml:space="preserve">If we Want to send the Html in Response then use -&gt; Controller Otherwise </w:t>
-      </w:r>
-      <w:proofErr w:type="spellStart"/>
-      <w:r>
-        <w:rPr>
-          <w:b/>
-          <w:bCs/>
-          <w:sz w:val="24"/>
-          <w:szCs w:val="24"/>
-        </w:rPr>
-        <w:t>RestController</w:t>
-      </w:r>
-      <w:proofErr w:type="spellEnd"/>
+        <w:t>If we Want to send the Html in Response then use -&gt; Controller Otherwise RestController</w:t>
+      </w:r>
     </w:p>
     <w:p>
       <w:pPr>
@@ -4816,27 +3005,7 @@
           <w:sz w:val="24"/>
           <w:szCs w:val="24"/>
         </w:rPr>
-        <w:t xml:space="preserve">Put -&gt; update </w:t>
-      </w:r>
-      <w:proofErr w:type="gramStart"/>
-      <w:r>
-        <w:rPr>
-          <w:b/>
-          <w:bCs/>
-          <w:sz w:val="24"/>
-          <w:szCs w:val="24"/>
-        </w:rPr>
-        <w:t>data(</w:t>
-      </w:r>
-      <w:proofErr w:type="gramEnd"/>
-      <w:r>
-        <w:rPr>
-          <w:b/>
-          <w:bCs/>
-          <w:sz w:val="24"/>
-          <w:szCs w:val="24"/>
-        </w:rPr>
-        <w:t>update all the current Representation)</w:t>
+        <w:t>Put -&gt; update data(update all the current Representation)</w:t>
       </w:r>
     </w:p>
     <w:p>
@@ -4925,36 +3094,14 @@
           <w:szCs w:val="24"/>
         </w:rPr>
       </w:pPr>
-      <w:proofErr w:type="spellStart"/>
-      <w:proofErr w:type="gramStart"/>
-      <w:r>
-        <w:rPr>
-          <w:b/>
-          <w:bCs/>
-          <w:sz w:val="24"/>
-          <w:szCs w:val="24"/>
-        </w:rPr>
-        <w:t>RequestMapping</w:t>
-      </w:r>
-      <w:proofErr w:type="spellEnd"/>
-      <w:r>
-        <w:rPr>
-          <w:b/>
-          <w:bCs/>
-          <w:sz w:val="24"/>
-          <w:szCs w:val="24"/>
-        </w:rPr>
-        <w:t>( value</w:t>
-      </w:r>
-      <w:proofErr w:type="gramEnd"/>
-      <w:r>
-        <w:rPr>
-          <w:b/>
-          <w:bCs/>
-          <w:sz w:val="24"/>
-          <w:szCs w:val="24"/>
-        </w:rPr>
-        <w:t xml:space="preserve"> = “</w:t>
+      <w:r>
+        <w:rPr>
+          <w:b/>
+          <w:bCs/>
+          <w:sz w:val="24"/>
+          <w:szCs w:val="24"/>
+        </w:rPr>
+        <w:t>RequestMapping( value = “</w:t>
       </w:r>
       <w:r>
         <w:rPr>
@@ -4972,27 +3119,7 @@
           <w:sz w:val="24"/>
           <w:szCs w:val="24"/>
         </w:rPr>
-        <w:t xml:space="preserve">login”, method = </w:t>
-      </w:r>
-      <w:proofErr w:type="spellStart"/>
-      <w:r>
-        <w:rPr>
-          <w:b/>
-          <w:bCs/>
-          <w:sz w:val="24"/>
-          <w:szCs w:val="24"/>
-        </w:rPr>
-        <w:t>RequestMethod.Get</w:t>
-      </w:r>
-      <w:proofErr w:type="spellEnd"/>
-      <w:r>
-        <w:rPr>
-          <w:b/>
-          <w:bCs/>
-          <w:sz w:val="24"/>
-          <w:szCs w:val="24"/>
-        </w:rPr>
-        <w:t>)</w:t>
+        <w:t>login”, method = RequestMethod.Get)</w:t>
       </w:r>
     </w:p>
     <w:p>
@@ -5040,27 +3167,7 @@
           <w:sz w:val="24"/>
           <w:szCs w:val="24"/>
         </w:rPr>
-        <w:t xml:space="preserve">By </w:t>
-      </w:r>
-      <w:proofErr w:type="gramStart"/>
-      <w:r>
-        <w:rPr>
-          <w:b/>
-          <w:bCs/>
-          <w:sz w:val="24"/>
-          <w:szCs w:val="24"/>
-        </w:rPr>
-        <w:t>Default</w:t>
-      </w:r>
-      <w:proofErr w:type="gramEnd"/>
-      <w:r>
-        <w:rPr>
-          <w:b/>
-          <w:bCs/>
-          <w:sz w:val="24"/>
-          <w:szCs w:val="24"/>
-        </w:rPr>
-        <w:t xml:space="preserve"> the Value is Get</w:t>
+        <w:t>By Default the Value is Get</w:t>
       </w:r>
     </w:p>
     <w:p>
@@ -5210,27 +3317,7 @@
           <w:sz w:val="24"/>
           <w:szCs w:val="24"/>
         </w:rPr>
-        <w:t>FOR POST -&gt;   @POSTMAPPING(“/signup</w:t>
-      </w:r>
-      <w:proofErr w:type="gramStart"/>
-      <w:r>
-        <w:rPr>
-          <w:b/>
-          <w:bCs/>
-          <w:sz w:val="24"/>
-          <w:szCs w:val="24"/>
-        </w:rPr>
-        <w:t xml:space="preserve">”)   </w:t>
-      </w:r>
-      <w:proofErr w:type="gramEnd"/>
-      <w:r>
-        <w:rPr>
-          <w:b/>
-          <w:bCs/>
-          <w:sz w:val="24"/>
-          <w:szCs w:val="24"/>
-        </w:rPr>
-        <w:t xml:space="preserve">-&gt; this is only for post </w:t>
+        <w:t xml:space="preserve">FOR POST -&gt;   @POSTMAPPING(“/signup”)   -&gt; this is only for post </w:t>
       </w:r>
     </w:p>
     <w:p>
@@ -5331,27 +3418,7 @@
           <w:sz w:val="24"/>
           <w:szCs w:val="24"/>
         </w:rPr>
-        <w:t>Use the Dependency -</w:t>
-      </w:r>
-      <w:proofErr w:type="gramStart"/>
-      <w:r>
-        <w:rPr>
-          <w:b/>
-          <w:bCs/>
-          <w:sz w:val="24"/>
-          <w:szCs w:val="24"/>
-        </w:rPr>
-        <w:t>&gt;  Bean</w:t>
-      </w:r>
-      <w:proofErr w:type="gramEnd"/>
-      <w:r>
-        <w:rPr>
-          <w:b/>
-          <w:bCs/>
-          <w:sz w:val="24"/>
-          <w:szCs w:val="24"/>
-        </w:rPr>
-        <w:t xml:space="preserve"> Validator Dependency</w:t>
+        <w:t>Use the Dependency -&gt;  Bean Validator Dependency</w:t>
       </w:r>
     </w:p>
     <w:p>
@@ -5405,64 +3472,7 @@
           <w:szCs w:val="24"/>
         </w:rPr>
         <w:br/>
-        <w:t xml:space="preserve">    </w:t>
-      </w:r>
-      <w:proofErr w:type="gramStart"/>
-      <w:r>
-        <w:rPr>
-          <w:sz w:val="24"/>
-          <w:szCs w:val="24"/>
-        </w:rPr>
-        <w:t>&lt;</w:t>
-      </w:r>
-      <w:proofErr w:type="spellStart"/>
-      <w:r>
-        <w:rPr>
-          <w:sz w:val="24"/>
-          <w:szCs w:val="24"/>
-        </w:rPr>
-        <w:t>groupId</w:t>
-      </w:r>
-      <w:proofErr w:type="spellEnd"/>
-      <w:r>
-        <w:rPr>
-          <w:sz w:val="24"/>
-          <w:szCs w:val="24"/>
-        </w:rPr>
-        <w:t>&gt;</w:t>
-      </w:r>
-      <w:proofErr w:type="spellStart"/>
-      <w:r>
-        <w:rPr>
-          <w:sz w:val="24"/>
-          <w:szCs w:val="24"/>
-        </w:rPr>
-        <w:t>org.springframework.boot</w:t>
-      </w:r>
-      <w:proofErr w:type="spellEnd"/>
-      <w:proofErr w:type="gramEnd"/>
-      <w:r>
-        <w:rPr>
-          <w:sz w:val="24"/>
-          <w:szCs w:val="24"/>
-        </w:rPr>
-        <w:t>&lt;/</w:t>
-      </w:r>
-      <w:proofErr w:type="spellStart"/>
-      <w:r>
-        <w:rPr>
-          <w:sz w:val="24"/>
-          <w:szCs w:val="24"/>
-        </w:rPr>
-        <w:t>groupId</w:t>
-      </w:r>
-      <w:proofErr w:type="spellEnd"/>
-      <w:r>
-        <w:rPr>
-          <w:sz w:val="24"/>
-          <w:szCs w:val="24"/>
-        </w:rPr>
-        <w:t>&gt;</w:t>
+        <w:t xml:space="preserve">    &lt;groupId&gt;org.springframework.boot&lt;/groupId&gt;</w:t>
       </w:r>
       <w:r>
         <w:rPr>
@@ -5470,39 +3480,7 @@
           <w:szCs w:val="24"/>
         </w:rPr>
         <w:br/>
-        <w:t xml:space="preserve">    &lt;</w:t>
-      </w:r>
-      <w:proofErr w:type="spellStart"/>
-      <w:r>
-        <w:rPr>
-          <w:sz w:val="24"/>
-          <w:szCs w:val="24"/>
-        </w:rPr>
-        <w:t>artifactId</w:t>
-      </w:r>
-      <w:proofErr w:type="spellEnd"/>
-      <w:r>
-        <w:rPr>
-          <w:sz w:val="24"/>
-          <w:szCs w:val="24"/>
-        </w:rPr>
-        <w:t>&gt;spring-boot-starter-validation&lt;/</w:t>
-      </w:r>
-      <w:proofErr w:type="spellStart"/>
-      <w:r>
-        <w:rPr>
-          <w:sz w:val="24"/>
-          <w:szCs w:val="24"/>
-        </w:rPr>
-        <w:t>artifactId</w:t>
-      </w:r>
-      <w:proofErr w:type="spellEnd"/>
-      <w:r>
-        <w:rPr>
-          <w:sz w:val="24"/>
-          <w:szCs w:val="24"/>
-        </w:rPr>
-        <w:t>&gt;</w:t>
+        <w:t xml:space="preserve">    &lt;artifactId&gt;spring-boot-starter-validation&lt;/artifactId&gt;</w:t>
       </w:r>
       <w:r>
         <w:rPr>
@@ -5548,62 +3526,30 @@
           <w:sz w:val="24"/>
           <w:szCs w:val="24"/>
         </w:rPr>
-        <w:t>FOR EXAMPLE -</w:t>
-      </w:r>
-      <w:proofErr w:type="gramStart"/>
-      <w:r>
-        <w:rPr>
-          <w:sz w:val="24"/>
-          <w:szCs w:val="24"/>
-        </w:rPr>
-        <w:t>&gt;  @notEmpty,@</w:t>
-      </w:r>
-      <w:proofErr w:type="gramEnd"/>
-      <w:r>
-        <w:rPr>
-          <w:sz w:val="24"/>
-          <w:szCs w:val="24"/>
-        </w:rPr>
-        <w:t>size</w:t>
-      </w:r>
-    </w:p>
-    <w:p>
-      <w:pPr>
-        <w:rPr>
-          <w:sz w:val="24"/>
-          <w:szCs w:val="24"/>
-        </w:rPr>
-      </w:pPr>
-    </w:p>
-    <w:p>
-      <w:pPr>
-        <w:rPr>
-          <w:sz w:val="24"/>
-          <w:szCs w:val="24"/>
-        </w:rPr>
-      </w:pPr>
-      <w:r>
-        <w:rPr>
-          <w:sz w:val="24"/>
-          <w:szCs w:val="24"/>
-        </w:rPr>
-        <w:t>@</w:t>
-      </w:r>
-      <w:proofErr w:type="gramStart"/>
-      <w:r>
-        <w:rPr>
-          <w:sz w:val="24"/>
-          <w:szCs w:val="24"/>
-        </w:rPr>
-        <w:t>NotEmpty(</w:t>
-      </w:r>
-      <w:proofErr w:type="gramEnd"/>
-      <w:r>
-        <w:rPr>
-          <w:sz w:val="24"/>
-          <w:szCs w:val="24"/>
-        </w:rPr>
-        <w:t>message = "Name is Required")</w:t>
+        <w:t>FOR EXAMPLE -&gt;  @notEmpty,@size</w:t>
+      </w:r>
+    </w:p>
+    <w:p>
+      <w:pPr>
+        <w:rPr>
+          <w:sz w:val="24"/>
+          <w:szCs w:val="24"/>
+        </w:rPr>
+      </w:pPr>
+    </w:p>
+    <w:p>
+      <w:pPr>
+        <w:rPr>
+          <w:sz w:val="24"/>
+          <w:szCs w:val="24"/>
+        </w:rPr>
+      </w:pPr>
+      <w:r>
+        <w:rPr>
+          <w:sz w:val="24"/>
+          <w:szCs w:val="24"/>
+        </w:rPr>
+        <w:t>@NotEmpty(message = "Name is Required")</w:t>
       </w:r>
     </w:p>
     <w:p>
@@ -5692,6 +3638,401 @@
           <w:szCs w:val="24"/>
         </w:rPr>
         <w:t>2.GLOBALLY</w:t>
+      </w:r>
+    </w:p>
+    <w:p>
+      <w:pPr>
+        <w:rPr>
+          <w:sz w:val="24"/>
+          <w:szCs w:val="24"/>
+        </w:rPr>
+      </w:pPr>
+    </w:p>
+    <w:p>
+      <w:pPr>
+        <w:rPr>
+          <w:sz w:val="24"/>
+          <w:szCs w:val="24"/>
+        </w:rPr>
+      </w:pPr>
+    </w:p>
+    <w:p>
+      <w:pPr>
+        <w:rPr>
+          <w:sz w:val="24"/>
+          <w:szCs w:val="24"/>
+        </w:rPr>
+      </w:pPr>
+    </w:p>
+    <w:p>
+      <w:pPr>
+        <w:rPr>
+          <w:sz w:val="24"/>
+          <w:szCs w:val="24"/>
+        </w:rPr>
+      </w:pPr>
+    </w:p>
+    <w:p>
+      <w:pPr>
+        <w:rPr>
+          <w:sz w:val="24"/>
+          <w:szCs w:val="24"/>
+        </w:rPr>
+      </w:pPr>
+      <w:r>
+        <w:rPr>
+          <w:sz w:val="24"/>
+          <w:szCs w:val="24"/>
+        </w:rPr>
+        <w:t xml:space="preserve">API -&gt; APPLICATION PROGRAMMING INTERFACE </w:t>
+      </w:r>
+    </w:p>
+    <w:p>
+      <w:pPr>
+        <w:rPr>
+          <w:sz w:val="24"/>
+          <w:szCs w:val="24"/>
+        </w:rPr>
+      </w:pPr>
+    </w:p>
+    <w:p>
+      <w:pPr>
+        <w:rPr>
+          <w:sz w:val="24"/>
+          <w:szCs w:val="24"/>
+        </w:rPr>
+      </w:pPr>
+    </w:p>
+    <w:p>
+      <w:pPr>
+        <w:rPr>
+          <w:b/>
+          <w:bCs/>
+          <w:sz w:val="24"/>
+          <w:szCs w:val="24"/>
+        </w:rPr>
+      </w:pPr>
+      <w:r>
+        <w:rPr>
+          <w:b/>
+          <w:bCs/>
+          <w:sz w:val="24"/>
+          <w:szCs w:val="24"/>
+        </w:rPr>
+        <w:t>1. Spring Web</w:t>
+      </w:r>
+    </w:p>
+    <w:p>
+      <w:pPr>
+        <w:numPr>
+          <w:ilvl w:val="0"/>
+          <w:numId w:val="2"/>
+        </w:numPr>
+        <w:rPr>
+          <w:sz w:val="24"/>
+          <w:szCs w:val="24"/>
+        </w:rPr>
+      </w:pPr>
+      <w:r>
+        <w:rPr>
+          <w:b/>
+          <w:bCs/>
+          <w:sz w:val="24"/>
+          <w:szCs w:val="24"/>
+        </w:rPr>
+        <w:t>Kyun chahiye?</w:t>
+      </w:r>
+      <w:r>
+        <w:rPr>
+          <w:sz w:val="24"/>
+          <w:szCs w:val="24"/>
+        </w:rPr>
+        <w:t xml:space="preserve"> Agar aapko koi web application ya RESTful API (backend URLs) banani hai, toh iski zaroorat hoti hai.</w:t>
+      </w:r>
+    </w:p>
+    <w:p>
+      <w:pPr>
+        <w:numPr>
+          <w:ilvl w:val="0"/>
+          <w:numId w:val="2"/>
+        </w:numPr>
+        <w:rPr>
+          <w:sz w:val="24"/>
+          <w:szCs w:val="24"/>
+        </w:rPr>
+      </w:pPr>
+      <w:r>
+        <w:rPr>
+          <w:b/>
+          <w:bCs/>
+          <w:sz w:val="24"/>
+          <w:szCs w:val="24"/>
+        </w:rPr>
+        <w:t>Kaam kya hai?</w:t>
+      </w:r>
+      <w:r>
+        <w:rPr>
+          <w:sz w:val="24"/>
+          <w:szCs w:val="24"/>
+        </w:rPr>
+        <w:t xml:space="preserve"> Yeh aapke project mein ek inbuilt </w:t>
+      </w:r>
+      <w:r>
+        <w:rPr>
+          <w:b/>
+          <w:bCs/>
+          <w:sz w:val="24"/>
+          <w:szCs w:val="24"/>
+        </w:rPr>
+        <w:t>Apache Tomcat</w:t>
+      </w:r>
+      <w:r>
+        <w:rPr>
+          <w:sz w:val="24"/>
+          <w:szCs w:val="24"/>
+        </w:rPr>
+        <w:t xml:space="preserve"> web server add kar deta hai, jisse aapka application local machine par run ho sake aur browser se requests handle kar sake.</w:t>
+      </w:r>
+    </w:p>
+    <w:p>
+      <w:pPr>
+        <w:rPr>
+          <w:b/>
+          <w:bCs/>
+          <w:sz w:val="24"/>
+          <w:szCs w:val="24"/>
+        </w:rPr>
+      </w:pPr>
+      <w:r>
+        <w:rPr>
+          <w:b/>
+          <w:bCs/>
+          <w:sz w:val="24"/>
+          <w:szCs w:val="24"/>
+        </w:rPr>
+        <w:t>2. Lombok</w:t>
+      </w:r>
+    </w:p>
+    <w:p>
+      <w:pPr>
+        <w:numPr>
+          <w:ilvl w:val="0"/>
+          <w:numId w:val="3"/>
+        </w:numPr>
+        <w:rPr>
+          <w:sz w:val="24"/>
+          <w:szCs w:val="24"/>
+        </w:rPr>
+      </w:pPr>
+      <w:r>
+        <w:rPr>
+          <w:b/>
+          <w:bCs/>
+          <w:sz w:val="24"/>
+          <w:szCs w:val="24"/>
+        </w:rPr>
+        <w:t>Kyun chahiye?</w:t>
+      </w:r>
+      <w:r>
+        <w:rPr>
+          <w:sz w:val="24"/>
+          <w:szCs w:val="24"/>
+        </w:rPr>
+        <w:t xml:space="preserve"> Java mein boilerplate code (woh repetitive code jo baar-baar likhna padta hai, jaise Getters, Setters, ToString, Constructors) ko kam karne ke liye.</w:t>
+      </w:r>
+    </w:p>
+    <w:p>
+      <w:pPr>
+        <w:numPr>
+          <w:ilvl w:val="0"/>
+          <w:numId w:val="3"/>
+        </w:numPr>
+        <w:rPr>
+          <w:sz w:val="24"/>
+          <w:szCs w:val="24"/>
+        </w:rPr>
+      </w:pPr>
+      <w:r>
+        <w:rPr>
+          <w:b/>
+          <w:bCs/>
+          <w:sz w:val="24"/>
+          <w:szCs w:val="24"/>
+        </w:rPr>
+        <w:t>Kaam kya hai?</w:t>
+      </w:r>
+      <w:r>
+        <w:rPr>
+          <w:sz w:val="24"/>
+          <w:szCs w:val="24"/>
+        </w:rPr>
+        <w:t xml:space="preserve"> Aapko sirf class ke upar @Data ya @Getter @Setter likhna hota hai, aur Lombok backend mein khud hi saare getters/setters bana deta hai. Isse aapka code ekdum saaf aur chhota dikhta hai.</w:t>
+      </w:r>
+    </w:p>
+    <w:p>
+      <w:pPr>
+        <w:rPr>
+          <w:b/>
+          <w:bCs/>
+          <w:sz w:val="24"/>
+          <w:szCs w:val="24"/>
+        </w:rPr>
+      </w:pPr>
+      <w:r>
+        <w:rPr>
+          <w:b/>
+          <w:bCs/>
+          <w:sz w:val="24"/>
+          <w:szCs w:val="24"/>
+        </w:rPr>
+        <w:t>3. Spring Data JPA</w:t>
+      </w:r>
+    </w:p>
+    <w:p>
+      <w:pPr>
+        <w:numPr>
+          <w:ilvl w:val="0"/>
+          <w:numId w:val="4"/>
+        </w:numPr>
+        <w:rPr>
+          <w:sz w:val="24"/>
+          <w:szCs w:val="24"/>
+        </w:rPr>
+      </w:pPr>
+      <w:r>
+        <w:rPr>
+          <w:b/>
+          <w:bCs/>
+          <w:sz w:val="24"/>
+          <w:szCs w:val="24"/>
+        </w:rPr>
+        <w:t>Kyun chahiye?</w:t>
+      </w:r>
+      <w:r>
+        <w:rPr>
+          <w:sz w:val="24"/>
+          <w:szCs w:val="24"/>
+        </w:rPr>
+        <w:t xml:space="preserve"> Database (SQL) ke saath connect karne aur data save/retrieve karne ke liye.</w:t>
+      </w:r>
+    </w:p>
+    <w:p>
+      <w:pPr>
+        <w:numPr>
+          <w:ilvl w:val="0"/>
+          <w:numId w:val="4"/>
+        </w:numPr>
+        <w:rPr>
+          <w:sz w:val="24"/>
+          <w:szCs w:val="24"/>
+        </w:rPr>
+      </w:pPr>
+      <w:r>
+        <w:rPr>
+          <w:b/>
+          <w:bCs/>
+          <w:sz w:val="24"/>
+          <w:szCs w:val="24"/>
+        </w:rPr>
+        <w:t>Kaam kya hai?</w:t>
+      </w:r>
+      <w:r>
+        <w:rPr>
+          <w:sz w:val="24"/>
+          <w:szCs w:val="24"/>
+        </w:rPr>
+        <w:t xml:space="preserve"> Yeh </w:t>
+      </w:r>
+      <w:r>
+        <w:rPr>
+          <w:b/>
+          <w:bCs/>
+          <w:sz w:val="24"/>
+          <w:szCs w:val="24"/>
+        </w:rPr>
+        <w:t>Hibernate</w:t>
+      </w:r>
+      <w:r>
+        <w:rPr>
+          <w:sz w:val="24"/>
+          <w:szCs w:val="24"/>
+        </w:rPr>
+        <w:t xml:space="preserve"> ka use karta hai. Iske aane ke baad aapko lambe-lambe SQL queries (jaise INSERT INTO... ya SELECT * FROM...) likhne ki zaroorat nahi padti. Aap simple Java methods se hi database ka saara kaam kar sakte hain.</w:t>
+      </w:r>
+    </w:p>
+    <w:p>
+      <w:pPr>
+        <w:rPr>
+          <w:b/>
+          <w:bCs/>
+          <w:sz w:val="24"/>
+          <w:szCs w:val="24"/>
+        </w:rPr>
+      </w:pPr>
+      <w:r>
+        <w:rPr>
+          <w:b/>
+          <w:bCs/>
+          <w:sz w:val="24"/>
+          <w:szCs w:val="24"/>
+        </w:rPr>
+        <w:t>4. Thymeleaf</w:t>
+      </w:r>
+    </w:p>
+    <w:p>
+      <w:pPr>
+        <w:numPr>
+          <w:ilvl w:val="0"/>
+          <w:numId w:val="5"/>
+        </w:numPr>
+        <w:rPr>
+          <w:sz w:val="24"/>
+          <w:szCs w:val="24"/>
+        </w:rPr>
+      </w:pPr>
+      <w:r>
+        <w:rPr>
+          <w:b/>
+          <w:bCs/>
+          <w:sz w:val="24"/>
+          <w:szCs w:val="24"/>
+        </w:rPr>
+        <w:t>Kyun chahiye?</w:t>
+      </w:r>
+      <w:r>
+        <w:rPr>
+          <w:sz w:val="24"/>
+          <w:szCs w:val="24"/>
+        </w:rPr>
+        <w:t xml:space="preserve"> Yeh ek HTML template engine hai. Agar aap alag se React ya Angular use nahi kar rahe hain aur Spring Boot ke andar hi frontend (UI) banana chahte hain, toh iska use hota hai.</w:t>
+      </w:r>
+    </w:p>
+    <w:p>
+      <w:pPr>
+        <w:numPr>
+          <w:ilvl w:val="0"/>
+          <w:numId w:val="5"/>
+        </w:numPr>
+        <w:rPr>
+          <w:sz w:val="24"/>
+          <w:szCs w:val="24"/>
+        </w:rPr>
+      </w:pPr>
+      <w:r>
+        <w:rPr>
+          <w:b/>
+          <w:bCs/>
+          <w:sz w:val="24"/>
+          <w:szCs w:val="24"/>
+        </w:rPr>
+        <w:t>Kaam kya hai?</w:t>
+      </w:r>
+      <w:r>
+        <w:rPr>
+          <w:sz w:val="24"/>
+          <w:szCs w:val="24"/>
+        </w:rPr>
+        <w:t xml:space="preserve"> Yeh standard HTML files ko backend ke Java data ke saath connect karta hai. Jaise agar database se user ka naam lekar HTML page par dynamic dikhana ho, toh Thymeleaf kaam aata hai.</w:t>
       </w:r>
     </w:p>
     <w:p>
@@ -5715,6 +4056,453 @@
 <file path=word/numbering.xml><?xml version="1.0" encoding="utf-8"?>
 <w:numbering xmlns:wpc="http://schemas.microsoft.com/office/word/2010/wordprocessingCanvas" xmlns:cx="http://schemas.microsoft.com/office/drawing/2014/chartex" xmlns:cx1="http://schemas.microsoft.com/office/drawing/2015/9/8/chartex" xmlns:cx2="http://schemas.microsoft.com/office/drawing/2015/10/21/chartex" xmlns:cx3="http://schemas.microsoft.com/office/drawing/2016/5/9/chartex" xmlns:cx4="http://schemas.microsoft.com/office/drawing/2016/5/10/chartex" xmlns:cx5="http://schemas.microsoft.com/office/drawing/2016/5/11/chartex" xmlns:cx6="http://schemas.microsoft.com/office/drawing/2016/5/12/chartex" xmlns:cx7="http://schemas.microsoft.com/office/drawing/2016/5/13/chartex" xmlns:cx8="http://schemas.microsoft.com/office/drawing/2016/5/14/chartex" xmlns:mc="http://schemas.openxmlformats.org/markup-compatibility/2006" xmlns:aink="http://schemas.microsoft.com/office/drawing/2016/ink" xmlns:am3d="http://schemas.microsoft.com/office/drawing/2017/model3d" xmlns:o="urn:schemas-microsoft-com:office:office" xmlns:oel="http://schemas.microsoft.com/office/2019/extlst" xmlns:r="http://schemas.openxmlformats.org/officeDocument/2006/relationships" xmlns:m="http://schemas.openxmlformats.org/officeDocument/2006/math" xmlns:v="urn:schemas-microsoft-com:vml" xmlns:wp14="http://schemas.microsoft.com/office/word/2010/wordprocessingDrawing" xmlns:wp="http://schemas.openxmlformats.org/drawingml/2006/wordprocessingDrawing" xmlns:w10="urn:schemas-microsoft-com:office:word" xmlns:w="http://schemas.openxmlformats.org/wordprocessingml/2006/main" xmlns:w14="http://schemas.microsoft.com/office/word/2010/wordml" xmlns:w15="http://schemas.microsoft.com/office/word/2012/wordml" xmlns:w16cex="http://schemas.microsoft.com/office/word/2018/wordml/cex" xmlns:w16cid="http://schemas.microsoft.com/office/word/2016/wordml/cid" xmlns:w16="http://schemas.microsoft.com/office/word/2018/wordml" xmlns:w16du="http://schemas.microsoft.com/office/word/2023/wordml/word16du" xmlns:w16sdtdh="http://schemas.microsoft.com/office/word/2020/wordml/sdtdatahash" xmlns:w16sdtfl="http://schemas.microsoft.com/office/word/2024/wordml/sdtformatlock" xmlns:w16se="http://schemas.microsoft.com/office/word/2015/wordml/symex" xmlns:wpg="http://schemas.microsoft.com/office/word/2010/wordprocessingGroup" xmlns:wpi="http://schemas.microsoft.com/office/word/2010/wordprocessingInk" xmlns:wne="http://schemas.microsoft.com/office/word/2006/wordml" xmlns:wps="http://schemas.microsoft.com/office/word/2010/wordprocessingShape" mc:Ignorable="w14 w15 w16se w16cid w16 w16cex w16sdtdh w16sdtfl w16du wp14">
   <w:abstractNum w:abstractNumId="0" w15:restartNumberingAfterBreak="0">
+    <w:nsid w:val="1F6A63CE"/>
+    <w:multiLevelType w:val="multilevel"/>
+    <w:tmpl w:val="228CE142"/>
+    <w:lvl w:ilvl="0">
+      <w:start w:val="1"/>
+      <w:numFmt w:val="bullet"/>
+      <w:lvlText w:val=""/>
+      <w:lvlJc w:val="left"/>
+      <w:pPr>
+        <w:tabs>
+          <w:tab w:val="num" w:pos="720"/>
+        </w:tabs>
+        <w:ind w:left="720" w:hanging="360"/>
+      </w:pPr>
+      <w:rPr>
+        <w:rFonts w:ascii="Symbol" w:hAnsi="Symbol" w:hint="default"/>
+        <w:sz w:val="20"/>
+      </w:rPr>
+    </w:lvl>
+    <w:lvl w:ilvl="1" w:tentative="1">
+      <w:start w:val="1"/>
+      <w:numFmt w:val="bullet"/>
+      <w:lvlText w:val="o"/>
+      <w:lvlJc w:val="left"/>
+      <w:pPr>
+        <w:tabs>
+          <w:tab w:val="num" w:pos="1440"/>
+        </w:tabs>
+        <w:ind w:left="1440" w:hanging="360"/>
+      </w:pPr>
+      <w:rPr>
+        <w:rFonts w:ascii="Courier New" w:hAnsi="Courier New" w:hint="default"/>
+        <w:sz w:val="20"/>
+      </w:rPr>
+    </w:lvl>
+    <w:lvl w:ilvl="2" w:tentative="1">
+      <w:start w:val="1"/>
+      <w:numFmt w:val="bullet"/>
+      <w:lvlText w:val=""/>
+      <w:lvlJc w:val="left"/>
+      <w:pPr>
+        <w:tabs>
+          <w:tab w:val="num" w:pos="2160"/>
+        </w:tabs>
+        <w:ind w:left="2160" w:hanging="360"/>
+      </w:pPr>
+      <w:rPr>
+        <w:rFonts w:ascii="Wingdings" w:hAnsi="Wingdings" w:hint="default"/>
+        <w:sz w:val="20"/>
+      </w:rPr>
+    </w:lvl>
+    <w:lvl w:ilvl="3" w:tentative="1">
+      <w:start w:val="1"/>
+      <w:numFmt w:val="bullet"/>
+      <w:lvlText w:val=""/>
+      <w:lvlJc w:val="left"/>
+      <w:pPr>
+        <w:tabs>
+          <w:tab w:val="num" w:pos="2880"/>
+        </w:tabs>
+        <w:ind w:left="2880" w:hanging="360"/>
+      </w:pPr>
+      <w:rPr>
+        <w:rFonts w:ascii="Wingdings" w:hAnsi="Wingdings" w:hint="default"/>
+        <w:sz w:val="20"/>
+      </w:rPr>
+    </w:lvl>
+    <w:lvl w:ilvl="4" w:tentative="1">
+      <w:start w:val="1"/>
+      <w:numFmt w:val="bullet"/>
+      <w:lvlText w:val=""/>
+      <w:lvlJc w:val="left"/>
+      <w:pPr>
+        <w:tabs>
+          <w:tab w:val="num" w:pos="3600"/>
+        </w:tabs>
+        <w:ind w:left="3600" w:hanging="360"/>
+      </w:pPr>
+      <w:rPr>
+        <w:rFonts w:ascii="Wingdings" w:hAnsi="Wingdings" w:hint="default"/>
+        <w:sz w:val="20"/>
+      </w:rPr>
+    </w:lvl>
+    <w:lvl w:ilvl="5" w:tentative="1">
+      <w:start w:val="1"/>
+      <w:numFmt w:val="bullet"/>
+      <w:lvlText w:val=""/>
+      <w:lvlJc w:val="left"/>
+      <w:pPr>
+        <w:tabs>
+          <w:tab w:val="num" w:pos="4320"/>
+        </w:tabs>
+        <w:ind w:left="4320" w:hanging="360"/>
+      </w:pPr>
+      <w:rPr>
+        <w:rFonts w:ascii="Wingdings" w:hAnsi="Wingdings" w:hint="default"/>
+        <w:sz w:val="20"/>
+      </w:rPr>
+    </w:lvl>
+    <w:lvl w:ilvl="6" w:tentative="1">
+      <w:start w:val="1"/>
+      <w:numFmt w:val="bullet"/>
+      <w:lvlText w:val=""/>
+      <w:lvlJc w:val="left"/>
+      <w:pPr>
+        <w:tabs>
+          <w:tab w:val="num" w:pos="5040"/>
+        </w:tabs>
+        <w:ind w:left="5040" w:hanging="360"/>
+      </w:pPr>
+      <w:rPr>
+        <w:rFonts w:ascii="Wingdings" w:hAnsi="Wingdings" w:hint="default"/>
+        <w:sz w:val="20"/>
+      </w:rPr>
+    </w:lvl>
+    <w:lvl w:ilvl="7" w:tentative="1">
+      <w:start w:val="1"/>
+      <w:numFmt w:val="bullet"/>
+      <w:lvlText w:val=""/>
+      <w:lvlJc w:val="left"/>
+      <w:pPr>
+        <w:tabs>
+          <w:tab w:val="num" w:pos="5760"/>
+        </w:tabs>
+        <w:ind w:left="5760" w:hanging="360"/>
+      </w:pPr>
+      <w:rPr>
+        <w:rFonts w:ascii="Wingdings" w:hAnsi="Wingdings" w:hint="default"/>
+        <w:sz w:val="20"/>
+      </w:rPr>
+    </w:lvl>
+    <w:lvl w:ilvl="8" w:tentative="1">
+      <w:start w:val="1"/>
+      <w:numFmt w:val="bullet"/>
+      <w:lvlText w:val=""/>
+      <w:lvlJc w:val="left"/>
+      <w:pPr>
+        <w:tabs>
+          <w:tab w:val="num" w:pos="6480"/>
+        </w:tabs>
+        <w:ind w:left="6480" w:hanging="360"/>
+      </w:pPr>
+      <w:rPr>
+        <w:rFonts w:ascii="Wingdings" w:hAnsi="Wingdings" w:hint="default"/>
+        <w:sz w:val="20"/>
+      </w:rPr>
+    </w:lvl>
+  </w:abstractNum>
+  <w:abstractNum w:abstractNumId="1" w15:restartNumberingAfterBreak="0">
+    <w:nsid w:val="25125208"/>
+    <w:multiLevelType w:val="multilevel"/>
+    <w:tmpl w:val="69BA89F6"/>
+    <w:lvl w:ilvl="0">
+      <w:start w:val="1"/>
+      <w:numFmt w:val="bullet"/>
+      <w:lvlText w:val=""/>
+      <w:lvlJc w:val="left"/>
+      <w:pPr>
+        <w:tabs>
+          <w:tab w:val="num" w:pos="720"/>
+        </w:tabs>
+        <w:ind w:left="720" w:hanging="360"/>
+      </w:pPr>
+      <w:rPr>
+        <w:rFonts w:ascii="Symbol" w:hAnsi="Symbol" w:hint="default"/>
+        <w:sz w:val="20"/>
+      </w:rPr>
+    </w:lvl>
+    <w:lvl w:ilvl="1" w:tentative="1">
+      <w:start w:val="1"/>
+      <w:numFmt w:val="bullet"/>
+      <w:lvlText w:val="o"/>
+      <w:lvlJc w:val="left"/>
+      <w:pPr>
+        <w:tabs>
+          <w:tab w:val="num" w:pos="1440"/>
+        </w:tabs>
+        <w:ind w:left="1440" w:hanging="360"/>
+      </w:pPr>
+      <w:rPr>
+        <w:rFonts w:ascii="Courier New" w:hAnsi="Courier New" w:hint="default"/>
+        <w:sz w:val="20"/>
+      </w:rPr>
+    </w:lvl>
+    <w:lvl w:ilvl="2" w:tentative="1">
+      <w:start w:val="1"/>
+      <w:numFmt w:val="bullet"/>
+      <w:lvlText w:val=""/>
+      <w:lvlJc w:val="left"/>
+      <w:pPr>
+        <w:tabs>
+          <w:tab w:val="num" w:pos="2160"/>
+        </w:tabs>
+        <w:ind w:left="2160" w:hanging="360"/>
+      </w:pPr>
+      <w:rPr>
+        <w:rFonts w:ascii="Wingdings" w:hAnsi="Wingdings" w:hint="default"/>
+        <w:sz w:val="20"/>
+      </w:rPr>
+    </w:lvl>
+    <w:lvl w:ilvl="3" w:tentative="1">
+      <w:start w:val="1"/>
+      <w:numFmt w:val="bullet"/>
+      <w:lvlText w:val=""/>
+      <w:lvlJc w:val="left"/>
+      <w:pPr>
+        <w:tabs>
+          <w:tab w:val="num" w:pos="2880"/>
+        </w:tabs>
+        <w:ind w:left="2880" w:hanging="360"/>
+      </w:pPr>
+      <w:rPr>
+        <w:rFonts w:ascii="Wingdings" w:hAnsi="Wingdings" w:hint="default"/>
+        <w:sz w:val="20"/>
+      </w:rPr>
+    </w:lvl>
+    <w:lvl w:ilvl="4" w:tentative="1">
+      <w:start w:val="1"/>
+      <w:numFmt w:val="bullet"/>
+      <w:lvlText w:val=""/>
+      <w:lvlJc w:val="left"/>
+      <w:pPr>
+        <w:tabs>
+          <w:tab w:val="num" w:pos="3600"/>
+        </w:tabs>
+        <w:ind w:left="3600" w:hanging="360"/>
+      </w:pPr>
+      <w:rPr>
+        <w:rFonts w:ascii="Wingdings" w:hAnsi="Wingdings" w:hint="default"/>
+        <w:sz w:val="20"/>
+      </w:rPr>
+    </w:lvl>
+    <w:lvl w:ilvl="5" w:tentative="1">
+      <w:start w:val="1"/>
+      <w:numFmt w:val="bullet"/>
+      <w:lvlText w:val=""/>
+      <w:lvlJc w:val="left"/>
+      <w:pPr>
+        <w:tabs>
+          <w:tab w:val="num" w:pos="4320"/>
+        </w:tabs>
+        <w:ind w:left="4320" w:hanging="360"/>
+      </w:pPr>
+      <w:rPr>
+        <w:rFonts w:ascii="Wingdings" w:hAnsi="Wingdings" w:hint="default"/>
+        <w:sz w:val="20"/>
+      </w:rPr>
+    </w:lvl>
+    <w:lvl w:ilvl="6" w:tentative="1">
+      <w:start w:val="1"/>
+      <w:numFmt w:val="bullet"/>
+      <w:lvlText w:val=""/>
+      <w:lvlJc w:val="left"/>
+      <w:pPr>
+        <w:tabs>
+          <w:tab w:val="num" w:pos="5040"/>
+        </w:tabs>
+        <w:ind w:left="5040" w:hanging="360"/>
+      </w:pPr>
+      <w:rPr>
+        <w:rFonts w:ascii="Wingdings" w:hAnsi="Wingdings" w:hint="default"/>
+        <w:sz w:val="20"/>
+      </w:rPr>
+    </w:lvl>
+    <w:lvl w:ilvl="7" w:tentative="1">
+      <w:start w:val="1"/>
+      <w:numFmt w:val="bullet"/>
+      <w:lvlText w:val=""/>
+      <w:lvlJc w:val="left"/>
+      <w:pPr>
+        <w:tabs>
+          <w:tab w:val="num" w:pos="5760"/>
+        </w:tabs>
+        <w:ind w:left="5760" w:hanging="360"/>
+      </w:pPr>
+      <w:rPr>
+        <w:rFonts w:ascii="Wingdings" w:hAnsi="Wingdings" w:hint="default"/>
+        <w:sz w:val="20"/>
+      </w:rPr>
+    </w:lvl>
+    <w:lvl w:ilvl="8" w:tentative="1">
+      <w:start w:val="1"/>
+      <w:numFmt w:val="bullet"/>
+      <w:lvlText w:val=""/>
+      <w:lvlJc w:val="left"/>
+      <w:pPr>
+        <w:tabs>
+          <w:tab w:val="num" w:pos="6480"/>
+        </w:tabs>
+        <w:ind w:left="6480" w:hanging="360"/>
+      </w:pPr>
+      <w:rPr>
+        <w:rFonts w:ascii="Wingdings" w:hAnsi="Wingdings" w:hint="default"/>
+        <w:sz w:val="20"/>
+      </w:rPr>
+    </w:lvl>
+  </w:abstractNum>
+  <w:abstractNum w:abstractNumId="2" w15:restartNumberingAfterBreak="0">
+    <w:nsid w:val="56653732"/>
+    <w:multiLevelType w:val="multilevel"/>
+    <w:tmpl w:val="5EC29450"/>
+    <w:lvl w:ilvl="0">
+      <w:start w:val="1"/>
+      <w:numFmt w:val="bullet"/>
+      <w:lvlText w:val=""/>
+      <w:lvlJc w:val="left"/>
+      <w:pPr>
+        <w:tabs>
+          <w:tab w:val="num" w:pos="720"/>
+        </w:tabs>
+        <w:ind w:left="720" w:hanging="360"/>
+      </w:pPr>
+      <w:rPr>
+        <w:rFonts w:ascii="Symbol" w:hAnsi="Symbol" w:hint="default"/>
+        <w:sz w:val="20"/>
+      </w:rPr>
+    </w:lvl>
+    <w:lvl w:ilvl="1" w:tentative="1">
+      <w:start w:val="1"/>
+      <w:numFmt w:val="bullet"/>
+      <w:lvlText w:val="o"/>
+      <w:lvlJc w:val="left"/>
+      <w:pPr>
+        <w:tabs>
+          <w:tab w:val="num" w:pos="1440"/>
+        </w:tabs>
+        <w:ind w:left="1440" w:hanging="360"/>
+      </w:pPr>
+      <w:rPr>
+        <w:rFonts w:ascii="Courier New" w:hAnsi="Courier New" w:hint="default"/>
+        <w:sz w:val="20"/>
+      </w:rPr>
+    </w:lvl>
+    <w:lvl w:ilvl="2" w:tentative="1">
+      <w:start w:val="1"/>
+      <w:numFmt w:val="bullet"/>
+      <w:lvlText w:val=""/>
+      <w:lvlJc w:val="left"/>
+      <w:pPr>
+        <w:tabs>
+          <w:tab w:val="num" w:pos="2160"/>
+        </w:tabs>
+        <w:ind w:left="2160" w:hanging="360"/>
+      </w:pPr>
+      <w:rPr>
+        <w:rFonts w:ascii="Wingdings" w:hAnsi="Wingdings" w:hint="default"/>
+        <w:sz w:val="20"/>
+      </w:rPr>
+    </w:lvl>
+    <w:lvl w:ilvl="3" w:tentative="1">
+      <w:start w:val="1"/>
+      <w:numFmt w:val="bullet"/>
+      <w:lvlText w:val=""/>
+      <w:lvlJc w:val="left"/>
+      <w:pPr>
+        <w:tabs>
+          <w:tab w:val="num" w:pos="2880"/>
+        </w:tabs>
+        <w:ind w:left="2880" w:hanging="360"/>
+      </w:pPr>
+      <w:rPr>
+        <w:rFonts w:ascii="Wingdings" w:hAnsi="Wingdings" w:hint="default"/>
+        <w:sz w:val="20"/>
+      </w:rPr>
+    </w:lvl>
+    <w:lvl w:ilvl="4" w:tentative="1">
+      <w:start w:val="1"/>
+      <w:numFmt w:val="bullet"/>
+      <w:lvlText w:val=""/>
+      <w:lvlJc w:val="left"/>
+      <w:pPr>
+        <w:tabs>
+          <w:tab w:val="num" w:pos="3600"/>
+        </w:tabs>
+        <w:ind w:left="3600" w:hanging="360"/>
+      </w:pPr>
+      <w:rPr>
+        <w:rFonts w:ascii="Wingdings" w:hAnsi="Wingdings" w:hint="default"/>
+        <w:sz w:val="20"/>
+      </w:rPr>
+    </w:lvl>
+    <w:lvl w:ilvl="5" w:tentative="1">
+      <w:start w:val="1"/>
+      <w:numFmt w:val="bullet"/>
+      <w:lvlText w:val=""/>
+      <w:lvlJc w:val="left"/>
+      <w:pPr>
+        <w:tabs>
+          <w:tab w:val="num" w:pos="4320"/>
+        </w:tabs>
+        <w:ind w:left="4320" w:hanging="360"/>
+      </w:pPr>
+      <w:rPr>
+        <w:rFonts w:ascii="Wingdings" w:hAnsi="Wingdings" w:hint="default"/>
+        <w:sz w:val="20"/>
+      </w:rPr>
+    </w:lvl>
+    <w:lvl w:ilvl="6" w:tentative="1">
+      <w:start w:val="1"/>
+      <w:numFmt w:val="bullet"/>
+      <w:lvlText w:val=""/>
+      <w:lvlJc w:val="left"/>
+      <w:pPr>
+        <w:tabs>
+          <w:tab w:val="num" w:pos="5040"/>
+        </w:tabs>
+        <w:ind w:left="5040" w:hanging="360"/>
+      </w:pPr>
+      <w:rPr>
+        <w:rFonts w:ascii="Wingdings" w:hAnsi="Wingdings" w:hint="default"/>
+        <w:sz w:val="20"/>
+      </w:rPr>
+    </w:lvl>
+    <w:lvl w:ilvl="7" w:tentative="1">
+      <w:start w:val="1"/>
+      <w:numFmt w:val="bullet"/>
+      <w:lvlText w:val=""/>
+      <w:lvlJc w:val="left"/>
+      <w:pPr>
+        <w:tabs>
+          <w:tab w:val="num" w:pos="5760"/>
+        </w:tabs>
+        <w:ind w:left="5760" w:hanging="360"/>
+      </w:pPr>
+      <w:rPr>
+        <w:rFonts w:ascii="Wingdings" w:hAnsi="Wingdings" w:hint="default"/>
+        <w:sz w:val="20"/>
+      </w:rPr>
+    </w:lvl>
+    <w:lvl w:ilvl="8" w:tentative="1">
+      <w:start w:val="1"/>
+      <w:numFmt w:val="bullet"/>
+      <w:lvlText w:val=""/>
+      <w:lvlJc w:val="left"/>
+      <w:pPr>
+        <w:tabs>
+          <w:tab w:val="num" w:pos="6480"/>
+        </w:tabs>
+        <w:ind w:left="6480" w:hanging="360"/>
+      </w:pPr>
+      <w:rPr>
+        <w:rFonts w:ascii="Wingdings" w:hAnsi="Wingdings" w:hint="default"/>
+        <w:sz w:val="20"/>
+      </w:rPr>
+    </w:lvl>
+  </w:abstractNum>
+  <w:abstractNum w:abstractNumId="3" w15:restartNumberingAfterBreak="0">
     <w:nsid w:val="78F93EA1"/>
     <w:multiLevelType w:val="hybridMultilevel"/>
     <w:tmpl w:val="6218B1CA"/>
@@ -5828,8 +4616,169 @@
       </w:rPr>
     </w:lvl>
   </w:abstractNum>
+  <w:abstractNum w:abstractNumId="4" w15:restartNumberingAfterBreak="0">
+    <w:nsid w:val="7CA51C41"/>
+    <w:multiLevelType w:val="multilevel"/>
+    <w:tmpl w:val="2AD825E8"/>
+    <w:lvl w:ilvl="0">
+      <w:start w:val="1"/>
+      <w:numFmt w:val="bullet"/>
+      <w:lvlText w:val=""/>
+      <w:lvlJc w:val="left"/>
+      <w:pPr>
+        <w:tabs>
+          <w:tab w:val="num" w:pos="720"/>
+        </w:tabs>
+        <w:ind w:left="720" w:hanging="360"/>
+      </w:pPr>
+      <w:rPr>
+        <w:rFonts w:ascii="Symbol" w:hAnsi="Symbol" w:hint="default"/>
+        <w:sz w:val="20"/>
+      </w:rPr>
+    </w:lvl>
+    <w:lvl w:ilvl="1" w:tentative="1">
+      <w:start w:val="1"/>
+      <w:numFmt w:val="bullet"/>
+      <w:lvlText w:val="o"/>
+      <w:lvlJc w:val="left"/>
+      <w:pPr>
+        <w:tabs>
+          <w:tab w:val="num" w:pos="1440"/>
+        </w:tabs>
+        <w:ind w:left="1440" w:hanging="360"/>
+      </w:pPr>
+      <w:rPr>
+        <w:rFonts w:ascii="Courier New" w:hAnsi="Courier New" w:hint="default"/>
+        <w:sz w:val="20"/>
+      </w:rPr>
+    </w:lvl>
+    <w:lvl w:ilvl="2" w:tentative="1">
+      <w:start w:val="1"/>
+      <w:numFmt w:val="bullet"/>
+      <w:lvlText w:val=""/>
+      <w:lvlJc w:val="left"/>
+      <w:pPr>
+        <w:tabs>
+          <w:tab w:val="num" w:pos="2160"/>
+        </w:tabs>
+        <w:ind w:left="2160" w:hanging="360"/>
+      </w:pPr>
+      <w:rPr>
+        <w:rFonts w:ascii="Wingdings" w:hAnsi="Wingdings" w:hint="default"/>
+        <w:sz w:val="20"/>
+      </w:rPr>
+    </w:lvl>
+    <w:lvl w:ilvl="3" w:tentative="1">
+      <w:start w:val="1"/>
+      <w:numFmt w:val="bullet"/>
+      <w:lvlText w:val=""/>
+      <w:lvlJc w:val="left"/>
+      <w:pPr>
+        <w:tabs>
+          <w:tab w:val="num" w:pos="2880"/>
+        </w:tabs>
+        <w:ind w:left="2880" w:hanging="360"/>
+      </w:pPr>
+      <w:rPr>
+        <w:rFonts w:ascii="Wingdings" w:hAnsi="Wingdings" w:hint="default"/>
+        <w:sz w:val="20"/>
+      </w:rPr>
+    </w:lvl>
+    <w:lvl w:ilvl="4" w:tentative="1">
+      <w:start w:val="1"/>
+      <w:numFmt w:val="bullet"/>
+      <w:lvlText w:val=""/>
+      <w:lvlJc w:val="left"/>
+      <w:pPr>
+        <w:tabs>
+          <w:tab w:val="num" w:pos="3600"/>
+        </w:tabs>
+        <w:ind w:left="3600" w:hanging="360"/>
+      </w:pPr>
+      <w:rPr>
+        <w:rFonts w:ascii="Wingdings" w:hAnsi="Wingdings" w:hint="default"/>
+        <w:sz w:val="20"/>
+      </w:rPr>
+    </w:lvl>
+    <w:lvl w:ilvl="5" w:tentative="1">
+      <w:start w:val="1"/>
+      <w:numFmt w:val="bullet"/>
+      <w:lvlText w:val=""/>
+      <w:lvlJc w:val="left"/>
+      <w:pPr>
+        <w:tabs>
+          <w:tab w:val="num" w:pos="4320"/>
+        </w:tabs>
+        <w:ind w:left="4320" w:hanging="360"/>
+      </w:pPr>
+      <w:rPr>
+        <w:rFonts w:ascii="Wingdings" w:hAnsi="Wingdings" w:hint="default"/>
+        <w:sz w:val="20"/>
+      </w:rPr>
+    </w:lvl>
+    <w:lvl w:ilvl="6" w:tentative="1">
+      <w:start w:val="1"/>
+      <w:numFmt w:val="bullet"/>
+      <w:lvlText w:val=""/>
+      <w:lvlJc w:val="left"/>
+      <w:pPr>
+        <w:tabs>
+          <w:tab w:val="num" w:pos="5040"/>
+        </w:tabs>
+        <w:ind w:left="5040" w:hanging="360"/>
+      </w:pPr>
+      <w:rPr>
+        <w:rFonts w:ascii="Wingdings" w:hAnsi="Wingdings" w:hint="default"/>
+        <w:sz w:val="20"/>
+      </w:rPr>
+    </w:lvl>
+    <w:lvl w:ilvl="7" w:tentative="1">
+      <w:start w:val="1"/>
+      <w:numFmt w:val="bullet"/>
+      <w:lvlText w:val=""/>
+      <w:lvlJc w:val="left"/>
+      <w:pPr>
+        <w:tabs>
+          <w:tab w:val="num" w:pos="5760"/>
+        </w:tabs>
+        <w:ind w:left="5760" w:hanging="360"/>
+      </w:pPr>
+      <w:rPr>
+        <w:rFonts w:ascii="Wingdings" w:hAnsi="Wingdings" w:hint="default"/>
+        <w:sz w:val="20"/>
+      </w:rPr>
+    </w:lvl>
+    <w:lvl w:ilvl="8" w:tentative="1">
+      <w:start w:val="1"/>
+      <w:numFmt w:val="bullet"/>
+      <w:lvlText w:val=""/>
+      <w:lvlJc w:val="left"/>
+      <w:pPr>
+        <w:tabs>
+          <w:tab w:val="num" w:pos="6480"/>
+        </w:tabs>
+        <w:ind w:left="6480" w:hanging="360"/>
+      </w:pPr>
+      <w:rPr>
+        <w:rFonts w:ascii="Wingdings" w:hAnsi="Wingdings" w:hint="default"/>
+        <w:sz w:val="20"/>
+      </w:rPr>
+    </w:lvl>
+  </w:abstractNum>
   <w:num w:numId="1" w16cid:durableId="99643339">
+    <w:abstractNumId w:val="3"/>
+  </w:num>
+  <w:num w:numId="2" w16cid:durableId="425345814">
     <w:abstractNumId w:val="0"/>
+  </w:num>
+  <w:num w:numId="3" w16cid:durableId="934631020">
+    <w:abstractNumId w:val="2"/>
+  </w:num>
+  <w:num w:numId="4" w16cid:durableId="369108673">
+    <w:abstractNumId w:val="1"/>
+  </w:num>
+  <w:num w:numId="5" w16cid:durableId="1581720898">
+    <w:abstractNumId w:val="4"/>
   </w:num>
 </w:numbering>
 </file>
@@ -6436,7 +5385,6 @@
   <w:style w:type="character" w:default="1" w:styleId="DefaultParagraphFont">
     <w:name w:val="Default Paragraph Font"/>
     <w:uiPriority w:val="1"/>
-    <w:semiHidden/>
     <w:unhideWhenUsed/>
   </w:style>
   <w:style w:type="table" w:default="1" w:styleId="TableNormal">
